--- a/documents/working/business-stationery-20261027/GEM_Quotation_Proposal_Template_working.docx
+++ b/documents/working/business-stationery-20261027/GEM_Quotation_Proposal_Template_working.docx
@@ -4,9 +4,9 @@
   <w:body>
     <w:p>
       <w:pPr>
+        <w:keepNext/>
+        <w:spacing w:before="0" w:after="35" w:line="250" w:lineRule="auto"/>
         <w:jc w:val="left"/>
-        <w:spacing w:before="0" w:after="35" w:line="250" w:lineRule="auto"/>
-        <w:keepNext/>
       </w:pPr>
       <w:r>
         <w:rPr>
@@ -23,9 +23,10 @@
     </w:p>
     <w:p>
       <w:pPr>
+        <w:pStyle w:val="Title"/>
+        <w:keepNext/>
+        <w:spacing w:before="0" w:after="0" w:line="250" w:lineRule="auto"/>
         <w:jc w:val="left"/>
-        <w:spacing w:before="0" w:after="0" w:line="250" w:lineRule="auto"/>
-        <w:keepNext/>
       </w:pPr>
       <w:r>
         <w:rPr>
@@ -40,27 +41,27 @@
     </w:p>
     <w:p>
       <w:pPr>
+        <w:keepNext/>
         <w:bidi w:val="1"/>
-        <w:jc w:val="right"/>
         <w:spacing w:before="0" w:after="75" w:line="250" w:lineRule="auto"/>
-        <w:keepNext/>
+        <w:jc w:val="left"/>
       </w:pPr>
       <w:r>
         <w:rPr>
           <w:rFonts w:ascii="Noto Sans Arabic" w:hAnsi="Noto Sans Arabic" w:eastAsia="Noto Sans Arabic" w:cs="Noto Sans Arabic"/>
-          <w:rtl w:val="1"/>
           <w:color w:val="12171D"/>
           <w:sz w:val="34"/>
           <w:szCs w:val="34"/>
-          <w:lang w:val="ar-SA" w:eastAsia="ar-SA"/>
+          <w:rtl w:val="1"/>
+          <w:lang w:val="ar-SA" w:bidi="ar-SA"/>
         </w:rPr>
         <w:t xml:space="preserve">عرض سعر ومقترح</w:t>
       </w:r>
     </w:p>
     <w:p>
       <w:pPr>
+        <w:spacing w:before="0" w:after="100" w:line="250" w:lineRule="auto"/>
         <w:jc w:val="left"/>
-        <w:spacing w:before="0" w:after="100" w:line="250" w:lineRule="auto"/>
       </w:pPr>
       <w:r>
         <w:rPr>
@@ -76,83 +77,6 @@
     <w:tbl>
       <w:tblPr>
         <w:tblW w:w="10000" w:type="dxa"/>
-        <w:tblLayout w:type="fixed"/>
-        <w:tblBorders>
-          <w:top w:val="nil"/>
-          <w:left w:val="nil"/>
-          <w:bottom w:val="nil"/>
-          <w:right w:val="nil"/>
-          <w:insideH w:val="nil"/>
-          <w:insideV w:val="nil"/>
-        </w:tblBorders>
-        <w:tblCellMar>
-          <w:top w:w="75" w:type="dxa"/>
-          <w:left w:w="85" w:type="dxa"/>
-          <w:bottom w:w="75" w:type="dxa"/>
-          <w:right w:w="85" w:type="dxa"/>
-        </w:tblCellMar>
-        <w:tblLook w:firstRow="1" w:lastRow="0" w:firstColumn="0" w:lastColumn="0" w:noHBand="0" w:noVBand="1"/>
-      </w:tblPr>
-      <w:tblGrid>
-        <w:gridCol w:w="10000"/>
-      </w:tblGrid>
-      <w:tr>
-        <w:trPr>
-          <w:cantSplit/>
-        </w:trPr>
-        <w:tc>
-          <w:tcPr>
-            <w:tcW w:w="10000" w:type="dxa"/>
-            <w:shd w:val="clear" w:color="auto" w:fill="BCACA7"/>
-            <w:vAlign w:val="center"/>
-          </w:tcPr>
-          <w:p>
-            <w:pPr>
-              <w:jc w:val="left"/>
-              <w:spacing w:before="0" w:after="4" w:line="250" w:lineRule="auto"/>
-              <w:keepNext/>
-            </w:pPr>
-            <w:r>
-              <w:rPr>
-                <w:rFonts w:ascii="Jost" w:hAnsi="Jost" w:eastAsia="Jost" w:cs="Jost"/>
-                <w:b/>
-                <w:bCs/>
-                <w:color w:val="12171D"/>
-                <w:sz w:val="17"/>
-                <w:szCs w:val="17"/>
-                <w:lang w:val="en-GB"/>
-              </w:rPr>
-              <w:t xml:space="preserve">QUOTATION DETAILS</w:t>
-            </w:r>
-          </w:p>
-          <w:p>
-            <w:pPr>
-              <w:bidi w:val="1"/>
-              <w:jc w:val="right"/>
-              <w:spacing w:before="0" w:after="0" w:line="250" w:lineRule="auto"/>
-              <w:keepNext/>
-            </w:pPr>
-            <w:r>
-              <w:rPr>
-                <w:rFonts w:ascii="Noto Sans Arabic" w:hAnsi="Noto Sans Arabic" w:eastAsia="Noto Sans Arabic" w:cs="Noto Sans Arabic"/>
-                <w:b/>
-                <w:bCs/>
-                <w:rtl w:val="1"/>
-                <w:color w:val="12171D"/>
-                <w:sz w:val="16"/>
-                <w:szCs w:val="16"/>
-                <w:lang w:val="ar-SA" w:eastAsia="ar-SA"/>
-              </w:rPr>
-              <w:t xml:space="preserve">بيانات عرض السعر</w:t>
-            </w:r>
-          </w:p>
-        </w:tc>
-      </w:tr>
-    </w:tbl>
-    <w:tbl>
-      <w:tblPr>
-        <w:tblW w:w="10000" w:type="dxa"/>
-        <w:tblLayout w:type="fixed"/>
         <w:tblBorders>
           <w:top w:val="single" w:sz="4" w:color="BCACA7"/>
           <w:left w:val="single" w:sz="4" w:color="BCACA7"/>
@@ -161,6 +85,7 @@
           <w:insideH w:val="single" w:sz="4" w:color="BCACA7"/>
           <w:insideV w:val="single" w:sz="4" w:color="BCACA7"/>
         </w:tblBorders>
+        <w:tblLayout w:type="fixed"/>
         <w:tblCellMar>
           <w:top w:w="75" w:type="dxa"/>
           <w:left w:w="85" w:type="dxa"/>
@@ -181,151 +106,58 @@
         </w:trPr>
         <w:tc>
           <w:tcPr>
-            <w:tcW w:w="1650" w:type="dxa"/>
-            <w:shd w:val="clear" w:color="auto" w:fill="F4F1F0"/>
-            <w:tcBorders>
-              <w:bottom w:val="single" w:sz="4" w:space="0" w:color="BCACA7"/>
-            </w:tcBorders>
-            <w:vAlign w:val="center"/>
-          </w:tcPr>
-          <w:p>
-            <w:pPr>
-              <w:jc w:val="left"/>
-              <w:spacing w:before="0" w:after="12" w:line="250" w:lineRule="auto"/>
-            </w:pPr>
-            <w:r>
-              <w:rPr>
-                <w:rFonts w:ascii="Inter" w:hAnsi="Inter" w:eastAsia="Inter" w:cs="Inter"/>
-                <w:b/>
-                <w:bCs/>
-                <w:color w:val="12171D"/>
-                <w:sz w:val="15"/>
-                <w:szCs w:val="15"/>
-                <w:lang w:val="en-GB"/>
-              </w:rPr>
-              <w:t xml:space="preserve">QUOTATION NUMBER</w:t>
-            </w:r>
-          </w:p>
-          <w:p>
-            <w:pPr>
+            <w:tcW w:w="5000" w:type="dxa"/>
+            <w:gridSpan w:val="2"/>
+            <w:shd w:val="clear" w:color="auto" w:fill="BCACA7"/>
+            <w:vAlign w:val="center"/>
+          </w:tcPr>
+          <w:p>
+            <w:pPr>
+              <w:pStyle w:val="Heading1"/>
+              <w:keepNext/>
+              <w:spacing w:before="0" w:after="0" w:line="250" w:lineRule="auto"/>
+              <w:jc w:val="left"/>
+            </w:pPr>
+            <w:r>
+              <w:rPr>
+                <w:rFonts w:ascii="Jost" w:hAnsi="Jost" w:eastAsia="Jost" w:cs="Jost"/>
+                <w:b/>
+                <w:bCs/>
+                <w:color w:val="12171D"/>
+                <w:sz w:val="17"/>
+                <w:szCs w:val="17"/>
+                <w:lang w:val="en-GB"/>
+              </w:rPr>
+              <w:t xml:space="preserve">QUOTATION DETAILS</w:t>
+            </w:r>
+          </w:p>
+        </w:tc>
+        <w:tc>
+          <w:tcPr>
+            <w:tcW w:w="5000" w:type="dxa"/>
+            <w:gridSpan w:val="2"/>
+            <w:shd w:val="clear" w:color="auto" w:fill="BCACA7"/>
+            <w:vAlign w:val="center"/>
+          </w:tcPr>
+          <w:p>
+            <w:pPr>
+              <w:keepNext/>
               <w:bidi w:val="1"/>
-              <w:jc w:val="right"/>
-              <w:spacing w:before="0" w:after="0" w:line="250" w:lineRule="auto"/>
+              <w:spacing w:before="0" w:after="0" w:line="250" w:lineRule="auto"/>
+              <w:jc w:val="left"/>
             </w:pPr>
             <w:r>
               <w:rPr>
                 <w:rFonts w:ascii="Noto Sans Arabic" w:hAnsi="Noto Sans Arabic" w:eastAsia="Noto Sans Arabic" w:cs="Noto Sans Arabic"/>
                 <w:b/>
                 <w:bCs/>
-                <w:rtl w:val="1"/>
                 <w:color w:val="12171D"/>
                 <w:sz w:val="16"/>
                 <w:szCs w:val="16"/>
-                <w:lang w:val="ar-SA" w:eastAsia="ar-SA"/>
-              </w:rPr>
-              <w:t xml:space="preserve">رقم عرض السعر</w:t>
-            </w:r>
-          </w:p>
-        </w:tc>
-        <w:tc>
-          <w:tcPr>
-            <w:tcW w:w="3350" w:type="dxa"/>
-            <w:tcBorders>
-              <w:bottom w:val="single" w:sz="4" w:space="0" w:color="BCACA7"/>
-            </w:tcBorders>
-            <w:vAlign w:val="center"/>
-          </w:tcPr>
-          <w:p>
-            <w:pPr>
-              <w:jc w:val="left"/>
-              <w:spacing w:before="0" w:after="0" w:line="250" w:lineRule="auto"/>
-            </w:pPr>
-            <w:r>
-              <w:rPr>
-                <w:rFonts w:ascii="Inter" w:hAnsi="Inter" w:eastAsia="Inter" w:cs="Inter"/>
-                <w:i/>
-                <w:iCs/>
-                <w:color w:val="12171D"/>
-                <w:sz w:val="18"/>
-                <w:szCs w:val="18"/>
-                <w:lang w:val="en-GB"/>
-              </w:rPr>
-              <w:t xml:space="preserve">[Quotation Number]</w:t>
-            </w:r>
-          </w:p>
-        </w:tc>
-        <w:tc>
-          <w:tcPr>
-            <w:tcW w:w="1650" w:type="dxa"/>
-            <w:shd w:val="clear" w:color="auto" w:fill="F4F1F0"/>
-            <w:tcBorders>
-              <w:bottom w:val="single" w:sz="4" w:space="0" w:color="BCACA7"/>
-            </w:tcBorders>
-            <w:vAlign w:val="center"/>
-          </w:tcPr>
-          <w:p>
-            <w:pPr>
-              <w:jc w:val="left"/>
-              <w:spacing w:before="0" w:after="12" w:line="250" w:lineRule="auto"/>
-            </w:pPr>
-            <w:r>
-              <w:rPr>
-                <w:rFonts w:ascii="Inter" w:hAnsi="Inter" w:eastAsia="Inter" w:cs="Inter"/>
-                <w:b/>
-                <w:bCs/>
-                <w:color w:val="12171D"/>
-                <w:sz w:val="15"/>
-                <w:szCs w:val="15"/>
-                <w:lang w:val="en-GB"/>
-              </w:rPr>
-              <w:t xml:space="preserve">ISSUE DATE</w:t>
-            </w:r>
-          </w:p>
-          <w:p>
-            <w:pPr>
-              <w:bidi w:val="1"/>
-              <w:jc w:val="right"/>
-              <w:spacing w:before="0" w:after="0" w:line="250" w:lineRule="auto"/>
-            </w:pPr>
-            <w:r>
-              <w:rPr>
-                <w:rFonts w:ascii="Noto Sans Arabic" w:hAnsi="Noto Sans Arabic" w:eastAsia="Noto Sans Arabic" w:cs="Noto Sans Arabic"/>
-                <w:b/>
-                <w:bCs/>
                 <w:rtl w:val="1"/>
-                <w:color w:val="12171D"/>
-                <w:sz w:val="16"/>
-                <w:szCs w:val="16"/>
-                <w:lang w:val="ar-SA" w:eastAsia="ar-SA"/>
-              </w:rPr>
-              <w:t xml:space="preserve">تاريخ الإصدار</w:t>
-            </w:r>
-          </w:p>
-        </w:tc>
-        <w:tc>
-          <w:tcPr>
-            <w:tcW w:w="3350" w:type="dxa"/>
-            <w:tcBorders>
-              <w:bottom w:val="single" w:sz="4" w:space="0" w:color="BCACA7"/>
-            </w:tcBorders>
-            <w:vAlign w:val="center"/>
-          </w:tcPr>
-          <w:p>
-            <w:pPr>
-              <w:jc w:val="left"/>
-              <w:spacing w:before="0" w:after="0" w:line="250" w:lineRule="auto"/>
-            </w:pPr>
-            <w:r>
-              <w:rPr>
-                <w:rFonts w:ascii="Inter" w:hAnsi="Inter" w:eastAsia="Inter" w:cs="Inter"/>
-                <w:i/>
-                <w:iCs/>
-                <w:color w:val="12171D"/>
-                <w:sz w:val="18"/>
-                <w:szCs w:val="18"/>
-                <w:lang w:val="en-GB"/>
-              </w:rPr>
-              <w:t xml:space="preserve">[Issue Date]</w:t>
+                <w:lang w:val="ar-SA" w:bidi="ar-SA"/>
+              </w:rPr>
+              <w:t xml:space="preserve">بيانات عرض السعر</w:t>
             </w:r>
           </w:p>
         </w:tc>
@@ -337,16 +169,17 @@
         <w:tc>
           <w:tcPr>
             <w:tcW w:w="1650" w:type="dxa"/>
+            <w:tcBorders>
+              <w:bottom w:val="single" w:sz="4" w:space="0" w:color="BCACA7"/>
+            </w:tcBorders>
             <w:shd w:val="clear" w:color="auto" w:fill="F4F1F0"/>
-            <w:tcBorders>
-              <w:bottom w:val="single" w:sz="4" w:space="0" w:color="BCACA7"/>
-            </w:tcBorders>
-            <w:vAlign w:val="center"/>
-          </w:tcPr>
-          <w:p>
-            <w:pPr>
-              <w:jc w:val="left"/>
+            <w:vAlign w:val="center"/>
+          </w:tcPr>
+          <w:p>
+            <w:pPr>
+              <w:keepNext/>
               <w:spacing w:before="0" w:after="12" w:line="250" w:lineRule="auto"/>
+              <w:jc w:val="left"/>
             </w:pPr>
             <w:r>
               <w:rPr>
@@ -358,27 +191,26 @@
                 <w:szCs w:val="15"/>
                 <w:lang w:val="en-GB"/>
               </w:rPr>
-              <w:t xml:space="preserve">VALID UNTIL</w:t>
-            </w:r>
-          </w:p>
-          <w:p>
-            <w:pPr>
+              <w:t xml:space="preserve">QUOTATION NUMBER</w:t>
+            </w:r>
+          </w:p>
+          <w:p>
+            <w:pPr>
+              <w:keepNext/>
               <w:bidi w:val="1"/>
-              <w:jc w:val="right"/>
-              <w:spacing w:before="0" w:after="0" w:line="250" w:lineRule="auto"/>
+              <w:spacing w:before="0" w:after="0" w:line="250" w:lineRule="auto"/>
+              <w:jc w:val="left"/>
             </w:pPr>
             <w:r>
               <w:rPr>
                 <w:rFonts w:ascii="Noto Sans Arabic" w:hAnsi="Noto Sans Arabic" w:eastAsia="Noto Sans Arabic" w:cs="Noto Sans Arabic"/>
-                <w:b/>
-                <w:bCs/>
-                <w:rtl w:val="1"/>
                 <w:color w:val="12171D"/>
                 <w:sz w:val="16"/>
                 <w:szCs w:val="16"/>
-                <w:lang w:val="ar-SA" w:eastAsia="ar-SA"/>
-              </w:rPr>
-              <w:t xml:space="preserve">صالح حتى</w:t>
+                <w:rtl w:val="1"/>
+                <w:lang w:val="ar-SA" w:bidi="ar-SA"/>
+              </w:rPr>
+              <w:t xml:space="preserve">رقم عرض السعر</w:t>
             </w:r>
           </w:p>
         </w:tc>
@@ -392,8 +224,9 @@
           </w:tcPr>
           <w:p>
             <w:pPr>
-              <w:jc w:val="left"/>
-              <w:spacing w:before="0" w:after="0" w:line="250" w:lineRule="auto"/>
+              <w:keepNext/>
+              <w:spacing w:before="0" w:after="0" w:line="250" w:lineRule="auto"/>
+              <w:jc w:val="left"/>
             </w:pPr>
             <w:r>
               <w:rPr>
@@ -405,23 +238,24 @@
                 <w:szCs w:val="18"/>
                 <w:lang w:val="en-GB"/>
               </w:rPr>
-              <w:t xml:space="preserve">[Quote Validity Date]</w:t>
+              <w:t xml:space="preserve">[Quotation Number]</w:t>
             </w:r>
           </w:p>
         </w:tc>
         <w:tc>
           <w:tcPr>
             <w:tcW w:w="1650" w:type="dxa"/>
+            <w:tcBorders>
+              <w:bottom w:val="single" w:sz="4" w:space="0" w:color="BCACA7"/>
+            </w:tcBorders>
             <w:shd w:val="clear" w:color="auto" w:fill="F4F1F0"/>
-            <w:tcBorders>
-              <w:bottom w:val="single" w:sz="4" w:space="0" w:color="BCACA7"/>
-            </w:tcBorders>
-            <w:vAlign w:val="center"/>
-          </w:tcPr>
-          <w:p>
-            <w:pPr>
-              <w:jc w:val="left"/>
+            <w:vAlign w:val="center"/>
+          </w:tcPr>
+          <w:p>
+            <w:pPr>
+              <w:keepNext/>
               <w:spacing w:before="0" w:after="12" w:line="250" w:lineRule="auto"/>
+              <w:jc w:val="left"/>
             </w:pPr>
             <w:r>
               <w:rPr>
@@ -433,27 +267,26 @@
                 <w:szCs w:val="15"/>
                 <w:lang w:val="en-GB"/>
               </w:rPr>
-              <w:t xml:space="preserve">CURRENCY</w:t>
-            </w:r>
-          </w:p>
-          <w:p>
-            <w:pPr>
+              <w:t xml:space="preserve">ISSUE DATE</w:t>
+            </w:r>
+          </w:p>
+          <w:p>
+            <w:pPr>
+              <w:keepNext/>
               <w:bidi w:val="1"/>
-              <w:jc w:val="right"/>
-              <w:spacing w:before="0" w:after="0" w:line="250" w:lineRule="auto"/>
+              <w:spacing w:before="0" w:after="0" w:line="250" w:lineRule="auto"/>
+              <w:jc w:val="left"/>
             </w:pPr>
             <w:r>
               <w:rPr>
                 <w:rFonts w:ascii="Noto Sans Arabic" w:hAnsi="Noto Sans Arabic" w:eastAsia="Noto Sans Arabic" w:cs="Noto Sans Arabic"/>
-                <w:b/>
-                <w:bCs/>
-                <w:rtl w:val="1"/>
                 <w:color w:val="12171D"/>
                 <w:sz w:val="16"/>
                 <w:szCs w:val="16"/>
-                <w:lang w:val="ar-SA" w:eastAsia="ar-SA"/>
-              </w:rPr>
-              <w:t xml:space="preserve">العملة</w:t>
+                <w:rtl w:val="1"/>
+                <w:lang w:val="ar-SA" w:bidi="ar-SA"/>
+              </w:rPr>
+              <w:t xml:space="preserve">تاريخ الإصدار</w:t>
             </w:r>
           </w:p>
         </w:tc>
@@ -467,8 +300,9 @@
           </w:tcPr>
           <w:p>
             <w:pPr>
-              <w:jc w:val="left"/>
-              <w:spacing w:before="0" w:after="0" w:line="250" w:lineRule="auto"/>
+              <w:keepNext/>
+              <w:spacing w:before="0" w:after="0" w:line="250" w:lineRule="auto"/>
+              <w:jc w:val="left"/>
             </w:pPr>
             <w:r>
               <w:rPr>
@@ -480,7 +314,7 @@
                 <w:szCs w:val="18"/>
                 <w:lang w:val="en-GB"/>
               </w:rPr>
-              <w:t xml:space="preserve">[Currency Code]</w:t>
+              <w:t xml:space="preserve">[Issue Date]</w:t>
             </w:r>
           </w:p>
         </w:tc>
@@ -492,16 +326,17 @@
         <w:tc>
           <w:tcPr>
             <w:tcW w:w="1650" w:type="dxa"/>
+            <w:tcBorders>
+              <w:bottom w:val="single" w:sz="4" w:space="0" w:color="BCACA7"/>
+            </w:tcBorders>
             <w:shd w:val="clear" w:color="auto" w:fill="F4F1F0"/>
-            <w:tcBorders>
-              <w:bottom w:val="single" w:sz="4" w:space="0" w:color="BCACA7"/>
-            </w:tcBorders>
-            <w:vAlign w:val="center"/>
-          </w:tcPr>
-          <w:p>
-            <w:pPr>
-              <w:jc w:val="left"/>
+            <w:vAlign w:val="center"/>
+          </w:tcPr>
+          <w:p>
+            <w:pPr>
+              <w:keepNext/>
               <w:spacing w:before="0" w:after="12" w:line="250" w:lineRule="auto"/>
+              <w:jc w:val="left"/>
             </w:pPr>
             <w:r>
               <w:rPr>
@@ -513,27 +348,26 @@
                 <w:szCs w:val="15"/>
                 <w:lang w:val="en-GB"/>
               </w:rPr>
-              <w:t xml:space="preserve">CUSTOMER</w:t>
-            </w:r>
-          </w:p>
-          <w:p>
-            <w:pPr>
+              <w:t xml:space="preserve">VALID UNTIL</w:t>
+            </w:r>
+          </w:p>
+          <w:p>
+            <w:pPr>
+              <w:keepNext/>
               <w:bidi w:val="1"/>
-              <w:jc w:val="right"/>
-              <w:spacing w:before="0" w:after="0" w:line="250" w:lineRule="auto"/>
+              <w:spacing w:before="0" w:after="0" w:line="250" w:lineRule="auto"/>
+              <w:jc w:val="left"/>
             </w:pPr>
             <w:r>
               <w:rPr>
                 <w:rFonts w:ascii="Noto Sans Arabic" w:hAnsi="Noto Sans Arabic" w:eastAsia="Noto Sans Arabic" w:cs="Noto Sans Arabic"/>
-                <w:b/>
-                <w:bCs/>
-                <w:rtl w:val="1"/>
                 <w:color w:val="12171D"/>
                 <w:sz w:val="16"/>
                 <w:szCs w:val="16"/>
-                <w:lang w:val="ar-SA" w:eastAsia="ar-SA"/>
-              </w:rPr>
-              <w:t xml:space="preserve">العميل</w:t>
+                <w:rtl w:val="1"/>
+                <w:lang w:val="ar-SA" w:bidi="ar-SA"/>
+              </w:rPr>
+              <w:t xml:space="preserve">صالح حتى</w:t>
             </w:r>
           </w:p>
         </w:tc>
@@ -547,8 +381,9 @@
           </w:tcPr>
           <w:p>
             <w:pPr>
-              <w:jc w:val="left"/>
-              <w:spacing w:before="0" w:after="0" w:line="250" w:lineRule="auto"/>
+              <w:keepNext/>
+              <w:spacing w:before="0" w:after="0" w:line="250" w:lineRule="auto"/>
+              <w:jc w:val="left"/>
             </w:pPr>
             <w:r>
               <w:rPr>
@@ -560,23 +395,24 @@
                 <w:szCs w:val="18"/>
                 <w:lang w:val="en-GB"/>
               </w:rPr>
-              <w:t xml:space="preserve">[Customer Name]</w:t>
+              <w:t xml:space="preserve">[Quote Validity Date]</w:t>
             </w:r>
           </w:p>
         </w:tc>
         <w:tc>
           <w:tcPr>
             <w:tcW w:w="1650" w:type="dxa"/>
+            <w:tcBorders>
+              <w:bottom w:val="single" w:sz="4" w:space="0" w:color="BCACA7"/>
+            </w:tcBorders>
             <w:shd w:val="clear" w:color="auto" w:fill="F4F1F0"/>
-            <w:tcBorders>
-              <w:bottom w:val="single" w:sz="4" w:space="0" w:color="BCACA7"/>
-            </w:tcBorders>
-            <w:vAlign w:val="center"/>
-          </w:tcPr>
-          <w:p>
-            <w:pPr>
-              <w:jc w:val="left"/>
+            <w:vAlign w:val="center"/>
+          </w:tcPr>
+          <w:p>
+            <w:pPr>
+              <w:keepNext/>
               <w:spacing w:before="0" w:after="12" w:line="250" w:lineRule="auto"/>
+              <w:jc w:val="left"/>
             </w:pPr>
             <w:r>
               <w:rPr>
@@ -588,27 +424,26 @@
                 <w:szCs w:val="15"/>
                 <w:lang w:val="en-GB"/>
               </w:rPr>
-              <w:t xml:space="preserve">CUSTOMER CONTACT</w:t>
-            </w:r>
-          </w:p>
-          <w:p>
-            <w:pPr>
+              <w:t xml:space="preserve">CURRENCY</w:t>
+            </w:r>
+          </w:p>
+          <w:p>
+            <w:pPr>
+              <w:keepNext/>
               <w:bidi w:val="1"/>
-              <w:jc w:val="right"/>
-              <w:spacing w:before="0" w:after="0" w:line="250" w:lineRule="auto"/>
+              <w:spacing w:before="0" w:after="0" w:line="250" w:lineRule="auto"/>
+              <w:jc w:val="left"/>
             </w:pPr>
             <w:r>
               <w:rPr>
                 <w:rFonts w:ascii="Noto Sans Arabic" w:hAnsi="Noto Sans Arabic" w:eastAsia="Noto Sans Arabic" w:cs="Noto Sans Arabic"/>
-                <w:b/>
-                <w:bCs/>
-                <w:rtl w:val="1"/>
                 <w:color w:val="12171D"/>
                 <w:sz w:val="16"/>
                 <w:szCs w:val="16"/>
-                <w:lang w:val="ar-SA" w:eastAsia="ar-SA"/>
-              </w:rPr>
-              <w:t xml:space="preserve">جهة التواصل</w:t>
+                <w:rtl w:val="1"/>
+                <w:lang w:val="ar-SA" w:bidi="ar-SA"/>
+              </w:rPr>
+              <w:t xml:space="preserve">العملة</w:t>
             </w:r>
           </w:p>
         </w:tc>
@@ -622,8 +457,9 @@
           </w:tcPr>
           <w:p>
             <w:pPr>
-              <w:jc w:val="left"/>
-              <w:spacing w:before="0" w:after="0" w:line="250" w:lineRule="auto"/>
+              <w:keepNext/>
+              <w:spacing w:before="0" w:after="0" w:line="250" w:lineRule="auto"/>
+              <w:jc w:val="left"/>
             </w:pPr>
             <w:r>
               <w:rPr>
@@ -635,7 +471,7 @@
                 <w:szCs w:val="18"/>
                 <w:lang w:val="en-GB"/>
               </w:rPr>
-              <w:t xml:space="preserve">[Customer Contact]</w:t>
+              <w:t xml:space="preserve">[Currency Code]</w:t>
             </w:r>
           </w:p>
         </w:tc>
@@ -647,16 +483,17 @@
         <w:tc>
           <w:tcPr>
             <w:tcW w:w="1650" w:type="dxa"/>
+            <w:tcBorders>
+              <w:bottom w:val="single" w:sz="4" w:space="0" w:color="BCACA7"/>
+            </w:tcBorders>
             <w:shd w:val="clear" w:color="auto" w:fill="F4F1F0"/>
-            <w:tcBorders>
-              <w:bottom w:val="single" w:sz="4" w:space="0" w:color="BCACA7"/>
-            </w:tcBorders>
-            <w:vAlign w:val="center"/>
-          </w:tcPr>
-          <w:p>
-            <w:pPr>
-              <w:jc w:val="left"/>
+            <w:vAlign w:val="center"/>
+          </w:tcPr>
+          <w:p>
+            <w:pPr>
+              <w:keepNext/>
               <w:spacing w:before="0" w:after="12" w:line="250" w:lineRule="auto"/>
+              <w:jc w:val="left"/>
             </w:pPr>
             <w:r>
               <w:rPr>
@@ -668,27 +505,26 @@
                 <w:szCs w:val="15"/>
                 <w:lang w:val="en-GB"/>
               </w:rPr>
-              <w:t xml:space="preserve">PROJECT / PROPERTY</w:t>
-            </w:r>
-          </w:p>
-          <w:p>
-            <w:pPr>
+              <w:t xml:space="preserve">CUSTOMER</w:t>
+            </w:r>
+          </w:p>
+          <w:p>
+            <w:pPr>
+              <w:keepNext/>
               <w:bidi w:val="1"/>
-              <w:jc w:val="right"/>
-              <w:spacing w:before="0" w:after="0" w:line="250" w:lineRule="auto"/>
+              <w:spacing w:before="0" w:after="0" w:line="250" w:lineRule="auto"/>
+              <w:jc w:val="left"/>
             </w:pPr>
             <w:r>
               <w:rPr>
                 <w:rFonts w:ascii="Noto Sans Arabic" w:hAnsi="Noto Sans Arabic" w:eastAsia="Noto Sans Arabic" w:cs="Noto Sans Arabic"/>
-                <w:b/>
-                <w:bCs/>
-                <w:rtl w:val="1"/>
                 <w:color w:val="12171D"/>
                 <w:sz w:val="16"/>
                 <w:szCs w:val="16"/>
-                <w:lang w:val="ar-SA" w:eastAsia="ar-SA"/>
-              </w:rPr>
-              <w:t xml:space="preserve">المشروع / المنشأة</w:t>
+                <w:rtl w:val="1"/>
+                <w:lang w:val="ar-SA" w:bidi="ar-SA"/>
+              </w:rPr>
+              <w:t xml:space="preserve">العميل</w:t>
             </w:r>
           </w:p>
         </w:tc>
@@ -702,8 +538,9 @@
           </w:tcPr>
           <w:p>
             <w:pPr>
-              <w:jc w:val="left"/>
-              <w:spacing w:before="0" w:after="0" w:line="250" w:lineRule="auto"/>
+              <w:keepNext/>
+              <w:spacing w:before="0" w:after="0" w:line="250" w:lineRule="auto"/>
+              <w:jc w:val="left"/>
             </w:pPr>
             <w:r>
               <w:rPr>
@@ -715,23 +552,24 @@
                 <w:szCs w:val="18"/>
                 <w:lang w:val="en-GB"/>
               </w:rPr>
-              <w:t xml:space="preserve">[Project or Property]</w:t>
+              <w:t xml:space="preserve">[Customer Name]</w:t>
             </w:r>
           </w:p>
         </w:tc>
         <w:tc>
           <w:tcPr>
             <w:tcW w:w="1650" w:type="dxa"/>
+            <w:tcBorders>
+              <w:bottom w:val="single" w:sz="4" w:space="0" w:color="BCACA7"/>
+            </w:tcBorders>
             <w:shd w:val="clear" w:color="auto" w:fill="F4F1F0"/>
-            <w:tcBorders>
-              <w:bottom w:val="single" w:sz="4" w:space="0" w:color="BCACA7"/>
-            </w:tcBorders>
-            <w:vAlign w:val="center"/>
-          </w:tcPr>
-          <w:p>
-            <w:pPr>
-              <w:jc w:val="left"/>
+            <w:vAlign w:val="center"/>
+          </w:tcPr>
+          <w:p>
+            <w:pPr>
+              <w:keepNext/>
               <w:spacing w:before="0" w:after="12" w:line="250" w:lineRule="auto"/>
+              <w:jc w:val="left"/>
             </w:pPr>
             <w:r>
               <w:rPr>
@@ -743,27 +581,26 @@
                 <w:szCs w:val="15"/>
                 <w:lang w:val="en-GB"/>
               </w:rPr>
-              <w:t xml:space="preserve">PREPARED BY</w:t>
-            </w:r>
-          </w:p>
-          <w:p>
-            <w:pPr>
+              <w:t xml:space="preserve">CUSTOMER CONTACT</w:t>
+            </w:r>
+          </w:p>
+          <w:p>
+            <w:pPr>
+              <w:keepNext/>
               <w:bidi w:val="1"/>
-              <w:jc w:val="right"/>
-              <w:spacing w:before="0" w:after="0" w:line="250" w:lineRule="auto"/>
+              <w:spacing w:before="0" w:after="0" w:line="250" w:lineRule="auto"/>
+              <w:jc w:val="left"/>
             </w:pPr>
             <w:r>
               <w:rPr>
                 <w:rFonts w:ascii="Noto Sans Arabic" w:hAnsi="Noto Sans Arabic" w:eastAsia="Noto Sans Arabic" w:cs="Noto Sans Arabic"/>
-                <w:b/>
-                <w:bCs/>
-                <w:rtl w:val="1"/>
                 <w:color w:val="12171D"/>
                 <w:sz w:val="16"/>
                 <w:szCs w:val="16"/>
-                <w:lang w:val="ar-SA" w:eastAsia="ar-SA"/>
-              </w:rPr>
-              <w:t xml:space="preserve">إعداد</w:t>
+                <w:rtl w:val="1"/>
+                <w:lang w:val="ar-SA" w:bidi="ar-SA"/>
+              </w:rPr>
+              <w:t xml:space="preserve">جهة التواصل</w:t>
             </w:r>
           </w:p>
         </w:tc>
@@ -777,8 +614,9 @@
           </w:tcPr>
           <w:p>
             <w:pPr>
-              <w:jc w:val="left"/>
-              <w:spacing w:before="0" w:after="0" w:line="250" w:lineRule="auto"/>
+              <w:keepNext/>
+              <w:spacing w:before="0" w:after="0" w:line="250" w:lineRule="auto"/>
+              <w:jc w:val="left"/>
             </w:pPr>
             <w:r>
               <w:rPr>
@@ -790,24 +628,341 @@
                 <w:szCs w:val="18"/>
                 <w:lang w:val="en-GB"/>
               </w:rPr>
+              <w:t xml:space="preserve">[Customer Contact]</w:t>
+            </w:r>
+          </w:p>
+        </w:tc>
+      </w:tr>
+      <w:tr>
+        <w:trPr>
+          <w:cantSplit/>
+        </w:trPr>
+        <w:tc>
+          <w:tcPr>
+            <w:tcW w:w="1650" w:type="dxa"/>
+            <w:tcBorders>
+              <w:bottom w:val="single" w:sz="4" w:space="0" w:color="BCACA7"/>
+            </w:tcBorders>
+            <w:shd w:val="clear" w:color="auto" w:fill="F4F1F0"/>
+            <w:vAlign w:val="center"/>
+          </w:tcPr>
+          <w:p>
+            <w:pPr>
+              <w:keepNext/>
+              <w:spacing w:before="0" w:after="12" w:line="250" w:lineRule="auto"/>
+              <w:jc w:val="left"/>
+            </w:pPr>
+            <w:r>
+              <w:rPr>
+                <w:rFonts w:ascii="Inter" w:hAnsi="Inter" w:eastAsia="Inter" w:cs="Inter"/>
+                <w:b/>
+                <w:bCs/>
+                <w:color w:val="12171D"/>
+                <w:sz w:val="15"/>
+                <w:szCs w:val="15"/>
+                <w:lang w:val="en-GB"/>
+              </w:rPr>
+              <w:t xml:space="preserve">CUSTOMER ADDRESS</w:t>
+            </w:r>
+          </w:p>
+          <w:p>
+            <w:pPr>
+              <w:keepNext/>
+              <w:bidi w:val="1"/>
+              <w:spacing w:before="0" w:after="0" w:line="250" w:lineRule="auto"/>
+              <w:jc w:val="left"/>
+            </w:pPr>
+            <w:r>
+              <w:rPr>
+                <w:rFonts w:ascii="Noto Sans Arabic" w:hAnsi="Noto Sans Arabic" w:eastAsia="Noto Sans Arabic" w:cs="Noto Sans Arabic"/>
+                <w:color w:val="12171D"/>
+                <w:sz w:val="16"/>
+                <w:szCs w:val="16"/>
+                <w:rtl w:val="1"/>
+                <w:lang w:val="ar-SA" w:bidi="ar-SA"/>
+              </w:rPr>
+              <w:t xml:space="preserve">عنوان العميل</w:t>
+            </w:r>
+          </w:p>
+        </w:tc>
+        <w:tc>
+          <w:tcPr>
+            <w:tcW w:w="3350" w:type="dxa"/>
+            <w:tcBorders>
+              <w:bottom w:val="single" w:sz="4" w:space="0" w:color="BCACA7"/>
+            </w:tcBorders>
+            <w:vAlign w:val="center"/>
+          </w:tcPr>
+          <w:p>
+            <w:pPr>
+              <w:keepNext/>
+              <w:spacing w:before="0" w:after="0" w:line="250" w:lineRule="auto"/>
+              <w:jc w:val="left"/>
+            </w:pPr>
+            <w:r>
+              <w:rPr>
+                <w:rFonts w:ascii="Inter" w:hAnsi="Inter" w:eastAsia="Inter" w:cs="Inter"/>
+                <w:i/>
+                <w:iCs/>
+                <w:color w:val="12171D"/>
+                <w:sz w:val="18"/>
+                <w:szCs w:val="18"/>
+                <w:lang w:val="en-GB"/>
+              </w:rPr>
+              <w:t xml:space="preserve">[Customer Address]</w:t>
+            </w:r>
+          </w:p>
+        </w:tc>
+        <w:tc>
+          <w:tcPr>
+            <w:tcW w:w="1650" w:type="dxa"/>
+            <w:tcBorders>
+              <w:bottom w:val="single" w:sz="4" w:space="0" w:color="BCACA7"/>
+            </w:tcBorders>
+            <w:shd w:val="clear" w:color="auto" w:fill="F4F1F0"/>
+            <w:vAlign w:val="center"/>
+          </w:tcPr>
+          <w:p>
+            <w:pPr>
+              <w:keepNext/>
+              <w:spacing w:before="0" w:after="12" w:line="250" w:lineRule="auto"/>
+              <w:jc w:val="left"/>
+            </w:pPr>
+            <w:r>
+              <w:rPr>
+                <w:rFonts w:ascii="Inter" w:hAnsi="Inter" w:eastAsia="Inter" w:cs="Inter"/>
+                <w:b/>
+                <w:bCs/>
+                <w:color w:val="12171D"/>
+                <w:sz w:val="15"/>
+                <w:szCs w:val="15"/>
+                <w:lang w:val="en-GB"/>
+              </w:rPr>
+              <w:t xml:space="preserve">CUSTOMER EMAIL</w:t>
+            </w:r>
+          </w:p>
+          <w:p>
+            <w:pPr>
+              <w:keepNext/>
+              <w:bidi w:val="1"/>
+              <w:spacing w:before="0" w:after="0" w:line="250" w:lineRule="auto"/>
+              <w:jc w:val="left"/>
+            </w:pPr>
+            <w:r>
+              <w:rPr>
+                <w:rFonts w:ascii="Noto Sans Arabic" w:hAnsi="Noto Sans Arabic" w:eastAsia="Noto Sans Arabic" w:cs="Noto Sans Arabic"/>
+                <w:color w:val="12171D"/>
+                <w:sz w:val="16"/>
+                <w:szCs w:val="16"/>
+                <w:rtl w:val="1"/>
+                <w:lang w:val="ar-SA" w:bidi="ar-SA"/>
+              </w:rPr>
+              <w:t xml:space="preserve">بريد العميل</w:t>
+            </w:r>
+          </w:p>
+        </w:tc>
+        <w:tc>
+          <w:tcPr>
+            <w:tcW w:w="3350" w:type="dxa"/>
+            <w:tcBorders>
+              <w:bottom w:val="single" w:sz="4" w:space="0" w:color="BCACA7"/>
+            </w:tcBorders>
+            <w:vAlign w:val="center"/>
+          </w:tcPr>
+          <w:p>
+            <w:pPr>
+              <w:keepNext/>
+              <w:spacing w:before="0" w:after="0" w:line="250" w:lineRule="auto"/>
+              <w:jc w:val="left"/>
+            </w:pPr>
+            <w:r>
+              <w:rPr>
+                <w:rFonts w:ascii="Inter" w:hAnsi="Inter" w:eastAsia="Inter" w:cs="Inter"/>
+                <w:i/>
+                <w:iCs/>
+                <w:color w:val="12171D"/>
+                <w:sz w:val="18"/>
+                <w:szCs w:val="18"/>
+                <w:lang w:val="en-GB"/>
+              </w:rPr>
+              <w:t xml:space="preserve">[Customer Email]</w:t>
+            </w:r>
+          </w:p>
+        </w:tc>
+      </w:tr>
+      <w:tr>
+        <w:trPr>
+          <w:cantSplit/>
+        </w:trPr>
+        <w:tc>
+          <w:tcPr>
+            <w:tcW w:w="1650" w:type="dxa"/>
+            <w:tcBorders>
+              <w:bottom w:val="single" w:sz="4" w:space="0" w:color="BCACA7"/>
+            </w:tcBorders>
+            <w:shd w:val="clear" w:color="auto" w:fill="F4F1F0"/>
+            <w:vAlign w:val="center"/>
+          </w:tcPr>
+          <w:p>
+            <w:pPr>
+              <w:spacing w:before="0" w:after="12" w:line="250" w:lineRule="auto"/>
+              <w:jc w:val="left"/>
+            </w:pPr>
+            <w:r>
+              <w:rPr>
+                <w:rFonts w:ascii="Inter" w:hAnsi="Inter" w:eastAsia="Inter" w:cs="Inter"/>
+                <w:b/>
+                <w:bCs/>
+                <w:color w:val="12171D"/>
+                <w:sz w:val="15"/>
+                <w:szCs w:val="15"/>
+                <w:lang w:val="en-GB"/>
+              </w:rPr>
+              <w:t xml:space="preserve">PROJECT / PROPERTY</w:t>
+            </w:r>
+          </w:p>
+          <w:p>
+            <w:pPr>
+              <w:bidi w:val="1"/>
+              <w:spacing w:before="0" w:after="0" w:line="250" w:lineRule="auto"/>
+              <w:jc w:val="left"/>
+            </w:pPr>
+            <w:r>
+              <w:rPr>
+                <w:rFonts w:ascii="Noto Sans Arabic" w:hAnsi="Noto Sans Arabic" w:eastAsia="Noto Sans Arabic" w:cs="Noto Sans Arabic"/>
+                <w:color w:val="12171D"/>
+                <w:sz w:val="16"/>
+                <w:szCs w:val="16"/>
+                <w:rtl w:val="1"/>
+                <w:lang w:val="ar-SA" w:bidi="ar-SA"/>
+              </w:rPr>
+              <w:t xml:space="preserve">المشروع / المنشأة</w:t>
+            </w:r>
+          </w:p>
+        </w:tc>
+        <w:tc>
+          <w:tcPr>
+            <w:tcW w:w="3350" w:type="dxa"/>
+            <w:tcBorders>
+              <w:bottom w:val="single" w:sz="4" w:space="0" w:color="BCACA7"/>
+            </w:tcBorders>
+            <w:vAlign w:val="center"/>
+          </w:tcPr>
+          <w:p>
+            <w:pPr>
+              <w:spacing w:before="0" w:after="0" w:line="250" w:lineRule="auto"/>
+              <w:jc w:val="left"/>
+            </w:pPr>
+            <w:r>
+              <w:rPr>
+                <w:rFonts w:ascii="Inter" w:hAnsi="Inter" w:eastAsia="Inter" w:cs="Inter"/>
+                <w:i/>
+                <w:iCs/>
+                <w:color w:val="12171D"/>
+                <w:sz w:val="18"/>
+                <w:szCs w:val="18"/>
+                <w:lang w:val="en-GB"/>
+              </w:rPr>
+              <w:t xml:space="preserve">[Project or Property]</w:t>
+            </w:r>
+          </w:p>
+        </w:tc>
+        <w:tc>
+          <w:tcPr>
+            <w:tcW w:w="1650" w:type="dxa"/>
+            <w:tcBorders>
+              <w:bottom w:val="single" w:sz="4" w:space="0" w:color="BCACA7"/>
+            </w:tcBorders>
+            <w:shd w:val="clear" w:color="auto" w:fill="F4F1F0"/>
+            <w:vAlign w:val="center"/>
+          </w:tcPr>
+          <w:p>
+            <w:pPr>
+              <w:spacing w:before="0" w:after="12" w:line="250" w:lineRule="auto"/>
+              <w:jc w:val="left"/>
+            </w:pPr>
+            <w:r>
+              <w:rPr>
+                <w:rFonts w:ascii="Inter" w:hAnsi="Inter" w:eastAsia="Inter" w:cs="Inter"/>
+                <w:b/>
+                <w:bCs/>
+                <w:color w:val="12171D"/>
+                <w:sz w:val="15"/>
+                <w:szCs w:val="15"/>
+                <w:lang w:val="en-GB"/>
+              </w:rPr>
+              <w:t xml:space="preserve">PREPARED BY</w:t>
+            </w:r>
+          </w:p>
+          <w:p>
+            <w:pPr>
+              <w:bidi w:val="1"/>
+              <w:spacing w:before="0" w:after="0" w:line="250" w:lineRule="auto"/>
+              <w:jc w:val="left"/>
+            </w:pPr>
+            <w:r>
+              <w:rPr>
+                <w:rFonts w:ascii="Noto Sans Arabic" w:hAnsi="Noto Sans Arabic" w:eastAsia="Noto Sans Arabic" w:cs="Noto Sans Arabic"/>
+                <w:color w:val="12171D"/>
+                <w:sz w:val="16"/>
+                <w:szCs w:val="16"/>
+                <w:rtl w:val="1"/>
+                <w:lang w:val="ar-SA" w:bidi="ar-SA"/>
+              </w:rPr>
+              <w:t xml:space="preserve">إعداد</w:t>
+            </w:r>
+          </w:p>
+        </w:tc>
+        <w:tc>
+          <w:tcPr>
+            <w:tcW w:w="3350" w:type="dxa"/>
+            <w:tcBorders>
+              <w:bottom w:val="single" w:sz="4" w:space="0" w:color="BCACA7"/>
+            </w:tcBorders>
+            <w:vAlign w:val="center"/>
+          </w:tcPr>
+          <w:p>
+            <w:pPr>
+              <w:spacing w:before="0" w:after="0" w:line="250" w:lineRule="auto"/>
+              <w:jc w:val="left"/>
+            </w:pPr>
+            <w:r>
+              <w:rPr>
+                <w:rFonts w:ascii="Inter" w:hAnsi="Inter" w:eastAsia="Inter" w:cs="Inter"/>
+                <w:i/>
+                <w:iCs/>
+                <w:color w:val="12171D"/>
+                <w:sz w:val="18"/>
+                <w:szCs w:val="18"/>
+                <w:lang w:val="en-GB"/>
+              </w:rPr>
               <w:t xml:space="preserve">[Name / Role]</w:t>
             </w:r>
           </w:p>
         </w:tc>
       </w:tr>
     </w:tbl>
+    <w:p>
+      <w:pPr>
+        <w:spacing w:before="0" w:after="0" w:line="20" w:lineRule="exact"/>
+        <w:rPr>
+          <w:sz w:val="2"/>
+          <w:szCs w:val="2"/>
+        </w:rPr>
+      </w:pPr>
+    </w:p>
     <w:tbl>
       <w:tblPr>
         <w:tblW w:w="10000" w:type="dxa"/>
+        <w:tblBorders>
+          <w:top w:val="single" w:sz="4" w:color="BCACA7"/>
+          <w:left w:val="single" w:sz="4" w:color="BCACA7"/>
+          <w:bottom w:val="single" w:sz="4" w:color="BCACA7"/>
+          <w:right w:val="single" w:sz="4" w:color="BCACA7"/>
+          <w:insideH w:val="single" w:sz="4" w:color="BCACA7"/>
+          <w:insideV w:val="single" w:sz="4" w:color="BCACA7"/>
+        </w:tblBorders>
         <w:tblLayout w:type="fixed"/>
-        <w:tblBorders>
-          <w:top w:val="nil"/>
-          <w:left w:val="nil"/>
-          <w:bottom w:val="nil"/>
-          <w:right w:val="nil"/>
-          <w:insideH w:val="nil"/>
-          <w:insideV w:val="nil"/>
-        </w:tblBorders>
         <w:tblCellMar>
           <w:top w:w="75" w:type="dxa"/>
           <w:left w:w="85" w:type="dxa"/>
@@ -817,7 +972,8 @@
         <w:tblLook w:firstRow="1" w:lastRow="0" w:firstColumn="0" w:lastColumn="0" w:noHBand="0" w:noVBand="1"/>
       </w:tblPr>
       <w:tblGrid>
-        <w:gridCol w:w="10000"/>
+        <w:gridCol w:w="5000"/>
+        <w:gridCol w:w="5000"/>
       </w:tblGrid>
       <w:tr>
         <w:trPr>
@@ -825,15 +981,17 @@
         </w:trPr>
         <w:tc>
           <w:tcPr>
-            <w:tcW w:w="10000" w:type="dxa"/>
+            <w:tcW w:w="5000" w:type="dxa"/>
+            <w:gridSpan w:val="1"/>
             <w:shd w:val="clear" w:color="auto" w:fill="BCACA7"/>
             <w:vAlign w:val="center"/>
           </w:tcPr>
           <w:p>
             <w:pPr>
-              <w:jc w:val="left"/>
-              <w:spacing w:before="0" w:after="4" w:line="250" w:lineRule="auto"/>
-              <w:keepNext/>
+              <w:pStyle w:val="Heading1"/>
+              <w:keepNext/>
+              <w:spacing w:before="0" w:after="0" w:line="250" w:lineRule="auto"/>
+              <w:jc w:val="left"/>
             </w:pPr>
             <w:r>
               <w:rPr>
@@ -848,34 +1006,83 @@
               <w:t xml:space="preserve">SCOPE SUMMARY</w:t>
             </w:r>
           </w:p>
-          <w:p>
-            <w:pPr>
+        </w:tc>
+        <w:tc>
+          <w:tcPr>
+            <w:tcW w:w="5000" w:type="dxa"/>
+            <w:gridSpan w:val="1"/>
+            <w:shd w:val="clear" w:color="auto" w:fill="BCACA7"/>
+            <w:vAlign w:val="center"/>
+          </w:tcPr>
+          <w:p>
+            <w:pPr>
+              <w:keepNext/>
               <w:bidi w:val="1"/>
-              <w:jc w:val="right"/>
-              <w:spacing w:before="0" w:after="0" w:line="250" w:lineRule="auto"/>
-              <w:keepNext/>
+              <w:spacing w:before="0" w:after="0" w:line="250" w:lineRule="auto"/>
+              <w:jc w:val="left"/>
             </w:pPr>
             <w:r>
               <w:rPr>
                 <w:rFonts w:ascii="Noto Sans Arabic" w:hAnsi="Noto Sans Arabic" w:eastAsia="Noto Sans Arabic" w:cs="Noto Sans Arabic"/>
                 <w:b/>
                 <w:bCs/>
-                <w:rtl w:val="1"/>
                 <w:color w:val="12171D"/>
                 <w:sz w:val="16"/>
                 <w:szCs w:val="16"/>
-                <w:lang w:val="ar-SA" w:eastAsia="ar-SA"/>
+                <w:rtl w:val="1"/>
+                <w:lang w:val="ar-SA" w:bidi="ar-SA"/>
               </w:rPr>
               <w:t xml:space="preserve">ملخص النطاق</w:t>
+            </w:r>
+          </w:p>
+        </w:tc>
+      </w:tr>
+      <w:tr>
+        <w:trPr>
+          <w:cantSplit/>
+        </w:trPr>
+        <w:tc>
+          <w:tcPr>
+            <w:tcW w:w="10000" w:type="dxa"/>
+            <w:gridSpan w:val="2"/>
+            <w:tcBorders>
+              <w:bottom w:val="single" w:sz="4" w:space="0" w:color="BCACA7"/>
+            </w:tcBorders>
+            <w:vAlign w:val="center"/>
+          </w:tcPr>
+          <w:p>
+            <w:pPr>
+              <w:spacing w:before="0" w:after="0" w:line="250" w:lineRule="auto"/>
+              <w:jc w:val="left"/>
+            </w:pPr>
+            <w:r>
+              <w:rPr>
+                <w:rFonts w:ascii="Inter" w:hAnsi="Inter" w:eastAsia="Inter" w:cs="Inter"/>
+                <w:i/>
+                <w:iCs/>
+                <w:color w:val="12171D"/>
+                <w:sz w:val="16"/>
+                <w:szCs w:val="16"/>
+                <w:lang w:val="en-GB"/>
+              </w:rPr>
+              <w:t xml:space="preserve">[Summarize the requested work, proposed items or services, and any relevant assumptions supplied by the customer.]</w:t>
             </w:r>
           </w:p>
         </w:tc>
       </w:tr>
     </w:tbl>
+    <w:p>
+      <w:pPr>
+        <w:spacing w:before="0" w:after="0" w:line="20" w:lineRule="exact"/>
+        <w:rPr>
+          <w:sz w:val="2"/>
+          <w:szCs w:val="2"/>
+        </w:rPr>
+      </w:pPr>
+    </w:p>
     <w:tbl>
       <w:tblPr>
         <w:tblW w:w="10000" w:type="dxa"/>
-        <w:tblLayout w:type="fixed"/>
         <w:tblBorders>
           <w:top w:val="single" w:sz="4" w:color="BCACA7"/>
           <w:left w:val="single" w:sz="4" w:color="BCACA7"/>
@@ -884,138 +1091,7 @@
           <w:insideH w:val="single" w:sz="4" w:color="BCACA7"/>
           <w:insideV w:val="single" w:sz="4" w:color="BCACA7"/>
         </w:tblBorders>
-        <w:tblCellMar>
-          <w:top w:w="75" w:type="dxa"/>
-          <w:left w:w="85" w:type="dxa"/>
-          <w:bottom w:w="75" w:type="dxa"/>
-          <w:right w:w="85" w:type="dxa"/>
-        </w:tblCellMar>
-        <w:tblLook w:firstRow="1" w:lastRow="0" w:firstColumn="0" w:lastColumn="0" w:noHBand="0" w:noVBand="1"/>
-      </w:tblPr>
-      <w:tblGrid>
-        <w:gridCol w:w="10000"/>
-      </w:tblGrid>
-      <w:tr>
-        <w:trPr>
-          <w:cantSplit/>
-        </w:trPr>
-        <w:tc>
-          <w:tcPr>
-            <w:tcW w:w="10000" w:type="dxa"/>
-            <w:tcBorders>
-              <w:bottom w:val="single" w:sz="4" w:space="0" w:color="BCACA7"/>
-            </w:tcBorders>
-            <w:vAlign w:val="center"/>
-          </w:tcPr>
-          <w:p>
-            <w:pPr>
-              <w:jc w:val="left"/>
-              <w:spacing w:before="0" w:after="0" w:line="250" w:lineRule="auto"/>
-            </w:pPr>
-            <w:r>
-              <w:rPr>
-                <w:rFonts w:ascii="Inter" w:hAnsi="Inter" w:eastAsia="Inter" w:cs="Inter"/>
-                <w:i/>
-                <w:iCs/>
-                <w:color w:val="12171D"/>
-                <w:sz w:val="16"/>
-                <w:szCs w:val="16"/>
-                <w:lang w:val="en-GB"/>
-              </w:rPr>
-              <w:t xml:space="preserve">[Summarize the requested work, proposed items or services, and any relevant assumptions supplied by the customer.]</w:t>
-            </w:r>
-          </w:p>
-        </w:tc>
-      </w:tr>
-    </w:tbl>
-    <w:tbl>
-      <w:tblPr>
-        <w:tblW w:w="10000" w:type="dxa"/>
         <w:tblLayout w:type="fixed"/>
-        <w:tblBorders>
-          <w:top w:val="nil"/>
-          <w:left w:val="nil"/>
-          <w:bottom w:val="nil"/>
-          <w:right w:val="nil"/>
-          <w:insideH w:val="nil"/>
-          <w:insideV w:val="nil"/>
-        </w:tblBorders>
-        <w:tblCellMar>
-          <w:top w:w="75" w:type="dxa"/>
-          <w:left w:w="85" w:type="dxa"/>
-          <w:bottom w:w="75" w:type="dxa"/>
-          <w:right w:w="85" w:type="dxa"/>
-        </w:tblCellMar>
-        <w:tblLook w:firstRow="1" w:lastRow="0" w:firstColumn="0" w:lastColumn="0" w:noHBand="0" w:noVBand="1"/>
-      </w:tblPr>
-      <w:tblGrid>
-        <w:gridCol w:w="10000"/>
-      </w:tblGrid>
-      <w:tr>
-        <w:trPr>
-          <w:cantSplit/>
-        </w:trPr>
-        <w:tc>
-          <w:tcPr>
-            <w:tcW w:w="10000" w:type="dxa"/>
-            <w:shd w:val="clear" w:color="auto" w:fill="BCACA7"/>
-            <w:vAlign w:val="center"/>
-          </w:tcPr>
-          <w:p>
-            <w:pPr>
-              <w:jc w:val="left"/>
-              <w:spacing w:before="0" w:after="4" w:line="250" w:lineRule="auto"/>
-              <w:keepNext/>
-            </w:pPr>
-            <w:r>
-              <w:rPr>
-                <w:rFonts w:ascii="Jost" w:hAnsi="Jost" w:eastAsia="Jost" w:cs="Jost"/>
-                <w:b/>
-                <w:bCs/>
-                <w:color w:val="12171D"/>
-                <w:sz w:val="17"/>
-                <w:szCs w:val="17"/>
-                <w:lang w:val="en-GB"/>
-              </w:rPr>
-              <w:t xml:space="preserve">PRICING</w:t>
-            </w:r>
-          </w:p>
-          <w:p>
-            <w:pPr>
-              <w:bidi w:val="1"/>
-              <w:jc w:val="right"/>
-              <w:spacing w:before="0" w:after="0" w:line="250" w:lineRule="auto"/>
-              <w:keepNext/>
-            </w:pPr>
-            <w:r>
-              <w:rPr>
-                <w:rFonts w:ascii="Noto Sans Arabic" w:hAnsi="Noto Sans Arabic" w:eastAsia="Noto Sans Arabic" w:cs="Noto Sans Arabic"/>
-                <w:b/>
-                <w:bCs/>
-                <w:rtl w:val="1"/>
-                <w:color w:val="12171D"/>
-                <w:sz w:val="16"/>
-                <w:szCs w:val="16"/>
-                <w:lang w:val="ar-SA" w:eastAsia="ar-SA"/>
-              </w:rPr>
-              <w:t xml:space="preserve">الأسعار</w:t>
-            </w:r>
-          </w:p>
-        </w:tc>
-      </w:tr>
-    </w:tbl>
-    <w:tbl>
-      <w:tblPr>
-        <w:tblW w:w="10000" w:type="dxa"/>
-        <w:tblLayout w:type="fixed"/>
-        <w:tblBorders>
-          <w:top w:val="single" w:sz="4" w:color="BCACA7"/>
-          <w:left w:val="single" w:sz="4" w:color="BCACA7"/>
-          <w:bottom w:val="single" w:sz="4" w:color="BCACA7"/>
-          <w:right w:val="single" w:sz="4" w:color="BCACA7"/>
-          <w:insideH w:val="single" w:sz="4" w:color="BCACA7"/>
-          <w:insideV w:val="single" w:sz="4" w:color="BCACA7"/>
-        </w:tblBorders>
         <w:tblCellMar>
           <w:top w:w="75" w:type="dxa"/>
           <w:left w:w="85" w:type="dxa"/>
@@ -1039,14 +1115,78 @@
         </w:trPr>
         <w:tc>
           <w:tcPr>
+            <w:tcW w:w="4800" w:type="dxa"/>
+            <w:gridSpan w:val="3"/>
+            <w:shd w:val="clear" w:color="auto" w:fill="BCACA7"/>
+            <w:vAlign w:val="center"/>
+          </w:tcPr>
+          <w:p>
+            <w:pPr>
+              <w:pStyle w:val="Heading1"/>
+              <w:keepNext/>
+              <w:spacing w:before="0" w:after="0" w:line="250" w:lineRule="auto"/>
+              <w:jc w:val="left"/>
+            </w:pPr>
+            <w:r>
+              <w:rPr>
+                <w:rFonts w:ascii="Jost" w:hAnsi="Jost" w:eastAsia="Jost" w:cs="Jost"/>
+                <w:b/>
+                <w:bCs/>
+                <w:color w:val="12171D"/>
+                <w:sz w:val="17"/>
+                <w:szCs w:val="17"/>
+                <w:lang w:val="en-GB"/>
+              </w:rPr>
+              <w:t xml:space="preserve">PRICING</w:t>
+            </w:r>
+          </w:p>
+        </w:tc>
+        <w:tc>
+          <w:tcPr>
+            <w:tcW w:w="5200" w:type="dxa"/>
+            <w:gridSpan w:val="3"/>
+            <w:shd w:val="clear" w:color="auto" w:fill="BCACA7"/>
+            <w:vAlign w:val="center"/>
+          </w:tcPr>
+          <w:p>
+            <w:pPr>
+              <w:keepNext/>
+              <w:bidi w:val="1"/>
+              <w:spacing w:before="0" w:after="0" w:line="250" w:lineRule="auto"/>
+              <w:jc w:val="left"/>
+            </w:pPr>
+            <w:r>
+              <w:rPr>
+                <w:rFonts w:ascii="Noto Sans Arabic" w:hAnsi="Noto Sans Arabic" w:eastAsia="Noto Sans Arabic" w:cs="Noto Sans Arabic"/>
+                <w:b/>
+                <w:bCs/>
+                <w:color w:val="12171D"/>
+                <w:sz w:val="16"/>
+                <w:szCs w:val="16"/>
+                <w:rtl w:val="1"/>
+                <w:lang w:val="ar-SA" w:bidi="ar-SA"/>
+              </w:rPr>
+              <w:t xml:space="preserve">الأسعار</w:t>
+            </w:r>
+          </w:p>
+        </w:tc>
+      </w:tr>
+      <w:tr>
+        <w:trPr>
+          <w:tblHeader w:val="true"/>
+          <w:cantSplit/>
+        </w:trPr>
+        <w:tc>
+          <w:tcPr>
             <w:tcW w:w="500" w:type="dxa"/>
             <w:shd w:val="clear" w:color="auto" w:fill="12171D"/>
             <w:vAlign w:val="center"/>
           </w:tcPr>
           <w:p>
             <w:pPr>
-              <w:jc w:val="left"/>
+              <w:keepNext/>
               <w:spacing w:before="0" w:after="8" w:line="250" w:lineRule="auto"/>
+              <w:jc w:val="left"/>
             </w:pPr>
             <w:r>
               <w:rPr>
@@ -1063,20 +1203,21 @@
           </w:p>
           <w:p>
             <w:pPr>
+              <w:keepNext/>
               <w:bidi w:val="1"/>
-              <w:jc w:val="right"/>
-              <w:spacing w:before="0" w:after="0" w:line="250" w:lineRule="auto"/>
+              <w:spacing w:before="0" w:after="0" w:line="250" w:lineRule="auto"/>
+              <w:jc w:val="left"/>
             </w:pPr>
             <w:r>
               <w:rPr>
                 <w:rFonts w:ascii="Noto Sans Arabic" w:hAnsi="Noto Sans Arabic" w:eastAsia="Noto Sans Arabic" w:cs="Noto Sans Arabic"/>
                 <w:b/>
                 <w:bCs/>
-                <w:rtl w:val="1"/>
                 <w:color w:val="FFFFFF"/>
                 <w:sz w:val="14"/>
                 <w:szCs w:val="14"/>
-                <w:lang w:val="ar-SA" w:eastAsia="ar-SA"/>
+                <w:rtl w:val="1"/>
+                <w:lang w:val="ar-SA" w:bidi="ar-SA"/>
               </w:rPr>
               <w:t xml:space="preserve">م</w:t>
             </w:r>
@@ -1090,8 +1231,9 @@
           </w:tcPr>
           <w:p>
             <w:pPr>
-              <w:jc w:val="left"/>
+              <w:keepNext/>
               <w:spacing w:before="0" w:after="8" w:line="250" w:lineRule="auto"/>
+              <w:jc w:val="left"/>
             </w:pPr>
             <w:r>
               <w:rPr>
@@ -1108,20 +1250,21 @@
           </w:p>
           <w:p>
             <w:pPr>
+              <w:keepNext/>
               <w:bidi w:val="1"/>
-              <w:jc w:val="right"/>
-              <w:spacing w:before="0" w:after="0" w:line="250" w:lineRule="auto"/>
+              <w:spacing w:before="0" w:after="0" w:line="250" w:lineRule="auto"/>
+              <w:jc w:val="left"/>
             </w:pPr>
             <w:r>
               <w:rPr>
                 <w:rFonts w:ascii="Noto Sans Arabic" w:hAnsi="Noto Sans Arabic" w:eastAsia="Noto Sans Arabic" w:cs="Noto Sans Arabic"/>
                 <w:b/>
                 <w:bCs/>
-                <w:rtl w:val="1"/>
                 <w:color w:val="FFFFFF"/>
                 <w:sz w:val="14"/>
                 <w:szCs w:val="14"/>
-                <w:lang w:val="ar-SA" w:eastAsia="ar-SA"/>
+                <w:rtl w:val="1"/>
+                <w:lang w:val="ar-SA" w:bidi="ar-SA"/>
               </w:rPr>
               <w:t xml:space="preserve">البند / الخدمة</w:t>
             </w:r>
@@ -1135,8 +1278,9 @@
           </w:tcPr>
           <w:p>
             <w:pPr>
+              <w:keepNext/>
+              <w:spacing w:before="0" w:after="8" w:line="250" w:lineRule="auto"/>
               <w:jc w:val="center"/>
-              <w:spacing w:before="0" w:after="8" w:line="250" w:lineRule="auto"/>
             </w:pPr>
             <w:r>
               <w:rPr>
@@ -1153,20 +1297,21 @@
           </w:p>
           <w:p>
             <w:pPr>
+              <w:keepNext/>
               <w:bidi w:val="1"/>
-              <w:jc w:val="right"/>
-              <w:spacing w:before="0" w:after="0" w:line="250" w:lineRule="auto"/>
+              <w:spacing w:before="0" w:after="0" w:line="250" w:lineRule="auto"/>
+              <w:jc w:val="center"/>
             </w:pPr>
             <w:r>
               <w:rPr>
                 <w:rFonts w:ascii="Noto Sans Arabic" w:hAnsi="Noto Sans Arabic" w:eastAsia="Noto Sans Arabic" w:cs="Noto Sans Arabic"/>
                 <w:b/>
                 <w:bCs/>
-                <w:rtl w:val="1"/>
                 <w:color w:val="FFFFFF"/>
                 <w:sz w:val="14"/>
                 <w:szCs w:val="14"/>
-                <w:lang w:val="ar-SA" w:eastAsia="ar-SA"/>
+                <w:rtl w:val="1"/>
+                <w:lang w:val="ar-SA" w:bidi="ar-SA"/>
               </w:rPr>
               <w:t xml:space="preserve">الكمية</w:t>
             </w:r>
@@ -1180,8 +1325,9 @@
           </w:tcPr>
           <w:p>
             <w:pPr>
+              <w:keepNext/>
+              <w:spacing w:before="0" w:after="8" w:line="250" w:lineRule="auto"/>
               <w:jc w:val="center"/>
-              <w:spacing w:before="0" w:after="8" w:line="250" w:lineRule="auto"/>
             </w:pPr>
             <w:r>
               <w:rPr>
@@ -1198,20 +1344,21 @@
           </w:p>
           <w:p>
             <w:pPr>
+              <w:keepNext/>
               <w:bidi w:val="1"/>
-              <w:jc w:val="right"/>
-              <w:spacing w:before="0" w:after="0" w:line="250" w:lineRule="auto"/>
+              <w:spacing w:before="0" w:after="0" w:line="250" w:lineRule="auto"/>
+              <w:jc w:val="center"/>
             </w:pPr>
             <w:r>
               <w:rPr>
                 <w:rFonts w:ascii="Noto Sans Arabic" w:hAnsi="Noto Sans Arabic" w:eastAsia="Noto Sans Arabic" w:cs="Noto Sans Arabic"/>
                 <w:b/>
                 <w:bCs/>
-                <w:rtl w:val="1"/>
                 <w:color w:val="FFFFFF"/>
                 <w:sz w:val="14"/>
                 <w:szCs w:val="14"/>
-                <w:lang w:val="ar-SA" w:eastAsia="ar-SA"/>
+                <w:rtl w:val="1"/>
+                <w:lang w:val="ar-SA" w:bidi="ar-SA"/>
               </w:rPr>
               <w:t xml:space="preserve">الوحدة</w:t>
             </w:r>
@@ -1225,8 +1372,9 @@
           </w:tcPr>
           <w:p>
             <w:pPr>
-              <w:jc w:val="center"/>
+              <w:keepNext/>
               <w:spacing w:before="0" w:after="8" w:line="250" w:lineRule="auto"/>
+              <w:jc w:val="right"/>
             </w:pPr>
             <w:r>
               <w:rPr>
@@ -1243,20 +1391,21 @@
           </w:p>
           <w:p>
             <w:pPr>
+              <w:keepNext/>
               <w:bidi w:val="1"/>
-              <w:jc w:val="right"/>
-              <w:spacing w:before="0" w:after="0" w:line="250" w:lineRule="auto"/>
+              <w:spacing w:before="0" w:after="0" w:line="250" w:lineRule="auto"/>
+              <w:jc w:val="left"/>
             </w:pPr>
             <w:r>
               <w:rPr>
                 <w:rFonts w:ascii="Noto Sans Arabic" w:hAnsi="Noto Sans Arabic" w:eastAsia="Noto Sans Arabic" w:cs="Noto Sans Arabic"/>
                 <w:b/>
                 <w:bCs/>
-                <w:rtl w:val="1"/>
                 <w:color w:val="FFFFFF"/>
                 <w:sz w:val="14"/>
                 <w:szCs w:val="14"/>
-                <w:lang w:val="ar-SA" w:eastAsia="ar-SA"/>
+                <w:rtl w:val="1"/>
+                <w:lang w:val="ar-SA" w:bidi="ar-SA"/>
               </w:rPr>
               <w:t xml:space="preserve">سعر الوحدة</w:t>
             </w:r>
@@ -1270,8 +1419,9 @@
           </w:tcPr>
           <w:p>
             <w:pPr>
-              <w:jc w:val="center"/>
+              <w:keepNext/>
               <w:spacing w:before="0" w:after="8" w:line="250" w:lineRule="auto"/>
+              <w:jc w:val="right"/>
             </w:pPr>
             <w:r>
               <w:rPr>
@@ -1288,20 +1438,21 @@
           </w:p>
           <w:p>
             <w:pPr>
+              <w:keepNext/>
               <w:bidi w:val="1"/>
-              <w:jc w:val="right"/>
-              <w:spacing w:before="0" w:after="0" w:line="250" w:lineRule="auto"/>
+              <w:spacing w:before="0" w:after="0" w:line="250" w:lineRule="auto"/>
+              <w:jc w:val="left"/>
             </w:pPr>
             <w:r>
               <w:rPr>
                 <w:rFonts w:ascii="Noto Sans Arabic" w:hAnsi="Noto Sans Arabic" w:eastAsia="Noto Sans Arabic" w:cs="Noto Sans Arabic"/>
                 <w:b/>
                 <w:bCs/>
-                <w:rtl w:val="1"/>
                 <w:color w:val="FFFFFF"/>
                 <w:sz w:val="14"/>
                 <w:szCs w:val="14"/>
-                <w:lang w:val="ar-SA" w:eastAsia="ar-SA"/>
+                <w:rtl w:val="1"/>
+                <w:lang w:val="ar-SA" w:bidi="ar-SA"/>
               </w:rPr>
               <w:t xml:space="preserve">إجمالي البند</w:t>
             </w:r>
@@ -1322,8 +1473,9 @@
           </w:tcPr>
           <w:p>
             <w:pPr>
+              <w:keepNext/>
+              <w:spacing w:before="0" w:after="0" w:line="250" w:lineRule="auto"/>
               <w:jc w:val="center"/>
-              <w:spacing w:before="0" w:after="0" w:line="250" w:lineRule="auto"/>
             </w:pPr>
             <w:r>
               <w:rPr>
@@ -1349,8 +1501,9 @@
           </w:tcPr>
           <w:p>
             <w:pPr>
-              <w:jc w:val="left"/>
-              <w:spacing w:before="0" w:after="0" w:line="250" w:lineRule="auto"/>
+              <w:keepNext/>
+              <w:spacing w:before="0" w:after="0" w:line="250" w:lineRule="auto"/>
+              <w:jc w:val="left"/>
             </w:pPr>
             <w:r>
               <w:rPr>
@@ -1376,8 +1529,9 @@
           </w:tcPr>
           <w:p>
             <w:pPr>
+              <w:keepNext/>
+              <w:spacing w:before="0" w:after="0" w:line="250" w:lineRule="auto"/>
               <w:jc w:val="center"/>
-              <w:spacing w:before="0" w:after="0" w:line="250" w:lineRule="auto"/>
             </w:pPr>
             <w:r>
               <w:rPr>
@@ -1403,8 +1557,9 @@
           </w:tcPr>
           <w:p>
             <w:pPr>
+              <w:keepNext/>
+              <w:spacing w:before="0" w:after="0" w:line="250" w:lineRule="auto"/>
               <w:jc w:val="center"/>
-              <w:spacing w:before="0" w:after="0" w:line="250" w:lineRule="auto"/>
             </w:pPr>
             <w:r>
               <w:rPr>
@@ -1430,8 +1585,9 @@
           </w:tcPr>
           <w:p>
             <w:pPr>
-              <w:jc w:val="left"/>
-              <w:spacing w:before="0" w:after="0" w:line="250" w:lineRule="auto"/>
+              <w:keepNext/>
+              <w:spacing w:before="0" w:after="0" w:line="250" w:lineRule="auto"/>
+              <w:jc w:val="right"/>
             </w:pPr>
             <w:r>
               <w:rPr>
@@ -1457,8 +1613,9 @@
           </w:tcPr>
           <w:p>
             <w:pPr>
-              <w:jc w:val="left"/>
-              <w:spacing w:before="0" w:after="0" w:line="250" w:lineRule="auto"/>
+              <w:keepNext/>
+              <w:spacing w:before="0" w:after="0" w:line="250" w:lineRule="auto"/>
+              <w:jc w:val="right"/>
             </w:pPr>
             <w:r>
               <w:rPr>
@@ -1489,8 +1646,9 @@
           </w:tcPr>
           <w:p>
             <w:pPr>
+              <w:keepNext/>
+              <w:spacing w:before="0" w:after="0" w:line="250" w:lineRule="auto"/>
               <w:jc w:val="center"/>
-              <w:spacing w:before="0" w:after="0" w:line="250" w:lineRule="auto"/>
             </w:pPr>
             <w:r>
               <w:rPr>
@@ -1516,8 +1674,9 @@
           </w:tcPr>
           <w:p>
             <w:pPr>
-              <w:jc w:val="left"/>
-              <w:spacing w:before="0" w:after="0" w:line="250" w:lineRule="auto"/>
+              <w:keepNext/>
+              <w:spacing w:before="0" w:after="0" w:line="250" w:lineRule="auto"/>
+              <w:jc w:val="left"/>
             </w:pPr>
             <w:r>
               <w:rPr>
@@ -1543,8 +1702,9 @@
           </w:tcPr>
           <w:p>
             <w:pPr>
+              <w:keepNext/>
+              <w:spacing w:before="0" w:after="0" w:line="250" w:lineRule="auto"/>
               <w:jc w:val="center"/>
-              <w:spacing w:before="0" w:after="0" w:line="250" w:lineRule="auto"/>
             </w:pPr>
             <w:r>
               <w:rPr>
@@ -1570,8 +1730,9 @@
           </w:tcPr>
           <w:p>
             <w:pPr>
+              <w:keepNext/>
+              <w:spacing w:before="0" w:after="0" w:line="250" w:lineRule="auto"/>
               <w:jc w:val="center"/>
-              <w:spacing w:before="0" w:after="0" w:line="250" w:lineRule="auto"/>
             </w:pPr>
             <w:r>
               <w:rPr>
@@ -1597,8 +1758,9 @@
           </w:tcPr>
           <w:p>
             <w:pPr>
-              <w:jc w:val="left"/>
-              <w:spacing w:before="0" w:after="0" w:line="250" w:lineRule="auto"/>
+              <w:keepNext/>
+              <w:spacing w:before="0" w:after="0" w:line="250" w:lineRule="auto"/>
+              <w:jc w:val="right"/>
             </w:pPr>
             <w:r>
               <w:rPr>
@@ -1624,8 +1786,9 @@
           </w:tcPr>
           <w:p>
             <w:pPr>
-              <w:jc w:val="left"/>
-              <w:spacing w:before="0" w:after="0" w:line="250" w:lineRule="auto"/>
+              <w:keepNext/>
+              <w:spacing w:before="0" w:after="0" w:line="250" w:lineRule="auto"/>
+              <w:jc w:val="right"/>
             </w:pPr>
             <w:r>
               <w:rPr>
@@ -1656,8 +1819,9 @@
           </w:tcPr>
           <w:p>
             <w:pPr>
+              <w:keepNext/>
+              <w:spacing w:before="0" w:after="0" w:line="250" w:lineRule="auto"/>
               <w:jc w:val="center"/>
-              <w:spacing w:before="0" w:after="0" w:line="250" w:lineRule="auto"/>
             </w:pPr>
             <w:r>
               <w:rPr>
@@ -1683,8 +1847,9 @@
           </w:tcPr>
           <w:p>
             <w:pPr>
-              <w:jc w:val="left"/>
-              <w:spacing w:before="0" w:after="0" w:line="250" w:lineRule="auto"/>
+              <w:keepNext/>
+              <w:spacing w:before="0" w:after="0" w:line="250" w:lineRule="auto"/>
+              <w:jc w:val="left"/>
             </w:pPr>
             <w:r>
               <w:rPr>
@@ -1710,8 +1875,9 @@
           </w:tcPr>
           <w:p>
             <w:pPr>
+              <w:keepNext/>
+              <w:spacing w:before="0" w:after="0" w:line="250" w:lineRule="auto"/>
               <w:jc w:val="center"/>
-              <w:spacing w:before="0" w:after="0" w:line="250" w:lineRule="auto"/>
             </w:pPr>
             <w:r>
               <w:rPr>
@@ -1737,8 +1903,9 @@
           </w:tcPr>
           <w:p>
             <w:pPr>
+              <w:keepNext/>
+              <w:spacing w:before="0" w:after="0" w:line="250" w:lineRule="auto"/>
               <w:jc w:val="center"/>
-              <w:spacing w:before="0" w:after="0" w:line="250" w:lineRule="auto"/>
             </w:pPr>
             <w:r>
               <w:rPr>
@@ -1764,8 +1931,9 @@
           </w:tcPr>
           <w:p>
             <w:pPr>
-              <w:jc w:val="left"/>
-              <w:spacing w:before="0" w:after="0" w:line="250" w:lineRule="auto"/>
+              <w:keepNext/>
+              <w:spacing w:before="0" w:after="0" w:line="250" w:lineRule="auto"/>
+              <w:jc w:val="right"/>
             </w:pPr>
             <w:r>
               <w:rPr>
@@ -1791,8 +1959,9 @@
           </w:tcPr>
           <w:p>
             <w:pPr>
-              <w:jc w:val="left"/>
-              <w:spacing w:before="0" w:after="0" w:line="250" w:lineRule="auto"/>
+              <w:keepNext/>
+              <w:spacing w:before="0" w:after="0" w:line="250" w:lineRule="auto"/>
+              <w:jc w:val="right"/>
             </w:pPr>
             <w:r>
               <w:rPr>
@@ -1823,8 +1992,9 @@
           </w:tcPr>
           <w:p>
             <w:pPr>
+              <w:keepNext/>
+              <w:spacing w:before="0" w:after="0" w:line="250" w:lineRule="auto"/>
               <w:jc w:val="center"/>
-              <w:spacing w:before="0" w:after="0" w:line="250" w:lineRule="auto"/>
             </w:pPr>
             <w:r>
               <w:rPr>
@@ -1850,8 +2020,9 @@
           </w:tcPr>
           <w:p>
             <w:pPr>
-              <w:jc w:val="left"/>
-              <w:spacing w:before="0" w:after="0" w:line="250" w:lineRule="auto"/>
+              <w:keepNext/>
+              <w:spacing w:before="0" w:after="0" w:line="250" w:lineRule="auto"/>
+              <w:jc w:val="left"/>
             </w:pPr>
             <w:r>
               <w:rPr>
@@ -1877,8 +2048,9 @@
           </w:tcPr>
           <w:p>
             <w:pPr>
+              <w:keepNext/>
+              <w:spacing w:before="0" w:after="0" w:line="250" w:lineRule="auto"/>
               <w:jc w:val="center"/>
-              <w:spacing w:before="0" w:after="0" w:line="250" w:lineRule="auto"/>
             </w:pPr>
             <w:r>
               <w:rPr>
@@ -1904,8 +2076,9 @@
           </w:tcPr>
           <w:p>
             <w:pPr>
+              <w:keepNext/>
+              <w:spacing w:before="0" w:after="0" w:line="250" w:lineRule="auto"/>
               <w:jc w:val="center"/>
-              <w:spacing w:before="0" w:after="0" w:line="250" w:lineRule="auto"/>
             </w:pPr>
             <w:r>
               <w:rPr>
@@ -1931,8 +2104,9 @@
           </w:tcPr>
           <w:p>
             <w:pPr>
-              <w:jc w:val="left"/>
-              <w:spacing w:before="0" w:after="0" w:line="250" w:lineRule="auto"/>
+              <w:keepNext/>
+              <w:spacing w:before="0" w:after="0" w:line="250" w:lineRule="auto"/>
+              <w:jc w:val="right"/>
             </w:pPr>
             <w:r>
               <w:rPr>
@@ -1958,8 +2132,9 @@
           </w:tcPr>
           <w:p>
             <w:pPr>
-              <w:jc w:val="left"/>
-              <w:spacing w:before="0" w:after="0" w:line="250" w:lineRule="auto"/>
+              <w:keepNext/>
+              <w:spacing w:before="0" w:after="0" w:line="250" w:lineRule="auto"/>
+              <w:jc w:val="right"/>
             </w:pPr>
             <w:r>
               <w:rPr>
@@ -1977,10 +2152,19 @@
         </w:tc>
       </w:tr>
     </w:tbl>
+    <w:p>
+      <w:pPr>
+        <w:keepNext/>
+        <w:spacing w:before="0" w:after="0" w:line="20" w:lineRule="exact"/>
+        <w:rPr>
+          <w:sz w:val="2"/>
+          <w:szCs w:val="2"/>
+        </w:rPr>
+      </w:pPr>
+    </w:p>
     <w:tbl>
       <w:tblPr>
         <w:tblW w:w="10000" w:type="dxa"/>
-        <w:tblLayout w:type="fixed"/>
         <w:tblBorders>
           <w:top w:val="single" w:sz="4" w:color="BCACA7"/>
           <w:left w:val="single" w:sz="4" w:color="BCACA7"/>
@@ -1989,6 +2173,7 @@
           <w:insideH w:val="single" w:sz="4" w:color="BCACA7"/>
           <w:insideV w:val="single" w:sz="4" w:color="BCACA7"/>
         </w:tblBorders>
+        <w:tblLayout w:type="fixed"/>
         <w:tblCellMar>
           <w:top w:w="75" w:type="dxa"/>
           <w:left w:w="85" w:type="dxa"/>
@@ -2015,8 +2200,9 @@
           </w:tcPr>
           <w:p>
             <w:pPr>
-              <w:jc w:val="left"/>
+              <w:keepNext/>
               <w:spacing w:before="0" w:after="6" w:line="250" w:lineRule="auto"/>
+              <w:jc w:val="left"/>
             </w:pPr>
             <w:r>
               <w:rPr>
@@ -2031,18 +2217,19 @@
           </w:p>
           <w:p>
             <w:pPr>
+              <w:keepNext/>
               <w:bidi w:val="1"/>
-              <w:jc w:val="right"/>
-              <w:spacing w:before="0" w:after="0" w:line="250" w:lineRule="auto"/>
+              <w:spacing w:before="0" w:after="0" w:line="250" w:lineRule="auto"/>
+              <w:jc w:val="left"/>
             </w:pPr>
             <w:r>
               <w:rPr>
                 <w:rFonts w:ascii="Noto Sans Arabic" w:hAnsi="Noto Sans Arabic" w:eastAsia="Noto Sans Arabic" w:cs="Noto Sans Arabic"/>
-                <w:rtl w:val="1"/>
                 <w:color w:val="12171D"/>
                 <w:sz w:val="15"/>
                 <w:szCs w:val="15"/>
-                <w:lang w:val="ar-SA" w:eastAsia="ar-SA"/>
+                <w:rtl w:val="1"/>
+                <w:lang w:val="ar-SA" w:bidi="ar-SA"/>
               </w:rPr>
               <w:t xml:space="preserve">المجموع الفرعي</w:t>
             </w:r>
@@ -2058,8 +2245,9 @@
           </w:tcPr>
           <w:p>
             <w:pPr>
+              <w:keepNext/>
+              <w:spacing w:before="0" w:after="0" w:line="250" w:lineRule="auto"/>
               <w:jc w:val="right"/>
-              <w:spacing w:before="0" w:after="0" w:line="250" w:lineRule="auto"/>
             </w:pPr>
             <w:r>
               <w:rPr>
@@ -2090,8 +2278,9 @@
           </w:tcPr>
           <w:p>
             <w:pPr>
-              <w:jc w:val="left"/>
+              <w:keepNext/>
               <w:spacing w:before="0" w:after="6" w:line="250" w:lineRule="auto"/>
+              <w:jc w:val="left"/>
             </w:pPr>
             <w:r>
               <w:rPr>
@@ -2106,18 +2295,19 @@
           </w:p>
           <w:p>
             <w:pPr>
+              <w:keepNext/>
               <w:bidi w:val="1"/>
-              <w:jc w:val="right"/>
-              <w:spacing w:before="0" w:after="0" w:line="250" w:lineRule="auto"/>
+              <w:spacing w:before="0" w:after="0" w:line="250" w:lineRule="auto"/>
+              <w:jc w:val="left"/>
             </w:pPr>
             <w:r>
               <w:rPr>
                 <w:rFonts w:ascii="Noto Sans Arabic" w:hAnsi="Noto Sans Arabic" w:eastAsia="Noto Sans Arabic" w:cs="Noto Sans Arabic"/>
-                <w:rtl w:val="1"/>
                 <w:color w:val="12171D"/>
                 <w:sz w:val="15"/>
                 <w:szCs w:val="15"/>
-                <w:lang w:val="ar-SA" w:eastAsia="ar-SA"/>
+                <w:rtl w:val="1"/>
+                <w:lang w:val="ar-SA" w:bidi="ar-SA"/>
               </w:rPr>
               <w:t xml:space="preserve">الضريبة عند انطباقها</w:t>
             </w:r>
@@ -2133,8 +2323,9 @@
           </w:tcPr>
           <w:p>
             <w:pPr>
+              <w:keepNext/>
+              <w:spacing w:before="0" w:after="0" w:line="250" w:lineRule="auto"/>
               <w:jc w:val="right"/>
-              <w:spacing w:before="0" w:after="0" w:line="250" w:lineRule="auto"/>
             </w:pPr>
             <w:r>
               <w:rPr>
@@ -2158,16 +2349,16 @@
         <w:tc>
           <w:tcPr>
             <w:tcW w:w="6500" w:type="dxa"/>
+            <w:tcBorders>
+              <w:bottom w:val="single" w:sz="4" w:space="0" w:color="BCACA7"/>
+            </w:tcBorders>
             <w:shd w:val="clear" w:color="auto" w:fill="BCACA7"/>
-            <w:tcBorders>
-              <w:bottom w:val="single" w:sz="4" w:space="0" w:color="BCACA7"/>
-            </w:tcBorders>
-            <w:vAlign w:val="center"/>
-          </w:tcPr>
-          <w:p>
-            <w:pPr>
-              <w:jc w:val="left"/>
+            <w:vAlign w:val="center"/>
+          </w:tcPr>
+          <w:p>
+            <w:pPr>
               <w:spacing w:before="0" w:after="6" w:line="250" w:lineRule="auto"/>
+              <w:jc w:val="left"/>
             </w:pPr>
             <w:r>
               <w:rPr>
@@ -2185,19 +2376,19 @@
           <w:p>
             <w:pPr>
               <w:bidi w:val="1"/>
-              <w:jc w:val="right"/>
-              <w:spacing w:before="0" w:after="0" w:line="250" w:lineRule="auto"/>
+              <w:spacing w:before="0" w:after="0" w:line="250" w:lineRule="auto"/>
+              <w:jc w:val="left"/>
             </w:pPr>
             <w:r>
               <w:rPr>
                 <w:rFonts w:ascii="Noto Sans Arabic" w:hAnsi="Noto Sans Arabic" w:eastAsia="Noto Sans Arabic" w:cs="Noto Sans Arabic"/>
                 <w:b/>
                 <w:bCs/>
-                <w:rtl w:val="1"/>
                 <w:color w:val="12171D"/>
                 <w:sz w:val="15"/>
                 <w:szCs w:val="15"/>
-                <w:lang w:val="ar-SA" w:eastAsia="ar-SA"/>
+                <w:rtl w:val="1"/>
+                <w:lang w:val="ar-SA" w:bidi="ar-SA"/>
               </w:rPr>
               <w:t xml:space="preserve">الإجمالي</w:t>
             </w:r>
@@ -2206,16 +2397,16 @@
         <w:tc>
           <w:tcPr>
             <w:tcW w:w="3500" w:type="dxa"/>
+            <w:tcBorders>
+              <w:bottom w:val="single" w:sz="4" w:space="0" w:color="BCACA7"/>
+            </w:tcBorders>
             <w:shd w:val="clear" w:color="auto" w:fill="BCACA7"/>
-            <w:tcBorders>
-              <w:bottom w:val="single" w:sz="4" w:space="0" w:color="BCACA7"/>
-            </w:tcBorders>
-            <w:vAlign w:val="center"/>
-          </w:tcPr>
-          <w:p>
-            <w:pPr>
+            <w:vAlign w:val="center"/>
+          </w:tcPr>
+          <w:p>
+            <w:pPr>
+              <w:spacing w:before="0" w:after="0" w:line="250" w:lineRule="auto"/>
               <w:jc w:val="right"/>
-              <w:spacing w:before="0" w:after="0" w:line="250" w:lineRule="auto"/>
             </w:pPr>
             <w:r>
               <w:rPr>
@@ -2235,92 +2426,16 @@
     </w:tbl>
     <w:p>
       <w:pPr>
-        <w:spacing w:before="0" w:after="0"/>
+        <w:spacing w:before="0" w:after="0" w:line="20" w:lineRule="exact"/>
+        <w:rPr>
+          <w:sz w:val="2"/>
+          <w:szCs w:val="2"/>
+        </w:rPr>
       </w:pPr>
-      <w:r>
-        <w:br w:type="page"/>
-      </w:r>
     </w:p>
     <w:tbl>
       <w:tblPr>
         <w:tblW w:w="10000" w:type="dxa"/>
-        <w:tblLayout w:type="fixed"/>
-        <w:tblBorders>
-          <w:top w:val="nil"/>
-          <w:left w:val="nil"/>
-          <w:bottom w:val="nil"/>
-          <w:right w:val="nil"/>
-          <w:insideH w:val="nil"/>
-          <w:insideV w:val="nil"/>
-        </w:tblBorders>
-        <w:tblCellMar>
-          <w:top w:w="75" w:type="dxa"/>
-          <w:left w:w="85" w:type="dxa"/>
-          <w:bottom w:w="75" w:type="dxa"/>
-          <w:right w:w="85" w:type="dxa"/>
-        </w:tblCellMar>
-        <w:tblLook w:firstRow="1" w:lastRow="0" w:firstColumn="0" w:lastColumn="0" w:noHBand="0" w:noVBand="1"/>
-      </w:tblPr>
-      <w:tblGrid>
-        <w:gridCol w:w="10000"/>
-      </w:tblGrid>
-      <w:tr>
-        <w:trPr>
-          <w:cantSplit/>
-        </w:trPr>
-        <w:tc>
-          <w:tcPr>
-            <w:tcW w:w="10000" w:type="dxa"/>
-            <w:shd w:val="clear" w:color="auto" w:fill="BCACA7"/>
-            <w:vAlign w:val="center"/>
-          </w:tcPr>
-          <w:p>
-            <w:pPr>
-              <w:jc w:val="left"/>
-              <w:spacing w:before="0" w:after="4" w:line="250" w:lineRule="auto"/>
-              <w:keepNext/>
-            </w:pPr>
-            <w:r>
-              <w:rPr>
-                <w:rFonts w:ascii="Jost" w:hAnsi="Jost" w:eastAsia="Jost" w:cs="Jost"/>
-                <w:b/>
-                <w:bCs/>
-                <w:color w:val="12171D"/>
-                <w:sz w:val="17"/>
-                <w:szCs w:val="17"/>
-                <w:lang w:val="en-GB"/>
-              </w:rPr>
-              <w:t xml:space="preserve">ISSUER AND CUSTOMER CONTACT</w:t>
-            </w:r>
-          </w:p>
-          <w:p>
-            <w:pPr>
-              <w:bidi w:val="1"/>
-              <w:jc w:val="right"/>
-              <w:spacing w:before="0" w:after="0" w:line="250" w:lineRule="auto"/>
-              <w:keepNext/>
-            </w:pPr>
-            <w:r>
-              <w:rPr>
-                <w:rFonts w:ascii="Noto Sans Arabic" w:hAnsi="Noto Sans Arabic" w:eastAsia="Noto Sans Arabic" w:cs="Noto Sans Arabic"/>
-                <w:b/>
-                <w:bCs/>
-                <w:rtl w:val="1"/>
-                <w:color w:val="12171D"/>
-                <w:sz w:val="16"/>
-                <w:szCs w:val="16"/>
-                <w:lang w:val="ar-SA" w:eastAsia="ar-SA"/>
-              </w:rPr>
-              <w:t xml:space="preserve">بيانات الجهة والعميل</w:t>
-            </w:r>
-          </w:p>
-        </w:tc>
-      </w:tr>
-    </w:tbl>
-    <w:tbl>
-      <w:tblPr>
-        <w:tblW w:w="10000" w:type="dxa"/>
-        <w:tblLayout w:type="fixed"/>
         <w:tblBorders>
           <w:top w:val="single" w:sz="4" w:color="BCACA7"/>
           <w:left w:val="single" w:sz="4" w:color="BCACA7"/>
@@ -2329,6 +2444,7 @@
           <w:insideH w:val="single" w:sz="4" w:color="BCACA7"/>
           <w:insideV w:val="single" w:sz="4" w:color="BCACA7"/>
         </w:tblBorders>
+        <w:tblLayout w:type="fixed"/>
         <w:tblCellMar>
           <w:top w:w="75" w:type="dxa"/>
           <w:left w:w="85" w:type="dxa"/>
@@ -2349,151 +2465,58 @@
         </w:trPr>
         <w:tc>
           <w:tcPr>
-            <w:tcW w:w="1650" w:type="dxa"/>
-            <w:shd w:val="clear" w:color="auto" w:fill="F4F1F0"/>
-            <w:tcBorders>
-              <w:bottom w:val="single" w:sz="4" w:space="0" w:color="BCACA7"/>
-            </w:tcBorders>
-            <w:vAlign w:val="center"/>
-          </w:tcPr>
-          <w:p>
-            <w:pPr>
-              <w:jc w:val="left"/>
-              <w:spacing w:before="0" w:after="12" w:line="250" w:lineRule="auto"/>
-            </w:pPr>
-            <w:r>
-              <w:rPr>
-                <w:rFonts w:ascii="Inter" w:hAnsi="Inter" w:eastAsia="Inter" w:cs="Inter"/>
-                <w:b/>
-                <w:bCs/>
-                <w:color w:val="12171D"/>
-                <w:sz w:val="15"/>
-                <w:szCs w:val="15"/>
-                <w:lang w:val="en-GB"/>
-              </w:rPr>
-              <w:t xml:space="preserve">REGISTERED ENTITY</w:t>
-            </w:r>
-          </w:p>
-          <w:p>
-            <w:pPr>
+            <w:tcW w:w="5000" w:type="dxa"/>
+            <w:gridSpan w:val="2"/>
+            <w:shd w:val="clear" w:color="auto" w:fill="BCACA7"/>
+            <w:vAlign w:val="center"/>
+          </w:tcPr>
+          <w:p>
+            <w:pPr>
+              <w:pStyle w:val="Heading1"/>
+              <w:keepNext/>
+              <w:spacing w:before="0" w:after="0" w:line="250" w:lineRule="auto"/>
+              <w:jc w:val="left"/>
+            </w:pPr>
+            <w:r>
+              <w:rPr>
+                <w:rFonts w:ascii="Jost" w:hAnsi="Jost" w:eastAsia="Jost" w:cs="Jost"/>
+                <w:b/>
+                <w:bCs/>
+                <w:color w:val="12171D"/>
+                <w:sz w:val="17"/>
+                <w:szCs w:val="17"/>
+                <w:lang w:val="en-GB"/>
+              </w:rPr>
+              <w:t xml:space="preserve">ISSUER AND CUSTOMER CONTACT</w:t>
+            </w:r>
+          </w:p>
+        </w:tc>
+        <w:tc>
+          <w:tcPr>
+            <w:tcW w:w="5000" w:type="dxa"/>
+            <w:gridSpan w:val="2"/>
+            <w:shd w:val="clear" w:color="auto" w:fill="BCACA7"/>
+            <w:vAlign w:val="center"/>
+          </w:tcPr>
+          <w:p>
+            <w:pPr>
+              <w:keepNext/>
               <w:bidi w:val="1"/>
-              <w:jc w:val="right"/>
-              <w:spacing w:before="0" w:after="0" w:line="250" w:lineRule="auto"/>
+              <w:spacing w:before="0" w:after="0" w:line="250" w:lineRule="auto"/>
+              <w:jc w:val="left"/>
             </w:pPr>
             <w:r>
               <w:rPr>
                 <w:rFonts w:ascii="Noto Sans Arabic" w:hAnsi="Noto Sans Arabic" w:eastAsia="Noto Sans Arabic" w:cs="Noto Sans Arabic"/>
                 <w:b/>
                 <w:bCs/>
-                <w:rtl w:val="1"/>
                 <w:color w:val="12171D"/>
                 <w:sz w:val="16"/>
                 <w:szCs w:val="16"/>
-                <w:lang w:val="ar-SA" w:eastAsia="ar-SA"/>
-              </w:rPr>
-              <w:t xml:space="preserve">الاسم المسجل للمنشأة</w:t>
-            </w:r>
-          </w:p>
-        </w:tc>
-        <w:tc>
-          <w:tcPr>
-            <w:tcW w:w="3350" w:type="dxa"/>
-            <w:tcBorders>
-              <w:bottom w:val="single" w:sz="4" w:space="0" w:color="BCACA7"/>
-            </w:tcBorders>
-            <w:vAlign w:val="center"/>
-          </w:tcPr>
-          <w:p>
-            <w:pPr>
-              <w:jc w:val="left"/>
-              <w:spacing w:before="0" w:after="0" w:line="250" w:lineRule="auto"/>
-            </w:pPr>
-            <w:r>
-              <w:rPr>
-                <w:rFonts w:ascii="Inter" w:hAnsi="Inter" w:eastAsia="Inter" w:cs="Inter"/>
-                <w:i/>
-                <w:iCs/>
-                <w:color w:val="12171D"/>
-                <w:sz w:val="18"/>
-                <w:szCs w:val="18"/>
-                <w:lang w:val="en-GB"/>
-              </w:rPr>
-              <w:t xml:space="preserve">[Registered Entity Name]</w:t>
-            </w:r>
-          </w:p>
-        </w:tc>
-        <w:tc>
-          <w:tcPr>
-            <w:tcW w:w="1650" w:type="dxa"/>
-            <w:shd w:val="clear" w:color="auto" w:fill="F4F1F0"/>
-            <w:tcBorders>
-              <w:bottom w:val="single" w:sz="4" w:space="0" w:color="BCACA7"/>
-            </w:tcBorders>
-            <w:vAlign w:val="center"/>
-          </w:tcPr>
-          <w:p>
-            <w:pPr>
-              <w:jc w:val="left"/>
-              <w:spacing w:before="0" w:after="12" w:line="250" w:lineRule="auto"/>
-            </w:pPr>
-            <w:r>
-              <w:rPr>
-                <w:rFonts w:ascii="Inter" w:hAnsi="Inter" w:eastAsia="Inter" w:cs="Inter"/>
-                <w:b/>
-                <w:bCs/>
-                <w:color w:val="12171D"/>
-                <w:sz w:val="15"/>
-                <w:szCs w:val="15"/>
-                <w:lang w:val="en-GB"/>
-              </w:rPr>
-              <w:t xml:space="preserve">BUSINESS EMAIL</w:t>
-            </w:r>
-          </w:p>
-          <w:p>
-            <w:pPr>
-              <w:bidi w:val="1"/>
-              <w:jc w:val="right"/>
-              <w:spacing w:before="0" w:after="0" w:line="250" w:lineRule="auto"/>
-            </w:pPr>
-            <w:r>
-              <w:rPr>
-                <w:rFonts w:ascii="Noto Sans Arabic" w:hAnsi="Noto Sans Arabic" w:eastAsia="Noto Sans Arabic" w:cs="Noto Sans Arabic"/>
-                <w:b/>
-                <w:bCs/>
                 <w:rtl w:val="1"/>
-                <w:color w:val="12171D"/>
-                <w:sz w:val="16"/>
-                <w:szCs w:val="16"/>
-                <w:lang w:val="ar-SA" w:eastAsia="ar-SA"/>
-              </w:rPr>
-              <w:t xml:space="preserve">البريد الإلكتروني</w:t>
-            </w:r>
-          </w:p>
-        </w:tc>
-        <w:tc>
-          <w:tcPr>
-            <w:tcW w:w="3350" w:type="dxa"/>
-            <w:tcBorders>
-              <w:bottom w:val="single" w:sz="4" w:space="0" w:color="BCACA7"/>
-            </w:tcBorders>
-            <w:vAlign w:val="center"/>
-          </w:tcPr>
-          <w:p>
-            <w:pPr>
-              <w:jc w:val="left"/>
-              <w:spacing w:before="0" w:after="0" w:line="250" w:lineRule="auto"/>
-            </w:pPr>
-            <w:r>
-              <w:rPr>
-                <w:rFonts w:ascii="Inter" w:hAnsi="Inter" w:eastAsia="Inter" w:cs="Inter"/>
-                <w:i/>
-                <w:iCs/>
-                <w:color w:val="12171D"/>
-                <w:sz w:val="18"/>
-                <w:szCs w:val="18"/>
-                <w:lang w:val="en-GB"/>
-              </w:rPr>
-              <w:t xml:space="preserve">[Business Email]</w:t>
+                <w:lang w:val="ar-SA" w:bidi="ar-SA"/>
+              </w:rPr>
+              <w:t xml:space="preserve">بيانات الجهة والعميل</w:t>
             </w:r>
           </w:p>
         </w:tc>
@@ -2505,16 +2528,17 @@
         <w:tc>
           <w:tcPr>
             <w:tcW w:w="1650" w:type="dxa"/>
+            <w:tcBorders>
+              <w:bottom w:val="single" w:sz="4" w:space="0" w:color="BCACA7"/>
+            </w:tcBorders>
             <w:shd w:val="clear" w:color="auto" w:fill="F4F1F0"/>
-            <w:tcBorders>
-              <w:bottom w:val="single" w:sz="4" w:space="0" w:color="BCACA7"/>
-            </w:tcBorders>
-            <w:vAlign w:val="center"/>
-          </w:tcPr>
-          <w:p>
-            <w:pPr>
-              <w:jc w:val="left"/>
+            <w:vAlign w:val="center"/>
+          </w:tcPr>
+          <w:p>
+            <w:pPr>
+              <w:keepNext/>
               <w:spacing w:before="0" w:after="12" w:line="250" w:lineRule="auto"/>
+              <w:jc w:val="left"/>
             </w:pPr>
             <w:r>
               <w:rPr>
@@ -2526,27 +2550,26 @@
                 <w:szCs w:val="15"/>
                 <w:lang w:val="en-GB"/>
               </w:rPr>
-              <w:t xml:space="preserve">BUSINESS ADDRESS</w:t>
-            </w:r>
-          </w:p>
-          <w:p>
-            <w:pPr>
+              <w:t xml:space="preserve">REGISTERED ENTITY</w:t>
+            </w:r>
+          </w:p>
+          <w:p>
+            <w:pPr>
+              <w:keepNext/>
               <w:bidi w:val="1"/>
-              <w:jc w:val="right"/>
-              <w:spacing w:before="0" w:after="0" w:line="250" w:lineRule="auto"/>
+              <w:spacing w:before="0" w:after="0" w:line="250" w:lineRule="auto"/>
+              <w:jc w:val="left"/>
             </w:pPr>
             <w:r>
               <w:rPr>
                 <w:rFonts w:ascii="Noto Sans Arabic" w:hAnsi="Noto Sans Arabic" w:eastAsia="Noto Sans Arabic" w:cs="Noto Sans Arabic"/>
-                <w:b/>
-                <w:bCs/>
-                <w:rtl w:val="1"/>
                 <w:color w:val="12171D"/>
                 <w:sz w:val="16"/>
                 <w:szCs w:val="16"/>
-                <w:lang w:val="ar-SA" w:eastAsia="ar-SA"/>
-              </w:rPr>
-              <w:t xml:space="preserve">عنوان المنشأة</w:t>
+                <w:rtl w:val="1"/>
+                <w:lang w:val="ar-SA" w:bidi="ar-SA"/>
+              </w:rPr>
+              <w:t xml:space="preserve">الاسم المسجل للمنشأة</w:t>
             </w:r>
           </w:p>
         </w:tc>
@@ -2560,8 +2583,9 @@
           </w:tcPr>
           <w:p>
             <w:pPr>
-              <w:jc w:val="left"/>
-              <w:spacing w:before="0" w:after="0" w:line="250" w:lineRule="auto"/>
+              <w:keepNext/>
+              <w:spacing w:before="0" w:after="0" w:line="250" w:lineRule="auto"/>
+              <w:jc w:val="left"/>
             </w:pPr>
             <w:r>
               <w:rPr>
@@ -2573,23 +2597,24 @@
                 <w:szCs w:val="18"/>
                 <w:lang w:val="en-GB"/>
               </w:rPr>
-              <w:t xml:space="preserve">[Company Address]</w:t>
+              <w:t xml:space="preserve">[Registered Entity Name]</w:t>
             </w:r>
           </w:p>
         </w:tc>
         <w:tc>
           <w:tcPr>
             <w:tcW w:w="1650" w:type="dxa"/>
+            <w:tcBorders>
+              <w:bottom w:val="single" w:sz="4" w:space="0" w:color="BCACA7"/>
+            </w:tcBorders>
             <w:shd w:val="clear" w:color="auto" w:fill="F4F1F0"/>
-            <w:tcBorders>
-              <w:bottom w:val="single" w:sz="4" w:space="0" w:color="BCACA7"/>
-            </w:tcBorders>
-            <w:vAlign w:val="center"/>
-          </w:tcPr>
-          <w:p>
-            <w:pPr>
-              <w:jc w:val="left"/>
+            <w:vAlign w:val="center"/>
+          </w:tcPr>
+          <w:p>
+            <w:pPr>
+              <w:keepNext/>
               <w:spacing w:before="0" w:after="12" w:line="250" w:lineRule="auto"/>
+              <w:jc w:val="left"/>
             </w:pPr>
             <w:r>
               <w:rPr>
@@ -2601,27 +2626,26 @@
                 <w:szCs w:val="15"/>
                 <w:lang w:val="en-GB"/>
               </w:rPr>
-              <w:t xml:space="preserve">SALES CONTACT</w:t>
-            </w:r>
-          </w:p>
-          <w:p>
-            <w:pPr>
+              <w:t xml:space="preserve">BUSINESS EMAIL</w:t>
+            </w:r>
+          </w:p>
+          <w:p>
+            <w:pPr>
+              <w:keepNext/>
               <w:bidi w:val="1"/>
-              <w:jc w:val="right"/>
-              <w:spacing w:before="0" w:after="0" w:line="250" w:lineRule="auto"/>
+              <w:spacing w:before="0" w:after="0" w:line="250" w:lineRule="auto"/>
+              <w:jc w:val="left"/>
             </w:pPr>
             <w:r>
               <w:rPr>
                 <w:rFonts w:ascii="Noto Sans Arabic" w:hAnsi="Noto Sans Arabic" w:eastAsia="Noto Sans Arabic" w:cs="Noto Sans Arabic"/>
-                <w:b/>
-                <w:bCs/>
-                <w:rtl w:val="1"/>
                 <w:color w:val="12171D"/>
                 <w:sz w:val="16"/>
                 <w:szCs w:val="16"/>
-                <w:lang w:val="ar-SA" w:eastAsia="ar-SA"/>
-              </w:rPr>
-              <w:t xml:space="preserve">جهة التواصل للمبيعات</w:t>
+                <w:rtl w:val="1"/>
+                <w:lang w:val="ar-SA" w:bidi="ar-SA"/>
+              </w:rPr>
+              <w:t xml:space="preserve">البريد الإلكتروني</w:t>
             </w:r>
           </w:p>
         </w:tc>
@@ -2635,8 +2659,9 @@
           </w:tcPr>
           <w:p>
             <w:pPr>
-              <w:jc w:val="left"/>
-              <w:spacing w:before="0" w:after="0" w:line="250" w:lineRule="auto"/>
+              <w:keepNext/>
+              <w:spacing w:before="0" w:after="0" w:line="250" w:lineRule="auto"/>
+              <w:jc w:val="left"/>
             </w:pPr>
             <w:r>
               <w:rPr>
@@ -2648,92 +2673,332 @@
                 <w:szCs w:val="18"/>
                 <w:lang w:val="en-GB"/>
               </w:rPr>
-              <w:t xml:space="preserve">[Sales Contact Name / Role]</w:t>
+              <w:t xml:space="preserve">[Business Email]</w:t>
             </w:r>
           </w:p>
         </w:tc>
       </w:tr>
-    </w:tbl>
-    <w:tbl>
-      <w:tblPr>
-        <w:tblW w:w="10000" w:type="dxa"/>
-        <w:tblLayout w:type="fixed"/>
-        <w:tblBorders>
-          <w:top w:val="nil"/>
-          <w:left w:val="nil"/>
-          <w:bottom w:val="nil"/>
-          <w:right w:val="nil"/>
-          <w:insideH w:val="nil"/>
-          <w:insideV w:val="nil"/>
-        </w:tblBorders>
-        <w:tblCellMar>
-          <w:top w:w="75" w:type="dxa"/>
-          <w:left w:w="85" w:type="dxa"/>
-          <w:bottom w:w="75" w:type="dxa"/>
-          <w:right w:w="85" w:type="dxa"/>
-        </w:tblCellMar>
-        <w:tblLook w:firstRow="1" w:lastRow="0" w:firstColumn="0" w:lastColumn="0" w:noHBand="0" w:noVBand="1"/>
-      </w:tblPr>
-      <w:tblGrid>
-        <w:gridCol w:w="10000"/>
-      </w:tblGrid>
       <w:tr>
         <w:trPr>
           <w:cantSplit/>
         </w:trPr>
         <w:tc>
           <w:tcPr>
-            <w:tcW w:w="10000" w:type="dxa"/>
-            <w:shd w:val="clear" w:color="auto" w:fill="BCACA7"/>
-            <w:vAlign w:val="center"/>
-          </w:tcPr>
-          <w:p>
-            <w:pPr>
-              <w:jc w:val="left"/>
-              <w:spacing w:before="0" w:after="4" w:line="250" w:lineRule="auto"/>
-              <w:keepNext/>
-            </w:pPr>
-            <w:r>
-              <w:rPr>
-                <w:rFonts w:ascii="Jost" w:hAnsi="Jost" w:eastAsia="Jost" w:cs="Jost"/>
-                <w:b/>
-                <w:bCs/>
-                <w:color w:val="12171D"/>
-                <w:sz w:val="17"/>
-                <w:szCs w:val="17"/>
-                <w:lang w:val="en-GB"/>
-              </w:rPr>
-              <w:t xml:space="preserve">DELIVERY AND PAYMENT</w:t>
-            </w:r>
-          </w:p>
-          <w:p>
-            <w:pPr>
+            <w:tcW w:w="1650" w:type="dxa"/>
+            <w:tcBorders>
+              <w:bottom w:val="single" w:sz="4" w:space="0" w:color="BCACA7"/>
+            </w:tcBorders>
+            <w:shd w:val="clear" w:color="auto" w:fill="F4F1F0"/>
+            <w:vAlign w:val="center"/>
+          </w:tcPr>
+          <w:p>
+            <w:pPr>
+              <w:keepNext/>
+              <w:spacing w:before="0" w:after="12" w:line="250" w:lineRule="auto"/>
+              <w:jc w:val="left"/>
+            </w:pPr>
+            <w:r>
+              <w:rPr>
+                <w:rFonts w:ascii="Inter" w:hAnsi="Inter" w:eastAsia="Inter" w:cs="Inter"/>
+                <w:b/>
+                <w:bCs/>
+                <w:color w:val="12171D"/>
+                <w:sz w:val="15"/>
+                <w:szCs w:val="15"/>
+                <w:lang w:val="en-GB"/>
+              </w:rPr>
+              <w:t xml:space="preserve">BUSINESS ADDRESS</w:t>
+            </w:r>
+          </w:p>
+          <w:p>
+            <w:pPr>
+              <w:keepNext/>
               <w:bidi w:val="1"/>
-              <w:jc w:val="right"/>
-              <w:spacing w:before="0" w:after="0" w:line="250" w:lineRule="auto"/>
-              <w:keepNext/>
+              <w:spacing w:before="0" w:after="0" w:line="250" w:lineRule="auto"/>
+              <w:jc w:val="left"/>
             </w:pPr>
             <w:r>
               <w:rPr>
                 <w:rFonts w:ascii="Noto Sans Arabic" w:hAnsi="Noto Sans Arabic" w:eastAsia="Noto Sans Arabic" w:cs="Noto Sans Arabic"/>
-                <w:b/>
-                <w:bCs/>
-                <w:rtl w:val="1"/>
                 <w:color w:val="12171D"/>
                 <w:sz w:val="16"/>
                 <w:szCs w:val="16"/>
-                <w:lang w:val="ar-SA" w:eastAsia="ar-SA"/>
-              </w:rPr>
-              <w:t xml:space="preserve">التسليم والدفع</w:t>
+                <w:rtl w:val="1"/>
+                <w:lang w:val="ar-SA" w:bidi="ar-SA"/>
+              </w:rPr>
+              <w:t xml:space="preserve">عنوان المنشأة</w:t>
+            </w:r>
+          </w:p>
+        </w:tc>
+        <w:tc>
+          <w:tcPr>
+            <w:tcW w:w="3350" w:type="dxa"/>
+            <w:tcBorders>
+              <w:bottom w:val="single" w:sz="4" w:space="0" w:color="BCACA7"/>
+            </w:tcBorders>
+            <w:vAlign w:val="center"/>
+          </w:tcPr>
+          <w:p>
+            <w:pPr>
+              <w:keepNext/>
+              <w:spacing w:before="0" w:after="0" w:line="250" w:lineRule="auto"/>
+              <w:jc w:val="left"/>
+            </w:pPr>
+            <w:r>
+              <w:rPr>
+                <w:rFonts w:ascii="Inter" w:hAnsi="Inter" w:eastAsia="Inter" w:cs="Inter"/>
+                <w:i/>
+                <w:iCs/>
+                <w:color w:val="12171D"/>
+                <w:sz w:val="18"/>
+                <w:szCs w:val="18"/>
+                <w:lang w:val="en-GB"/>
+              </w:rPr>
+              <w:t xml:space="preserve">[Company Address]</w:t>
+            </w:r>
+          </w:p>
+        </w:tc>
+        <w:tc>
+          <w:tcPr>
+            <w:tcW w:w="1650" w:type="dxa"/>
+            <w:tcBorders>
+              <w:bottom w:val="single" w:sz="4" w:space="0" w:color="BCACA7"/>
+            </w:tcBorders>
+            <w:shd w:val="clear" w:color="auto" w:fill="F4F1F0"/>
+            <w:vAlign w:val="center"/>
+          </w:tcPr>
+          <w:p>
+            <w:pPr>
+              <w:keepNext/>
+              <w:spacing w:before="0" w:after="12" w:line="250" w:lineRule="auto"/>
+              <w:jc w:val="left"/>
+            </w:pPr>
+            <w:r>
+              <w:rPr>
+                <w:rFonts w:ascii="Inter" w:hAnsi="Inter" w:eastAsia="Inter" w:cs="Inter"/>
+                <w:b/>
+                <w:bCs/>
+                <w:color w:val="12171D"/>
+                <w:sz w:val="15"/>
+                <w:szCs w:val="15"/>
+                <w:lang w:val="en-GB"/>
+              </w:rPr>
+              <w:t xml:space="preserve">SALES CONTACT</w:t>
+            </w:r>
+          </w:p>
+          <w:p>
+            <w:pPr>
+              <w:keepNext/>
+              <w:bidi w:val="1"/>
+              <w:spacing w:before="0" w:after="0" w:line="250" w:lineRule="auto"/>
+              <w:jc w:val="left"/>
+            </w:pPr>
+            <w:r>
+              <w:rPr>
+                <w:rFonts w:ascii="Noto Sans Arabic" w:hAnsi="Noto Sans Arabic" w:eastAsia="Noto Sans Arabic" w:cs="Noto Sans Arabic"/>
+                <w:color w:val="12171D"/>
+                <w:sz w:val="16"/>
+                <w:szCs w:val="16"/>
+                <w:rtl w:val="1"/>
+                <w:lang w:val="ar-SA" w:bidi="ar-SA"/>
+              </w:rPr>
+              <w:t xml:space="preserve">جهة التواصل للمبيعات</w:t>
+            </w:r>
+          </w:p>
+        </w:tc>
+        <w:tc>
+          <w:tcPr>
+            <w:tcW w:w="3350" w:type="dxa"/>
+            <w:tcBorders>
+              <w:bottom w:val="single" w:sz="4" w:space="0" w:color="BCACA7"/>
+            </w:tcBorders>
+            <w:vAlign w:val="center"/>
+          </w:tcPr>
+          <w:p>
+            <w:pPr>
+              <w:keepNext/>
+              <w:spacing w:before="0" w:after="0" w:line="250" w:lineRule="auto"/>
+              <w:jc w:val="left"/>
+            </w:pPr>
+            <w:r>
+              <w:rPr>
+                <w:rFonts w:ascii="Inter" w:hAnsi="Inter" w:eastAsia="Inter" w:cs="Inter"/>
+                <w:i/>
+                <w:iCs/>
+                <w:color w:val="12171D"/>
+                <w:sz w:val="18"/>
+                <w:szCs w:val="18"/>
+                <w:lang w:val="en-GB"/>
+              </w:rPr>
+              <w:t xml:space="preserve">[Sales Contact Name / Role]</w:t>
+            </w:r>
+          </w:p>
+        </w:tc>
+      </w:tr>
+      <w:tr>
+        <w:trPr>
+          <w:cantSplit/>
+        </w:trPr>
+        <w:tc>
+          <w:tcPr>
+            <w:tcW w:w="1650" w:type="dxa"/>
+            <w:tcBorders>
+              <w:bottom w:val="single" w:sz="4" w:space="0" w:color="BCACA7"/>
+            </w:tcBorders>
+            <w:shd w:val="clear" w:color="auto" w:fill="F4F1F0"/>
+            <w:vAlign w:val="center"/>
+          </w:tcPr>
+          <w:p>
+            <w:pPr>
+              <w:spacing w:before="0" w:after="12" w:line="250" w:lineRule="auto"/>
+              <w:jc w:val="left"/>
+            </w:pPr>
+            <w:r>
+              <w:rPr>
+                <w:rFonts w:ascii="Inter" w:hAnsi="Inter" w:eastAsia="Inter" w:cs="Inter"/>
+                <w:b/>
+                <w:bCs/>
+                <w:color w:val="12171D"/>
+                <w:sz w:val="15"/>
+                <w:szCs w:val="15"/>
+                <w:lang w:val="en-GB"/>
+              </w:rPr>
+              <w:t xml:space="preserve">BUSINESS PHONE</w:t>
+            </w:r>
+          </w:p>
+          <w:p>
+            <w:pPr>
+              <w:bidi w:val="1"/>
+              <w:spacing w:before="0" w:after="0" w:line="250" w:lineRule="auto"/>
+              <w:jc w:val="left"/>
+            </w:pPr>
+            <w:r>
+              <w:rPr>
+                <w:rFonts w:ascii="Noto Sans Arabic" w:hAnsi="Noto Sans Arabic" w:eastAsia="Noto Sans Arabic" w:cs="Noto Sans Arabic"/>
+                <w:color w:val="12171D"/>
+                <w:sz w:val="16"/>
+                <w:szCs w:val="16"/>
+                <w:rtl w:val="1"/>
+                <w:lang w:val="ar-SA" w:bidi="ar-SA"/>
+              </w:rPr>
+              <w:t xml:space="preserve">هاتف المنشأة</w:t>
+            </w:r>
+          </w:p>
+        </w:tc>
+        <w:tc>
+          <w:tcPr>
+            <w:tcW w:w="3350" w:type="dxa"/>
+            <w:tcBorders>
+              <w:bottom w:val="single" w:sz="4" w:space="0" w:color="BCACA7"/>
+            </w:tcBorders>
+            <w:vAlign w:val="center"/>
+          </w:tcPr>
+          <w:p>
+            <w:pPr>
+              <w:spacing w:before="0" w:after="0" w:line="250" w:lineRule="auto"/>
+              <w:jc w:val="left"/>
+            </w:pPr>
+            <w:r>
+              <w:rPr>
+                <w:rFonts w:ascii="Inter" w:hAnsi="Inter" w:eastAsia="Inter" w:cs="Inter"/>
+                <w:i/>
+                <w:iCs/>
+                <w:color w:val="12171D"/>
+                <w:sz w:val="18"/>
+                <w:szCs w:val="18"/>
+                <w:lang w:val="en-GB"/>
+              </w:rPr>
+              <w:t xml:space="preserve">[Business Phone]</w:t>
+            </w:r>
+          </w:p>
+        </w:tc>
+        <w:tc>
+          <w:tcPr>
+            <w:tcW w:w="1650" w:type="dxa"/>
+            <w:tcBorders>
+              <w:bottom w:val="single" w:sz="4" w:space="0" w:color="BCACA7"/>
+            </w:tcBorders>
+            <w:shd w:val="clear" w:color="auto" w:fill="F4F1F0"/>
+            <w:vAlign w:val="center"/>
+          </w:tcPr>
+          <w:p>
+            <w:pPr>
+              <w:spacing w:before="0" w:after="12" w:line="250" w:lineRule="auto"/>
+              <w:jc w:val="left"/>
+            </w:pPr>
+            <w:r>
+              <w:rPr>
+                <w:rFonts w:ascii="Inter" w:hAnsi="Inter" w:eastAsia="Inter" w:cs="Inter"/>
+                <w:b/>
+                <w:bCs/>
+                <w:color w:val="12171D"/>
+                <w:sz w:val="15"/>
+                <w:szCs w:val="15"/>
+                <w:lang w:val="en-GB"/>
+              </w:rPr>
+              <w:t xml:space="preserve">TAX IDENTIFIER</w:t>
+            </w:r>
+          </w:p>
+          <w:p>
+            <w:pPr>
+              <w:bidi w:val="1"/>
+              <w:spacing w:before="0" w:after="0" w:line="250" w:lineRule="auto"/>
+              <w:jc w:val="left"/>
+            </w:pPr>
+            <w:r>
+              <w:rPr>
+                <w:rFonts w:ascii="Noto Sans Arabic" w:hAnsi="Noto Sans Arabic" w:eastAsia="Noto Sans Arabic" w:cs="Noto Sans Arabic"/>
+                <w:color w:val="12171D"/>
+                <w:sz w:val="16"/>
+                <w:szCs w:val="16"/>
+                <w:rtl w:val="1"/>
+                <w:lang w:val="ar-SA" w:bidi="ar-SA"/>
+              </w:rPr>
+              <w:t xml:space="preserve">الرقم الضريبي للمنشأة</w:t>
+            </w:r>
+          </w:p>
+        </w:tc>
+        <w:tc>
+          <w:tcPr>
+            <w:tcW w:w="3350" w:type="dxa"/>
+            <w:tcBorders>
+              <w:bottom w:val="single" w:sz="4" w:space="0" w:color="BCACA7"/>
+            </w:tcBorders>
+            <w:vAlign w:val="center"/>
+          </w:tcPr>
+          <w:p>
+            <w:pPr>
+              <w:spacing w:before="0" w:after="0" w:line="250" w:lineRule="auto"/>
+              <w:jc w:val="left"/>
+            </w:pPr>
+            <w:r>
+              <w:rPr>
+                <w:rFonts w:ascii="Inter" w:hAnsi="Inter" w:eastAsia="Inter" w:cs="Inter"/>
+                <w:i/>
+                <w:iCs/>
+                <w:color w:val="12171D"/>
+                <w:sz w:val="18"/>
+                <w:szCs w:val="18"/>
+                <w:lang w:val="en-GB"/>
+              </w:rPr>
+              <w:t xml:space="preserve">[Issuer Tax Identifier, if applicable]</w:t>
             </w:r>
           </w:p>
         </w:tc>
       </w:tr>
     </w:tbl>
+    <w:p>
+      <w:pPr>
+        <w:spacing w:before="0" w:after="0" w:line="20" w:lineRule="exact"/>
+        <w:rPr>
+          <w:sz w:val="2"/>
+          <w:szCs w:val="2"/>
+        </w:rPr>
+      </w:pPr>
+    </w:p>
     <w:tbl>
       <w:tblPr>
         <w:tblW w:w="10000" w:type="dxa"/>
-        <w:tblLayout w:type="fixed"/>
         <w:tblBorders>
           <w:top w:val="single" w:sz="4" w:color="BCACA7"/>
           <w:left w:val="single" w:sz="4" w:color="BCACA7"/>
@@ -2742,6 +3007,7 @@
           <w:insideH w:val="single" w:sz="4" w:color="BCACA7"/>
           <w:insideV w:val="single" w:sz="4" w:color="BCACA7"/>
         </w:tblBorders>
+        <w:tblLayout w:type="fixed"/>
         <w:tblCellMar>
           <w:top w:w="75" w:type="dxa"/>
           <w:left w:w="85" w:type="dxa"/>
@@ -2762,151 +3028,58 @@
         </w:trPr>
         <w:tc>
           <w:tcPr>
-            <w:tcW w:w="1650" w:type="dxa"/>
-            <w:shd w:val="clear" w:color="auto" w:fill="F4F1F0"/>
-            <w:tcBorders>
-              <w:bottom w:val="single" w:sz="4" w:space="0" w:color="BCACA7"/>
-            </w:tcBorders>
-            <w:vAlign w:val="center"/>
-          </w:tcPr>
-          <w:p>
-            <w:pPr>
-              <w:jc w:val="left"/>
-              <w:spacing w:before="0" w:after="12" w:line="250" w:lineRule="auto"/>
-            </w:pPr>
-            <w:r>
-              <w:rPr>
-                <w:rFonts w:ascii="Inter" w:hAnsi="Inter" w:eastAsia="Inter" w:cs="Inter"/>
-                <w:b/>
-                <w:bCs/>
-                <w:color w:val="12171D"/>
-                <w:sz w:val="15"/>
-                <w:szCs w:val="15"/>
-                <w:lang w:val="en-GB"/>
-              </w:rPr>
-              <w:t xml:space="preserve">DELIVERY LOCATION</w:t>
-            </w:r>
-          </w:p>
-          <w:p>
-            <w:pPr>
+            <w:tcW w:w="5000" w:type="dxa"/>
+            <w:gridSpan w:val="2"/>
+            <w:shd w:val="clear" w:color="auto" w:fill="BCACA7"/>
+            <w:vAlign w:val="center"/>
+          </w:tcPr>
+          <w:p>
+            <w:pPr>
+              <w:pStyle w:val="Heading1"/>
+              <w:keepNext/>
+              <w:spacing w:before="0" w:after="0" w:line="250" w:lineRule="auto"/>
+              <w:jc w:val="left"/>
+            </w:pPr>
+            <w:r>
+              <w:rPr>
+                <w:rFonts w:ascii="Jost" w:hAnsi="Jost" w:eastAsia="Jost" w:cs="Jost"/>
+                <w:b/>
+                <w:bCs/>
+                <w:color w:val="12171D"/>
+                <w:sz w:val="17"/>
+                <w:szCs w:val="17"/>
+                <w:lang w:val="en-GB"/>
+              </w:rPr>
+              <w:t xml:space="preserve">DELIVERY AND PAYMENT</w:t>
+            </w:r>
+          </w:p>
+        </w:tc>
+        <w:tc>
+          <w:tcPr>
+            <w:tcW w:w="5000" w:type="dxa"/>
+            <w:gridSpan w:val="2"/>
+            <w:shd w:val="clear" w:color="auto" w:fill="BCACA7"/>
+            <w:vAlign w:val="center"/>
+          </w:tcPr>
+          <w:p>
+            <w:pPr>
+              <w:keepNext/>
               <w:bidi w:val="1"/>
-              <w:jc w:val="right"/>
-              <w:spacing w:before="0" w:after="0" w:line="250" w:lineRule="auto"/>
+              <w:spacing w:before="0" w:after="0" w:line="250" w:lineRule="auto"/>
+              <w:jc w:val="left"/>
             </w:pPr>
             <w:r>
               <w:rPr>
                 <w:rFonts w:ascii="Noto Sans Arabic" w:hAnsi="Noto Sans Arabic" w:eastAsia="Noto Sans Arabic" w:cs="Noto Sans Arabic"/>
                 <w:b/>
                 <w:bCs/>
-                <w:rtl w:val="1"/>
                 <w:color w:val="12171D"/>
                 <w:sz w:val="16"/>
                 <w:szCs w:val="16"/>
-                <w:lang w:val="ar-SA" w:eastAsia="ar-SA"/>
-              </w:rPr>
-              <w:t xml:space="preserve">موقع التسليم</w:t>
-            </w:r>
-          </w:p>
-        </w:tc>
-        <w:tc>
-          <w:tcPr>
-            <w:tcW w:w="3350" w:type="dxa"/>
-            <w:tcBorders>
-              <w:bottom w:val="single" w:sz="4" w:space="0" w:color="BCACA7"/>
-            </w:tcBorders>
-            <w:vAlign w:val="center"/>
-          </w:tcPr>
-          <w:p>
-            <w:pPr>
-              <w:jc w:val="left"/>
-              <w:spacing w:before="0" w:after="0" w:line="250" w:lineRule="auto"/>
-            </w:pPr>
-            <w:r>
-              <w:rPr>
-                <w:rFonts w:ascii="Inter" w:hAnsi="Inter" w:eastAsia="Inter" w:cs="Inter"/>
-                <w:i/>
-                <w:iCs/>
-                <w:color w:val="12171D"/>
-                <w:sz w:val="18"/>
-                <w:szCs w:val="18"/>
-                <w:lang w:val="en-GB"/>
-              </w:rPr>
-              <w:t xml:space="preserve">[Delivery Address]</w:t>
-            </w:r>
-          </w:p>
-        </w:tc>
-        <w:tc>
-          <w:tcPr>
-            <w:tcW w:w="1650" w:type="dxa"/>
-            <w:shd w:val="clear" w:color="auto" w:fill="F4F1F0"/>
-            <w:tcBorders>
-              <w:bottom w:val="single" w:sz="4" w:space="0" w:color="BCACA7"/>
-            </w:tcBorders>
-            <w:vAlign w:val="center"/>
-          </w:tcPr>
-          <w:p>
-            <w:pPr>
-              <w:jc w:val="left"/>
-              <w:spacing w:before="0" w:after="12" w:line="250" w:lineRule="auto"/>
-            </w:pPr>
-            <w:r>
-              <w:rPr>
-                <w:rFonts w:ascii="Inter" w:hAnsi="Inter" w:eastAsia="Inter" w:cs="Inter"/>
-                <w:b/>
-                <w:bCs/>
-                <w:color w:val="12171D"/>
-                <w:sz w:val="15"/>
-                <w:szCs w:val="15"/>
-                <w:lang w:val="en-GB"/>
-              </w:rPr>
-              <w:t xml:space="preserve">ESTIMATED DELIVERY</w:t>
-            </w:r>
-          </w:p>
-          <w:p>
-            <w:pPr>
-              <w:bidi w:val="1"/>
-              <w:jc w:val="right"/>
-              <w:spacing w:before="0" w:after="0" w:line="250" w:lineRule="auto"/>
-            </w:pPr>
-            <w:r>
-              <w:rPr>
-                <w:rFonts w:ascii="Noto Sans Arabic" w:hAnsi="Noto Sans Arabic" w:eastAsia="Noto Sans Arabic" w:cs="Noto Sans Arabic"/>
-                <w:b/>
-                <w:bCs/>
                 <w:rtl w:val="1"/>
-                <w:color w:val="12171D"/>
-                <w:sz w:val="16"/>
-                <w:szCs w:val="16"/>
-                <w:lang w:val="ar-SA" w:eastAsia="ar-SA"/>
-              </w:rPr>
-              <w:t xml:space="preserve">موعد التسليم التقديري</w:t>
-            </w:r>
-          </w:p>
-        </w:tc>
-        <w:tc>
-          <w:tcPr>
-            <w:tcW w:w="3350" w:type="dxa"/>
-            <w:tcBorders>
-              <w:bottom w:val="single" w:sz="4" w:space="0" w:color="BCACA7"/>
-            </w:tcBorders>
-            <w:vAlign w:val="center"/>
-          </w:tcPr>
-          <w:p>
-            <w:pPr>
-              <w:jc w:val="left"/>
-              <w:spacing w:before="0" w:after="0" w:line="250" w:lineRule="auto"/>
-            </w:pPr>
-            <w:r>
-              <w:rPr>
-                <w:rFonts w:ascii="Inter" w:hAnsi="Inter" w:eastAsia="Inter" w:cs="Inter"/>
-                <w:i/>
-                <w:iCs/>
-                <w:color w:val="12171D"/>
-                <w:sz w:val="18"/>
-                <w:szCs w:val="18"/>
-                <w:lang w:val="en-GB"/>
-              </w:rPr>
-              <w:t xml:space="preserve">[Estimated Delivery Date]</w:t>
+                <w:lang w:val="ar-SA" w:bidi="ar-SA"/>
+              </w:rPr>
+              <w:t xml:space="preserve">التسليم والدفع</w:t>
             </w:r>
           </w:p>
         </w:tc>
@@ -2918,16 +3091,17 @@
         <w:tc>
           <w:tcPr>
             <w:tcW w:w="1650" w:type="dxa"/>
+            <w:tcBorders>
+              <w:bottom w:val="single" w:sz="4" w:space="0" w:color="BCACA7"/>
+            </w:tcBorders>
             <w:shd w:val="clear" w:color="auto" w:fill="F4F1F0"/>
-            <w:tcBorders>
-              <w:bottom w:val="single" w:sz="4" w:space="0" w:color="BCACA7"/>
-            </w:tcBorders>
-            <w:vAlign w:val="center"/>
-          </w:tcPr>
-          <w:p>
-            <w:pPr>
-              <w:jc w:val="left"/>
+            <w:vAlign w:val="center"/>
+          </w:tcPr>
+          <w:p>
+            <w:pPr>
+              <w:keepNext/>
               <w:spacing w:before="0" w:after="12" w:line="250" w:lineRule="auto"/>
+              <w:jc w:val="left"/>
             </w:pPr>
             <w:r>
               <w:rPr>
@@ -2939,27 +3113,26 @@
                 <w:szCs w:val="15"/>
                 <w:lang w:val="en-GB"/>
               </w:rPr>
-              <w:t xml:space="preserve">PAYMENT TERMS</w:t>
-            </w:r>
-          </w:p>
-          <w:p>
-            <w:pPr>
+              <w:t xml:space="preserve">DELIVERY LOCATION</w:t>
+            </w:r>
+          </w:p>
+          <w:p>
+            <w:pPr>
+              <w:keepNext/>
               <w:bidi w:val="1"/>
-              <w:jc w:val="right"/>
-              <w:spacing w:before="0" w:after="0" w:line="250" w:lineRule="auto"/>
+              <w:spacing w:before="0" w:after="0" w:line="250" w:lineRule="auto"/>
+              <w:jc w:val="left"/>
             </w:pPr>
             <w:r>
               <w:rPr>
                 <w:rFonts w:ascii="Noto Sans Arabic" w:hAnsi="Noto Sans Arabic" w:eastAsia="Noto Sans Arabic" w:cs="Noto Sans Arabic"/>
-                <w:b/>
-                <w:bCs/>
-                <w:rtl w:val="1"/>
                 <w:color w:val="12171D"/>
                 <w:sz w:val="16"/>
                 <w:szCs w:val="16"/>
-                <w:lang w:val="ar-SA" w:eastAsia="ar-SA"/>
-              </w:rPr>
-              <w:t xml:space="preserve">شروط الدفع</w:t>
+                <w:rtl w:val="1"/>
+                <w:lang w:val="ar-SA" w:bidi="ar-SA"/>
+              </w:rPr>
+              <w:t xml:space="preserve">موقع التسليم</w:t>
             </w:r>
           </w:p>
         </w:tc>
@@ -2973,8 +3146,9 @@
           </w:tcPr>
           <w:p>
             <w:pPr>
-              <w:jc w:val="left"/>
-              <w:spacing w:before="0" w:after="0" w:line="250" w:lineRule="auto"/>
+              <w:keepNext/>
+              <w:spacing w:before="0" w:after="0" w:line="250" w:lineRule="auto"/>
+              <w:jc w:val="left"/>
             </w:pPr>
             <w:r>
               <w:rPr>
@@ -2986,23 +3160,24 @@
                 <w:szCs w:val="18"/>
                 <w:lang w:val="en-GB"/>
               </w:rPr>
-              <w:t xml:space="preserve">[Payment Terms]</w:t>
+              <w:t xml:space="preserve">[Delivery Address]</w:t>
             </w:r>
           </w:p>
         </w:tc>
         <w:tc>
           <w:tcPr>
             <w:tcW w:w="1650" w:type="dxa"/>
+            <w:tcBorders>
+              <w:bottom w:val="single" w:sz="4" w:space="0" w:color="BCACA7"/>
+            </w:tcBorders>
             <w:shd w:val="clear" w:color="auto" w:fill="F4F1F0"/>
-            <w:tcBorders>
-              <w:bottom w:val="single" w:sz="4" w:space="0" w:color="BCACA7"/>
-            </w:tcBorders>
-            <w:vAlign w:val="center"/>
-          </w:tcPr>
-          <w:p>
-            <w:pPr>
-              <w:jc w:val="left"/>
+            <w:vAlign w:val="center"/>
+          </w:tcPr>
+          <w:p>
+            <w:pPr>
+              <w:keepNext/>
               <w:spacing w:before="0" w:after="12" w:line="250" w:lineRule="auto"/>
+              <w:jc w:val="left"/>
             </w:pPr>
             <w:r>
               <w:rPr>
@@ -3014,27 +3189,26 @@
                 <w:szCs w:val="15"/>
                 <w:lang w:val="en-GB"/>
               </w:rPr>
-              <w:t xml:space="preserve">QUOTE VALID UNTIL</w:t>
-            </w:r>
-          </w:p>
-          <w:p>
-            <w:pPr>
+              <w:t xml:space="preserve">ESTIMATED DELIVERY</w:t>
+            </w:r>
+          </w:p>
+          <w:p>
+            <w:pPr>
+              <w:keepNext/>
               <w:bidi w:val="1"/>
-              <w:jc w:val="right"/>
-              <w:spacing w:before="0" w:after="0" w:line="250" w:lineRule="auto"/>
+              <w:spacing w:before="0" w:after="0" w:line="250" w:lineRule="auto"/>
+              <w:jc w:val="left"/>
             </w:pPr>
             <w:r>
               <w:rPr>
                 <w:rFonts w:ascii="Noto Sans Arabic" w:hAnsi="Noto Sans Arabic" w:eastAsia="Noto Sans Arabic" w:cs="Noto Sans Arabic"/>
-                <w:b/>
-                <w:bCs/>
-                <w:rtl w:val="1"/>
                 <w:color w:val="12171D"/>
                 <w:sz w:val="16"/>
                 <w:szCs w:val="16"/>
-                <w:lang w:val="ar-SA" w:eastAsia="ar-SA"/>
-              </w:rPr>
-              <w:t xml:space="preserve">صلاحية العرض حتى</w:t>
+                <w:rtl w:val="1"/>
+                <w:lang w:val="ar-SA" w:bidi="ar-SA"/>
+              </w:rPr>
+              <w:t xml:space="preserve">موعد التسليم التقديري</w:t>
             </w:r>
           </w:p>
         </w:tc>
@@ -3048,8 +3222,9 @@
           </w:tcPr>
           <w:p>
             <w:pPr>
-              <w:jc w:val="left"/>
-              <w:spacing w:before="0" w:after="0" w:line="250" w:lineRule="auto"/>
+              <w:keepNext/>
+              <w:spacing w:before="0" w:after="0" w:line="250" w:lineRule="auto"/>
+              <w:jc w:val="left"/>
             </w:pPr>
             <w:r>
               <w:rPr>
@@ -3061,92 +3236,103 @@
                 <w:szCs w:val="18"/>
                 <w:lang w:val="en-GB"/>
               </w:rPr>
-              <w:t xml:space="preserve">[Quote Validity Date]</w:t>
+              <w:t xml:space="preserve">[Estimated Delivery Date]</w:t>
             </w:r>
           </w:p>
         </w:tc>
       </w:tr>
-    </w:tbl>
-    <w:tbl>
-      <w:tblPr>
-        <w:tblW w:w="10000" w:type="dxa"/>
-        <w:tblLayout w:type="fixed"/>
-        <w:tblBorders>
-          <w:top w:val="nil"/>
-          <w:left w:val="nil"/>
-          <w:bottom w:val="nil"/>
-          <w:right w:val="nil"/>
-          <w:insideH w:val="nil"/>
-          <w:insideV w:val="nil"/>
-        </w:tblBorders>
-        <w:tblCellMar>
-          <w:top w:w="75" w:type="dxa"/>
-          <w:left w:w="85" w:type="dxa"/>
-          <w:bottom w:w="75" w:type="dxa"/>
-          <w:right w:w="85" w:type="dxa"/>
-        </w:tblCellMar>
-        <w:tblLook w:firstRow="1" w:lastRow="0" w:firstColumn="0" w:lastColumn="0" w:noHBand="0" w:noVBand="1"/>
-      </w:tblPr>
-      <w:tblGrid>
-        <w:gridCol w:w="10000"/>
-      </w:tblGrid>
       <w:tr>
         <w:trPr>
           <w:cantSplit/>
         </w:trPr>
         <w:tc>
           <w:tcPr>
-            <w:tcW w:w="10000" w:type="dxa"/>
-            <w:shd w:val="clear" w:color="auto" w:fill="BCACA7"/>
-            <w:vAlign w:val="center"/>
-          </w:tcPr>
-          <w:p>
-            <w:pPr>
-              <w:jc w:val="left"/>
-              <w:spacing w:before="0" w:after="4" w:line="250" w:lineRule="auto"/>
-              <w:keepNext/>
-            </w:pPr>
-            <w:r>
-              <w:rPr>
-                <w:rFonts w:ascii="Jost" w:hAnsi="Jost" w:eastAsia="Jost" w:cs="Jost"/>
-                <w:b/>
-                <w:bCs/>
-                <w:color w:val="12171D"/>
-                <w:sz w:val="17"/>
-                <w:szCs w:val="17"/>
-                <w:lang w:val="en-GB"/>
-              </w:rPr>
-              <w:t xml:space="preserve">CUSTOMER REVIEW</w:t>
+            <w:tcW w:w="1650" w:type="dxa"/>
+            <w:tcBorders>
+              <w:bottom w:val="single" w:sz="4" w:space="0" w:color="BCACA7"/>
+            </w:tcBorders>
+            <w:shd w:val="clear" w:color="auto" w:fill="F4F1F0"/>
+            <w:vAlign w:val="center"/>
+          </w:tcPr>
+          <w:p>
+            <w:pPr>
+              <w:spacing w:before="0" w:after="12" w:line="250" w:lineRule="auto"/>
+              <w:jc w:val="left"/>
+            </w:pPr>
+            <w:r>
+              <w:rPr>
+                <w:rFonts w:ascii="Inter" w:hAnsi="Inter" w:eastAsia="Inter" w:cs="Inter"/>
+                <w:b/>
+                <w:bCs/>
+                <w:color w:val="12171D"/>
+                <w:sz w:val="15"/>
+                <w:szCs w:val="15"/>
+                <w:lang w:val="en-GB"/>
+              </w:rPr>
+              <w:t xml:space="preserve">PAYMENT TERMS</w:t>
             </w:r>
           </w:p>
           <w:p>
             <w:pPr>
               <w:bidi w:val="1"/>
-              <w:jc w:val="right"/>
-              <w:spacing w:before="0" w:after="0" w:line="250" w:lineRule="auto"/>
-              <w:keepNext/>
+              <w:spacing w:before="0" w:after="0" w:line="250" w:lineRule="auto"/>
+              <w:jc w:val="left"/>
             </w:pPr>
             <w:r>
               <w:rPr>
                 <w:rFonts w:ascii="Noto Sans Arabic" w:hAnsi="Noto Sans Arabic" w:eastAsia="Noto Sans Arabic" w:cs="Noto Sans Arabic"/>
-                <w:b/>
-                <w:bCs/>
-                <w:rtl w:val="1"/>
                 <w:color w:val="12171D"/>
                 <w:sz w:val="16"/>
                 <w:szCs w:val="16"/>
-                <w:lang w:val="ar-SA" w:eastAsia="ar-SA"/>
-              </w:rPr>
-              <w:t xml:space="preserve">مراجعة العميل</w:t>
+                <w:rtl w:val="1"/>
+                <w:lang w:val="ar-SA" w:bidi="ar-SA"/>
+              </w:rPr>
+              <w:t xml:space="preserve">شروط الدفع</w:t>
+            </w:r>
+          </w:p>
+        </w:tc>
+        <w:tc>
+          <w:tcPr>
+            <w:tcW w:w="8350" w:type="dxa"/>
+            <w:gridSpan w:val="3"/>
+            <w:tcBorders>
+              <w:bottom w:val="single" w:sz="4" w:space="0" w:color="BCACA7"/>
+            </w:tcBorders>
+            <w:vAlign w:val="center"/>
+          </w:tcPr>
+          <w:p>
+            <w:pPr>
+              <w:spacing w:before="0" w:after="0" w:line="250" w:lineRule="auto"/>
+              <w:jc w:val="left"/>
+            </w:pPr>
+            <w:r>
+              <w:rPr>
+                <w:rFonts w:ascii="Inter" w:hAnsi="Inter" w:eastAsia="Inter" w:cs="Inter"/>
+                <w:i/>
+                <w:iCs/>
+                <w:color w:val="12171D"/>
+                <w:sz w:val="18"/>
+                <w:szCs w:val="18"/>
+                <w:lang w:val="en-GB"/>
+              </w:rPr>
+              <w:t xml:space="preserve">[Payment Terms]</w:t>
             </w:r>
           </w:p>
         </w:tc>
       </w:tr>
     </w:tbl>
+    <w:p>
+      <w:pPr>
+        <w:spacing w:before="0" w:after="0" w:line="20" w:lineRule="exact"/>
+        <w:rPr>
+          <w:sz w:val="2"/>
+          <w:szCs w:val="2"/>
+        </w:rPr>
+      </w:pPr>
+    </w:p>
     <w:tbl>
       <w:tblPr>
         <w:tblW w:w="10000" w:type="dxa"/>
-        <w:tblLayout w:type="fixed"/>
         <w:tblBorders>
           <w:top w:val="single" w:sz="4" w:color="BCACA7"/>
           <w:left w:val="single" w:sz="4" w:color="BCACA7"/>
@@ -3155,6 +3341,7 @@
           <w:insideH w:val="single" w:sz="4" w:color="BCACA7"/>
           <w:insideV w:val="single" w:sz="4" w:color="BCACA7"/>
         </w:tblBorders>
+        <w:tblLayout w:type="fixed"/>
         <w:tblCellMar>
           <w:top w:w="75" w:type="dxa"/>
           <w:left w:w="85" w:type="dxa"/>
@@ -3175,17 +3362,79 @@
         </w:trPr>
         <w:tc>
           <w:tcPr>
+            <w:tcW w:w="5000" w:type="dxa"/>
+            <w:gridSpan w:val="2"/>
+            <w:shd w:val="clear" w:color="auto" w:fill="BCACA7"/>
+            <w:vAlign w:val="center"/>
+          </w:tcPr>
+          <w:p>
+            <w:pPr>
+              <w:pStyle w:val="Heading1"/>
+              <w:keepNext/>
+              <w:spacing w:before="0" w:after="0" w:line="250" w:lineRule="auto"/>
+              <w:jc w:val="left"/>
+            </w:pPr>
+            <w:r>
+              <w:rPr>
+                <w:rFonts w:ascii="Jost" w:hAnsi="Jost" w:eastAsia="Jost" w:cs="Jost"/>
+                <w:b/>
+                <w:bCs/>
+                <w:color w:val="12171D"/>
+                <w:sz w:val="17"/>
+                <w:szCs w:val="17"/>
+                <w:lang w:val="en-GB"/>
+              </w:rPr>
+              <w:t xml:space="preserve">CUSTOMER REVIEW</w:t>
+            </w:r>
+          </w:p>
+        </w:tc>
+        <w:tc>
+          <w:tcPr>
+            <w:tcW w:w="5000" w:type="dxa"/>
+            <w:gridSpan w:val="2"/>
+            <w:shd w:val="clear" w:color="auto" w:fill="BCACA7"/>
+            <w:vAlign w:val="center"/>
+          </w:tcPr>
+          <w:p>
+            <w:pPr>
+              <w:keepNext/>
+              <w:bidi w:val="1"/>
+              <w:spacing w:before="0" w:after="0" w:line="250" w:lineRule="auto"/>
+              <w:jc w:val="left"/>
+            </w:pPr>
+            <w:r>
+              <w:rPr>
+                <w:rFonts w:ascii="Noto Sans Arabic" w:hAnsi="Noto Sans Arabic" w:eastAsia="Noto Sans Arabic" w:cs="Noto Sans Arabic"/>
+                <w:b/>
+                <w:bCs/>
+                <w:color w:val="12171D"/>
+                <w:sz w:val="16"/>
+                <w:szCs w:val="16"/>
+                <w:rtl w:val="1"/>
+                <w:lang w:val="ar-SA" w:bidi="ar-SA"/>
+              </w:rPr>
+              <w:t xml:space="preserve">مراجعة العميل</w:t>
+            </w:r>
+          </w:p>
+        </w:tc>
+      </w:tr>
+      <w:tr>
+        <w:trPr>
+          <w:cantSplit/>
+        </w:trPr>
+        <w:tc>
+          <w:tcPr>
             <w:tcW w:w="1650" w:type="dxa"/>
+            <w:tcBorders>
+              <w:bottom w:val="single" w:sz="4" w:space="0" w:color="BCACA7"/>
+            </w:tcBorders>
             <w:shd w:val="clear" w:color="auto" w:fill="F4F1F0"/>
-            <w:tcBorders>
-              <w:bottom w:val="single" w:sz="4" w:space="0" w:color="BCACA7"/>
-            </w:tcBorders>
-            <w:vAlign w:val="center"/>
-          </w:tcPr>
-          <w:p>
-            <w:pPr>
-              <w:jc w:val="left"/>
+            <w:vAlign w:val="center"/>
+          </w:tcPr>
+          <w:p>
+            <w:pPr>
               <w:spacing w:before="0" w:after="12" w:line="250" w:lineRule="auto"/>
+              <w:jc w:val="left"/>
             </w:pPr>
             <w:r>
               <w:rPr>
@@ -3203,19 +3452,17 @@
           <w:p>
             <w:pPr>
               <w:bidi w:val="1"/>
-              <w:jc w:val="right"/>
-              <w:spacing w:before="0" w:after="0" w:line="250" w:lineRule="auto"/>
+              <w:spacing w:before="0" w:after="0" w:line="250" w:lineRule="auto"/>
+              <w:jc w:val="left"/>
             </w:pPr>
             <w:r>
               <w:rPr>
                 <w:rFonts w:ascii="Noto Sans Arabic" w:hAnsi="Noto Sans Arabic" w:eastAsia="Noto Sans Arabic" w:cs="Noto Sans Arabic"/>
-                <w:b/>
-                <w:bCs/>
-                <w:rtl w:val="1"/>
                 <w:color w:val="12171D"/>
                 <w:sz w:val="16"/>
                 <w:szCs w:val="16"/>
-                <w:lang w:val="ar-SA" w:eastAsia="ar-SA"/>
+                <w:rtl w:val="1"/>
+                <w:lang w:val="ar-SA" w:bidi="ar-SA"/>
               </w:rPr>
               <w:t xml:space="preserve">الاسم / الصفة</w:t>
             </w:r>
@@ -3231,8 +3478,8 @@
           </w:tcPr>
           <w:p>
             <w:pPr>
-              <w:jc w:val="left"/>
-              <w:spacing w:before="0" w:after="0" w:line="250" w:lineRule="auto"/>
+              <w:spacing w:before="0" w:after="0" w:line="250" w:lineRule="auto"/>
+              <w:jc w:val="left"/>
             </w:pPr>
             <w:r>
               <w:rPr>
@@ -3251,16 +3498,16 @@
         <w:tc>
           <w:tcPr>
             <w:tcW w:w="1650" w:type="dxa"/>
+            <w:tcBorders>
+              <w:bottom w:val="single" w:sz="4" w:space="0" w:color="BCACA7"/>
+            </w:tcBorders>
             <w:shd w:val="clear" w:color="auto" w:fill="F4F1F0"/>
-            <w:tcBorders>
-              <w:bottom w:val="single" w:sz="4" w:space="0" w:color="BCACA7"/>
-            </w:tcBorders>
-            <w:vAlign w:val="center"/>
-          </w:tcPr>
-          <w:p>
-            <w:pPr>
-              <w:jc w:val="left"/>
+            <w:vAlign w:val="center"/>
+          </w:tcPr>
+          <w:p>
+            <w:pPr>
               <w:spacing w:before="0" w:after="12" w:line="250" w:lineRule="auto"/>
+              <w:jc w:val="left"/>
             </w:pPr>
             <w:r>
               <w:rPr>
@@ -3278,19 +3525,17 @@
           <w:p>
             <w:pPr>
               <w:bidi w:val="1"/>
-              <w:jc w:val="right"/>
-              <w:spacing w:before="0" w:after="0" w:line="250" w:lineRule="auto"/>
+              <w:spacing w:before="0" w:after="0" w:line="250" w:lineRule="auto"/>
+              <w:jc w:val="left"/>
             </w:pPr>
             <w:r>
               <w:rPr>
                 <w:rFonts w:ascii="Noto Sans Arabic" w:hAnsi="Noto Sans Arabic" w:eastAsia="Noto Sans Arabic" w:cs="Noto Sans Arabic"/>
-                <w:b/>
-                <w:bCs/>
-                <w:rtl w:val="1"/>
                 <w:color w:val="12171D"/>
                 <w:sz w:val="16"/>
                 <w:szCs w:val="16"/>
-                <w:lang w:val="ar-SA" w:eastAsia="ar-SA"/>
+                <w:rtl w:val="1"/>
+                <w:lang w:val="ar-SA" w:bidi="ar-SA"/>
               </w:rPr>
               <w:t xml:space="preserve">التوقيع / التاريخ</w:t>
             </w:r>
@@ -3306,8 +3551,8 @@
           </w:tcPr>
           <w:p>
             <w:pPr>
-              <w:jc w:val="left"/>
-              <w:spacing w:before="0" w:after="0" w:line="250" w:lineRule="auto"/>
+              <w:spacing w:before="0" w:after="0" w:line="250" w:lineRule="auto"/>
+              <w:jc w:val="left"/>
             </w:pPr>
             <w:r>
               <w:rPr>
@@ -3325,6 +3570,15 @@
         </w:tc>
       </w:tr>
     </w:tbl>
+    <w:p>
+      <w:pPr>
+        <w:spacing w:before="0" w:after="0" w:line="20" w:lineRule="exact"/>
+        <w:rPr>
+          <w:sz w:val="2"/>
+          <w:szCs w:val="2"/>
+        </w:rPr>
+      </w:pPr>
+    </w:p>
     <w:sectPr>
       <w:headerReference w:type="default" r:id="rIdHeader"/>
       <w:footerReference w:type="default" r:id="rIdFooter"/>
@@ -3348,29 +3602,242 @@
     </w:pPr>
     <w:r>
       <w:rPr>
-        <w:rFonts w:ascii="Inter" w:hAnsi="Inter"/>
+        <w:rFonts w:ascii="Inter" w:hAnsi="Inter" w:cs="Inter"/>
         <w:color w:val="12171D"/>
-        <w:sz w:val="13"/>
+        <w:sz w:val="15"/>
+        <w:szCs w:val="15"/>
+        <w:lang w:val="en-GB"/>
       </w:rPr>
-      <w:t>[Registered Entity Name] | [Company Address] | contact@mish3l.com | [Business Phone]</w:t>
+      <w:t xml:space="preserve">[Registered Entity Name] | [Company Address] | contact@mish3l.com | [Business Phone]</w:t>
     </w:r>
   </w:p>
+  <w:tbl>
+    <w:tblPr>
+      <w:tblW w:w="10000" w:type="dxa"/>
+      <w:tblInd w:w="-85" w:type="dxa"/>
+      <w:tblBorders>
+        <w:top w:val="nil"/>
+        <w:left w:val="nil"/>
+        <w:bottom w:val="nil"/>
+        <w:right w:val="nil"/>
+        <w:insideH w:val="nil"/>
+        <w:insideV w:val="nil"/>
+      </w:tblBorders>
+      <w:tblLayout w:type="fixed"/>
+      <w:tblCellMar>
+        <w:top w:w="75" w:type="dxa"/>
+        <w:left w:w="85" w:type="dxa"/>
+        <w:bottom w:w="75" w:type="dxa"/>
+        <w:right w:w="85" w:type="dxa"/>
+      </w:tblCellMar>
+      <w:tblLook w:firstRow="1" w:lastRow="0" w:firstColumn="0" w:lastColumn="0" w:noHBand="0" w:noVBand="1"/>
+    </w:tblPr>
+    <w:tblGrid>
+      <w:gridCol w:w="3000"/>
+      <w:gridCol w:w="7000"/>
+    </w:tblGrid>
+    <w:tr>
+      <w:trPr>
+        <w:cantSplit/>
+      </w:trPr>
+      <w:tc>
+        <w:tcPr>
+          <w:tcW w:w="3000" w:type="dxa"/>
+          <w:vAlign w:val="top"/>
+        </w:tcPr>
+        <w:p>
+          <w:pPr>
+            <w:spacing w:before="0" w:after="0"/>
+          </w:pPr>
+          <w:r>
+            <w:rPr>
+              <w:rFonts w:ascii="Inter" w:hAnsi="Inter" w:cs="Inter"/>
+              <w:color w:val="12171D"/>
+              <w:sz w:val="15"/>
+              <w:szCs w:val="15"/>
+              <w:lang w:val="en-GB"/>
+            </w:rPr>
+            <w:t xml:space="preserve">Page </w:t>
+          </w:r>
+          <w:r>
+            <w:rPr>
+              <w:rFonts w:ascii="Inter" w:hAnsi="Inter" w:cs="Inter"/>
+              <w:color w:val="12171D"/>
+              <w:sz w:val="15"/>
+              <w:szCs w:val="15"/>
+            </w:rPr>
+            <w:fldChar w:fldCharType="begin"/>
+          </w:r>
+          <w:r>
+            <w:rPr>
+              <w:rFonts w:ascii="Inter" w:hAnsi="Inter" w:cs="Inter"/>
+              <w:color w:val="12171D"/>
+              <w:sz w:val="15"/>
+              <w:szCs w:val="15"/>
+            </w:rPr>
+            <w:instrText xml:space="preserve"> PAGE </w:instrText>
+          </w:r>
+          <w:r>
+            <w:rPr>
+              <w:rFonts w:ascii="Inter" w:hAnsi="Inter" w:cs="Inter"/>
+              <w:color w:val="12171D"/>
+              <w:sz w:val="15"/>
+              <w:szCs w:val="15"/>
+            </w:rPr>
+            <w:fldChar w:fldCharType="separate"/>
+          </w:r>
+          <w:r>
+            <w:rPr>
+              <w:rFonts w:ascii="Inter" w:hAnsi="Inter" w:cs="Inter"/>
+              <w:color w:val="12171D"/>
+              <w:sz w:val="15"/>
+              <w:szCs w:val="15"/>
+              <w:lang w:val="en-GB"/>
+            </w:rPr>
+            <w:t xml:space="preserve">1</w:t>
+          </w:r>
+          <w:r>
+            <w:rPr>
+              <w:rFonts w:ascii="Inter" w:hAnsi="Inter" w:cs="Inter"/>
+              <w:color w:val="12171D"/>
+              <w:sz w:val="15"/>
+              <w:szCs w:val="15"/>
+            </w:rPr>
+            <w:fldChar w:fldCharType="end"/>
+          </w:r>
+          <w:r>
+            <w:rPr>
+              <w:rFonts w:ascii="Inter" w:hAnsi="Inter" w:cs="Inter"/>
+              <w:color w:val="12171D"/>
+              <w:sz w:val="15"/>
+              <w:szCs w:val="15"/>
+              <w:lang w:val="en-GB"/>
+            </w:rPr>
+            <w:t xml:space="preserve"> of </w:t>
+          </w:r>
+          <w:r>
+            <w:rPr>
+              <w:rFonts w:ascii="Inter" w:hAnsi="Inter" w:cs="Inter"/>
+              <w:color w:val="12171D"/>
+              <w:sz w:val="15"/>
+              <w:szCs w:val="15"/>
+            </w:rPr>
+            <w:fldChar w:fldCharType="begin"/>
+          </w:r>
+          <w:r>
+            <w:rPr>
+              <w:rFonts w:ascii="Inter" w:hAnsi="Inter" w:cs="Inter"/>
+              <w:color w:val="12171D"/>
+              <w:sz w:val="15"/>
+              <w:szCs w:val="15"/>
+            </w:rPr>
+            <w:instrText xml:space="preserve"> NUMPAGES </w:instrText>
+          </w:r>
+          <w:r>
+            <w:rPr>
+              <w:rFonts w:ascii="Inter" w:hAnsi="Inter" w:cs="Inter"/>
+              <w:color w:val="12171D"/>
+              <w:sz w:val="15"/>
+              <w:szCs w:val="15"/>
+            </w:rPr>
+            <w:fldChar w:fldCharType="separate"/>
+          </w:r>
+          <w:r>
+            <w:rPr>
+              <w:rFonts w:ascii="Inter" w:hAnsi="Inter" w:cs="Inter"/>
+              <w:color w:val="12171D"/>
+              <w:sz w:val="15"/>
+              <w:szCs w:val="15"/>
+              <w:lang w:val="en-GB"/>
+            </w:rPr>
+            <w:t xml:space="preserve">1</w:t>
+          </w:r>
+          <w:r>
+            <w:rPr>
+              <w:rFonts w:ascii="Inter" w:hAnsi="Inter" w:cs="Inter"/>
+              <w:color w:val="12171D"/>
+              <w:sz w:val="15"/>
+              <w:szCs w:val="15"/>
+            </w:rPr>
+            <w:fldChar w:fldCharType="end"/>
+          </w:r>
+        </w:p>
+      </w:tc>
+      <w:tc>
+        <w:tcPr>
+          <w:tcW w:w="7000" w:type="dxa"/>
+          <w:vAlign w:val="top"/>
+        </w:tcPr>
+        <w:p>
+          <w:pPr>
+            <w:bidi w:val="1"/>
+            <w:spacing w:before="0" w:after="0"/>
+            <w:jc w:val="left"/>
+          </w:pPr>
+          <w:r>
+            <w:rPr>
+              <w:rFonts w:ascii="Noto Sans Arabic" w:hAnsi="Noto Sans Arabic" w:cs="Noto Sans Arabic"/>
+              <w:color w:val="12171D"/>
+              <w:sz w:val="15"/>
+              <w:szCs w:val="15"/>
+              <w:rtl/>
+              <w:lang w:val="ar-SA" w:bidi="ar-SA"/>
+            </w:rPr>
+            <w:t xml:space="preserve">الاسم المسجل: </w:t>
+          </w:r>
+          <w:r>
+            <w:rPr>
+              <w:rFonts w:ascii="Inter" w:hAnsi="Inter" w:cs="Inter"/>
+              <w:color w:val="12171D"/>
+              <w:sz w:val="15"/>
+              <w:szCs w:val="15"/>
+              <w:lang w:val="en-GB"/>
+            </w:rPr>
+            <w:t xml:space="preserve">‎[Registered Entity Name]‎</w:t>
+          </w:r>
+          <w:r>
+            <w:rPr>
+              <w:rFonts w:ascii="Inter" w:hAnsi="Inter" w:cs="Inter"/>
+              <w:color w:val="12171D"/>
+              <w:sz w:val="15"/>
+              <w:szCs w:val="15"/>
+              <w:lang w:val="en-GB"/>
+            </w:rPr>
+            <w:t xml:space="preserve"> | </w:t>
+          </w:r>
+          <w:r>
+            <w:rPr>
+              <w:rFonts w:ascii="Noto Sans Arabic" w:hAnsi="Noto Sans Arabic" w:cs="Noto Sans Arabic"/>
+              <w:color w:val="12171D"/>
+              <w:sz w:val="15"/>
+              <w:szCs w:val="15"/>
+              <w:rtl/>
+              <w:lang w:val="ar-SA" w:bidi="ar-SA"/>
+            </w:rPr>
+            <w:t xml:space="preserve">العنوان: </w:t>
+          </w:r>
+          <w:r>
+            <w:rPr>
+              <w:rFonts w:ascii="Inter" w:hAnsi="Inter" w:cs="Inter"/>
+              <w:color w:val="12171D"/>
+              <w:sz w:val="15"/>
+              <w:szCs w:val="15"/>
+              <w:lang w:val="en-GB"/>
+            </w:rPr>
+            <w:t xml:space="preserve">‎[Company Address]‎</w:t>
+          </w:r>
+        </w:p>
+      </w:tc>
+    </w:tr>
+  </w:tbl>
   <w:p>
     <w:pPr>
-      <w:bidi w:val="1"/>
-      <w:jc w:val="right"/>
-      <w:spacing w:after="0"/>
+      <w:spacing w:before="0" w:after="0" w:line="20" w:lineRule="exact"/>
+      <w:rPr>
+        <w:sz w:val="2"/>
+        <w:szCs w:val="2"/>
+      </w:rPr>
     </w:pPr>
-    <w:r>
-      <w:rPr>
-        <w:rFonts w:ascii="Noto Sans Arabic" w:hAnsi="Noto Sans Arabic" w:cs="Noto Sans Arabic"/>
-        <w:rtl/>
-        <w:color w:val="12171D"/>
-        <w:sz w:val="13"/>
-        <w:lang w:val="ar-SA"/>
-      </w:rPr>
-      <w:t>الاسم المسجل: [Registered Entity Name] | العنوان: [Company Address]</w:t>
-    </w:r>
   </w:p>
 </w:ftr>
 </file>
@@ -3380,7 +3847,6 @@
   <w:tbl>
     <w:tblPr>
       <w:tblW w:w="10000" w:type="dxa"/>
-      <w:tblLayout w:type="fixed"/>
       <w:tblBorders>
         <w:top w:val="nil"/>
         <w:left w:val="nil"/>
@@ -3389,6 +3855,7 @@
         <w:insideH w:val="nil"/>
         <w:insideV w:val="nil"/>
       </w:tblBorders>
+      <w:tblLayout w:type="fixed"/>
       <w:tblCellMar>
         <w:top w:w="75" w:type="dxa"/>
         <w:left w:w="85" w:type="dxa"/>
@@ -3419,7 +3886,7 @@
             <w:drawing>
               <wp:inline distT="0" distB="0" distL="0" distR="0">
                 <wp:extent cx="1664208" cy="540380"/>
-                <wp:docPr id="1" name="GEM horizontal ink logo"/>
+                <wp:docPr id="1" name="GEM horizontal ink logo" descr="GEM logo"/>
                 <wp:cNvGraphicFramePr>
                   <a:graphicFrameLocks noChangeAspect="1"/>
                 </wp:cNvGraphicFramePr>
@@ -3462,8 +3929,8 @@
         </w:tcPr>
         <w:p>
           <w:pPr>
+            <w:spacing w:before="0" w:after="10" w:line="250" w:lineRule="auto"/>
             <w:jc w:val="right"/>
-            <w:spacing w:before="0" w:after="10" w:line="250" w:lineRule="auto"/>
           </w:pPr>
           <w:r>
             <w:rPr>
@@ -3480,8 +3947,8 @@
         </w:p>
         <w:p>
           <w:pPr>
+            <w:spacing w:before="0" w:after="8" w:line="250" w:lineRule="auto"/>
             <w:jc w:val="right"/>
-            <w:spacing w:before="0" w:after="8" w:line="250" w:lineRule="auto"/>
           </w:pPr>
           <w:r>
             <w:rPr>
@@ -3499,19 +3966,19 @@
         <w:p>
           <w:pPr>
             <w:bidi w:val="1"/>
-            <w:jc w:val="right"/>
             <w:spacing w:before="0" w:after="0" w:line="250" w:lineRule="auto"/>
+            <w:jc w:val="left"/>
           </w:pPr>
           <w:r>
             <w:rPr>
               <w:rFonts w:ascii="Noto Sans Arabic" w:hAnsi="Noto Sans Arabic" w:eastAsia="Noto Sans Arabic" w:cs="Noto Sans Arabic"/>
               <w:b/>
               <w:bCs/>
-              <w:rtl w:val="1"/>
               <w:color w:val="12171D"/>
               <w:sz w:val="14"/>
               <w:szCs w:val="14"/>
-              <w:lang w:val="ar-SA" w:eastAsia="ar-SA"/>
+              <w:rtl w:val="1"/>
+              <w:lang w:val="ar-SA" w:bidi="ar-SA"/>
             </w:rPr>
             <w:t xml:space="preserve">مسودة للمراجعة الداخلية</w:t>
           </w:r>
@@ -3521,10 +3988,19 @@
   </w:tbl>
   <w:p>
     <w:pPr>
-      <w:spacing w:before="55" w:after="0"/>
+      <w:spacing w:before="0" w:after="0" w:line="20" w:lineRule="exact"/>
+      <w:rPr>
+        <w:sz w:val="2"/>
+        <w:szCs w:val="2"/>
+      </w:rPr>
+    </w:pPr>
+  </w:p>
+  <w:p>
+    <w:pPr>
       <w:pBdr>
         <w:bottom w:val="single" w:sz="8" w:space="1" w:color="BCACA7"/>
       </w:pBdr>
+      <w:spacing w:before="90" w:after="0"/>
     </w:pPr>
   </w:p>
 </w:hdr>
@@ -3538,7 +4014,7 @@
         <w:rFonts w:ascii="Inter" w:hAnsi="Inter" w:eastAsia="Inter" w:cs="Noto Sans Arabic"/>
         <w:sz w:val="19"/>
         <w:szCs w:val="19"/>
-        <w:lang w:val="en-GB" w:eastAsia="ar-SA"/>
+        <w:lang w:val="en-GB" w:bidi="ar-SA"/>
       </w:rPr>
     </w:rPrDefault>
     <w:pPrDefault>
@@ -3570,8 +4046,8 @@
     <w:qFormat/>
     <w:rPr>
       <w:rFonts w:ascii="Jost" w:hAnsi="Jost"/>
+      <w:b/>
       <w:color w:val="12171D"/>
-      <w:b/>
       <w:sz w:val="22"/>
     </w:rPr>
   </w:style>

--- a/documents/working/business-stationery-20261027/GEM_Quotation_Proposal_Template_working.docx
+++ b/documents/working/business-stationery-20261027/GEM_Quotation_Proposal_Template_working.docx
@@ -11,64 +11,115 @@
       <w:r>
         <w:rPr>
           <w:rFonts w:ascii="Inter" w:hAnsi="Inter" w:eastAsia="Inter" w:cs="Inter"/>
-          <w:b/>
-          <w:bCs/>
           <w:color w:val="12171D"/>
-          <w:sz w:val="14"/>
-          <w:szCs w:val="14"/>
+          <w:sz w:val="18"/>
+          <w:szCs w:val="18"/>
           <w:lang w:val="en-GB"/>
         </w:rPr>
-        <w:t xml:space="preserve">TEMPLATE 03 | CUSTOMER RESPONSE</w:t>
+        <w:t xml:space="preserve">TEMPLATE 02 | CUSTOMER RESPONSE</w:t>
       </w:r>
+    </w:p>
+    <w:tbl>
+      <w:tblPr>
+        <w:tblW w:w="9242" w:type="dxa"/>
+        <w:tblInd w:w="-85" w:type="dxa"/>
+        <w:tblBorders>
+          <w:top w:val="nil"/>
+          <w:left w:val="nil"/>
+          <w:bottom w:val="nil"/>
+          <w:right w:val="nil"/>
+          <w:insideH w:val="nil"/>
+          <w:insideV w:val="nil"/>
+        </w:tblBorders>
+        <w:tblLayout w:type="fixed"/>
+        <w:tblCellMar>
+          <w:top w:w="40" w:type="dxa"/>
+          <w:left w:w="85" w:type="dxa"/>
+          <w:bottom w:w="40" w:type="dxa"/>
+          <w:right w:w="85" w:type="dxa"/>
+        </w:tblCellMar>
+        <w:tblLook w:firstRow="1" w:lastRow="0" w:firstColumn="0" w:lastColumn="0" w:noHBand="0" w:noVBand="1"/>
+      </w:tblPr>
+      <w:tblGrid>
+        <w:gridCol w:w="4536"/>
+        <w:gridCol w:w="4706"/>
+      </w:tblGrid>
+      <w:tr>
+        <w:trPr>
+          <w:cantSplit/>
+        </w:trPr>
+        <w:tc>
+          <w:tcPr>
+            <w:tcW w:w="4536" w:type="dxa"/>
+            <w:vAlign w:val="bottom"/>
+          </w:tcPr>
+          <w:p>
+            <w:pPr>
+              <w:pStyle w:val="Title"/>
+              <w:keepNext/>
+              <w:spacing w:before="0" w:after="0" w:line="250" w:lineRule="auto"/>
+              <w:jc w:val="left"/>
+            </w:pPr>
+            <w:r>
+              <w:rPr>
+                <w:rFonts w:ascii="Jost" w:hAnsi="Jost" w:eastAsia="Jost" w:cs="Jost"/>
+                <w:color w:val="12171D"/>
+                <w:sz w:val="42"/>
+                <w:szCs w:val="42"/>
+                <w:lang w:val="en-GB"/>
+              </w:rPr>
+              <w:t xml:space="preserve">Quotation and Proposal</w:t>
+            </w:r>
+          </w:p>
+        </w:tc>
+        <w:tc>
+          <w:tcPr>
+            <w:tcW w:w="4706" w:type="dxa"/>
+            <w:vAlign w:val="bottom"/>
+          </w:tcPr>
+          <w:p>
+            <w:pPr>
+              <w:keepNext/>
+              <w:bidi w:val="1"/>
+              <w:spacing w:before="0" w:after="0" w:line="250" w:lineRule="auto"/>
+              <w:jc w:val="start"/>
+            </w:pPr>
+            <w:r>
+              <w:rPr>
+                <w:rFonts w:ascii="Noto Sans Arabic" w:hAnsi="Noto Sans Arabic" w:eastAsia="Noto Sans Arabic" w:cs="Noto Sans Arabic"/>
+                <w:color w:val="12171D"/>
+                <w:sz w:val="34"/>
+                <w:szCs w:val="34"/>
+                <w:rtl w:val="1"/>
+                <w:lang w:val="ar-SA" w:bidi="ar-SA"/>
+              </w:rPr>
+              <w:t xml:space="preserve">عرض سعر ومقترح</w:t>
+            </w:r>
+          </w:p>
+        </w:tc>
+      </w:tr>
+    </w:tbl>
+    <w:p>
+      <w:pPr>
+        <w:keepNext/>
+        <w:spacing w:before="0" w:after="0" w:line="20" w:lineRule="exact"/>
+        <w:rPr>
+          <w:sz w:val="2"/>
+          <w:szCs w:val="2"/>
+        </w:rPr>
+      </w:pPr>
     </w:p>
     <w:p>
       <w:pPr>
-        <w:pStyle w:val="Title"/>
-        <w:keepNext/>
-        <w:spacing w:before="0" w:after="0" w:line="250" w:lineRule="auto"/>
-        <w:jc w:val="left"/>
-      </w:pPr>
-      <w:r>
-        <w:rPr>
-          <w:rFonts w:ascii="Jost" w:hAnsi="Jost" w:eastAsia="Jost" w:cs="Jost"/>
-          <w:color w:val="12171D"/>
-          <w:sz w:val="42"/>
-          <w:szCs w:val="42"/>
-          <w:lang w:val="en-GB"/>
-        </w:rPr>
-        <w:t xml:space="preserve">Quotation and Proposal</w:t>
-      </w:r>
-    </w:p>
-    <w:p>
-      <w:pPr>
-        <w:keepNext/>
-        <w:bidi w:val="1"/>
-        <w:spacing w:before="0" w:after="75" w:line="250" w:lineRule="auto"/>
-        <w:jc w:val="left"/>
-      </w:pPr>
-      <w:r>
-        <w:rPr>
-          <w:rFonts w:ascii="Noto Sans Arabic" w:hAnsi="Noto Sans Arabic" w:eastAsia="Noto Sans Arabic" w:cs="Noto Sans Arabic"/>
-          <w:color w:val="12171D"/>
-          <w:sz w:val="34"/>
-          <w:szCs w:val="34"/>
-          <w:rtl w:val="1"/>
-          <w:lang w:val="ar-SA" w:bidi="ar-SA"/>
-        </w:rPr>
-        <w:t xml:space="preserve">عرض سعر ومقترح</w:t>
-      </w:r>
-    </w:p>
-    <w:p>
-      <w:pPr>
-        <w:spacing w:before="0" w:after="100" w:line="250" w:lineRule="auto"/>
+        <w:spacing w:before="60" w:after="60" w:line="336" w:lineRule="exact"/>
         <w:jc w:val="left"/>
       </w:pPr>
       <w:r>
         <w:rPr>
           <w:rFonts w:ascii="Inter" w:hAnsi="Inter" w:eastAsia="Inter" w:cs="Inter"/>
           <w:color w:val="12171D"/>
-          <w:sz w:val="16"/>
-          <w:szCs w:val="16"/>
+          <w:sz w:val="21"/>
+          <w:szCs w:val="21"/>
           <w:lang w:val="en-GB"/>
         </w:rPr>
         <w:t xml:space="preserve">Describe the requested scope and provide clear prices, delivery details, payment terms, and a validity date.</w:t>
@@ -76,29 +127,29 @@
     </w:p>
     <w:tbl>
       <w:tblPr>
-        <w:tblW w:w="10000" w:type="dxa"/>
+        <w:tblW w:w="9072" w:type="dxa"/>
         <w:tblBorders>
-          <w:top w:val="single" w:sz="4" w:color="BCACA7"/>
-          <w:left w:val="single" w:sz="4" w:color="BCACA7"/>
-          <w:bottom w:val="single" w:sz="4" w:color="BCACA7"/>
-          <w:right w:val="single" w:sz="4" w:color="BCACA7"/>
-          <w:insideH w:val="single" w:sz="4" w:color="BCACA7"/>
-          <w:insideV w:val="single" w:sz="4" w:color="BCACA7"/>
+          <w:top w:val="single" w:sz="4" w:space="0" w:color="BCACA7"/>
+          <w:left w:val="single" w:sz="4" w:space="0" w:color="BCACA7"/>
+          <w:bottom w:val="single" w:sz="4" w:space="0" w:color="BCACA7"/>
+          <w:right w:val="single" w:sz="4" w:space="0" w:color="BCACA7"/>
+          <w:insideH w:val="single" w:sz="4" w:space="0" w:color="BCACA7"/>
+          <w:insideV w:val="single" w:sz="4" w:space="0" w:color="BCACA7"/>
         </w:tblBorders>
         <w:tblLayout w:type="fixed"/>
         <w:tblCellMar>
-          <w:top w:w="75" w:type="dxa"/>
+          <w:top w:w="40" w:type="dxa"/>
           <w:left w:w="85" w:type="dxa"/>
-          <w:bottom w:w="75" w:type="dxa"/>
+          <w:bottom w:w="40" w:type="dxa"/>
           <w:right w:w="85" w:type="dxa"/>
         </w:tblCellMar>
         <w:tblLook w:firstRow="1" w:lastRow="0" w:firstColumn="0" w:lastColumn="0" w:noHBand="0" w:noVBand="1"/>
       </w:tblPr>
       <w:tblGrid>
-        <w:gridCol w:w="1650"/>
-        <w:gridCol w:w="3350"/>
-        <w:gridCol w:w="1650"/>
-        <w:gridCol w:w="3350"/>
+        <w:gridCol w:w="2250"/>
+        <w:gridCol w:w="2286"/>
+        <w:gridCol w:w="2250"/>
+        <w:gridCol w:w="2286"/>
       </w:tblGrid>
       <w:tr>
         <w:trPr>
@@ -106,26 +157,30 @@
         </w:trPr>
         <w:tc>
           <w:tcPr>
-            <w:tcW w:w="5000" w:type="dxa"/>
+            <w:tcW w:w="4536" w:type="dxa"/>
             <w:gridSpan w:val="2"/>
-            <w:shd w:val="clear" w:color="auto" w:fill="BCACA7"/>
-            <w:vAlign w:val="center"/>
+            <w:tcBorders>
+              <w:top w:val="nil"/>
+              <w:left w:val="nil"/>
+              <w:bottom w:val="single" w:sz="8" w:space="0" w:color="BCACA7"/>
+              <w:right w:val="nil"/>
+            </w:tcBorders>
+            <w:vAlign w:val="bottom"/>
           </w:tcPr>
           <w:p>
             <w:pPr>
               <w:pStyle w:val="Heading1"/>
               <w:keepNext/>
-              <w:spacing w:before="0" w:after="0" w:line="250" w:lineRule="auto"/>
+              <w:spacing w:before="160" w:after="40" w:line="250" w:lineRule="auto"/>
+              <w:ind w:start="-85"/>
               <w:jc w:val="left"/>
             </w:pPr>
             <w:r>
               <w:rPr>
                 <w:rFonts w:ascii="Jost" w:hAnsi="Jost" w:eastAsia="Jost" w:cs="Jost"/>
-                <w:b/>
-                <w:bCs/>
-                <w:color w:val="12171D"/>
-                <w:sz w:val="17"/>
-                <w:szCs w:val="17"/>
+                <w:color w:val="12171D"/>
+                <w:sz w:val="21"/>
+                <w:szCs w:val="21"/>
                 <w:lang w:val="en-GB"/>
               </w:rPr>
               <w:t xml:space="preserve">QUOTATION DETAILS</w:t>
@@ -134,26 +189,30 @@
         </w:tc>
         <w:tc>
           <w:tcPr>
-            <w:tcW w:w="5000" w:type="dxa"/>
+            <w:tcW w:w="4536" w:type="dxa"/>
             <w:gridSpan w:val="2"/>
-            <w:shd w:val="clear" w:color="auto" w:fill="BCACA7"/>
-            <w:vAlign w:val="center"/>
+            <w:tcBorders>
+              <w:top w:val="nil"/>
+              <w:left w:val="nil"/>
+              <w:bottom w:val="single" w:sz="8" w:space="0" w:color="BCACA7"/>
+              <w:right w:val="nil"/>
+            </w:tcBorders>
+            <w:vAlign w:val="bottom"/>
           </w:tcPr>
           <w:p>
             <w:pPr>
               <w:keepNext/>
               <w:bidi w:val="1"/>
-              <w:spacing w:before="0" w:after="0" w:line="250" w:lineRule="auto"/>
-              <w:jc w:val="left"/>
+              <w:spacing w:before="160" w:after="40" w:line="250" w:lineRule="auto"/>
+              <w:ind w:start="-85"/>
+              <w:jc w:val="start"/>
             </w:pPr>
             <w:r>
               <w:rPr>
                 <w:rFonts w:ascii="Noto Sans Arabic" w:hAnsi="Noto Sans Arabic" w:eastAsia="Noto Sans Arabic" w:cs="Noto Sans Arabic"/>
-                <w:b/>
-                <w:bCs/>
-                <w:color w:val="12171D"/>
-                <w:sz w:val="16"/>
-                <w:szCs w:val="16"/>
+                <w:color w:val="12171D"/>
+                <w:sz w:val="22"/>
+                <w:szCs w:val="22"/>
                 <w:rtl w:val="1"/>
                 <w:lang w:val="ar-SA" w:bidi="ar-SA"/>
               </w:rPr>
@@ -168,27 +227,24 @@
         </w:trPr>
         <w:tc>
           <w:tcPr>
-            <w:tcW w:w="1650" w:type="dxa"/>
-            <w:tcBorders>
-              <w:bottom w:val="single" w:sz="4" w:space="0" w:color="BCACA7"/>
-            </w:tcBorders>
-            <w:shd w:val="clear" w:color="auto" w:fill="F4F1F0"/>
-            <w:vAlign w:val="center"/>
-          </w:tcPr>
-          <w:p>
-            <w:pPr>
-              <w:keepNext/>
-              <w:spacing w:before="0" w:after="12" w:line="250" w:lineRule="auto"/>
-              <w:jc w:val="left"/>
-            </w:pPr>
-            <w:r>
-              <w:rPr>
-                <w:rFonts w:ascii="Inter" w:hAnsi="Inter" w:eastAsia="Inter" w:cs="Inter"/>
-                <w:b/>
-                <w:bCs/>
-                <w:color w:val="12171D"/>
-                <w:sz w:val="15"/>
-                <w:szCs w:val="15"/>
+            <w:tcW w:w="2250" w:type="dxa"/>
+            <w:tcBorders>
+              <w:bottom w:val="single" w:sz="4" w:space="0" w:color="BCACA7"/>
+            </w:tcBorders>
+            <w:vAlign w:val="center"/>
+          </w:tcPr>
+          <w:p>
+            <w:pPr>
+              <w:keepNext/>
+              <w:spacing w:before="0" w:after="10" w:line="250" w:lineRule="auto"/>
+              <w:jc w:val="left"/>
+            </w:pPr>
+            <w:r>
+              <w:rPr>
+                <w:rFonts w:ascii="Inter" w:hAnsi="Inter" w:eastAsia="Inter" w:cs="Inter"/>
+                <w:color w:val="12171D"/>
+                <w:sz w:val="18"/>
+                <w:szCs w:val="18"/>
                 <w:lang w:val="en-GB"/>
               </w:rPr>
               <w:t xml:space="preserve">QUOTATION NUMBER</w:t>
@@ -199,14 +255,14 @@
               <w:keepNext/>
               <w:bidi w:val="1"/>
               <w:spacing w:before="0" w:after="0" w:line="250" w:lineRule="auto"/>
-              <w:jc w:val="left"/>
+              <w:jc w:val="start"/>
             </w:pPr>
             <w:r>
               <w:rPr>
                 <w:rFonts w:ascii="Noto Sans Arabic" w:hAnsi="Noto Sans Arabic" w:eastAsia="Noto Sans Arabic" w:cs="Noto Sans Arabic"/>
                 <w:color w:val="12171D"/>
-                <w:sz w:val="16"/>
-                <w:szCs w:val="16"/>
+                <w:sz w:val="20"/>
+                <w:szCs w:val="20"/>
                 <w:rtl w:val="1"/>
                 <w:lang w:val="ar-SA" w:bidi="ar-SA"/>
               </w:rPr>
@@ -216,7 +272,7 @@
         </w:tc>
         <w:tc>
           <w:tcPr>
-            <w:tcW w:w="3350" w:type="dxa"/>
+            <w:tcW w:w="2286" w:type="dxa"/>
             <w:tcBorders>
               <w:bottom w:val="single" w:sz="4" w:space="0" w:color="BCACA7"/>
             </w:tcBorders>
@@ -244,27 +300,24 @@
         </w:tc>
         <w:tc>
           <w:tcPr>
-            <w:tcW w:w="1650" w:type="dxa"/>
-            <w:tcBorders>
-              <w:bottom w:val="single" w:sz="4" w:space="0" w:color="BCACA7"/>
-            </w:tcBorders>
-            <w:shd w:val="clear" w:color="auto" w:fill="F4F1F0"/>
-            <w:vAlign w:val="center"/>
-          </w:tcPr>
-          <w:p>
-            <w:pPr>
-              <w:keepNext/>
-              <w:spacing w:before="0" w:after="12" w:line="250" w:lineRule="auto"/>
-              <w:jc w:val="left"/>
-            </w:pPr>
-            <w:r>
-              <w:rPr>
-                <w:rFonts w:ascii="Inter" w:hAnsi="Inter" w:eastAsia="Inter" w:cs="Inter"/>
-                <w:b/>
-                <w:bCs/>
-                <w:color w:val="12171D"/>
-                <w:sz w:val="15"/>
-                <w:szCs w:val="15"/>
+            <w:tcW w:w="2250" w:type="dxa"/>
+            <w:tcBorders>
+              <w:bottom w:val="single" w:sz="4" w:space="0" w:color="BCACA7"/>
+            </w:tcBorders>
+            <w:vAlign w:val="center"/>
+          </w:tcPr>
+          <w:p>
+            <w:pPr>
+              <w:keepNext/>
+              <w:spacing w:before="0" w:after="10" w:line="250" w:lineRule="auto"/>
+              <w:jc w:val="left"/>
+            </w:pPr>
+            <w:r>
+              <w:rPr>
+                <w:rFonts w:ascii="Inter" w:hAnsi="Inter" w:eastAsia="Inter" w:cs="Inter"/>
+                <w:color w:val="12171D"/>
+                <w:sz w:val="18"/>
+                <w:szCs w:val="18"/>
                 <w:lang w:val="en-GB"/>
               </w:rPr>
               <w:t xml:space="preserve">ISSUE DATE</w:t>
@@ -275,14 +328,14 @@
               <w:keepNext/>
               <w:bidi w:val="1"/>
               <w:spacing w:before="0" w:after="0" w:line="250" w:lineRule="auto"/>
-              <w:jc w:val="left"/>
+              <w:jc w:val="start"/>
             </w:pPr>
             <w:r>
               <w:rPr>
                 <w:rFonts w:ascii="Noto Sans Arabic" w:hAnsi="Noto Sans Arabic" w:eastAsia="Noto Sans Arabic" w:cs="Noto Sans Arabic"/>
                 <w:color w:val="12171D"/>
-                <w:sz w:val="16"/>
-                <w:szCs w:val="16"/>
+                <w:sz w:val="20"/>
+                <w:szCs w:val="20"/>
                 <w:rtl w:val="1"/>
                 <w:lang w:val="ar-SA" w:bidi="ar-SA"/>
               </w:rPr>
@@ -292,7 +345,7 @@
         </w:tc>
         <w:tc>
           <w:tcPr>
-            <w:tcW w:w="3350" w:type="dxa"/>
+            <w:tcW w:w="2286" w:type="dxa"/>
             <w:tcBorders>
               <w:bottom w:val="single" w:sz="4" w:space="0" w:color="BCACA7"/>
             </w:tcBorders>
@@ -325,27 +378,23 @@
         </w:trPr>
         <w:tc>
           <w:tcPr>
-            <w:tcW w:w="1650" w:type="dxa"/>
-            <w:tcBorders>
-              <w:bottom w:val="single" w:sz="4" w:space="0" w:color="BCACA7"/>
-            </w:tcBorders>
-            <w:shd w:val="clear" w:color="auto" w:fill="F4F1F0"/>
-            <w:vAlign w:val="center"/>
-          </w:tcPr>
-          <w:p>
-            <w:pPr>
-              <w:keepNext/>
-              <w:spacing w:before="0" w:after="12" w:line="250" w:lineRule="auto"/>
-              <w:jc w:val="left"/>
-            </w:pPr>
-            <w:r>
-              <w:rPr>
-                <w:rFonts w:ascii="Inter" w:hAnsi="Inter" w:eastAsia="Inter" w:cs="Inter"/>
-                <w:b/>
-                <w:bCs/>
-                <w:color w:val="12171D"/>
-                <w:sz w:val="15"/>
-                <w:szCs w:val="15"/>
+            <w:tcW w:w="2250" w:type="dxa"/>
+            <w:tcBorders>
+              <w:bottom w:val="single" w:sz="4" w:space="0" w:color="BCACA7"/>
+            </w:tcBorders>
+            <w:vAlign w:val="center"/>
+          </w:tcPr>
+          <w:p>
+            <w:pPr>
+              <w:spacing w:before="0" w:after="10" w:line="250" w:lineRule="auto"/>
+              <w:jc w:val="left"/>
+            </w:pPr>
+            <w:r>
+              <w:rPr>
+                <w:rFonts w:ascii="Inter" w:hAnsi="Inter" w:eastAsia="Inter" w:cs="Inter"/>
+                <w:color w:val="12171D"/>
+                <w:sz w:val="18"/>
+                <w:szCs w:val="18"/>
                 <w:lang w:val="en-GB"/>
               </w:rPr>
               <w:t xml:space="preserve">VALID UNTIL</w:t>
@@ -353,17 +402,16 @@
           </w:p>
           <w:p>
             <w:pPr>
-              <w:keepNext/>
               <w:bidi w:val="1"/>
               <w:spacing w:before="0" w:after="0" w:line="250" w:lineRule="auto"/>
-              <w:jc w:val="left"/>
+              <w:jc w:val="start"/>
             </w:pPr>
             <w:r>
               <w:rPr>
                 <w:rFonts w:ascii="Noto Sans Arabic" w:hAnsi="Noto Sans Arabic" w:eastAsia="Noto Sans Arabic" w:cs="Noto Sans Arabic"/>
                 <w:color w:val="12171D"/>
-                <w:sz w:val="16"/>
-                <w:szCs w:val="16"/>
+                <w:sz w:val="20"/>
+                <w:szCs w:val="20"/>
                 <w:rtl w:val="1"/>
                 <w:lang w:val="ar-SA" w:bidi="ar-SA"/>
               </w:rPr>
@@ -373,15 +421,14 @@
         </w:tc>
         <w:tc>
           <w:tcPr>
-            <w:tcW w:w="3350" w:type="dxa"/>
-            <w:tcBorders>
-              <w:bottom w:val="single" w:sz="4" w:space="0" w:color="BCACA7"/>
-            </w:tcBorders>
-            <w:vAlign w:val="center"/>
-          </w:tcPr>
-          <w:p>
-            <w:pPr>
-              <w:keepNext/>
+            <w:tcW w:w="2286" w:type="dxa"/>
+            <w:tcBorders>
+              <w:bottom w:val="single" w:sz="4" w:space="0" w:color="BCACA7"/>
+            </w:tcBorders>
+            <w:vAlign w:val="center"/>
+          </w:tcPr>
+          <w:p>
+            <w:pPr>
               <w:spacing w:before="0" w:after="0" w:line="250" w:lineRule="auto"/>
               <w:jc w:val="left"/>
             </w:pPr>
@@ -401,27 +448,23 @@
         </w:tc>
         <w:tc>
           <w:tcPr>
-            <w:tcW w:w="1650" w:type="dxa"/>
-            <w:tcBorders>
-              <w:bottom w:val="single" w:sz="4" w:space="0" w:color="BCACA7"/>
-            </w:tcBorders>
-            <w:shd w:val="clear" w:color="auto" w:fill="F4F1F0"/>
-            <w:vAlign w:val="center"/>
-          </w:tcPr>
-          <w:p>
-            <w:pPr>
-              <w:keepNext/>
-              <w:spacing w:before="0" w:after="12" w:line="250" w:lineRule="auto"/>
-              <w:jc w:val="left"/>
-            </w:pPr>
-            <w:r>
-              <w:rPr>
-                <w:rFonts w:ascii="Inter" w:hAnsi="Inter" w:eastAsia="Inter" w:cs="Inter"/>
-                <w:b/>
-                <w:bCs/>
-                <w:color w:val="12171D"/>
-                <w:sz w:val="15"/>
-                <w:szCs w:val="15"/>
+            <w:tcW w:w="2250" w:type="dxa"/>
+            <w:tcBorders>
+              <w:bottom w:val="single" w:sz="4" w:space="0" w:color="BCACA7"/>
+            </w:tcBorders>
+            <w:vAlign w:val="center"/>
+          </w:tcPr>
+          <w:p>
+            <w:pPr>
+              <w:spacing w:before="0" w:after="10" w:line="250" w:lineRule="auto"/>
+              <w:jc w:val="left"/>
+            </w:pPr>
+            <w:r>
+              <w:rPr>
+                <w:rFonts w:ascii="Inter" w:hAnsi="Inter" w:eastAsia="Inter" w:cs="Inter"/>
+                <w:color w:val="12171D"/>
+                <w:sz w:val="18"/>
+                <w:szCs w:val="18"/>
                 <w:lang w:val="en-GB"/>
               </w:rPr>
               <w:t xml:space="preserve">CURRENCY</w:t>
@@ -429,17 +472,16 @@
           </w:p>
           <w:p>
             <w:pPr>
-              <w:keepNext/>
               <w:bidi w:val="1"/>
               <w:spacing w:before="0" w:after="0" w:line="250" w:lineRule="auto"/>
-              <w:jc w:val="left"/>
+              <w:jc w:val="start"/>
             </w:pPr>
             <w:r>
               <w:rPr>
                 <w:rFonts w:ascii="Noto Sans Arabic" w:hAnsi="Noto Sans Arabic" w:eastAsia="Noto Sans Arabic" w:cs="Noto Sans Arabic"/>
                 <w:color w:val="12171D"/>
-                <w:sz w:val="16"/>
-                <w:szCs w:val="16"/>
+                <w:sz w:val="20"/>
+                <w:szCs w:val="20"/>
                 <w:rtl w:val="1"/>
                 <w:lang w:val="ar-SA" w:bidi="ar-SA"/>
               </w:rPr>
@@ -449,15 +491,14 @@
         </w:tc>
         <w:tc>
           <w:tcPr>
-            <w:tcW w:w="3350" w:type="dxa"/>
-            <w:tcBorders>
-              <w:bottom w:val="single" w:sz="4" w:space="0" w:color="BCACA7"/>
-            </w:tcBorders>
-            <w:vAlign w:val="center"/>
-          </w:tcPr>
-          <w:p>
-            <w:pPr>
-              <w:keepNext/>
+            <w:tcW w:w="2286" w:type="dxa"/>
+            <w:tcBorders>
+              <w:bottom w:val="single" w:sz="4" w:space="0" w:color="BCACA7"/>
+            </w:tcBorders>
+            <w:vAlign w:val="center"/>
+          </w:tcPr>
+          <w:p>
+            <w:pPr>
               <w:spacing w:before="0" w:after="0" w:line="250" w:lineRule="auto"/>
               <w:jc w:val="left"/>
             </w:pPr>
@@ -482,27 +523,23 @@
         </w:trPr>
         <w:tc>
           <w:tcPr>
-            <w:tcW w:w="1650" w:type="dxa"/>
-            <w:tcBorders>
-              <w:bottom w:val="single" w:sz="4" w:space="0" w:color="BCACA7"/>
-            </w:tcBorders>
-            <w:shd w:val="clear" w:color="auto" w:fill="F4F1F0"/>
-            <w:vAlign w:val="center"/>
-          </w:tcPr>
-          <w:p>
-            <w:pPr>
-              <w:keepNext/>
-              <w:spacing w:before="0" w:after="12" w:line="250" w:lineRule="auto"/>
-              <w:jc w:val="left"/>
-            </w:pPr>
-            <w:r>
-              <w:rPr>
-                <w:rFonts w:ascii="Inter" w:hAnsi="Inter" w:eastAsia="Inter" w:cs="Inter"/>
-                <w:b/>
-                <w:bCs/>
-                <w:color w:val="12171D"/>
-                <w:sz w:val="15"/>
-                <w:szCs w:val="15"/>
+            <w:tcW w:w="2250" w:type="dxa"/>
+            <w:tcBorders>
+              <w:bottom w:val="single" w:sz="4" w:space="0" w:color="BCACA7"/>
+            </w:tcBorders>
+            <w:vAlign w:val="center"/>
+          </w:tcPr>
+          <w:p>
+            <w:pPr>
+              <w:spacing w:before="0" w:after="10" w:line="250" w:lineRule="auto"/>
+              <w:jc w:val="left"/>
+            </w:pPr>
+            <w:r>
+              <w:rPr>
+                <w:rFonts w:ascii="Inter" w:hAnsi="Inter" w:eastAsia="Inter" w:cs="Inter"/>
+                <w:color w:val="12171D"/>
+                <w:sz w:val="18"/>
+                <w:szCs w:val="18"/>
                 <w:lang w:val="en-GB"/>
               </w:rPr>
               <w:t xml:space="preserve">CUSTOMER</w:t>
@@ -510,17 +547,16 @@
           </w:p>
           <w:p>
             <w:pPr>
-              <w:keepNext/>
               <w:bidi w:val="1"/>
               <w:spacing w:before="0" w:after="0" w:line="250" w:lineRule="auto"/>
-              <w:jc w:val="left"/>
+              <w:jc w:val="start"/>
             </w:pPr>
             <w:r>
               <w:rPr>
                 <w:rFonts w:ascii="Noto Sans Arabic" w:hAnsi="Noto Sans Arabic" w:eastAsia="Noto Sans Arabic" w:cs="Noto Sans Arabic"/>
                 <w:color w:val="12171D"/>
-                <w:sz w:val="16"/>
-                <w:szCs w:val="16"/>
+                <w:sz w:val="20"/>
+                <w:szCs w:val="20"/>
                 <w:rtl w:val="1"/>
                 <w:lang w:val="ar-SA" w:bidi="ar-SA"/>
               </w:rPr>
@@ -530,15 +566,14 @@
         </w:tc>
         <w:tc>
           <w:tcPr>
-            <w:tcW w:w="3350" w:type="dxa"/>
-            <w:tcBorders>
-              <w:bottom w:val="single" w:sz="4" w:space="0" w:color="BCACA7"/>
-            </w:tcBorders>
-            <w:vAlign w:val="center"/>
-          </w:tcPr>
-          <w:p>
-            <w:pPr>
-              <w:keepNext/>
+            <w:tcW w:w="2286" w:type="dxa"/>
+            <w:tcBorders>
+              <w:bottom w:val="single" w:sz="4" w:space="0" w:color="BCACA7"/>
+            </w:tcBorders>
+            <w:vAlign w:val="center"/>
+          </w:tcPr>
+          <w:p>
+            <w:pPr>
               <w:spacing w:before="0" w:after="0" w:line="250" w:lineRule="auto"/>
               <w:jc w:val="left"/>
             </w:pPr>
@@ -558,27 +593,23 @@
         </w:tc>
         <w:tc>
           <w:tcPr>
-            <w:tcW w:w="1650" w:type="dxa"/>
-            <w:tcBorders>
-              <w:bottom w:val="single" w:sz="4" w:space="0" w:color="BCACA7"/>
-            </w:tcBorders>
-            <w:shd w:val="clear" w:color="auto" w:fill="F4F1F0"/>
-            <w:vAlign w:val="center"/>
-          </w:tcPr>
-          <w:p>
-            <w:pPr>
-              <w:keepNext/>
-              <w:spacing w:before="0" w:after="12" w:line="250" w:lineRule="auto"/>
-              <w:jc w:val="left"/>
-            </w:pPr>
-            <w:r>
-              <w:rPr>
-                <w:rFonts w:ascii="Inter" w:hAnsi="Inter" w:eastAsia="Inter" w:cs="Inter"/>
-                <w:b/>
-                <w:bCs/>
-                <w:color w:val="12171D"/>
-                <w:sz w:val="15"/>
-                <w:szCs w:val="15"/>
+            <w:tcW w:w="2250" w:type="dxa"/>
+            <w:tcBorders>
+              <w:bottom w:val="single" w:sz="4" w:space="0" w:color="BCACA7"/>
+            </w:tcBorders>
+            <w:vAlign w:val="center"/>
+          </w:tcPr>
+          <w:p>
+            <w:pPr>
+              <w:spacing w:before="0" w:after="10" w:line="250" w:lineRule="auto"/>
+              <w:jc w:val="left"/>
+            </w:pPr>
+            <w:r>
+              <w:rPr>
+                <w:rFonts w:ascii="Inter" w:hAnsi="Inter" w:eastAsia="Inter" w:cs="Inter"/>
+                <w:color w:val="12171D"/>
+                <w:sz w:val="18"/>
+                <w:szCs w:val="18"/>
                 <w:lang w:val="en-GB"/>
               </w:rPr>
               <w:t xml:space="preserve">CUSTOMER CONTACT</w:t>
@@ -586,17 +617,16 @@
           </w:p>
           <w:p>
             <w:pPr>
-              <w:keepNext/>
               <w:bidi w:val="1"/>
               <w:spacing w:before="0" w:after="0" w:line="250" w:lineRule="auto"/>
-              <w:jc w:val="left"/>
+              <w:jc w:val="start"/>
             </w:pPr>
             <w:r>
               <w:rPr>
                 <w:rFonts w:ascii="Noto Sans Arabic" w:hAnsi="Noto Sans Arabic" w:eastAsia="Noto Sans Arabic" w:cs="Noto Sans Arabic"/>
                 <w:color w:val="12171D"/>
-                <w:sz w:val="16"/>
-                <w:szCs w:val="16"/>
+                <w:sz w:val="20"/>
+                <w:szCs w:val="20"/>
                 <w:rtl w:val="1"/>
                 <w:lang w:val="ar-SA" w:bidi="ar-SA"/>
               </w:rPr>
@@ -606,15 +636,14 @@
         </w:tc>
         <w:tc>
           <w:tcPr>
-            <w:tcW w:w="3350" w:type="dxa"/>
-            <w:tcBorders>
-              <w:bottom w:val="single" w:sz="4" w:space="0" w:color="BCACA7"/>
-            </w:tcBorders>
-            <w:vAlign w:val="center"/>
-          </w:tcPr>
-          <w:p>
-            <w:pPr>
-              <w:keepNext/>
+            <w:tcW w:w="2286" w:type="dxa"/>
+            <w:tcBorders>
+              <w:bottom w:val="single" w:sz="4" w:space="0" w:color="BCACA7"/>
+            </w:tcBorders>
+            <w:vAlign w:val="center"/>
+          </w:tcPr>
+          <w:p>
+            <w:pPr>
               <w:spacing w:before="0" w:after="0" w:line="250" w:lineRule="auto"/>
               <w:jc w:val="left"/>
             </w:pPr>
@@ -639,27 +668,23 @@
         </w:trPr>
         <w:tc>
           <w:tcPr>
-            <w:tcW w:w="1650" w:type="dxa"/>
-            <w:tcBorders>
-              <w:bottom w:val="single" w:sz="4" w:space="0" w:color="BCACA7"/>
-            </w:tcBorders>
-            <w:shd w:val="clear" w:color="auto" w:fill="F4F1F0"/>
-            <w:vAlign w:val="center"/>
-          </w:tcPr>
-          <w:p>
-            <w:pPr>
-              <w:keepNext/>
-              <w:spacing w:before="0" w:after="12" w:line="250" w:lineRule="auto"/>
-              <w:jc w:val="left"/>
-            </w:pPr>
-            <w:r>
-              <w:rPr>
-                <w:rFonts w:ascii="Inter" w:hAnsi="Inter" w:eastAsia="Inter" w:cs="Inter"/>
-                <w:b/>
-                <w:bCs/>
-                <w:color w:val="12171D"/>
-                <w:sz w:val="15"/>
-                <w:szCs w:val="15"/>
+            <w:tcW w:w="2250" w:type="dxa"/>
+            <w:tcBorders>
+              <w:bottom w:val="single" w:sz="4" w:space="0" w:color="BCACA7"/>
+            </w:tcBorders>
+            <w:vAlign w:val="center"/>
+          </w:tcPr>
+          <w:p>
+            <w:pPr>
+              <w:spacing w:before="0" w:after="10" w:line="250" w:lineRule="auto"/>
+              <w:jc w:val="left"/>
+            </w:pPr>
+            <w:r>
+              <w:rPr>
+                <w:rFonts w:ascii="Inter" w:hAnsi="Inter" w:eastAsia="Inter" w:cs="Inter"/>
+                <w:color w:val="12171D"/>
+                <w:sz w:val="18"/>
+                <w:szCs w:val="18"/>
                 <w:lang w:val="en-GB"/>
               </w:rPr>
               <w:t xml:space="preserve">CUSTOMER ADDRESS</w:t>
@@ -667,17 +692,16 @@
           </w:p>
           <w:p>
             <w:pPr>
-              <w:keepNext/>
               <w:bidi w:val="1"/>
               <w:spacing w:before="0" w:after="0" w:line="250" w:lineRule="auto"/>
-              <w:jc w:val="left"/>
+              <w:jc w:val="start"/>
             </w:pPr>
             <w:r>
               <w:rPr>
                 <w:rFonts w:ascii="Noto Sans Arabic" w:hAnsi="Noto Sans Arabic" w:eastAsia="Noto Sans Arabic" w:cs="Noto Sans Arabic"/>
                 <w:color w:val="12171D"/>
-                <w:sz w:val="16"/>
-                <w:szCs w:val="16"/>
+                <w:sz w:val="20"/>
+                <w:szCs w:val="20"/>
                 <w:rtl w:val="1"/>
                 <w:lang w:val="ar-SA" w:bidi="ar-SA"/>
               </w:rPr>
@@ -687,15 +711,14 @@
         </w:tc>
         <w:tc>
           <w:tcPr>
-            <w:tcW w:w="3350" w:type="dxa"/>
-            <w:tcBorders>
-              <w:bottom w:val="single" w:sz="4" w:space="0" w:color="BCACA7"/>
-            </w:tcBorders>
-            <w:vAlign w:val="center"/>
-          </w:tcPr>
-          <w:p>
-            <w:pPr>
-              <w:keepNext/>
+            <w:tcW w:w="2286" w:type="dxa"/>
+            <w:tcBorders>
+              <w:bottom w:val="single" w:sz="4" w:space="0" w:color="BCACA7"/>
+            </w:tcBorders>
+            <w:vAlign w:val="center"/>
+          </w:tcPr>
+          <w:p>
+            <w:pPr>
               <w:spacing w:before="0" w:after="0" w:line="250" w:lineRule="auto"/>
               <w:jc w:val="left"/>
             </w:pPr>
@@ -715,27 +738,23 @@
         </w:tc>
         <w:tc>
           <w:tcPr>
-            <w:tcW w:w="1650" w:type="dxa"/>
-            <w:tcBorders>
-              <w:bottom w:val="single" w:sz="4" w:space="0" w:color="BCACA7"/>
-            </w:tcBorders>
-            <w:shd w:val="clear" w:color="auto" w:fill="F4F1F0"/>
-            <w:vAlign w:val="center"/>
-          </w:tcPr>
-          <w:p>
-            <w:pPr>
-              <w:keepNext/>
-              <w:spacing w:before="0" w:after="12" w:line="250" w:lineRule="auto"/>
-              <w:jc w:val="left"/>
-            </w:pPr>
-            <w:r>
-              <w:rPr>
-                <w:rFonts w:ascii="Inter" w:hAnsi="Inter" w:eastAsia="Inter" w:cs="Inter"/>
-                <w:b/>
-                <w:bCs/>
-                <w:color w:val="12171D"/>
-                <w:sz w:val="15"/>
-                <w:szCs w:val="15"/>
+            <w:tcW w:w="2250" w:type="dxa"/>
+            <w:tcBorders>
+              <w:bottom w:val="single" w:sz="4" w:space="0" w:color="BCACA7"/>
+            </w:tcBorders>
+            <w:vAlign w:val="center"/>
+          </w:tcPr>
+          <w:p>
+            <w:pPr>
+              <w:spacing w:before="0" w:after="10" w:line="250" w:lineRule="auto"/>
+              <w:jc w:val="left"/>
+            </w:pPr>
+            <w:r>
+              <w:rPr>
+                <w:rFonts w:ascii="Inter" w:hAnsi="Inter" w:eastAsia="Inter" w:cs="Inter"/>
+                <w:color w:val="12171D"/>
+                <w:sz w:val="18"/>
+                <w:szCs w:val="18"/>
                 <w:lang w:val="en-GB"/>
               </w:rPr>
               <w:t xml:space="preserve">CUSTOMER EMAIL</w:t>
@@ -743,17 +762,16 @@
           </w:p>
           <w:p>
             <w:pPr>
-              <w:keepNext/>
               <w:bidi w:val="1"/>
               <w:spacing w:before="0" w:after="0" w:line="250" w:lineRule="auto"/>
-              <w:jc w:val="left"/>
+              <w:jc w:val="start"/>
             </w:pPr>
             <w:r>
               <w:rPr>
                 <w:rFonts w:ascii="Noto Sans Arabic" w:hAnsi="Noto Sans Arabic" w:eastAsia="Noto Sans Arabic" w:cs="Noto Sans Arabic"/>
                 <w:color w:val="12171D"/>
-                <w:sz w:val="16"/>
-                <w:szCs w:val="16"/>
+                <w:sz w:val="20"/>
+                <w:szCs w:val="20"/>
                 <w:rtl w:val="1"/>
                 <w:lang w:val="ar-SA" w:bidi="ar-SA"/>
               </w:rPr>
@@ -763,15 +781,14 @@
         </w:tc>
         <w:tc>
           <w:tcPr>
-            <w:tcW w:w="3350" w:type="dxa"/>
-            <w:tcBorders>
-              <w:bottom w:val="single" w:sz="4" w:space="0" w:color="BCACA7"/>
-            </w:tcBorders>
-            <w:vAlign w:val="center"/>
-          </w:tcPr>
-          <w:p>
-            <w:pPr>
-              <w:keepNext/>
+            <w:tcW w:w="2286" w:type="dxa"/>
+            <w:tcBorders>
+              <w:bottom w:val="single" w:sz="4" w:space="0" w:color="BCACA7"/>
+            </w:tcBorders>
+            <w:vAlign w:val="center"/>
+          </w:tcPr>
+          <w:p>
+            <w:pPr>
               <w:spacing w:before="0" w:after="0" w:line="250" w:lineRule="auto"/>
               <w:jc w:val="left"/>
             </w:pPr>
@@ -796,26 +813,23 @@
         </w:trPr>
         <w:tc>
           <w:tcPr>
-            <w:tcW w:w="1650" w:type="dxa"/>
-            <w:tcBorders>
-              <w:bottom w:val="single" w:sz="4" w:space="0" w:color="BCACA7"/>
-            </w:tcBorders>
-            <w:shd w:val="clear" w:color="auto" w:fill="F4F1F0"/>
-            <w:vAlign w:val="center"/>
-          </w:tcPr>
-          <w:p>
-            <w:pPr>
-              <w:spacing w:before="0" w:after="12" w:line="250" w:lineRule="auto"/>
-              <w:jc w:val="left"/>
-            </w:pPr>
-            <w:r>
-              <w:rPr>
-                <w:rFonts w:ascii="Inter" w:hAnsi="Inter" w:eastAsia="Inter" w:cs="Inter"/>
-                <w:b/>
-                <w:bCs/>
-                <w:color w:val="12171D"/>
-                <w:sz w:val="15"/>
-                <w:szCs w:val="15"/>
+            <w:tcW w:w="2250" w:type="dxa"/>
+            <w:tcBorders>
+              <w:bottom w:val="single" w:sz="4" w:space="0" w:color="BCACA7"/>
+            </w:tcBorders>
+            <w:vAlign w:val="center"/>
+          </w:tcPr>
+          <w:p>
+            <w:pPr>
+              <w:spacing w:before="0" w:after="10" w:line="250" w:lineRule="auto"/>
+              <w:jc w:val="left"/>
+            </w:pPr>
+            <w:r>
+              <w:rPr>
+                <w:rFonts w:ascii="Inter" w:hAnsi="Inter" w:eastAsia="Inter" w:cs="Inter"/>
+                <w:color w:val="12171D"/>
+                <w:sz w:val="18"/>
+                <w:szCs w:val="18"/>
                 <w:lang w:val="en-GB"/>
               </w:rPr>
               <w:t xml:space="preserve">PROJECT / PROPERTY</w:t>
@@ -825,14 +839,14 @@
             <w:pPr>
               <w:bidi w:val="1"/>
               <w:spacing w:before="0" w:after="0" w:line="250" w:lineRule="auto"/>
-              <w:jc w:val="left"/>
+              <w:jc w:val="start"/>
             </w:pPr>
             <w:r>
               <w:rPr>
                 <w:rFonts w:ascii="Noto Sans Arabic" w:hAnsi="Noto Sans Arabic" w:eastAsia="Noto Sans Arabic" w:cs="Noto Sans Arabic"/>
                 <w:color w:val="12171D"/>
-                <w:sz w:val="16"/>
-                <w:szCs w:val="16"/>
+                <w:sz w:val="20"/>
+                <w:szCs w:val="20"/>
                 <w:rtl w:val="1"/>
                 <w:lang w:val="ar-SA" w:bidi="ar-SA"/>
               </w:rPr>
@@ -842,7 +856,7 @@
         </w:tc>
         <w:tc>
           <w:tcPr>
-            <w:tcW w:w="3350" w:type="dxa"/>
+            <w:tcW w:w="2286" w:type="dxa"/>
             <w:tcBorders>
               <w:bottom w:val="single" w:sz="4" w:space="0" w:color="BCACA7"/>
             </w:tcBorders>
@@ -869,26 +883,23 @@
         </w:tc>
         <w:tc>
           <w:tcPr>
-            <w:tcW w:w="1650" w:type="dxa"/>
-            <w:tcBorders>
-              <w:bottom w:val="single" w:sz="4" w:space="0" w:color="BCACA7"/>
-            </w:tcBorders>
-            <w:shd w:val="clear" w:color="auto" w:fill="F4F1F0"/>
-            <w:vAlign w:val="center"/>
-          </w:tcPr>
-          <w:p>
-            <w:pPr>
-              <w:spacing w:before="0" w:after="12" w:line="250" w:lineRule="auto"/>
-              <w:jc w:val="left"/>
-            </w:pPr>
-            <w:r>
-              <w:rPr>
-                <w:rFonts w:ascii="Inter" w:hAnsi="Inter" w:eastAsia="Inter" w:cs="Inter"/>
-                <w:b/>
-                <w:bCs/>
-                <w:color w:val="12171D"/>
-                <w:sz w:val="15"/>
-                <w:szCs w:val="15"/>
+            <w:tcW w:w="2250" w:type="dxa"/>
+            <w:tcBorders>
+              <w:bottom w:val="single" w:sz="4" w:space="0" w:color="BCACA7"/>
+            </w:tcBorders>
+            <w:vAlign w:val="center"/>
+          </w:tcPr>
+          <w:p>
+            <w:pPr>
+              <w:spacing w:before="0" w:after="10" w:line="250" w:lineRule="auto"/>
+              <w:jc w:val="left"/>
+            </w:pPr>
+            <w:r>
+              <w:rPr>
+                <w:rFonts w:ascii="Inter" w:hAnsi="Inter" w:eastAsia="Inter" w:cs="Inter"/>
+                <w:color w:val="12171D"/>
+                <w:sz w:val="18"/>
+                <w:szCs w:val="18"/>
                 <w:lang w:val="en-GB"/>
               </w:rPr>
               <w:t xml:space="preserve">PREPARED BY</w:t>
@@ -898,14 +909,14 @@
             <w:pPr>
               <w:bidi w:val="1"/>
               <w:spacing w:before="0" w:after="0" w:line="250" w:lineRule="auto"/>
-              <w:jc w:val="left"/>
+              <w:jc w:val="start"/>
             </w:pPr>
             <w:r>
               <w:rPr>
                 <w:rFonts w:ascii="Noto Sans Arabic" w:hAnsi="Noto Sans Arabic" w:eastAsia="Noto Sans Arabic" w:cs="Noto Sans Arabic"/>
                 <w:color w:val="12171D"/>
-                <w:sz w:val="16"/>
-                <w:szCs w:val="16"/>
+                <w:sz w:val="20"/>
+                <w:szCs w:val="20"/>
                 <w:rtl w:val="1"/>
                 <w:lang w:val="ar-SA" w:bidi="ar-SA"/>
               </w:rPr>
@@ -915,7 +926,7 @@
         </w:tc>
         <w:tc>
           <w:tcPr>
-            <w:tcW w:w="3350" w:type="dxa"/>
+            <w:tcW w:w="2286" w:type="dxa"/>
             <w:tcBorders>
               <w:bottom w:val="single" w:sz="4" w:space="0" w:color="BCACA7"/>
             </w:tcBorders>
@@ -953,27 +964,27 @@
     </w:p>
     <w:tbl>
       <w:tblPr>
-        <w:tblW w:w="10000" w:type="dxa"/>
+        <w:tblW w:w="9072" w:type="dxa"/>
         <w:tblBorders>
-          <w:top w:val="single" w:sz="4" w:color="BCACA7"/>
-          <w:left w:val="single" w:sz="4" w:color="BCACA7"/>
-          <w:bottom w:val="single" w:sz="4" w:color="BCACA7"/>
-          <w:right w:val="single" w:sz="4" w:color="BCACA7"/>
-          <w:insideH w:val="single" w:sz="4" w:color="BCACA7"/>
-          <w:insideV w:val="single" w:sz="4" w:color="BCACA7"/>
+          <w:top w:val="single" w:sz="4" w:space="0" w:color="BCACA7"/>
+          <w:left w:val="single" w:sz="4" w:space="0" w:color="BCACA7"/>
+          <w:bottom w:val="single" w:sz="4" w:space="0" w:color="BCACA7"/>
+          <w:right w:val="single" w:sz="4" w:space="0" w:color="BCACA7"/>
+          <w:insideH w:val="single" w:sz="4" w:space="0" w:color="BCACA7"/>
+          <w:insideV w:val="single" w:sz="4" w:space="0" w:color="BCACA7"/>
         </w:tblBorders>
         <w:tblLayout w:type="fixed"/>
         <w:tblCellMar>
-          <w:top w:w="75" w:type="dxa"/>
+          <w:top w:w="40" w:type="dxa"/>
           <w:left w:w="85" w:type="dxa"/>
-          <w:bottom w:w="75" w:type="dxa"/>
+          <w:bottom w:w="40" w:type="dxa"/>
           <w:right w:w="85" w:type="dxa"/>
         </w:tblCellMar>
         <w:tblLook w:firstRow="1" w:lastRow="0" w:firstColumn="0" w:lastColumn="0" w:noHBand="0" w:noVBand="1"/>
       </w:tblPr>
       <w:tblGrid>
-        <w:gridCol w:w="5000"/>
-        <w:gridCol w:w="5000"/>
+        <w:gridCol w:w="4536"/>
+        <w:gridCol w:w="4536"/>
       </w:tblGrid>
       <w:tr>
         <w:trPr>
@@ -981,26 +992,30 @@
         </w:trPr>
         <w:tc>
           <w:tcPr>
-            <w:tcW w:w="5000" w:type="dxa"/>
+            <w:tcW w:w="4536" w:type="dxa"/>
             <w:gridSpan w:val="1"/>
-            <w:shd w:val="clear" w:color="auto" w:fill="BCACA7"/>
-            <w:vAlign w:val="center"/>
+            <w:tcBorders>
+              <w:top w:val="nil"/>
+              <w:left w:val="nil"/>
+              <w:bottom w:val="single" w:sz="8" w:space="0" w:color="BCACA7"/>
+              <w:right w:val="nil"/>
+            </w:tcBorders>
+            <w:vAlign w:val="bottom"/>
           </w:tcPr>
           <w:p>
             <w:pPr>
               <w:pStyle w:val="Heading1"/>
               <w:keepNext/>
-              <w:spacing w:before="0" w:after="0" w:line="250" w:lineRule="auto"/>
+              <w:spacing w:before="160" w:after="40" w:line="250" w:lineRule="auto"/>
+              <w:ind w:start="-85"/>
               <w:jc w:val="left"/>
             </w:pPr>
             <w:r>
               <w:rPr>
                 <w:rFonts w:ascii="Jost" w:hAnsi="Jost" w:eastAsia="Jost" w:cs="Jost"/>
-                <w:b/>
-                <w:bCs/>
-                <w:color w:val="12171D"/>
-                <w:sz w:val="17"/>
-                <w:szCs w:val="17"/>
+                <w:color w:val="12171D"/>
+                <w:sz w:val="21"/>
+                <w:szCs w:val="21"/>
                 <w:lang w:val="en-GB"/>
               </w:rPr>
               <w:t xml:space="preserve">SCOPE SUMMARY</w:t>
@@ -1009,26 +1024,30 @@
         </w:tc>
         <w:tc>
           <w:tcPr>
-            <w:tcW w:w="5000" w:type="dxa"/>
+            <w:tcW w:w="4536" w:type="dxa"/>
             <w:gridSpan w:val="1"/>
-            <w:shd w:val="clear" w:color="auto" w:fill="BCACA7"/>
-            <w:vAlign w:val="center"/>
+            <w:tcBorders>
+              <w:top w:val="nil"/>
+              <w:left w:val="nil"/>
+              <w:bottom w:val="single" w:sz="8" w:space="0" w:color="BCACA7"/>
+              <w:right w:val="nil"/>
+            </w:tcBorders>
+            <w:vAlign w:val="bottom"/>
           </w:tcPr>
           <w:p>
             <w:pPr>
               <w:keepNext/>
               <w:bidi w:val="1"/>
-              <w:spacing w:before="0" w:after="0" w:line="250" w:lineRule="auto"/>
-              <w:jc w:val="left"/>
+              <w:spacing w:before="160" w:after="40" w:line="250" w:lineRule="auto"/>
+              <w:ind w:start="-85"/>
+              <w:jc w:val="start"/>
             </w:pPr>
             <w:r>
               <w:rPr>
                 <w:rFonts w:ascii="Noto Sans Arabic" w:hAnsi="Noto Sans Arabic" w:eastAsia="Noto Sans Arabic" w:cs="Noto Sans Arabic"/>
-                <w:b/>
-                <w:bCs/>
-                <w:color w:val="12171D"/>
-                <w:sz w:val="16"/>
-                <w:szCs w:val="16"/>
+                <w:color w:val="12171D"/>
+                <w:sz w:val="22"/>
+                <w:szCs w:val="22"/>
                 <w:rtl w:val="1"/>
                 <w:lang w:val="ar-SA" w:bidi="ar-SA"/>
               </w:rPr>
@@ -1043,7 +1062,7 @@
         </w:trPr>
         <w:tc>
           <w:tcPr>
-            <w:tcW w:w="10000" w:type="dxa"/>
+            <w:tcW w:w="9072" w:type="dxa"/>
             <w:gridSpan w:val="2"/>
             <w:tcBorders>
               <w:bottom w:val="single" w:sz="4" w:space="0" w:color="BCACA7"/>
@@ -1052,17 +1071,17 @@
           </w:tcPr>
           <w:p>
             <w:pPr>
-              <w:spacing w:before="0" w:after="0" w:line="250" w:lineRule="auto"/>
-              <w:jc w:val="left"/>
-            </w:pPr>
-            <w:r>
-              <w:rPr>
-                <w:rFonts w:ascii="Inter" w:hAnsi="Inter" w:eastAsia="Inter" w:cs="Inter"/>
-                <w:i/>
-                <w:iCs/>
-                <w:color w:val="12171D"/>
-                <w:sz w:val="16"/>
-                <w:szCs w:val="16"/>
+              <w:spacing w:before="0" w:after="0" w:line="288" w:lineRule="exact"/>
+              <w:jc w:val="left"/>
+            </w:pPr>
+            <w:r>
+              <w:rPr>
+                <w:rFonts w:ascii="Inter" w:hAnsi="Inter" w:eastAsia="Inter" w:cs="Inter"/>
+                <w:i/>
+                <w:iCs/>
+                <w:color w:val="12171D"/>
+                <w:sz w:val="18"/>
+                <w:szCs w:val="18"/>
                 <w:lang w:val="en-GB"/>
               </w:rPr>
               <w:t xml:space="preserve">[Summarize the requested work, proposed items or services, and any relevant assumptions supplied by the customer.]</w:t>
@@ -1082,31 +1101,31 @@
     </w:p>
     <w:tbl>
       <w:tblPr>
-        <w:tblW w:w="10000" w:type="dxa"/>
+        <w:tblW w:w="9072" w:type="dxa"/>
         <w:tblBorders>
-          <w:top w:val="single" w:sz="4" w:color="BCACA7"/>
-          <w:left w:val="single" w:sz="4" w:color="BCACA7"/>
-          <w:bottom w:val="single" w:sz="4" w:color="BCACA7"/>
-          <w:right w:val="single" w:sz="4" w:color="BCACA7"/>
-          <w:insideH w:val="single" w:sz="4" w:color="BCACA7"/>
-          <w:insideV w:val="single" w:sz="4" w:color="BCACA7"/>
+          <w:top w:val="single" w:sz="4" w:space="0" w:color="BCACA7"/>
+          <w:left w:val="single" w:sz="4" w:space="0" w:color="BCACA7"/>
+          <w:bottom w:val="single" w:sz="4" w:space="0" w:color="BCACA7"/>
+          <w:right w:val="single" w:sz="4" w:space="0" w:color="BCACA7"/>
+          <w:insideH w:val="single" w:sz="4" w:space="0" w:color="BCACA7"/>
+          <w:insideV w:val="single" w:sz="4" w:space="0" w:color="BCACA7"/>
         </w:tblBorders>
         <w:tblLayout w:type="fixed"/>
         <w:tblCellMar>
-          <w:top w:w="75" w:type="dxa"/>
+          <w:top w:w="40" w:type="dxa"/>
           <w:left w:w="85" w:type="dxa"/>
-          <w:bottom w:w="75" w:type="dxa"/>
+          <w:bottom w:w="40" w:type="dxa"/>
           <w:right w:w="85" w:type="dxa"/>
         </w:tblCellMar>
         <w:tblLook w:firstRow="1" w:lastRow="0" w:firstColumn="0" w:lastColumn="0" w:noHBand="0" w:noVBand="1"/>
       </w:tblPr>
       <w:tblGrid>
-        <w:gridCol w:w="500"/>
-        <w:gridCol w:w="3400"/>
-        <w:gridCol w:w="900"/>
+        <w:gridCol w:w="520"/>
+        <w:gridCol w:w="2400"/>
+        <w:gridCol w:w="800"/>
         <w:gridCol w:w="850"/>
-        <w:gridCol w:w="2050"/>
-        <w:gridCol w:w="2300"/>
+        <w:gridCol w:w="2250"/>
+        <w:gridCol w:w="2252"/>
       </w:tblGrid>
       <w:tr>
         <w:trPr>
@@ -1115,26 +1134,30 @@
         </w:trPr>
         <w:tc>
           <w:tcPr>
-            <w:tcW w:w="4800" w:type="dxa"/>
+            <w:tcW w:w="3720" w:type="dxa"/>
             <w:gridSpan w:val="3"/>
-            <w:shd w:val="clear" w:color="auto" w:fill="BCACA7"/>
-            <w:vAlign w:val="center"/>
+            <w:tcBorders>
+              <w:top w:val="nil"/>
+              <w:left w:val="nil"/>
+              <w:bottom w:val="single" w:sz="8" w:space="0" w:color="BCACA7"/>
+              <w:right w:val="nil"/>
+            </w:tcBorders>
+            <w:vAlign w:val="bottom"/>
           </w:tcPr>
           <w:p>
             <w:pPr>
               <w:pStyle w:val="Heading1"/>
               <w:keepNext/>
-              <w:spacing w:before="0" w:after="0" w:line="250" w:lineRule="auto"/>
+              <w:spacing w:before="160" w:after="40" w:line="250" w:lineRule="auto"/>
+              <w:ind w:start="-85"/>
               <w:jc w:val="left"/>
             </w:pPr>
             <w:r>
               <w:rPr>
                 <w:rFonts w:ascii="Jost" w:hAnsi="Jost" w:eastAsia="Jost" w:cs="Jost"/>
-                <w:b/>
-                <w:bCs/>
-                <w:color w:val="12171D"/>
-                <w:sz w:val="17"/>
-                <w:szCs w:val="17"/>
+                <w:color w:val="12171D"/>
+                <w:sz w:val="21"/>
+                <w:szCs w:val="21"/>
                 <w:lang w:val="en-GB"/>
               </w:rPr>
               <w:t xml:space="preserve">PRICING</w:t>
@@ -1143,26 +1166,30 @@
         </w:tc>
         <w:tc>
           <w:tcPr>
-            <w:tcW w:w="5200" w:type="dxa"/>
+            <w:tcW w:w="5352" w:type="dxa"/>
             <w:gridSpan w:val="3"/>
-            <w:shd w:val="clear" w:color="auto" w:fill="BCACA7"/>
-            <w:vAlign w:val="center"/>
+            <w:tcBorders>
+              <w:top w:val="nil"/>
+              <w:left w:val="nil"/>
+              <w:bottom w:val="single" w:sz="8" w:space="0" w:color="BCACA7"/>
+              <w:right w:val="nil"/>
+            </w:tcBorders>
+            <w:vAlign w:val="bottom"/>
           </w:tcPr>
           <w:p>
             <w:pPr>
               <w:keepNext/>
               <w:bidi w:val="1"/>
-              <w:spacing w:before="0" w:after="0" w:line="250" w:lineRule="auto"/>
-              <w:jc w:val="left"/>
+              <w:spacing w:before="160" w:after="40" w:line="250" w:lineRule="auto"/>
+              <w:ind w:start="-85"/>
+              <w:jc w:val="start"/>
             </w:pPr>
             <w:r>
               <w:rPr>
                 <w:rFonts w:ascii="Noto Sans Arabic" w:hAnsi="Noto Sans Arabic" w:eastAsia="Noto Sans Arabic" w:cs="Noto Sans Arabic"/>
-                <w:b/>
-                <w:bCs/>
-                <w:color w:val="12171D"/>
-                <w:sz w:val="16"/>
-                <w:szCs w:val="16"/>
+                <w:color w:val="12171D"/>
+                <w:sz w:val="22"/>
+                <w:szCs w:val="22"/>
                 <w:rtl w:val="1"/>
                 <w:lang w:val="ar-SA" w:bidi="ar-SA"/>
               </w:rPr>
@@ -1178,7 +1205,7 @@
         </w:trPr>
         <w:tc>
           <w:tcPr>
-            <w:tcW w:w="500" w:type="dxa"/>
+            <w:tcW w:w="520" w:type="dxa"/>
             <w:shd w:val="clear" w:color="auto" w:fill="12171D"/>
             <w:vAlign w:val="center"/>
           </w:tcPr>
@@ -1191,11 +1218,9 @@
             <w:r>
               <w:rPr>
                 <w:rFonts w:ascii="Inter" w:hAnsi="Inter" w:eastAsia="Inter" w:cs="Inter"/>
-                <w:b/>
-                <w:bCs/>
                 <w:color w:val="FFFFFF"/>
-                <w:sz w:val="14"/>
-                <w:szCs w:val="14"/>
+                <w:sz w:val="18"/>
+                <w:szCs w:val="18"/>
                 <w:lang w:val="en-GB"/>
               </w:rPr>
               <w:t xml:space="preserve">No.</w:t>
@@ -1206,16 +1231,14 @@
               <w:keepNext/>
               <w:bidi w:val="1"/>
               <w:spacing w:before="0" w:after="0" w:line="250" w:lineRule="auto"/>
-              <w:jc w:val="left"/>
+              <w:jc w:val="start"/>
             </w:pPr>
             <w:r>
               <w:rPr>
                 <w:rFonts w:ascii="Noto Sans Arabic" w:hAnsi="Noto Sans Arabic" w:eastAsia="Noto Sans Arabic" w:cs="Noto Sans Arabic"/>
-                <w:b/>
-                <w:bCs/>
                 <w:color w:val="FFFFFF"/>
-                <w:sz w:val="14"/>
-                <w:szCs w:val="14"/>
+                <w:sz w:val="20"/>
+                <w:szCs w:val="20"/>
                 <w:rtl w:val="1"/>
                 <w:lang w:val="ar-SA" w:bidi="ar-SA"/>
               </w:rPr>
@@ -1225,7 +1248,7 @@
         </w:tc>
         <w:tc>
           <w:tcPr>
-            <w:tcW w:w="3400" w:type="dxa"/>
+            <w:tcW w:w="2400" w:type="dxa"/>
             <w:shd w:val="clear" w:color="auto" w:fill="12171D"/>
             <w:vAlign w:val="center"/>
           </w:tcPr>
@@ -1238,11 +1261,9 @@
             <w:r>
               <w:rPr>
                 <w:rFonts w:ascii="Inter" w:hAnsi="Inter" w:eastAsia="Inter" w:cs="Inter"/>
-                <w:b/>
-                <w:bCs/>
                 <w:color w:val="FFFFFF"/>
-                <w:sz w:val="14"/>
-                <w:szCs w:val="14"/>
+                <w:sz w:val="18"/>
+                <w:szCs w:val="18"/>
                 <w:lang w:val="en-GB"/>
               </w:rPr>
               <w:t xml:space="preserve">Item / Service</w:t>
@@ -1253,16 +1274,14 @@
               <w:keepNext/>
               <w:bidi w:val="1"/>
               <w:spacing w:before="0" w:after="0" w:line="250" w:lineRule="auto"/>
-              <w:jc w:val="left"/>
+              <w:jc w:val="start"/>
             </w:pPr>
             <w:r>
               <w:rPr>
                 <w:rFonts w:ascii="Noto Sans Arabic" w:hAnsi="Noto Sans Arabic" w:eastAsia="Noto Sans Arabic" w:cs="Noto Sans Arabic"/>
-                <w:b/>
-                <w:bCs/>
                 <w:color w:val="FFFFFF"/>
-                <w:sz w:val="14"/>
-                <w:szCs w:val="14"/>
+                <w:sz w:val="20"/>
+                <w:szCs w:val="20"/>
                 <w:rtl w:val="1"/>
                 <w:lang w:val="ar-SA" w:bidi="ar-SA"/>
               </w:rPr>
@@ -1272,7 +1291,7 @@
         </w:tc>
         <w:tc>
           <w:tcPr>
-            <w:tcW w:w="900" w:type="dxa"/>
+            <w:tcW w:w="800" w:type="dxa"/>
             <w:shd w:val="clear" w:color="auto" w:fill="12171D"/>
             <w:vAlign w:val="center"/>
           </w:tcPr>
@@ -1285,11 +1304,9 @@
             <w:r>
               <w:rPr>
                 <w:rFonts w:ascii="Inter" w:hAnsi="Inter" w:eastAsia="Inter" w:cs="Inter"/>
-                <w:b/>
-                <w:bCs/>
                 <w:color w:val="FFFFFF"/>
-                <w:sz w:val="14"/>
-                <w:szCs w:val="14"/>
+                <w:sz w:val="18"/>
+                <w:szCs w:val="18"/>
                 <w:lang w:val="en-GB"/>
               </w:rPr>
               <w:t xml:space="preserve">Qty</w:t>
@@ -1305,11 +1322,9 @@
             <w:r>
               <w:rPr>
                 <w:rFonts w:ascii="Noto Sans Arabic" w:hAnsi="Noto Sans Arabic" w:eastAsia="Noto Sans Arabic" w:cs="Noto Sans Arabic"/>
-                <w:b/>
-                <w:bCs/>
                 <w:color w:val="FFFFFF"/>
-                <w:sz w:val="14"/>
-                <w:szCs w:val="14"/>
+                <w:sz w:val="20"/>
+                <w:szCs w:val="20"/>
                 <w:rtl w:val="1"/>
                 <w:lang w:val="ar-SA" w:bidi="ar-SA"/>
               </w:rPr>
@@ -1332,11 +1347,9 @@
             <w:r>
               <w:rPr>
                 <w:rFonts w:ascii="Inter" w:hAnsi="Inter" w:eastAsia="Inter" w:cs="Inter"/>
-                <w:b/>
-                <w:bCs/>
                 <w:color w:val="FFFFFF"/>
-                <w:sz w:val="14"/>
-                <w:szCs w:val="14"/>
+                <w:sz w:val="18"/>
+                <w:szCs w:val="18"/>
                 <w:lang w:val="en-GB"/>
               </w:rPr>
               <w:t xml:space="preserve">Unit</w:t>
@@ -1352,11 +1365,9 @@
             <w:r>
               <w:rPr>
                 <w:rFonts w:ascii="Noto Sans Arabic" w:hAnsi="Noto Sans Arabic" w:eastAsia="Noto Sans Arabic" w:cs="Noto Sans Arabic"/>
-                <w:b/>
-                <w:bCs/>
                 <w:color w:val="FFFFFF"/>
-                <w:sz w:val="14"/>
-                <w:szCs w:val="14"/>
+                <w:sz w:val="20"/>
+                <w:szCs w:val="20"/>
                 <w:rtl w:val="1"/>
                 <w:lang w:val="ar-SA" w:bidi="ar-SA"/>
               </w:rPr>
@@ -1366,7 +1377,7 @@
         </w:tc>
         <w:tc>
           <w:tcPr>
-            <w:tcW w:w="2050" w:type="dxa"/>
+            <w:tcW w:w="2250" w:type="dxa"/>
             <w:shd w:val="clear" w:color="auto" w:fill="12171D"/>
             <w:vAlign w:val="center"/>
           </w:tcPr>
@@ -1379,11 +1390,9 @@
             <w:r>
               <w:rPr>
                 <w:rFonts w:ascii="Inter" w:hAnsi="Inter" w:eastAsia="Inter" w:cs="Inter"/>
-                <w:b/>
-                <w:bCs/>
                 <w:color w:val="FFFFFF"/>
-                <w:sz w:val="14"/>
-                <w:szCs w:val="14"/>
+                <w:sz w:val="18"/>
+                <w:szCs w:val="18"/>
                 <w:lang w:val="en-GB"/>
               </w:rPr>
               <w:t xml:space="preserve">Unit Price</w:t>
@@ -1394,16 +1403,14 @@
               <w:keepNext/>
               <w:bidi w:val="1"/>
               <w:spacing w:before="0" w:after="0" w:line="250" w:lineRule="auto"/>
-              <w:jc w:val="left"/>
+              <w:jc w:val="start"/>
             </w:pPr>
             <w:r>
               <w:rPr>
                 <w:rFonts w:ascii="Noto Sans Arabic" w:hAnsi="Noto Sans Arabic" w:eastAsia="Noto Sans Arabic" w:cs="Noto Sans Arabic"/>
-                <w:b/>
-                <w:bCs/>
                 <w:color w:val="FFFFFF"/>
-                <w:sz w:val="14"/>
-                <w:szCs w:val="14"/>
+                <w:sz w:val="20"/>
+                <w:szCs w:val="20"/>
                 <w:rtl w:val="1"/>
                 <w:lang w:val="ar-SA" w:bidi="ar-SA"/>
               </w:rPr>
@@ -1413,7 +1420,7 @@
         </w:tc>
         <w:tc>
           <w:tcPr>
-            <w:tcW w:w="2300" w:type="dxa"/>
+            <w:tcW w:w="2252" w:type="dxa"/>
             <w:shd w:val="clear" w:color="auto" w:fill="12171D"/>
             <w:vAlign w:val="center"/>
           </w:tcPr>
@@ -1426,11 +1433,9 @@
             <w:r>
               <w:rPr>
                 <w:rFonts w:ascii="Inter" w:hAnsi="Inter" w:eastAsia="Inter" w:cs="Inter"/>
-                <w:b/>
-                <w:bCs/>
                 <w:color w:val="FFFFFF"/>
-                <w:sz w:val="14"/>
-                <w:szCs w:val="14"/>
+                <w:sz w:val="18"/>
+                <w:szCs w:val="18"/>
                 <w:lang w:val="en-GB"/>
               </w:rPr>
               <w:t xml:space="preserve">Line Total</w:t>
@@ -1441,16 +1446,14 @@
               <w:keepNext/>
               <w:bidi w:val="1"/>
               <w:spacing w:before="0" w:after="0" w:line="250" w:lineRule="auto"/>
-              <w:jc w:val="left"/>
+              <w:jc w:val="start"/>
             </w:pPr>
             <w:r>
               <w:rPr>
                 <w:rFonts w:ascii="Noto Sans Arabic" w:hAnsi="Noto Sans Arabic" w:eastAsia="Noto Sans Arabic" w:cs="Noto Sans Arabic"/>
-                <w:b/>
-                <w:bCs/>
                 <w:color w:val="FFFFFF"/>
-                <w:sz w:val="14"/>
-                <w:szCs w:val="14"/>
+                <w:sz w:val="20"/>
+                <w:szCs w:val="20"/>
                 <w:rtl w:val="1"/>
                 <w:lang w:val="ar-SA" w:bidi="ar-SA"/>
               </w:rPr>
@@ -1465,7 +1468,7 @@
         </w:trPr>
         <w:tc>
           <w:tcPr>
-            <w:tcW w:w="500" w:type="dxa"/>
+            <w:tcW w:w="520" w:type="dxa"/>
             <w:tcBorders>
               <w:bottom w:val="single" w:sz="4" w:space="0" w:color="BCACA7"/>
             </w:tcBorders>
@@ -1483,8 +1486,8 @@
                 <w:i/>
                 <w:iCs/>
                 <w:color w:val="12171D"/>
-                <w:sz w:val="14"/>
-                <w:szCs w:val="14"/>
+                <w:sz w:val="18"/>
+                <w:szCs w:val="18"/>
                 <w:lang w:val="en-GB"/>
               </w:rPr>
               <w:t xml:space="preserve">1</w:t>
@@ -1493,35 +1496,35 @@
         </w:tc>
         <w:tc>
           <w:tcPr>
-            <w:tcW w:w="3400" w:type="dxa"/>
-            <w:tcBorders>
-              <w:bottom w:val="single" w:sz="4" w:space="0" w:color="BCACA7"/>
-            </w:tcBorders>
-            <w:vAlign w:val="center"/>
-          </w:tcPr>
-          <w:p>
-            <w:pPr>
-              <w:keepNext/>
-              <w:spacing w:before="0" w:after="0" w:line="250" w:lineRule="auto"/>
-              <w:jc w:val="left"/>
-            </w:pPr>
-            <w:r>
-              <w:rPr>
-                <w:rFonts w:ascii="Inter" w:hAnsi="Inter" w:eastAsia="Inter" w:cs="Inter"/>
-                <w:i/>
-                <w:iCs/>
-                <w:color w:val="12171D"/>
-                <w:sz w:val="15"/>
-                <w:szCs w:val="15"/>
-                <w:lang w:val="en-GB"/>
-              </w:rPr>
-              <w:t xml:space="preserve">[Description / specification]</w:t>
-            </w:r>
-          </w:p>
-        </w:tc>
-        <w:tc>
-          <w:tcPr>
-            <w:tcW w:w="900" w:type="dxa"/>
+            <w:tcW w:w="2400" w:type="dxa"/>
+            <w:tcBorders>
+              <w:bottom w:val="single" w:sz="4" w:space="0" w:color="BCACA7"/>
+            </w:tcBorders>
+            <w:vAlign w:val="center"/>
+          </w:tcPr>
+          <w:p>
+            <w:pPr>
+              <w:keepNext/>
+              <w:spacing w:before="0" w:after="0" w:line="250" w:lineRule="auto"/>
+              <w:jc w:val="left"/>
+            </w:pPr>
+            <w:r>
+              <w:rPr>
+                <w:rFonts w:ascii="Inter" w:hAnsi="Inter" w:eastAsia="Inter" w:cs="Inter"/>
+                <w:i/>
+                <w:iCs/>
+                <w:color w:val="12171D"/>
+                <w:sz w:val="18"/>
+                <w:szCs w:val="18"/>
+                <w:lang w:val="en-GB"/>
+              </w:rPr>
+              <w:t xml:space="preserve">[Description]</w:t>
+            </w:r>
+          </w:p>
+        </w:tc>
+        <w:tc>
+          <w:tcPr>
+            <w:tcW w:w="800" w:type="dxa"/>
             <w:tcBorders>
               <w:bottom w:val="single" w:sz="4" w:space="0" w:color="BCACA7"/>
             </w:tcBorders>
@@ -1539,8 +1542,8 @@
                 <w:i/>
                 <w:iCs/>
                 <w:color w:val="12171D"/>
-                <w:sz w:val="14"/>
-                <w:szCs w:val="14"/>
+                <w:sz w:val="18"/>
+                <w:szCs w:val="18"/>
                 <w:lang w:val="en-GB"/>
               </w:rPr>
               <w:t xml:space="preserve">[Qty]</w:t>
@@ -1567,8 +1570,8 @@
                 <w:i/>
                 <w:iCs/>
                 <w:color w:val="12171D"/>
-                <w:sz w:val="14"/>
-                <w:szCs w:val="14"/>
+                <w:sz w:val="18"/>
+                <w:szCs w:val="18"/>
                 <w:lang w:val="en-GB"/>
               </w:rPr>
               <w:t xml:space="preserve">[Unit]</w:t>
@@ -1577,7 +1580,7 @@
         </w:tc>
         <w:tc>
           <w:tcPr>
-            <w:tcW w:w="2050" w:type="dxa"/>
+            <w:tcW w:w="2250" w:type="dxa"/>
             <w:tcBorders>
               <w:bottom w:val="single" w:sz="4" w:space="0" w:color="BCACA7"/>
             </w:tcBorders>
@@ -1595,8 +1598,8 @@
                 <w:i/>
                 <w:iCs/>
                 <w:color w:val="12171D"/>
-                <w:sz w:val="14"/>
-                <w:szCs w:val="14"/>
+                <w:sz w:val="18"/>
+                <w:szCs w:val="18"/>
                 <w:lang w:val="en-GB"/>
               </w:rPr>
               <w:t xml:space="preserve">[Currency] [Unit Price]</w:t>
@@ -1605,7 +1608,7 @@
         </w:tc>
         <w:tc>
           <w:tcPr>
-            <w:tcW w:w="2300" w:type="dxa"/>
+            <w:tcW w:w="2252" w:type="dxa"/>
             <w:tcBorders>
               <w:bottom w:val="single" w:sz="4" w:space="0" w:color="BCACA7"/>
             </w:tcBorders>
@@ -1623,8 +1626,8 @@
                 <w:i/>
                 <w:iCs/>
                 <w:color w:val="12171D"/>
-                <w:sz w:val="14"/>
-                <w:szCs w:val="14"/>
+                <w:sz w:val="18"/>
+                <w:szCs w:val="18"/>
                 <w:lang w:val="en-GB"/>
               </w:rPr>
               <w:t xml:space="preserve">[Currency] [Line Total]</w:t>
@@ -1638,7 +1641,7 @@
         </w:trPr>
         <w:tc>
           <w:tcPr>
-            <w:tcW w:w="500" w:type="dxa"/>
+            <w:tcW w:w="520" w:type="dxa"/>
             <w:tcBorders>
               <w:bottom w:val="single" w:sz="4" w:space="0" w:color="BCACA7"/>
             </w:tcBorders>
@@ -1656,8 +1659,8 @@
                 <w:i/>
                 <w:iCs/>
                 <w:color w:val="12171D"/>
-                <w:sz w:val="14"/>
-                <w:szCs w:val="14"/>
+                <w:sz w:val="18"/>
+                <w:szCs w:val="18"/>
                 <w:lang w:val="en-GB"/>
               </w:rPr>
               <w:t xml:space="preserve">2</w:t>
@@ -1666,35 +1669,35 @@
         </w:tc>
         <w:tc>
           <w:tcPr>
-            <w:tcW w:w="3400" w:type="dxa"/>
-            <w:tcBorders>
-              <w:bottom w:val="single" w:sz="4" w:space="0" w:color="BCACA7"/>
-            </w:tcBorders>
-            <w:vAlign w:val="center"/>
-          </w:tcPr>
-          <w:p>
-            <w:pPr>
-              <w:keepNext/>
-              <w:spacing w:before="0" w:after="0" w:line="250" w:lineRule="auto"/>
-              <w:jc w:val="left"/>
-            </w:pPr>
-            <w:r>
-              <w:rPr>
-                <w:rFonts w:ascii="Inter" w:hAnsi="Inter" w:eastAsia="Inter" w:cs="Inter"/>
-                <w:i/>
-                <w:iCs/>
-                <w:color w:val="12171D"/>
-                <w:sz w:val="15"/>
-                <w:szCs w:val="15"/>
-                <w:lang w:val="en-GB"/>
-              </w:rPr>
-              <w:t xml:space="preserve">[Description / specification]</w:t>
-            </w:r>
-          </w:p>
-        </w:tc>
-        <w:tc>
-          <w:tcPr>
-            <w:tcW w:w="900" w:type="dxa"/>
+            <w:tcW w:w="2400" w:type="dxa"/>
+            <w:tcBorders>
+              <w:bottom w:val="single" w:sz="4" w:space="0" w:color="BCACA7"/>
+            </w:tcBorders>
+            <w:vAlign w:val="center"/>
+          </w:tcPr>
+          <w:p>
+            <w:pPr>
+              <w:keepNext/>
+              <w:spacing w:before="0" w:after="0" w:line="250" w:lineRule="auto"/>
+              <w:jc w:val="left"/>
+            </w:pPr>
+            <w:r>
+              <w:rPr>
+                <w:rFonts w:ascii="Inter" w:hAnsi="Inter" w:eastAsia="Inter" w:cs="Inter"/>
+                <w:i/>
+                <w:iCs/>
+                <w:color w:val="12171D"/>
+                <w:sz w:val="18"/>
+                <w:szCs w:val="18"/>
+                <w:lang w:val="en-GB"/>
+              </w:rPr>
+              <w:t xml:space="preserve">[Description]</w:t>
+            </w:r>
+          </w:p>
+        </w:tc>
+        <w:tc>
+          <w:tcPr>
+            <w:tcW w:w="800" w:type="dxa"/>
             <w:tcBorders>
               <w:bottom w:val="single" w:sz="4" w:space="0" w:color="BCACA7"/>
             </w:tcBorders>
@@ -1712,8 +1715,8 @@
                 <w:i/>
                 <w:iCs/>
                 <w:color w:val="12171D"/>
-                <w:sz w:val="14"/>
-                <w:szCs w:val="14"/>
+                <w:sz w:val="18"/>
+                <w:szCs w:val="18"/>
                 <w:lang w:val="en-GB"/>
               </w:rPr>
               <w:t xml:space="preserve">[Qty]</w:t>
@@ -1740,8 +1743,8 @@
                 <w:i/>
                 <w:iCs/>
                 <w:color w:val="12171D"/>
-                <w:sz w:val="14"/>
-                <w:szCs w:val="14"/>
+                <w:sz w:val="18"/>
+                <w:szCs w:val="18"/>
                 <w:lang w:val="en-GB"/>
               </w:rPr>
               <w:t xml:space="preserve">[Unit]</w:t>
@@ -1750,7 +1753,7 @@
         </w:tc>
         <w:tc>
           <w:tcPr>
-            <w:tcW w:w="2050" w:type="dxa"/>
+            <w:tcW w:w="2250" w:type="dxa"/>
             <w:tcBorders>
               <w:bottom w:val="single" w:sz="4" w:space="0" w:color="BCACA7"/>
             </w:tcBorders>
@@ -1768,8 +1771,8 @@
                 <w:i/>
                 <w:iCs/>
                 <w:color w:val="12171D"/>
-                <w:sz w:val="14"/>
-                <w:szCs w:val="14"/>
+                <w:sz w:val="18"/>
+                <w:szCs w:val="18"/>
                 <w:lang w:val="en-GB"/>
               </w:rPr>
               <w:t xml:space="preserve">[Currency] [Unit Price]</w:t>
@@ -1778,7 +1781,7 @@
         </w:tc>
         <w:tc>
           <w:tcPr>
-            <w:tcW w:w="2300" w:type="dxa"/>
+            <w:tcW w:w="2252" w:type="dxa"/>
             <w:tcBorders>
               <w:bottom w:val="single" w:sz="4" w:space="0" w:color="BCACA7"/>
             </w:tcBorders>
@@ -1796,8 +1799,8 @@
                 <w:i/>
                 <w:iCs/>
                 <w:color w:val="12171D"/>
-                <w:sz w:val="14"/>
-                <w:szCs w:val="14"/>
+                <w:sz w:val="18"/>
+                <w:szCs w:val="18"/>
                 <w:lang w:val="en-GB"/>
               </w:rPr>
               <w:t xml:space="preserve">[Currency] [Line Total]</w:t>
@@ -1811,7 +1814,7 @@
         </w:trPr>
         <w:tc>
           <w:tcPr>
-            <w:tcW w:w="500" w:type="dxa"/>
+            <w:tcW w:w="520" w:type="dxa"/>
             <w:tcBorders>
               <w:bottom w:val="single" w:sz="4" w:space="0" w:color="BCACA7"/>
             </w:tcBorders>
@@ -1829,8 +1832,8 @@
                 <w:i/>
                 <w:iCs/>
                 <w:color w:val="12171D"/>
-                <w:sz w:val="14"/>
-                <w:szCs w:val="14"/>
+                <w:sz w:val="18"/>
+                <w:szCs w:val="18"/>
                 <w:lang w:val="en-GB"/>
               </w:rPr>
               <w:t xml:space="preserve">3</w:t>
@@ -1839,35 +1842,35 @@
         </w:tc>
         <w:tc>
           <w:tcPr>
-            <w:tcW w:w="3400" w:type="dxa"/>
-            <w:tcBorders>
-              <w:bottom w:val="single" w:sz="4" w:space="0" w:color="BCACA7"/>
-            </w:tcBorders>
-            <w:vAlign w:val="center"/>
-          </w:tcPr>
-          <w:p>
-            <w:pPr>
-              <w:keepNext/>
-              <w:spacing w:before="0" w:after="0" w:line="250" w:lineRule="auto"/>
-              <w:jc w:val="left"/>
-            </w:pPr>
-            <w:r>
-              <w:rPr>
-                <w:rFonts w:ascii="Inter" w:hAnsi="Inter" w:eastAsia="Inter" w:cs="Inter"/>
-                <w:i/>
-                <w:iCs/>
-                <w:color w:val="12171D"/>
-                <w:sz w:val="15"/>
-                <w:szCs w:val="15"/>
-                <w:lang w:val="en-GB"/>
-              </w:rPr>
-              <w:t xml:space="preserve">[Description / specification]</w:t>
-            </w:r>
-          </w:p>
-        </w:tc>
-        <w:tc>
-          <w:tcPr>
-            <w:tcW w:w="900" w:type="dxa"/>
+            <w:tcW w:w="2400" w:type="dxa"/>
+            <w:tcBorders>
+              <w:bottom w:val="single" w:sz="4" w:space="0" w:color="BCACA7"/>
+            </w:tcBorders>
+            <w:vAlign w:val="center"/>
+          </w:tcPr>
+          <w:p>
+            <w:pPr>
+              <w:keepNext/>
+              <w:spacing w:before="0" w:after="0" w:line="250" w:lineRule="auto"/>
+              <w:jc w:val="left"/>
+            </w:pPr>
+            <w:r>
+              <w:rPr>
+                <w:rFonts w:ascii="Inter" w:hAnsi="Inter" w:eastAsia="Inter" w:cs="Inter"/>
+                <w:i/>
+                <w:iCs/>
+                <w:color w:val="12171D"/>
+                <w:sz w:val="18"/>
+                <w:szCs w:val="18"/>
+                <w:lang w:val="en-GB"/>
+              </w:rPr>
+              <w:t xml:space="preserve">[Description]</w:t>
+            </w:r>
+          </w:p>
+        </w:tc>
+        <w:tc>
+          <w:tcPr>
+            <w:tcW w:w="800" w:type="dxa"/>
             <w:tcBorders>
               <w:bottom w:val="single" w:sz="4" w:space="0" w:color="BCACA7"/>
             </w:tcBorders>
@@ -1885,8 +1888,8 @@
                 <w:i/>
                 <w:iCs/>
                 <w:color w:val="12171D"/>
-                <w:sz w:val="14"/>
-                <w:szCs w:val="14"/>
+                <w:sz w:val="18"/>
+                <w:szCs w:val="18"/>
                 <w:lang w:val="en-GB"/>
               </w:rPr>
               <w:t xml:space="preserve">[Qty]</w:t>
@@ -1913,8 +1916,8 @@
                 <w:i/>
                 <w:iCs/>
                 <w:color w:val="12171D"/>
-                <w:sz w:val="14"/>
-                <w:szCs w:val="14"/>
+                <w:sz w:val="18"/>
+                <w:szCs w:val="18"/>
                 <w:lang w:val="en-GB"/>
               </w:rPr>
               <w:t xml:space="preserve">[Unit]</w:t>
@@ -1923,7 +1926,7 @@
         </w:tc>
         <w:tc>
           <w:tcPr>
-            <w:tcW w:w="2050" w:type="dxa"/>
+            <w:tcW w:w="2250" w:type="dxa"/>
             <w:tcBorders>
               <w:bottom w:val="single" w:sz="4" w:space="0" w:color="BCACA7"/>
             </w:tcBorders>
@@ -1941,8 +1944,8 @@
                 <w:i/>
                 <w:iCs/>
                 <w:color w:val="12171D"/>
-                <w:sz w:val="14"/>
-                <w:szCs w:val="14"/>
+                <w:sz w:val="18"/>
+                <w:szCs w:val="18"/>
                 <w:lang w:val="en-GB"/>
               </w:rPr>
               <w:t xml:space="preserve">[Currency] [Unit Price]</w:t>
@@ -1951,7 +1954,7 @@
         </w:tc>
         <w:tc>
           <w:tcPr>
-            <w:tcW w:w="2300" w:type="dxa"/>
+            <w:tcW w:w="2252" w:type="dxa"/>
             <w:tcBorders>
               <w:bottom w:val="single" w:sz="4" w:space="0" w:color="BCACA7"/>
             </w:tcBorders>
@@ -1969,8 +1972,8 @@
                 <w:i/>
                 <w:iCs/>
                 <w:color w:val="12171D"/>
-                <w:sz w:val="14"/>
-                <w:szCs w:val="14"/>
+                <w:sz w:val="18"/>
+                <w:szCs w:val="18"/>
                 <w:lang w:val="en-GB"/>
               </w:rPr>
               <w:t xml:space="preserve">[Currency] [Line Total]</w:t>
@@ -1984,7 +1987,7 @@
         </w:trPr>
         <w:tc>
           <w:tcPr>
-            <w:tcW w:w="500" w:type="dxa"/>
+            <w:tcW w:w="520" w:type="dxa"/>
             <w:tcBorders>
               <w:bottom w:val="single" w:sz="4" w:space="0" w:color="BCACA7"/>
             </w:tcBorders>
@@ -2002,8 +2005,8 @@
                 <w:i/>
                 <w:iCs/>
                 <w:color w:val="12171D"/>
-                <w:sz w:val="14"/>
-                <w:szCs w:val="14"/>
+                <w:sz w:val="18"/>
+                <w:szCs w:val="18"/>
                 <w:lang w:val="en-GB"/>
               </w:rPr>
               <w:t xml:space="preserve">4</w:t>
@@ -2012,35 +2015,35 @@
         </w:tc>
         <w:tc>
           <w:tcPr>
-            <w:tcW w:w="3400" w:type="dxa"/>
-            <w:tcBorders>
-              <w:bottom w:val="single" w:sz="4" w:space="0" w:color="BCACA7"/>
-            </w:tcBorders>
-            <w:vAlign w:val="center"/>
-          </w:tcPr>
-          <w:p>
-            <w:pPr>
-              <w:keepNext/>
-              <w:spacing w:before="0" w:after="0" w:line="250" w:lineRule="auto"/>
-              <w:jc w:val="left"/>
-            </w:pPr>
-            <w:r>
-              <w:rPr>
-                <w:rFonts w:ascii="Inter" w:hAnsi="Inter" w:eastAsia="Inter" w:cs="Inter"/>
-                <w:i/>
-                <w:iCs/>
-                <w:color w:val="12171D"/>
-                <w:sz w:val="15"/>
-                <w:szCs w:val="15"/>
-                <w:lang w:val="en-GB"/>
-              </w:rPr>
-              <w:t xml:space="preserve">[Description / specification]</w:t>
-            </w:r>
-          </w:p>
-        </w:tc>
-        <w:tc>
-          <w:tcPr>
-            <w:tcW w:w="900" w:type="dxa"/>
+            <w:tcW w:w="2400" w:type="dxa"/>
+            <w:tcBorders>
+              <w:bottom w:val="single" w:sz="4" w:space="0" w:color="BCACA7"/>
+            </w:tcBorders>
+            <w:vAlign w:val="center"/>
+          </w:tcPr>
+          <w:p>
+            <w:pPr>
+              <w:keepNext/>
+              <w:spacing w:before="0" w:after="0" w:line="250" w:lineRule="auto"/>
+              <w:jc w:val="left"/>
+            </w:pPr>
+            <w:r>
+              <w:rPr>
+                <w:rFonts w:ascii="Inter" w:hAnsi="Inter" w:eastAsia="Inter" w:cs="Inter"/>
+                <w:i/>
+                <w:iCs/>
+                <w:color w:val="12171D"/>
+                <w:sz w:val="18"/>
+                <w:szCs w:val="18"/>
+                <w:lang w:val="en-GB"/>
+              </w:rPr>
+              <w:t xml:space="preserve">[Description]</w:t>
+            </w:r>
+          </w:p>
+        </w:tc>
+        <w:tc>
+          <w:tcPr>
+            <w:tcW w:w="800" w:type="dxa"/>
             <w:tcBorders>
               <w:bottom w:val="single" w:sz="4" w:space="0" w:color="BCACA7"/>
             </w:tcBorders>
@@ -2058,8 +2061,8 @@
                 <w:i/>
                 <w:iCs/>
                 <w:color w:val="12171D"/>
-                <w:sz w:val="14"/>
-                <w:szCs w:val="14"/>
+                <w:sz w:val="18"/>
+                <w:szCs w:val="18"/>
                 <w:lang w:val="en-GB"/>
               </w:rPr>
               <w:t xml:space="preserve">[Qty]</w:t>
@@ -2086,8 +2089,8 @@
                 <w:i/>
                 <w:iCs/>
                 <w:color w:val="12171D"/>
-                <w:sz w:val="14"/>
-                <w:szCs w:val="14"/>
+                <w:sz w:val="18"/>
+                <w:szCs w:val="18"/>
                 <w:lang w:val="en-GB"/>
               </w:rPr>
               <w:t xml:space="preserve">[Unit]</w:t>
@@ -2096,7 +2099,7 @@
         </w:tc>
         <w:tc>
           <w:tcPr>
-            <w:tcW w:w="2050" w:type="dxa"/>
+            <w:tcW w:w="2250" w:type="dxa"/>
             <w:tcBorders>
               <w:bottom w:val="single" w:sz="4" w:space="0" w:color="BCACA7"/>
             </w:tcBorders>
@@ -2114,8 +2117,8 @@
                 <w:i/>
                 <w:iCs/>
                 <w:color w:val="12171D"/>
-                <w:sz w:val="14"/>
-                <w:szCs w:val="14"/>
+                <w:sz w:val="18"/>
+                <w:szCs w:val="18"/>
                 <w:lang w:val="en-GB"/>
               </w:rPr>
               <w:t xml:space="preserve">[Currency] [Unit Price]</w:t>
@@ -2124,7 +2127,7 @@
         </w:tc>
         <w:tc>
           <w:tcPr>
-            <w:tcW w:w="2300" w:type="dxa"/>
+            <w:tcW w:w="2252" w:type="dxa"/>
             <w:tcBorders>
               <w:bottom w:val="single" w:sz="4" w:space="0" w:color="BCACA7"/>
             </w:tcBorders>
@@ -2142,8 +2145,8 @@
                 <w:i/>
                 <w:iCs/>
                 <w:color w:val="12171D"/>
-                <w:sz w:val="14"/>
-                <w:szCs w:val="14"/>
+                <w:sz w:val="18"/>
+                <w:szCs w:val="18"/>
                 <w:lang w:val="en-GB"/>
               </w:rPr>
               <w:t xml:space="preserve">[Currency] [Line Total]</w:t>
@@ -2164,27 +2167,27 @@
     </w:p>
     <w:tbl>
       <w:tblPr>
-        <w:tblW w:w="10000" w:type="dxa"/>
+        <w:tblW w:w="9072" w:type="dxa"/>
         <w:tblBorders>
-          <w:top w:val="single" w:sz="4" w:color="BCACA7"/>
-          <w:left w:val="single" w:sz="4" w:color="BCACA7"/>
-          <w:bottom w:val="single" w:sz="4" w:color="BCACA7"/>
-          <w:right w:val="single" w:sz="4" w:color="BCACA7"/>
-          <w:insideH w:val="single" w:sz="4" w:color="BCACA7"/>
-          <w:insideV w:val="single" w:sz="4" w:color="BCACA7"/>
+          <w:top w:val="single" w:sz="4" w:space="0" w:color="BCACA7"/>
+          <w:left w:val="single" w:sz="4" w:space="0" w:color="BCACA7"/>
+          <w:bottom w:val="single" w:sz="4" w:space="0" w:color="BCACA7"/>
+          <w:right w:val="single" w:sz="4" w:space="0" w:color="BCACA7"/>
+          <w:insideH w:val="single" w:sz="4" w:space="0" w:color="BCACA7"/>
+          <w:insideV w:val="single" w:sz="4" w:space="0" w:color="BCACA7"/>
         </w:tblBorders>
         <w:tblLayout w:type="fixed"/>
         <w:tblCellMar>
-          <w:top w:w="75" w:type="dxa"/>
+          <w:top w:w="40" w:type="dxa"/>
           <w:left w:w="85" w:type="dxa"/>
-          <w:bottom w:w="75" w:type="dxa"/>
+          <w:bottom w:w="40" w:type="dxa"/>
           <w:right w:w="85" w:type="dxa"/>
         </w:tblCellMar>
         <w:tblLook w:firstRow="1" w:lastRow="0" w:firstColumn="0" w:lastColumn="0" w:noHBand="0" w:noVBand="1"/>
       </w:tblPr>
       <w:tblGrid>
-        <w:gridCol w:w="6500"/>
-        <w:gridCol w:w="3500"/>
+        <w:gridCol w:w="5900"/>
+        <w:gridCol w:w="3172"/>
       </w:tblGrid>
       <w:tr>
         <w:trPr>
@@ -2192,7 +2195,7 @@
         </w:trPr>
         <w:tc>
           <w:tcPr>
-            <w:tcW w:w="6500" w:type="dxa"/>
+            <w:tcW w:w="5900" w:type="dxa"/>
             <w:tcBorders>
               <w:bottom w:val="single" w:sz="4" w:space="0" w:color="BCACA7"/>
             </w:tcBorders>
@@ -2208,8 +2211,8 @@
               <w:rPr>
                 <w:rFonts w:ascii="Inter" w:hAnsi="Inter" w:eastAsia="Inter" w:cs="Inter"/>
                 <w:color w:val="12171D"/>
-                <w:sz w:val="15"/>
-                <w:szCs w:val="15"/>
+                <w:sz w:val="18"/>
+                <w:szCs w:val="18"/>
                 <w:lang w:val="en-GB"/>
               </w:rPr>
               <w:t xml:space="preserve">SUBTOTAL</w:t>
@@ -2220,14 +2223,14 @@
               <w:keepNext/>
               <w:bidi w:val="1"/>
               <w:spacing w:before="0" w:after="0" w:line="250" w:lineRule="auto"/>
-              <w:jc w:val="left"/>
+              <w:jc w:val="start"/>
             </w:pPr>
             <w:r>
               <w:rPr>
                 <w:rFonts w:ascii="Noto Sans Arabic" w:hAnsi="Noto Sans Arabic" w:eastAsia="Noto Sans Arabic" w:cs="Noto Sans Arabic"/>
                 <w:color w:val="12171D"/>
-                <w:sz w:val="15"/>
-                <w:szCs w:val="15"/>
+                <w:sz w:val="20"/>
+                <w:szCs w:val="20"/>
                 <w:rtl w:val="1"/>
                 <w:lang w:val="ar-SA" w:bidi="ar-SA"/>
               </w:rPr>
@@ -2237,7 +2240,7 @@
         </w:tc>
         <w:tc>
           <w:tcPr>
-            <w:tcW w:w="3500" w:type="dxa"/>
+            <w:tcW w:w="3172" w:type="dxa"/>
             <w:tcBorders>
               <w:bottom w:val="single" w:sz="4" w:space="0" w:color="BCACA7"/>
             </w:tcBorders>
@@ -2255,8 +2258,8 @@
                 <w:i/>
                 <w:iCs/>
                 <w:color w:val="12171D"/>
-                <w:sz w:val="16"/>
-                <w:szCs w:val="16"/>
+                <w:sz w:val="18"/>
+                <w:szCs w:val="18"/>
                 <w:lang w:val="en-GB"/>
               </w:rPr>
               <w:t xml:space="preserve">[Currency] [Subtotal]</w:t>
@@ -2270,7 +2273,7 @@
         </w:trPr>
         <w:tc>
           <w:tcPr>
-            <w:tcW w:w="6500" w:type="dxa"/>
+            <w:tcW w:w="5900" w:type="dxa"/>
             <w:tcBorders>
               <w:bottom w:val="single" w:sz="4" w:space="0" w:color="BCACA7"/>
             </w:tcBorders>
@@ -2286,8 +2289,8 @@
               <w:rPr>
                 <w:rFonts w:ascii="Inter" w:hAnsi="Inter" w:eastAsia="Inter" w:cs="Inter"/>
                 <w:color w:val="12171D"/>
-                <w:sz w:val="15"/>
-                <w:szCs w:val="15"/>
+                <w:sz w:val="18"/>
+                <w:szCs w:val="18"/>
                 <w:lang w:val="en-GB"/>
               </w:rPr>
               <w:t xml:space="preserve">TAX / VAT (IF APPLICABLE)</w:t>
@@ -2298,14 +2301,14 @@
               <w:keepNext/>
               <w:bidi w:val="1"/>
               <w:spacing w:before="0" w:after="0" w:line="250" w:lineRule="auto"/>
-              <w:jc w:val="left"/>
+              <w:jc w:val="start"/>
             </w:pPr>
             <w:r>
               <w:rPr>
                 <w:rFonts w:ascii="Noto Sans Arabic" w:hAnsi="Noto Sans Arabic" w:eastAsia="Noto Sans Arabic" w:cs="Noto Sans Arabic"/>
                 <w:color w:val="12171D"/>
-                <w:sz w:val="15"/>
-                <w:szCs w:val="15"/>
+                <w:sz w:val="20"/>
+                <w:szCs w:val="20"/>
                 <w:rtl w:val="1"/>
                 <w:lang w:val="ar-SA" w:bidi="ar-SA"/>
               </w:rPr>
@@ -2315,7 +2318,7 @@
         </w:tc>
         <w:tc>
           <w:tcPr>
-            <w:tcW w:w="3500" w:type="dxa"/>
+            <w:tcW w:w="3172" w:type="dxa"/>
             <w:tcBorders>
               <w:bottom w:val="single" w:sz="4" w:space="0" w:color="BCACA7"/>
             </w:tcBorders>
@@ -2333,8 +2336,8 @@
                 <w:i/>
                 <w:iCs/>
                 <w:color w:val="12171D"/>
-                <w:sz w:val="16"/>
-                <w:szCs w:val="16"/>
+                <w:sz w:val="18"/>
+                <w:szCs w:val="18"/>
                 <w:lang w:val="en-GB"/>
               </w:rPr>
               <w:t xml:space="preserve">[Applicable Tax Name] / [Rate %] / [Tax Amount]</w:t>
@@ -2348,11 +2351,11 @@
         </w:trPr>
         <w:tc>
           <w:tcPr>
-            <w:tcW w:w="6500" w:type="dxa"/>
-            <w:tcBorders>
-              <w:bottom w:val="single" w:sz="4" w:space="0" w:color="BCACA7"/>
-            </w:tcBorders>
-            <w:shd w:val="clear" w:color="auto" w:fill="BCACA7"/>
+            <w:tcW w:w="5900" w:type="dxa"/>
+            <w:tcBorders>
+              <w:top w:val="single" w:sz="8" w:space="0" w:color="12171D"/>
+              <w:bottom w:val="single" w:sz="4" w:space="0" w:color="BCACA7"/>
+            </w:tcBorders>
             <w:vAlign w:val="center"/>
           </w:tcPr>
           <w:p>
@@ -2362,12 +2365,10 @@
             </w:pPr>
             <w:r>
               <w:rPr>
-                <w:rFonts w:ascii="Inter" w:hAnsi="Inter" w:eastAsia="Inter" w:cs="Inter"/>
-                <w:b/>
-                <w:bCs/>
-                <w:color w:val="12171D"/>
-                <w:sz w:val="15"/>
-                <w:szCs w:val="15"/>
+                <w:rFonts w:ascii="Jost" w:hAnsi="Jost" w:eastAsia="Jost" w:cs="Jost"/>
+                <w:color w:val="12171D"/>
+                <w:sz w:val="21"/>
+                <w:szCs w:val="21"/>
                 <w:lang w:val="en-GB"/>
               </w:rPr>
               <w:t xml:space="preserve">TOTAL</w:t>
@@ -2377,16 +2378,14 @@
             <w:pPr>
               <w:bidi w:val="1"/>
               <w:spacing w:before="0" w:after="0" w:line="250" w:lineRule="auto"/>
-              <w:jc w:val="left"/>
+              <w:jc w:val="start"/>
             </w:pPr>
             <w:r>
               <w:rPr>
                 <w:rFonts w:ascii="Noto Sans Arabic" w:hAnsi="Noto Sans Arabic" w:eastAsia="Noto Sans Arabic" w:cs="Noto Sans Arabic"/>
-                <w:b/>
-                <w:bCs/>
-                <w:color w:val="12171D"/>
-                <w:sz w:val="15"/>
-                <w:szCs w:val="15"/>
+                <w:color w:val="12171D"/>
+                <w:sz w:val="22"/>
+                <w:szCs w:val="22"/>
                 <w:rtl w:val="1"/>
                 <w:lang w:val="ar-SA" w:bidi="ar-SA"/>
               </w:rPr>
@@ -2396,11 +2395,11 @@
         </w:tc>
         <w:tc>
           <w:tcPr>
-            <w:tcW w:w="3500" w:type="dxa"/>
-            <w:tcBorders>
-              <w:bottom w:val="single" w:sz="4" w:space="0" w:color="BCACA7"/>
-            </w:tcBorders>
-            <w:shd w:val="clear" w:color="auto" w:fill="BCACA7"/>
+            <w:tcW w:w="3172" w:type="dxa"/>
+            <w:tcBorders>
+              <w:top w:val="single" w:sz="8" w:space="0" w:color="12171D"/>
+              <w:bottom w:val="single" w:sz="4" w:space="0" w:color="BCACA7"/>
+            </w:tcBorders>
             <w:vAlign w:val="center"/>
           </w:tcPr>
           <w:p>
@@ -2411,11 +2410,9 @@
             <w:r>
               <w:rPr>
                 <w:rFonts w:ascii="Inter" w:hAnsi="Inter" w:eastAsia="Inter" w:cs="Inter"/>
-                <w:b/>
-                <w:bCs/>
-                <w:color w:val="12171D"/>
-                <w:sz w:val="16"/>
-                <w:szCs w:val="16"/>
+                <w:color w:val="12171D"/>
+                <w:sz w:val="21"/>
+                <w:szCs w:val="21"/>
                 <w:lang w:val="en-GB"/>
               </w:rPr>
               <w:t xml:space="preserve">[Currency] [Total Amount]</w:t>
@@ -2435,29 +2432,29 @@
     </w:p>
     <w:tbl>
       <w:tblPr>
-        <w:tblW w:w="10000" w:type="dxa"/>
+        <w:tblW w:w="9072" w:type="dxa"/>
         <w:tblBorders>
-          <w:top w:val="single" w:sz="4" w:color="BCACA7"/>
-          <w:left w:val="single" w:sz="4" w:color="BCACA7"/>
-          <w:bottom w:val="single" w:sz="4" w:color="BCACA7"/>
-          <w:right w:val="single" w:sz="4" w:color="BCACA7"/>
-          <w:insideH w:val="single" w:sz="4" w:color="BCACA7"/>
-          <w:insideV w:val="single" w:sz="4" w:color="BCACA7"/>
+          <w:top w:val="single" w:sz="4" w:space="0" w:color="BCACA7"/>
+          <w:left w:val="single" w:sz="4" w:space="0" w:color="BCACA7"/>
+          <w:bottom w:val="single" w:sz="4" w:space="0" w:color="BCACA7"/>
+          <w:right w:val="single" w:sz="4" w:space="0" w:color="BCACA7"/>
+          <w:insideH w:val="single" w:sz="4" w:space="0" w:color="BCACA7"/>
+          <w:insideV w:val="single" w:sz="4" w:space="0" w:color="BCACA7"/>
         </w:tblBorders>
         <w:tblLayout w:type="fixed"/>
         <w:tblCellMar>
-          <w:top w:w="75" w:type="dxa"/>
+          <w:top w:w="40" w:type="dxa"/>
           <w:left w:w="85" w:type="dxa"/>
-          <w:bottom w:w="75" w:type="dxa"/>
+          <w:bottom w:w="40" w:type="dxa"/>
           <w:right w:w="85" w:type="dxa"/>
         </w:tblCellMar>
         <w:tblLook w:firstRow="1" w:lastRow="0" w:firstColumn="0" w:lastColumn="0" w:noHBand="0" w:noVBand="1"/>
       </w:tblPr>
       <w:tblGrid>
-        <w:gridCol w:w="1650"/>
-        <w:gridCol w:w="3350"/>
-        <w:gridCol w:w="1650"/>
-        <w:gridCol w:w="3350"/>
+        <w:gridCol w:w="2250"/>
+        <w:gridCol w:w="2286"/>
+        <w:gridCol w:w="2250"/>
+        <w:gridCol w:w="2286"/>
       </w:tblGrid>
       <w:tr>
         <w:trPr>
@@ -2465,26 +2462,30 @@
         </w:trPr>
         <w:tc>
           <w:tcPr>
-            <w:tcW w:w="5000" w:type="dxa"/>
+            <w:tcW w:w="4536" w:type="dxa"/>
             <w:gridSpan w:val="2"/>
-            <w:shd w:val="clear" w:color="auto" w:fill="BCACA7"/>
-            <w:vAlign w:val="center"/>
+            <w:tcBorders>
+              <w:top w:val="nil"/>
+              <w:left w:val="nil"/>
+              <w:bottom w:val="single" w:sz="8" w:space="0" w:color="BCACA7"/>
+              <w:right w:val="nil"/>
+            </w:tcBorders>
+            <w:vAlign w:val="bottom"/>
           </w:tcPr>
           <w:p>
             <w:pPr>
               <w:pStyle w:val="Heading1"/>
               <w:keepNext/>
-              <w:spacing w:before="0" w:after="0" w:line="250" w:lineRule="auto"/>
+              <w:spacing w:before="160" w:after="40" w:line="250" w:lineRule="auto"/>
+              <w:ind w:start="-85"/>
               <w:jc w:val="left"/>
             </w:pPr>
             <w:r>
               <w:rPr>
                 <w:rFonts w:ascii="Jost" w:hAnsi="Jost" w:eastAsia="Jost" w:cs="Jost"/>
-                <w:b/>
-                <w:bCs/>
-                <w:color w:val="12171D"/>
-                <w:sz w:val="17"/>
-                <w:szCs w:val="17"/>
+                <w:color w:val="12171D"/>
+                <w:sz w:val="21"/>
+                <w:szCs w:val="21"/>
                 <w:lang w:val="en-GB"/>
               </w:rPr>
               <w:t xml:space="preserve">ISSUER AND CUSTOMER CONTACT</w:t>
@@ -2493,26 +2494,30 @@
         </w:tc>
         <w:tc>
           <w:tcPr>
-            <w:tcW w:w="5000" w:type="dxa"/>
+            <w:tcW w:w="4536" w:type="dxa"/>
             <w:gridSpan w:val="2"/>
-            <w:shd w:val="clear" w:color="auto" w:fill="BCACA7"/>
-            <w:vAlign w:val="center"/>
+            <w:tcBorders>
+              <w:top w:val="nil"/>
+              <w:left w:val="nil"/>
+              <w:bottom w:val="single" w:sz="8" w:space="0" w:color="BCACA7"/>
+              <w:right w:val="nil"/>
+            </w:tcBorders>
+            <w:vAlign w:val="bottom"/>
           </w:tcPr>
           <w:p>
             <w:pPr>
               <w:keepNext/>
               <w:bidi w:val="1"/>
-              <w:spacing w:before="0" w:after="0" w:line="250" w:lineRule="auto"/>
-              <w:jc w:val="left"/>
+              <w:spacing w:before="160" w:after="40" w:line="250" w:lineRule="auto"/>
+              <w:ind w:start="-85"/>
+              <w:jc w:val="start"/>
             </w:pPr>
             <w:r>
               <w:rPr>
                 <w:rFonts w:ascii="Noto Sans Arabic" w:hAnsi="Noto Sans Arabic" w:eastAsia="Noto Sans Arabic" w:cs="Noto Sans Arabic"/>
-                <w:b/>
-                <w:bCs/>
-                <w:color w:val="12171D"/>
-                <w:sz w:val="16"/>
-                <w:szCs w:val="16"/>
+                <w:color w:val="12171D"/>
+                <w:sz w:val="22"/>
+                <w:szCs w:val="22"/>
                 <w:rtl w:val="1"/>
                 <w:lang w:val="ar-SA" w:bidi="ar-SA"/>
               </w:rPr>
@@ -2527,27 +2532,24 @@
         </w:trPr>
         <w:tc>
           <w:tcPr>
-            <w:tcW w:w="1650" w:type="dxa"/>
-            <w:tcBorders>
-              <w:bottom w:val="single" w:sz="4" w:space="0" w:color="BCACA7"/>
-            </w:tcBorders>
-            <w:shd w:val="clear" w:color="auto" w:fill="F4F1F0"/>
-            <w:vAlign w:val="center"/>
-          </w:tcPr>
-          <w:p>
-            <w:pPr>
-              <w:keepNext/>
-              <w:spacing w:before="0" w:after="12" w:line="250" w:lineRule="auto"/>
-              <w:jc w:val="left"/>
-            </w:pPr>
-            <w:r>
-              <w:rPr>
-                <w:rFonts w:ascii="Inter" w:hAnsi="Inter" w:eastAsia="Inter" w:cs="Inter"/>
-                <w:b/>
-                <w:bCs/>
-                <w:color w:val="12171D"/>
-                <w:sz w:val="15"/>
-                <w:szCs w:val="15"/>
+            <w:tcW w:w="2250" w:type="dxa"/>
+            <w:tcBorders>
+              <w:bottom w:val="single" w:sz="4" w:space="0" w:color="BCACA7"/>
+            </w:tcBorders>
+            <w:vAlign w:val="center"/>
+          </w:tcPr>
+          <w:p>
+            <w:pPr>
+              <w:keepNext/>
+              <w:spacing w:before="0" w:after="10" w:line="250" w:lineRule="auto"/>
+              <w:jc w:val="left"/>
+            </w:pPr>
+            <w:r>
+              <w:rPr>
+                <w:rFonts w:ascii="Inter" w:hAnsi="Inter" w:eastAsia="Inter" w:cs="Inter"/>
+                <w:color w:val="12171D"/>
+                <w:sz w:val="18"/>
+                <w:szCs w:val="18"/>
                 <w:lang w:val="en-GB"/>
               </w:rPr>
               <w:t xml:space="preserve">REGISTERED ENTITY</w:t>
@@ -2558,14 +2560,14 @@
               <w:keepNext/>
               <w:bidi w:val="1"/>
               <w:spacing w:before="0" w:after="0" w:line="250" w:lineRule="auto"/>
-              <w:jc w:val="left"/>
+              <w:jc w:val="start"/>
             </w:pPr>
             <w:r>
               <w:rPr>
                 <w:rFonts w:ascii="Noto Sans Arabic" w:hAnsi="Noto Sans Arabic" w:eastAsia="Noto Sans Arabic" w:cs="Noto Sans Arabic"/>
                 <w:color w:val="12171D"/>
-                <w:sz w:val="16"/>
-                <w:szCs w:val="16"/>
+                <w:sz w:val="20"/>
+                <w:szCs w:val="20"/>
                 <w:rtl w:val="1"/>
                 <w:lang w:val="ar-SA" w:bidi="ar-SA"/>
               </w:rPr>
@@ -2575,7 +2577,7 @@
         </w:tc>
         <w:tc>
           <w:tcPr>
-            <w:tcW w:w="3350" w:type="dxa"/>
+            <w:tcW w:w="2286" w:type="dxa"/>
             <w:tcBorders>
               <w:bottom w:val="single" w:sz="4" w:space="0" w:color="BCACA7"/>
             </w:tcBorders>
@@ -2603,27 +2605,24 @@
         </w:tc>
         <w:tc>
           <w:tcPr>
-            <w:tcW w:w="1650" w:type="dxa"/>
-            <w:tcBorders>
-              <w:bottom w:val="single" w:sz="4" w:space="0" w:color="BCACA7"/>
-            </w:tcBorders>
-            <w:shd w:val="clear" w:color="auto" w:fill="F4F1F0"/>
-            <w:vAlign w:val="center"/>
-          </w:tcPr>
-          <w:p>
-            <w:pPr>
-              <w:keepNext/>
-              <w:spacing w:before="0" w:after="12" w:line="250" w:lineRule="auto"/>
-              <w:jc w:val="left"/>
-            </w:pPr>
-            <w:r>
-              <w:rPr>
-                <w:rFonts w:ascii="Inter" w:hAnsi="Inter" w:eastAsia="Inter" w:cs="Inter"/>
-                <w:b/>
-                <w:bCs/>
-                <w:color w:val="12171D"/>
-                <w:sz w:val="15"/>
-                <w:szCs w:val="15"/>
+            <w:tcW w:w="2250" w:type="dxa"/>
+            <w:tcBorders>
+              <w:bottom w:val="single" w:sz="4" w:space="0" w:color="BCACA7"/>
+            </w:tcBorders>
+            <w:vAlign w:val="center"/>
+          </w:tcPr>
+          <w:p>
+            <w:pPr>
+              <w:keepNext/>
+              <w:spacing w:before="0" w:after="10" w:line="250" w:lineRule="auto"/>
+              <w:jc w:val="left"/>
+            </w:pPr>
+            <w:r>
+              <w:rPr>
+                <w:rFonts w:ascii="Inter" w:hAnsi="Inter" w:eastAsia="Inter" w:cs="Inter"/>
+                <w:color w:val="12171D"/>
+                <w:sz w:val="18"/>
+                <w:szCs w:val="18"/>
                 <w:lang w:val="en-GB"/>
               </w:rPr>
               <w:t xml:space="preserve">BUSINESS EMAIL</w:t>
@@ -2634,14 +2633,14 @@
               <w:keepNext/>
               <w:bidi w:val="1"/>
               <w:spacing w:before="0" w:after="0" w:line="250" w:lineRule="auto"/>
-              <w:jc w:val="left"/>
+              <w:jc w:val="start"/>
             </w:pPr>
             <w:r>
               <w:rPr>
                 <w:rFonts w:ascii="Noto Sans Arabic" w:hAnsi="Noto Sans Arabic" w:eastAsia="Noto Sans Arabic" w:cs="Noto Sans Arabic"/>
                 <w:color w:val="12171D"/>
-                <w:sz w:val="16"/>
-                <w:szCs w:val="16"/>
+                <w:sz w:val="20"/>
+                <w:szCs w:val="20"/>
                 <w:rtl w:val="1"/>
                 <w:lang w:val="ar-SA" w:bidi="ar-SA"/>
               </w:rPr>
@@ -2651,7 +2650,7 @@
         </w:tc>
         <w:tc>
           <w:tcPr>
-            <w:tcW w:w="3350" w:type="dxa"/>
+            <w:tcW w:w="2286" w:type="dxa"/>
             <w:tcBorders>
               <w:bottom w:val="single" w:sz="4" w:space="0" w:color="BCACA7"/>
             </w:tcBorders>
@@ -2684,27 +2683,24 @@
         </w:trPr>
         <w:tc>
           <w:tcPr>
-            <w:tcW w:w="1650" w:type="dxa"/>
-            <w:tcBorders>
-              <w:bottom w:val="single" w:sz="4" w:space="0" w:color="BCACA7"/>
-            </w:tcBorders>
-            <w:shd w:val="clear" w:color="auto" w:fill="F4F1F0"/>
-            <w:vAlign w:val="center"/>
-          </w:tcPr>
-          <w:p>
-            <w:pPr>
-              <w:keepNext/>
-              <w:spacing w:before="0" w:after="12" w:line="250" w:lineRule="auto"/>
-              <w:jc w:val="left"/>
-            </w:pPr>
-            <w:r>
-              <w:rPr>
-                <w:rFonts w:ascii="Inter" w:hAnsi="Inter" w:eastAsia="Inter" w:cs="Inter"/>
-                <w:b/>
-                <w:bCs/>
-                <w:color w:val="12171D"/>
-                <w:sz w:val="15"/>
-                <w:szCs w:val="15"/>
+            <w:tcW w:w="2250" w:type="dxa"/>
+            <w:tcBorders>
+              <w:bottom w:val="single" w:sz="4" w:space="0" w:color="BCACA7"/>
+            </w:tcBorders>
+            <w:vAlign w:val="center"/>
+          </w:tcPr>
+          <w:p>
+            <w:pPr>
+              <w:keepNext/>
+              <w:spacing w:before="0" w:after="10" w:line="250" w:lineRule="auto"/>
+              <w:jc w:val="left"/>
+            </w:pPr>
+            <w:r>
+              <w:rPr>
+                <w:rFonts w:ascii="Inter" w:hAnsi="Inter" w:eastAsia="Inter" w:cs="Inter"/>
+                <w:color w:val="12171D"/>
+                <w:sz w:val="18"/>
+                <w:szCs w:val="18"/>
                 <w:lang w:val="en-GB"/>
               </w:rPr>
               <w:t xml:space="preserve">BUSINESS ADDRESS</w:t>
@@ -2715,14 +2711,14 @@
               <w:keepNext/>
               <w:bidi w:val="1"/>
               <w:spacing w:before="0" w:after="0" w:line="250" w:lineRule="auto"/>
-              <w:jc w:val="left"/>
+              <w:jc w:val="start"/>
             </w:pPr>
             <w:r>
               <w:rPr>
                 <w:rFonts w:ascii="Noto Sans Arabic" w:hAnsi="Noto Sans Arabic" w:eastAsia="Noto Sans Arabic" w:cs="Noto Sans Arabic"/>
                 <w:color w:val="12171D"/>
-                <w:sz w:val="16"/>
-                <w:szCs w:val="16"/>
+                <w:sz w:val="20"/>
+                <w:szCs w:val="20"/>
                 <w:rtl w:val="1"/>
                 <w:lang w:val="ar-SA" w:bidi="ar-SA"/>
               </w:rPr>
@@ -2732,7 +2728,7 @@
         </w:tc>
         <w:tc>
           <w:tcPr>
-            <w:tcW w:w="3350" w:type="dxa"/>
+            <w:tcW w:w="2286" w:type="dxa"/>
             <w:tcBorders>
               <w:bottom w:val="single" w:sz="4" w:space="0" w:color="BCACA7"/>
             </w:tcBorders>
@@ -2760,27 +2756,24 @@
         </w:tc>
         <w:tc>
           <w:tcPr>
-            <w:tcW w:w="1650" w:type="dxa"/>
-            <w:tcBorders>
-              <w:bottom w:val="single" w:sz="4" w:space="0" w:color="BCACA7"/>
-            </w:tcBorders>
-            <w:shd w:val="clear" w:color="auto" w:fill="F4F1F0"/>
-            <w:vAlign w:val="center"/>
-          </w:tcPr>
-          <w:p>
-            <w:pPr>
-              <w:keepNext/>
-              <w:spacing w:before="0" w:after="12" w:line="250" w:lineRule="auto"/>
-              <w:jc w:val="left"/>
-            </w:pPr>
-            <w:r>
-              <w:rPr>
-                <w:rFonts w:ascii="Inter" w:hAnsi="Inter" w:eastAsia="Inter" w:cs="Inter"/>
-                <w:b/>
-                <w:bCs/>
-                <w:color w:val="12171D"/>
-                <w:sz w:val="15"/>
-                <w:szCs w:val="15"/>
+            <w:tcW w:w="2250" w:type="dxa"/>
+            <w:tcBorders>
+              <w:bottom w:val="single" w:sz="4" w:space="0" w:color="BCACA7"/>
+            </w:tcBorders>
+            <w:vAlign w:val="center"/>
+          </w:tcPr>
+          <w:p>
+            <w:pPr>
+              <w:keepNext/>
+              <w:spacing w:before="0" w:after="10" w:line="250" w:lineRule="auto"/>
+              <w:jc w:val="left"/>
+            </w:pPr>
+            <w:r>
+              <w:rPr>
+                <w:rFonts w:ascii="Inter" w:hAnsi="Inter" w:eastAsia="Inter" w:cs="Inter"/>
+                <w:color w:val="12171D"/>
+                <w:sz w:val="18"/>
+                <w:szCs w:val="18"/>
                 <w:lang w:val="en-GB"/>
               </w:rPr>
               <w:t xml:space="preserve">SALES CONTACT</w:t>
@@ -2791,14 +2784,14 @@
               <w:keepNext/>
               <w:bidi w:val="1"/>
               <w:spacing w:before="0" w:after="0" w:line="250" w:lineRule="auto"/>
-              <w:jc w:val="left"/>
+              <w:jc w:val="start"/>
             </w:pPr>
             <w:r>
               <w:rPr>
                 <w:rFonts w:ascii="Noto Sans Arabic" w:hAnsi="Noto Sans Arabic" w:eastAsia="Noto Sans Arabic" w:cs="Noto Sans Arabic"/>
                 <w:color w:val="12171D"/>
-                <w:sz w:val="16"/>
-                <w:szCs w:val="16"/>
+                <w:sz w:val="20"/>
+                <w:szCs w:val="20"/>
                 <w:rtl w:val="1"/>
                 <w:lang w:val="ar-SA" w:bidi="ar-SA"/>
               </w:rPr>
@@ -2808,7 +2801,7 @@
         </w:tc>
         <w:tc>
           <w:tcPr>
-            <w:tcW w:w="3350" w:type="dxa"/>
+            <w:tcW w:w="2286" w:type="dxa"/>
             <w:tcBorders>
               <w:bottom w:val="single" w:sz="4" w:space="0" w:color="BCACA7"/>
             </w:tcBorders>
@@ -2841,26 +2834,23 @@
         </w:trPr>
         <w:tc>
           <w:tcPr>
-            <w:tcW w:w="1650" w:type="dxa"/>
-            <w:tcBorders>
-              <w:bottom w:val="single" w:sz="4" w:space="0" w:color="BCACA7"/>
-            </w:tcBorders>
-            <w:shd w:val="clear" w:color="auto" w:fill="F4F1F0"/>
-            <w:vAlign w:val="center"/>
-          </w:tcPr>
-          <w:p>
-            <w:pPr>
-              <w:spacing w:before="0" w:after="12" w:line="250" w:lineRule="auto"/>
-              <w:jc w:val="left"/>
-            </w:pPr>
-            <w:r>
-              <w:rPr>
-                <w:rFonts w:ascii="Inter" w:hAnsi="Inter" w:eastAsia="Inter" w:cs="Inter"/>
-                <w:b/>
-                <w:bCs/>
-                <w:color w:val="12171D"/>
-                <w:sz w:val="15"/>
-                <w:szCs w:val="15"/>
+            <w:tcW w:w="2250" w:type="dxa"/>
+            <w:tcBorders>
+              <w:bottom w:val="single" w:sz="4" w:space="0" w:color="BCACA7"/>
+            </w:tcBorders>
+            <w:vAlign w:val="center"/>
+          </w:tcPr>
+          <w:p>
+            <w:pPr>
+              <w:spacing w:before="0" w:after="10" w:line="250" w:lineRule="auto"/>
+              <w:jc w:val="left"/>
+            </w:pPr>
+            <w:r>
+              <w:rPr>
+                <w:rFonts w:ascii="Inter" w:hAnsi="Inter" w:eastAsia="Inter" w:cs="Inter"/>
+                <w:color w:val="12171D"/>
+                <w:sz w:val="18"/>
+                <w:szCs w:val="18"/>
                 <w:lang w:val="en-GB"/>
               </w:rPr>
               <w:t xml:space="preserve">BUSINESS PHONE</w:t>
@@ -2870,14 +2860,14 @@
             <w:pPr>
               <w:bidi w:val="1"/>
               <w:spacing w:before="0" w:after="0" w:line="250" w:lineRule="auto"/>
-              <w:jc w:val="left"/>
+              <w:jc w:val="start"/>
             </w:pPr>
             <w:r>
               <w:rPr>
                 <w:rFonts w:ascii="Noto Sans Arabic" w:hAnsi="Noto Sans Arabic" w:eastAsia="Noto Sans Arabic" w:cs="Noto Sans Arabic"/>
                 <w:color w:val="12171D"/>
-                <w:sz w:val="16"/>
-                <w:szCs w:val="16"/>
+                <w:sz w:val="20"/>
+                <w:szCs w:val="20"/>
                 <w:rtl w:val="1"/>
                 <w:lang w:val="ar-SA" w:bidi="ar-SA"/>
               </w:rPr>
@@ -2887,7 +2877,7 @@
         </w:tc>
         <w:tc>
           <w:tcPr>
-            <w:tcW w:w="3350" w:type="dxa"/>
+            <w:tcW w:w="2286" w:type="dxa"/>
             <w:tcBorders>
               <w:bottom w:val="single" w:sz="4" w:space="0" w:color="BCACA7"/>
             </w:tcBorders>
@@ -2914,26 +2904,23 @@
         </w:tc>
         <w:tc>
           <w:tcPr>
-            <w:tcW w:w="1650" w:type="dxa"/>
-            <w:tcBorders>
-              <w:bottom w:val="single" w:sz="4" w:space="0" w:color="BCACA7"/>
-            </w:tcBorders>
-            <w:shd w:val="clear" w:color="auto" w:fill="F4F1F0"/>
-            <w:vAlign w:val="center"/>
-          </w:tcPr>
-          <w:p>
-            <w:pPr>
-              <w:spacing w:before="0" w:after="12" w:line="250" w:lineRule="auto"/>
-              <w:jc w:val="left"/>
-            </w:pPr>
-            <w:r>
-              <w:rPr>
-                <w:rFonts w:ascii="Inter" w:hAnsi="Inter" w:eastAsia="Inter" w:cs="Inter"/>
-                <w:b/>
-                <w:bCs/>
-                <w:color w:val="12171D"/>
-                <w:sz w:val="15"/>
-                <w:szCs w:val="15"/>
+            <w:tcW w:w="2250" w:type="dxa"/>
+            <w:tcBorders>
+              <w:bottom w:val="single" w:sz="4" w:space="0" w:color="BCACA7"/>
+            </w:tcBorders>
+            <w:vAlign w:val="center"/>
+          </w:tcPr>
+          <w:p>
+            <w:pPr>
+              <w:spacing w:before="0" w:after="10" w:line="250" w:lineRule="auto"/>
+              <w:jc w:val="left"/>
+            </w:pPr>
+            <w:r>
+              <w:rPr>
+                <w:rFonts w:ascii="Inter" w:hAnsi="Inter" w:eastAsia="Inter" w:cs="Inter"/>
+                <w:color w:val="12171D"/>
+                <w:sz w:val="18"/>
+                <w:szCs w:val="18"/>
                 <w:lang w:val="en-GB"/>
               </w:rPr>
               <w:t xml:space="preserve">TAX IDENTIFIER</w:t>
@@ -2943,14 +2930,14 @@
             <w:pPr>
               <w:bidi w:val="1"/>
               <w:spacing w:before="0" w:after="0" w:line="250" w:lineRule="auto"/>
-              <w:jc w:val="left"/>
+              <w:jc w:val="start"/>
             </w:pPr>
             <w:r>
               <w:rPr>
                 <w:rFonts w:ascii="Noto Sans Arabic" w:hAnsi="Noto Sans Arabic" w:eastAsia="Noto Sans Arabic" w:cs="Noto Sans Arabic"/>
                 <w:color w:val="12171D"/>
-                <w:sz w:val="16"/>
-                <w:szCs w:val="16"/>
+                <w:sz w:val="20"/>
+                <w:szCs w:val="20"/>
                 <w:rtl w:val="1"/>
                 <w:lang w:val="ar-SA" w:bidi="ar-SA"/>
               </w:rPr>
@@ -2960,7 +2947,7 @@
         </w:tc>
         <w:tc>
           <w:tcPr>
-            <w:tcW w:w="3350" w:type="dxa"/>
+            <w:tcW w:w="2286" w:type="dxa"/>
             <w:tcBorders>
               <w:bottom w:val="single" w:sz="4" w:space="0" w:color="BCACA7"/>
             </w:tcBorders>
@@ -2998,29 +2985,29 @@
     </w:p>
     <w:tbl>
       <w:tblPr>
-        <w:tblW w:w="10000" w:type="dxa"/>
+        <w:tblW w:w="9072" w:type="dxa"/>
         <w:tblBorders>
-          <w:top w:val="single" w:sz="4" w:color="BCACA7"/>
-          <w:left w:val="single" w:sz="4" w:color="BCACA7"/>
-          <w:bottom w:val="single" w:sz="4" w:color="BCACA7"/>
-          <w:right w:val="single" w:sz="4" w:color="BCACA7"/>
-          <w:insideH w:val="single" w:sz="4" w:color="BCACA7"/>
-          <w:insideV w:val="single" w:sz="4" w:color="BCACA7"/>
+          <w:top w:val="single" w:sz="4" w:space="0" w:color="BCACA7"/>
+          <w:left w:val="single" w:sz="4" w:space="0" w:color="BCACA7"/>
+          <w:bottom w:val="single" w:sz="4" w:space="0" w:color="BCACA7"/>
+          <w:right w:val="single" w:sz="4" w:space="0" w:color="BCACA7"/>
+          <w:insideH w:val="single" w:sz="4" w:space="0" w:color="BCACA7"/>
+          <w:insideV w:val="single" w:sz="4" w:space="0" w:color="BCACA7"/>
         </w:tblBorders>
         <w:tblLayout w:type="fixed"/>
         <w:tblCellMar>
-          <w:top w:w="75" w:type="dxa"/>
+          <w:top w:w="40" w:type="dxa"/>
           <w:left w:w="85" w:type="dxa"/>
-          <w:bottom w:w="75" w:type="dxa"/>
+          <w:bottom w:w="40" w:type="dxa"/>
           <w:right w:w="85" w:type="dxa"/>
         </w:tblCellMar>
         <w:tblLook w:firstRow="1" w:lastRow="0" w:firstColumn="0" w:lastColumn="0" w:noHBand="0" w:noVBand="1"/>
       </w:tblPr>
       <w:tblGrid>
-        <w:gridCol w:w="1650"/>
-        <w:gridCol w:w="3350"/>
-        <w:gridCol w:w="1650"/>
-        <w:gridCol w:w="3350"/>
+        <w:gridCol w:w="2250"/>
+        <w:gridCol w:w="2286"/>
+        <w:gridCol w:w="2250"/>
+        <w:gridCol w:w="2286"/>
       </w:tblGrid>
       <w:tr>
         <w:trPr>
@@ -3028,26 +3015,30 @@
         </w:trPr>
         <w:tc>
           <w:tcPr>
-            <w:tcW w:w="5000" w:type="dxa"/>
+            <w:tcW w:w="4536" w:type="dxa"/>
             <w:gridSpan w:val="2"/>
-            <w:shd w:val="clear" w:color="auto" w:fill="BCACA7"/>
-            <w:vAlign w:val="center"/>
+            <w:tcBorders>
+              <w:top w:val="nil"/>
+              <w:left w:val="nil"/>
+              <w:bottom w:val="single" w:sz="8" w:space="0" w:color="BCACA7"/>
+              <w:right w:val="nil"/>
+            </w:tcBorders>
+            <w:vAlign w:val="bottom"/>
           </w:tcPr>
           <w:p>
             <w:pPr>
               <w:pStyle w:val="Heading1"/>
               <w:keepNext/>
-              <w:spacing w:before="0" w:after="0" w:line="250" w:lineRule="auto"/>
+              <w:spacing w:before="160" w:after="40" w:line="250" w:lineRule="auto"/>
+              <w:ind w:start="-85"/>
               <w:jc w:val="left"/>
             </w:pPr>
             <w:r>
               <w:rPr>
                 <w:rFonts w:ascii="Jost" w:hAnsi="Jost" w:eastAsia="Jost" w:cs="Jost"/>
-                <w:b/>
-                <w:bCs/>
-                <w:color w:val="12171D"/>
-                <w:sz w:val="17"/>
-                <w:szCs w:val="17"/>
+                <w:color w:val="12171D"/>
+                <w:sz w:val="21"/>
+                <w:szCs w:val="21"/>
                 <w:lang w:val="en-GB"/>
               </w:rPr>
               <w:t xml:space="preserve">DELIVERY AND PAYMENT</w:t>
@@ -3056,26 +3047,30 @@
         </w:tc>
         <w:tc>
           <w:tcPr>
-            <w:tcW w:w="5000" w:type="dxa"/>
+            <w:tcW w:w="4536" w:type="dxa"/>
             <w:gridSpan w:val="2"/>
-            <w:shd w:val="clear" w:color="auto" w:fill="BCACA7"/>
-            <w:vAlign w:val="center"/>
+            <w:tcBorders>
+              <w:top w:val="nil"/>
+              <w:left w:val="nil"/>
+              <w:bottom w:val="single" w:sz="8" w:space="0" w:color="BCACA7"/>
+              <w:right w:val="nil"/>
+            </w:tcBorders>
+            <w:vAlign w:val="bottom"/>
           </w:tcPr>
           <w:p>
             <w:pPr>
               <w:keepNext/>
               <w:bidi w:val="1"/>
-              <w:spacing w:before="0" w:after="0" w:line="250" w:lineRule="auto"/>
-              <w:jc w:val="left"/>
+              <w:spacing w:before="160" w:after="40" w:line="250" w:lineRule="auto"/>
+              <w:ind w:start="-85"/>
+              <w:jc w:val="start"/>
             </w:pPr>
             <w:r>
               <w:rPr>
                 <w:rFonts w:ascii="Noto Sans Arabic" w:hAnsi="Noto Sans Arabic" w:eastAsia="Noto Sans Arabic" w:cs="Noto Sans Arabic"/>
-                <w:b/>
-                <w:bCs/>
-                <w:color w:val="12171D"/>
-                <w:sz w:val="16"/>
-                <w:szCs w:val="16"/>
+                <w:color w:val="12171D"/>
+                <w:sz w:val="22"/>
+                <w:szCs w:val="22"/>
                 <w:rtl w:val="1"/>
                 <w:lang w:val="ar-SA" w:bidi="ar-SA"/>
               </w:rPr>
@@ -3090,27 +3085,24 @@
         </w:trPr>
         <w:tc>
           <w:tcPr>
-            <w:tcW w:w="1650" w:type="dxa"/>
-            <w:tcBorders>
-              <w:bottom w:val="single" w:sz="4" w:space="0" w:color="BCACA7"/>
-            </w:tcBorders>
-            <w:shd w:val="clear" w:color="auto" w:fill="F4F1F0"/>
-            <w:vAlign w:val="center"/>
-          </w:tcPr>
-          <w:p>
-            <w:pPr>
-              <w:keepNext/>
-              <w:spacing w:before="0" w:after="12" w:line="250" w:lineRule="auto"/>
-              <w:jc w:val="left"/>
-            </w:pPr>
-            <w:r>
-              <w:rPr>
-                <w:rFonts w:ascii="Inter" w:hAnsi="Inter" w:eastAsia="Inter" w:cs="Inter"/>
-                <w:b/>
-                <w:bCs/>
-                <w:color w:val="12171D"/>
-                <w:sz w:val="15"/>
-                <w:szCs w:val="15"/>
+            <w:tcW w:w="2250" w:type="dxa"/>
+            <w:tcBorders>
+              <w:bottom w:val="single" w:sz="4" w:space="0" w:color="BCACA7"/>
+            </w:tcBorders>
+            <w:vAlign w:val="center"/>
+          </w:tcPr>
+          <w:p>
+            <w:pPr>
+              <w:keepNext/>
+              <w:spacing w:before="0" w:after="10" w:line="250" w:lineRule="auto"/>
+              <w:jc w:val="left"/>
+            </w:pPr>
+            <w:r>
+              <w:rPr>
+                <w:rFonts w:ascii="Inter" w:hAnsi="Inter" w:eastAsia="Inter" w:cs="Inter"/>
+                <w:color w:val="12171D"/>
+                <w:sz w:val="18"/>
+                <w:szCs w:val="18"/>
                 <w:lang w:val="en-GB"/>
               </w:rPr>
               <w:t xml:space="preserve">DELIVERY LOCATION</w:t>
@@ -3121,14 +3113,14 @@
               <w:keepNext/>
               <w:bidi w:val="1"/>
               <w:spacing w:before="0" w:after="0" w:line="250" w:lineRule="auto"/>
-              <w:jc w:val="left"/>
+              <w:jc w:val="start"/>
             </w:pPr>
             <w:r>
               <w:rPr>
                 <w:rFonts w:ascii="Noto Sans Arabic" w:hAnsi="Noto Sans Arabic" w:eastAsia="Noto Sans Arabic" w:cs="Noto Sans Arabic"/>
                 <w:color w:val="12171D"/>
-                <w:sz w:val="16"/>
-                <w:szCs w:val="16"/>
+                <w:sz w:val="20"/>
+                <w:szCs w:val="20"/>
                 <w:rtl w:val="1"/>
                 <w:lang w:val="ar-SA" w:bidi="ar-SA"/>
               </w:rPr>
@@ -3138,7 +3130,7 @@
         </w:tc>
         <w:tc>
           <w:tcPr>
-            <w:tcW w:w="3350" w:type="dxa"/>
+            <w:tcW w:w="2286" w:type="dxa"/>
             <w:tcBorders>
               <w:bottom w:val="single" w:sz="4" w:space="0" w:color="BCACA7"/>
             </w:tcBorders>
@@ -3166,27 +3158,24 @@
         </w:tc>
         <w:tc>
           <w:tcPr>
-            <w:tcW w:w="1650" w:type="dxa"/>
-            <w:tcBorders>
-              <w:bottom w:val="single" w:sz="4" w:space="0" w:color="BCACA7"/>
-            </w:tcBorders>
-            <w:shd w:val="clear" w:color="auto" w:fill="F4F1F0"/>
-            <w:vAlign w:val="center"/>
-          </w:tcPr>
-          <w:p>
-            <w:pPr>
-              <w:keepNext/>
-              <w:spacing w:before="0" w:after="12" w:line="250" w:lineRule="auto"/>
-              <w:jc w:val="left"/>
-            </w:pPr>
-            <w:r>
-              <w:rPr>
-                <w:rFonts w:ascii="Inter" w:hAnsi="Inter" w:eastAsia="Inter" w:cs="Inter"/>
-                <w:b/>
-                <w:bCs/>
-                <w:color w:val="12171D"/>
-                <w:sz w:val="15"/>
-                <w:szCs w:val="15"/>
+            <w:tcW w:w="2250" w:type="dxa"/>
+            <w:tcBorders>
+              <w:bottom w:val="single" w:sz="4" w:space="0" w:color="BCACA7"/>
+            </w:tcBorders>
+            <w:vAlign w:val="center"/>
+          </w:tcPr>
+          <w:p>
+            <w:pPr>
+              <w:keepNext/>
+              <w:spacing w:before="0" w:after="10" w:line="250" w:lineRule="auto"/>
+              <w:jc w:val="left"/>
+            </w:pPr>
+            <w:r>
+              <w:rPr>
+                <w:rFonts w:ascii="Inter" w:hAnsi="Inter" w:eastAsia="Inter" w:cs="Inter"/>
+                <w:color w:val="12171D"/>
+                <w:sz w:val="18"/>
+                <w:szCs w:val="18"/>
                 <w:lang w:val="en-GB"/>
               </w:rPr>
               <w:t xml:space="preserve">ESTIMATED DELIVERY</w:t>
@@ -3197,14 +3186,14 @@
               <w:keepNext/>
               <w:bidi w:val="1"/>
               <w:spacing w:before="0" w:after="0" w:line="250" w:lineRule="auto"/>
-              <w:jc w:val="left"/>
+              <w:jc w:val="start"/>
             </w:pPr>
             <w:r>
               <w:rPr>
                 <w:rFonts w:ascii="Noto Sans Arabic" w:hAnsi="Noto Sans Arabic" w:eastAsia="Noto Sans Arabic" w:cs="Noto Sans Arabic"/>
                 <w:color w:val="12171D"/>
-                <w:sz w:val="16"/>
-                <w:szCs w:val="16"/>
+                <w:sz w:val="20"/>
+                <w:szCs w:val="20"/>
                 <w:rtl w:val="1"/>
                 <w:lang w:val="ar-SA" w:bidi="ar-SA"/>
               </w:rPr>
@@ -3214,7 +3203,7 @@
         </w:tc>
         <w:tc>
           <w:tcPr>
-            <w:tcW w:w="3350" w:type="dxa"/>
+            <w:tcW w:w="2286" w:type="dxa"/>
             <w:tcBorders>
               <w:bottom w:val="single" w:sz="4" w:space="0" w:color="BCACA7"/>
             </w:tcBorders>
@@ -3247,26 +3236,23 @@
         </w:trPr>
         <w:tc>
           <w:tcPr>
-            <w:tcW w:w="1650" w:type="dxa"/>
-            <w:tcBorders>
-              <w:bottom w:val="single" w:sz="4" w:space="0" w:color="BCACA7"/>
-            </w:tcBorders>
-            <w:shd w:val="clear" w:color="auto" w:fill="F4F1F0"/>
-            <w:vAlign w:val="center"/>
-          </w:tcPr>
-          <w:p>
-            <w:pPr>
-              <w:spacing w:before="0" w:after="12" w:line="250" w:lineRule="auto"/>
-              <w:jc w:val="left"/>
-            </w:pPr>
-            <w:r>
-              <w:rPr>
-                <w:rFonts w:ascii="Inter" w:hAnsi="Inter" w:eastAsia="Inter" w:cs="Inter"/>
-                <w:b/>
-                <w:bCs/>
-                <w:color w:val="12171D"/>
-                <w:sz w:val="15"/>
-                <w:szCs w:val="15"/>
+            <w:tcW w:w="2250" w:type="dxa"/>
+            <w:tcBorders>
+              <w:bottom w:val="single" w:sz="4" w:space="0" w:color="BCACA7"/>
+            </w:tcBorders>
+            <w:vAlign w:val="center"/>
+          </w:tcPr>
+          <w:p>
+            <w:pPr>
+              <w:spacing w:before="0" w:after="10" w:line="250" w:lineRule="auto"/>
+              <w:jc w:val="left"/>
+            </w:pPr>
+            <w:r>
+              <w:rPr>
+                <w:rFonts w:ascii="Inter" w:hAnsi="Inter" w:eastAsia="Inter" w:cs="Inter"/>
+                <w:color w:val="12171D"/>
+                <w:sz w:val="18"/>
+                <w:szCs w:val="18"/>
                 <w:lang w:val="en-GB"/>
               </w:rPr>
               <w:t xml:space="preserve">PAYMENT TERMS</w:t>
@@ -3276,14 +3262,14 @@
             <w:pPr>
               <w:bidi w:val="1"/>
               <w:spacing w:before="0" w:after="0" w:line="250" w:lineRule="auto"/>
-              <w:jc w:val="left"/>
+              <w:jc w:val="start"/>
             </w:pPr>
             <w:r>
               <w:rPr>
                 <w:rFonts w:ascii="Noto Sans Arabic" w:hAnsi="Noto Sans Arabic" w:eastAsia="Noto Sans Arabic" w:cs="Noto Sans Arabic"/>
                 <w:color w:val="12171D"/>
-                <w:sz w:val="16"/>
-                <w:szCs w:val="16"/>
+                <w:sz w:val="20"/>
+                <w:szCs w:val="20"/>
                 <w:rtl w:val="1"/>
                 <w:lang w:val="ar-SA" w:bidi="ar-SA"/>
               </w:rPr>
@@ -3293,7 +3279,7 @@
         </w:tc>
         <w:tc>
           <w:tcPr>
-            <w:tcW w:w="8350" w:type="dxa"/>
+            <w:tcW w:w="6822" w:type="dxa"/>
             <w:gridSpan w:val="3"/>
             <w:tcBorders>
               <w:bottom w:val="single" w:sz="4" w:space="0" w:color="BCACA7"/>
@@ -3332,29 +3318,29 @@
     </w:p>
     <w:tbl>
       <w:tblPr>
-        <w:tblW w:w="10000" w:type="dxa"/>
+        <w:tblW w:w="9072" w:type="dxa"/>
         <w:tblBorders>
-          <w:top w:val="single" w:sz="4" w:color="BCACA7"/>
-          <w:left w:val="single" w:sz="4" w:color="BCACA7"/>
-          <w:bottom w:val="single" w:sz="4" w:color="BCACA7"/>
-          <w:right w:val="single" w:sz="4" w:color="BCACA7"/>
-          <w:insideH w:val="single" w:sz="4" w:color="BCACA7"/>
-          <w:insideV w:val="single" w:sz="4" w:color="BCACA7"/>
+          <w:top w:val="single" w:sz="4" w:space="0" w:color="BCACA7"/>
+          <w:left w:val="single" w:sz="4" w:space="0" w:color="BCACA7"/>
+          <w:bottom w:val="single" w:sz="4" w:space="0" w:color="BCACA7"/>
+          <w:right w:val="single" w:sz="4" w:space="0" w:color="BCACA7"/>
+          <w:insideH w:val="single" w:sz="4" w:space="0" w:color="BCACA7"/>
+          <w:insideV w:val="single" w:sz="4" w:space="0" w:color="BCACA7"/>
         </w:tblBorders>
         <w:tblLayout w:type="fixed"/>
         <w:tblCellMar>
-          <w:top w:w="75" w:type="dxa"/>
+          <w:top w:w="40" w:type="dxa"/>
           <w:left w:w="85" w:type="dxa"/>
-          <w:bottom w:w="75" w:type="dxa"/>
+          <w:bottom w:w="40" w:type="dxa"/>
           <w:right w:w="85" w:type="dxa"/>
         </w:tblCellMar>
         <w:tblLook w:firstRow="1" w:lastRow="0" w:firstColumn="0" w:lastColumn="0" w:noHBand="0" w:noVBand="1"/>
       </w:tblPr>
       <w:tblGrid>
-        <w:gridCol w:w="1650"/>
-        <w:gridCol w:w="3350"/>
-        <w:gridCol w:w="1650"/>
-        <w:gridCol w:w="3350"/>
+        <w:gridCol w:w="2250"/>
+        <w:gridCol w:w="2286"/>
+        <w:gridCol w:w="2250"/>
+        <w:gridCol w:w="2286"/>
       </w:tblGrid>
       <w:tr>
         <w:trPr>
@@ -3362,26 +3348,30 @@
         </w:trPr>
         <w:tc>
           <w:tcPr>
-            <w:tcW w:w="5000" w:type="dxa"/>
+            <w:tcW w:w="4536" w:type="dxa"/>
             <w:gridSpan w:val="2"/>
-            <w:shd w:val="clear" w:color="auto" w:fill="BCACA7"/>
-            <w:vAlign w:val="center"/>
+            <w:tcBorders>
+              <w:top w:val="nil"/>
+              <w:left w:val="nil"/>
+              <w:bottom w:val="single" w:sz="8" w:space="0" w:color="BCACA7"/>
+              <w:right w:val="nil"/>
+            </w:tcBorders>
+            <w:vAlign w:val="bottom"/>
           </w:tcPr>
           <w:p>
             <w:pPr>
               <w:pStyle w:val="Heading1"/>
               <w:keepNext/>
-              <w:spacing w:before="0" w:after="0" w:line="250" w:lineRule="auto"/>
+              <w:spacing w:before="160" w:after="40" w:line="250" w:lineRule="auto"/>
+              <w:ind w:start="-85"/>
               <w:jc w:val="left"/>
             </w:pPr>
             <w:r>
               <w:rPr>
                 <w:rFonts w:ascii="Jost" w:hAnsi="Jost" w:eastAsia="Jost" w:cs="Jost"/>
-                <w:b/>
-                <w:bCs/>
-                <w:color w:val="12171D"/>
-                <w:sz w:val="17"/>
-                <w:szCs w:val="17"/>
+                <w:color w:val="12171D"/>
+                <w:sz w:val="21"/>
+                <w:szCs w:val="21"/>
                 <w:lang w:val="en-GB"/>
               </w:rPr>
               <w:t xml:space="preserve">CUSTOMER REVIEW</w:t>
@@ -3390,26 +3380,30 @@
         </w:tc>
         <w:tc>
           <w:tcPr>
-            <w:tcW w:w="5000" w:type="dxa"/>
+            <w:tcW w:w="4536" w:type="dxa"/>
             <w:gridSpan w:val="2"/>
-            <w:shd w:val="clear" w:color="auto" w:fill="BCACA7"/>
-            <w:vAlign w:val="center"/>
+            <w:tcBorders>
+              <w:top w:val="nil"/>
+              <w:left w:val="nil"/>
+              <w:bottom w:val="single" w:sz="8" w:space="0" w:color="BCACA7"/>
+              <w:right w:val="nil"/>
+            </w:tcBorders>
+            <w:vAlign w:val="bottom"/>
           </w:tcPr>
           <w:p>
             <w:pPr>
               <w:keepNext/>
               <w:bidi w:val="1"/>
-              <w:spacing w:before="0" w:after="0" w:line="250" w:lineRule="auto"/>
-              <w:jc w:val="left"/>
+              <w:spacing w:before="160" w:after="40" w:line="250" w:lineRule="auto"/>
+              <w:ind w:start="-85"/>
+              <w:jc w:val="start"/>
             </w:pPr>
             <w:r>
               <w:rPr>
                 <w:rFonts w:ascii="Noto Sans Arabic" w:hAnsi="Noto Sans Arabic" w:eastAsia="Noto Sans Arabic" w:cs="Noto Sans Arabic"/>
-                <w:b/>
-                <w:bCs/>
-                <w:color w:val="12171D"/>
-                <w:sz w:val="16"/>
-                <w:szCs w:val="16"/>
+                <w:color w:val="12171D"/>
+                <w:sz w:val="22"/>
+                <w:szCs w:val="22"/>
                 <w:rtl w:val="1"/>
                 <w:lang w:val="ar-SA" w:bidi="ar-SA"/>
               </w:rPr>
@@ -3424,26 +3418,23 @@
         </w:trPr>
         <w:tc>
           <w:tcPr>
-            <w:tcW w:w="1650" w:type="dxa"/>
-            <w:tcBorders>
-              <w:bottom w:val="single" w:sz="4" w:space="0" w:color="BCACA7"/>
-            </w:tcBorders>
-            <w:shd w:val="clear" w:color="auto" w:fill="F4F1F0"/>
-            <w:vAlign w:val="center"/>
-          </w:tcPr>
-          <w:p>
-            <w:pPr>
-              <w:spacing w:before="0" w:after="12" w:line="250" w:lineRule="auto"/>
-              <w:jc w:val="left"/>
-            </w:pPr>
-            <w:r>
-              <w:rPr>
-                <w:rFonts w:ascii="Inter" w:hAnsi="Inter" w:eastAsia="Inter" w:cs="Inter"/>
-                <w:b/>
-                <w:bCs/>
-                <w:color w:val="12171D"/>
-                <w:sz w:val="15"/>
-                <w:szCs w:val="15"/>
+            <w:tcW w:w="2250" w:type="dxa"/>
+            <w:tcBorders>
+              <w:bottom w:val="single" w:sz="4" w:space="0" w:color="BCACA7"/>
+            </w:tcBorders>
+            <w:vAlign w:val="center"/>
+          </w:tcPr>
+          <w:p>
+            <w:pPr>
+              <w:spacing w:before="0" w:after="10" w:line="250" w:lineRule="auto"/>
+              <w:jc w:val="left"/>
+            </w:pPr>
+            <w:r>
+              <w:rPr>
+                <w:rFonts w:ascii="Inter" w:hAnsi="Inter" w:eastAsia="Inter" w:cs="Inter"/>
+                <w:color w:val="12171D"/>
+                <w:sz w:val="18"/>
+                <w:szCs w:val="18"/>
                 <w:lang w:val="en-GB"/>
               </w:rPr>
               <w:t xml:space="preserve">NAME / ROLE</w:t>
@@ -3453,14 +3444,14 @@
             <w:pPr>
               <w:bidi w:val="1"/>
               <w:spacing w:before="0" w:after="0" w:line="250" w:lineRule="auto"/>
-              <w:jc w:val="left"/>
+              <w:jc w:val="start"/>
             </w:pPr>
             <w:r>
               <w:rPr>
                 <w:rFonts w:ascii="Noto Sans Arabic" w:hAnsi="Noto Sans Arabic" w:eastAsia="Noto Sans Arabic" w:cs="Noto Sans Arabic"/>
                 <w:color w:val="12171D"/>
-                <w:sz w:val="16"/>
-                <w:szCs w:val="16"/>
+                <w:sz w:val="20"/>
+                <w:szCs w:val="20"/>
                 <w:rtl w:val="1"/>
                 <w:lang w:val="ar-SA" w:bidi="ar-SA"/>
               </w:rPr>
@@ -3470,7 +3461,7 @@
         </w:tc>
         <w:tc>
           <w:tcPr>
-            <w:tcW w:w="3350" w:type="dxa"/>
+            <w:tcW w:w="2286" w:type="dxa"/>
             <w:tcBorders>
               <w:bottom w:val="single" w:sz="4" w:space="0" w:color="BCACA7"/>
             </w:tcBorders>
@@ -3497,26 +3488,23 @@
         </w:tc>
         <w:tc>
           <w:tcPr>
-            <w:tcW w:w="1650" w:type="dxa"/>
-            <w:tcBorders>
-              <w:bottom w:val="single" w:sz="4" w:space="0" w:color="BCACA7"/>
-            </w:tcBorders>
-            <w:shd w:val="clear" w:color="auto" w:fill="F4F1F0"/>
-            <w:vAlign w:val="center"/>
-          </w:tcPr>
-          <w:p>
-            <w:pPr>
-              <w:spacing w:before="0" w:after="12" w:line="250" w:lineRule="auto"/>
-              <w:jc w:val="left"/>
-            </w:pPr>
-            <w:r>
-              <w:rPr>
-                <w:rFonts w:ascii="Inter" w:hAnsi="Inter" w:eastAsia="Inter" w:cs="Inter"/>
-                <w:b/>
-                <w:bCs/>
-                <w:color w:val="12171D"/>
-                <w:sz w:val="15"/>
-                <w:szCs w:val="15"/>
+            <w:tcW w:w="2250" w:type="dxa"/>
+            <w:tcBorders>
+              <w:bottom w:val="single" w:sz="4" w:space="0" w:color="BCACA7"/>
+            </w:tcBorders>
+            <w:vAlign w:val="center"/>
+          </w:tcPr>
+          <w:p>
+            <w:pPr>
+              <w:spacing w:before="0" w:after="10" w:line="250" w:lineRule="auto"/>
+              <w:jc w:val="left"/>
+            </w:pPr>
+            <w:r>
+              <w:rPr>
+                <w:rFonts w:ascii="Inter" w:hAnsi="Inter" w:eastAsia="Inter" w:cs="Inter"/>
+                <w:color w:val="12171D"/>
+                <w:sz w:val="18"/>
+                <w:szCs w:val="18"/>
                 <w:lang w:val="en-GB"/>
               </w:rPr>
               <w:t xml:space="preserve">SIGNATURE / DATE</w:t>
@@ -3526,14 +3514,14 @@
             <w:pPr>
               <w:bidi w:val="1"/>
               <w:spacing w:before="0" w:after="0" w:line="250" w:lineRule="auto"/>
-              <w:jc w:val="left"/>
+              <w:jc w:val="start"/>
             </w:pPr>
             <w:r>
               <w:rPr>
                 <w:rFonts w:ascii="Noto Sans Arabic" w:hAnsi="Noto Sans Arabic" w:eastAsia="Noto Sans Arabic" w:cs="Noto Sans Arabic"/>
                 <w:color w:val="12171D"/>
-                <w:sz w:val="16"/>
-                <w:szCs w:val="16"/>
+                <w:sz w:val="20"/>
+                <w:szCs w:val="20"/>
                 <w:rtl w:val="1"/>
                 <w:lang w:val="ar-SA" w:bidi="ar-SA"/>
               </w:rPr>
@@ -3543,7 +3531,7 @@
         </w:tc>
         <w:tc>
           <w:tcPr>
-            <w:tcW w:w="3350" w:type="dxa"/>
+            <w:tcW w:w="2286" w:type="dxa"/>
             <w:tcBorders>
               <w:bottom w:val="single" w:sz="4" w:space="0" w:color="BCACA7"/>
             </w:tcBorders>
@@ -3580,11 +3568,14 @@
       </w:pPr>
     </w:p>
     <w:sectPr>
+      <w:headerReference w:type="first" r:id="rIdHeaderFirst"/>
       <w:headerReference w:type="default" r:id="rIdHeader"/>
+      <w:footerReference w:type="first" r:id="rIdFooterFirst"/>
       <w:footerReference w:type="default" r:id="rIdFooter"/>
       <w:pgSz w:w="11906" w:h="16838"/>
-      <w:pgMar w:top="1500" w:right="950" w:bottom="1110" w:left="950" w:header="360" w:footer="420" w:gutter="0"/>
+      <w:pgMar w:top="1701" w:right="1417" w:bottom="1417" w:left="1417" w:header="1020" w:footer="680" w:gutter="0"/>
       <w:cols w:num="1" w:space="425"/>
+      <w:titlePg/>
       <w:docGrid w:linePitch="360"/>
     </w:sectPr>
   </w:body>
@@ -3592,416 +3583,414 @@
 </file>
 
 <file path=word/footer1.xml><?xml version="1.0" encoding="utf-8"?>
-<w:ftr xmlns:w="http://schemas.openxmlformats.org/wordprocessingml/2006/main">
+<w:ftr xmlns:w="http://schemas.openxmlformats.org/wordprocessingml/2006/main" xmlns:r="http://schemas.openxmlformats.org/officeDocument/2006/relationships" xmlns:wp="http://schemas.openxmlformats.org/drawingml/2006/wordprocessingDrawing" xmlns:a="http://schemas.openxmlformats.org/drawingml/2006/main" xmlns:pic="http://schemas.openxmlformats.org/drawingml/2006/picture">
   <w:p>
     <w:pPr>
       <w:pBdr>
-        <w:top w:val="single" w:sz="4" w:space="5" w:color="BCACA7"/>
+        <w:top w:val="single" w:sz="4" w:space="6" w:color="BCACA7"/>
       </w:pBdr>
-      <w:spacing w:before="70" w:after="15"/>
+      <w:tabs>
+        <w:tab w:val="right" w:pos="9072"/>
+      </w:tabs>
+      <w:spacing w:after="30" w:line="252" w:lineRule="exact"/>
+      <w:jc w:val="left"/>
     </w:pPr>
+    <w:r>
+      <w:rPr>
+        <w:rFonts w:ascii="Inter" w:hAnsi="Inter" w:eastAsia="Inter" w:cs="Inter"/>
+        <w:color w:val="12171D"/>
+        <w:sz w:val="18"/>
+        <w:szCs w:val="18"/>
+        <w:lang w:val="en-GB"/>
+      </w:rPr>
+      <w:t xml:space="preserve">GEM™   [ADDRESS] · [CITY] · [COUNTRY] · [POSTAL CODE]   [T]   [E]   [W]</w:t>
+    </w:r>
+    <w:r>
+      <w:tab/>
+    </w:r>
+    <w:r>
+      <w:rPr>
+        <w:rFonts w:ascii="Inter" w:hAnsi="Inter" w:eastAsia="Inter" w:cs="Inter"/>
+        <w:color w:val="12171D"/>
+        <w:sz w:val="18"/>
+        <w:szCs w:val="18"/>
+        <w:lang w:val="en-GB"/>
+      </w:rPr>
+      <w:t xml:space="preserve">Page </w:t>
+    </w:r>
     <w:r>
       <w:rPr>
         <w:rFonts w:ascii="Inter" w:hAnsi="Inter" w:cs="Inter"/>
         <w:color w:val="12171D"/>
-        <w:sz w:val="15"/>
-        <w:szCs w:val="15"/>
+        <w:sz w:val="18"/>
+        <w:szCs w:val="18"/>
+      </w:rPr>
+      <w:fldChar w:fldCharType="begin"/>
+    </w:r>
+    <w:r>
+      <w:rPr>
+        <w:rFonts w:ascii="Inter" w:hAnsi="Inter" w:cs="Inter"/>
+        <w:color w:val="12171D"/>
+        <w:sz w:val="18"/>
+        <w:szCs w:val="18"/>
+      </w:rPr>
+      <w:instrText xml:space="preserve"> PAGE \* MERGEFORMAT </w:instrText>
+    </w:r>
+    <w:r>
+      <w:rPr>
+        <w:rFonts w:ascii="Inter" w:hAnsi="Inter" w:cs="Inter"/>
+        <w:color w:val="12171D"/>
+        <w:sz w:val="18"/>
+        <w:szCs w:val="18"/>
+      </w:rPr>
+      <w:fldChar w:fldCharType="separate"/>
+    </w:r>
+    <w:r>
+      <w:rPr>
+        <w:rFonts w:ascii="Inter" w:hAnsi="Inter" w:eastAsia="Inter" w:cs="Inter"/>
+        <w:color w:val="12171D"/>
+        <w:sz w:val="18"/>
+        <w:szCs w:val="18"/>
         <w:lang w:val="en-GB"/>
       </w:rPr>
-      <w:t xml:space="preserve">[Registered Entity Name] | [Company Address] | contact@mish3l.com | [Business Phone]</w:t>
+      <w:t xml:space="preserve">1</w:t>
+    </w:r>
+    <w:r>
+      <w:rPr>
+        <w:rFonts w:ascii="Inter" w:hAnsi="Inter" w:cs="Inter"/>
+        <w:color w:val="12171D"/>
+        <w:sz w:val="18"/>
+        <w:szCs w:val="18"/>
+      </w:rPr>
+      <w:fldChar w:fldCharType="end"/>
+    </w:r>
+    <w:r>
+      <w:rPr>
+        <w:rFonts w:ascii="Inter" w:hAnsi="Inter" w:eastAsia="Inter" w:cs="Inter"/>
+        <w:color w:val="12171D"/>
+        <w:sz w:val="18"/>
+        <w:szCs w:val="18"/>
+        <w:lang w:val="en-GB"/>
+      </w:rPr>
+      <w:t xml:space="preserve"> of </w:t>
+    </w:r>
+    <w:r>
+      <w:rPr>
+        <w:rFonts w:ascii="Inter" w:hAnsi="Inter" w:cs="Inter"/>
+        <w:color w:val="12171D"/>
+        <w:sz w:val="18"/>
+        <w:szCs w:val="18"/>
+      </w:rPr>
+      <w:fldChar w:fldCharType="begin"/>
+    </w:r>
+    <w:r>
+      <w:rPr>
+        <w:rFonts w:ascii="Inter" w:hAnsi="Inter" w:cs="Inter"/>
+        <w:color w:val="12171D"/>
+        <w:sz w:val="18"/>
+        <w:szCs w:val="18"/>
+      </w:rPr>
+      <w:instrText xml:space="preserve"> NUMPAGES \* MERGEFORMAT </w:instrText>
+    </w:r>
+    <w:r>
+      <w:rPr>
+        <w:rFonts w:ascii="Inter" w:hAnsi="Inter" w:cs="Inter"/>
+        <w:color w:val="12171D"/>
+        <w:sz w:val="18"/>
+        <w:szCs w:val="18"/>
+      </w:rPr>
+      <w:fldChar w:fldCharType="separate"/>
+    </w:r>
+    <w:r>
+      <w:rPr>
+        <w:rFonts w:ascii="Inter" w:hAnsi="Inter" w:eastAsia="Inter" w:cs="Inter"/>
+        <w:color w:val="12171D"/>
+        <w:sz w:val="18"/>
+        <w:szCs w:val="18"/>
+        <w:lang w:val="en-GB"/>
+      </w:rPr>
+      <w:t xml:space="preserve">1</w:t>
+    </w:r>
+    <w:r>
+      <w:rPr>
+        <w:rFonts w:ascii="Inter" w:hAnsi="Inter" w:cs="Inter"/>
+        <w:color w:val="12171D"/>
+        <w:sz w:val="18"/>
+        <w:szCs w:val="18"/>
+      </w:rPr>
+      <w:fldChar w:fldCharType="end"/>
     </w:r>
   </w:p>
-  <w:tbl>
-    <w:tblPr>
-      <w:tblW w:w="10000" w:type="dxa"/>
-      <w:tblInd w:w="-85" w:type="dxa"/>
-      <w:tblBorders>
-        <w:top w:val="nil"/>
-        <w:left w:val="nil"/>
-        <w:bottom w:val="nil"/>
-        <w:right w:val="nil"/>
-        <w:insideH w:val="nil"/>
-        <w:insideV w:val="nil"/>
-      </w:tblBorders>
-      <w:tblLayout w:type="fixed"/>
-      <w:tblCellMar>
-        <w:top w:w="75" w:type="dxa"/>
-        <w:left w:w="85" w:type="dxa"/>
-        <w:bottom w:w="75" w:type="dxa"/>
-        <w:right w:w="85" w:type="dxa"/>
-      </w:tblCellMar>
-      <w:tblLook w:firstRow="1" w:lastRow="0" w:firstColumn="0" w:lastColumn="0" w:noHBand="0" w:noVBand="1"/>
-    </w:tblPr>
-    <w:tblGrid>
-      <w:gridCol w:w="3000"/>
-      <w:gridCol w:w="7000"/>
-    </w:tblGrid>
-    <w:tr>
-      <w:trPr>
-        <w:cantSplit/>
-      </w:trPr>
-      <w:tc>
-        <w:tcPr>
-          <w:tcW w:w="3000" w:type="dxa"/>
-          <w:vAlign w:val="top"/>
-        </w:tcPr>
-        <w:p>
-          <w:pPr>
-            <w:spacing w:before="0" w:after="0"/>
-          </w:pPr>
-          <w:r>
-            <w:rPr>
-              <w:rFonts w:ascii="Inter" w:hAnsi="Inter" w:cs="Inter"/>
-              <w:color w:val="12171D"/>
-              <w:sz w:val="15"/>
-              <w:szCs w:val="15"/>
-              <w:lang w:val="en-GB"/>
-            </w:rPr>
-            <w:t xml:space="preserve">Page </w:t>
-          </w:r>
-          <w:r>
-            <w:rPr>
-              <w:rFonts w:ascii="Inter" w:hAnsi="Inter" w:cs="Inter"/>
-              <w:color w:val="12171D"/>
-              <w:sz w:val="15"/>
-              <w:szCs w:val="15"/>
-            </w:rPr>
-            <w:fldChar w:fldCharType="begin"/>
-          </w:r>
-          <w:r>
-            <w:rPr>
-              <w:rFonts w:ascii="Inter" w:hAnsi="Inter" w:cs="Inter"/>
-              <w:color w:val="12171D"/>
-              <w:sz w:val="15"/>
-              <w:szCs w:val="15"/>
-            </w:rPr>
-            <w:instrText xml:space="preserve"> PAGE </w:instrText>
-          </w:r>
-          <w:r>
-            <w:rPr>
-              <w:rFonts w:ascii="Inter" w:hAnsi="Inter" w:cs="Inter"/>
-              <w:color w:val="12171D"/>
-              <w:sz w:val="15"/>
-              <w:szCs w:val="15"/>
-            </w:rPr>
-            <w:fldChar w:fldCharType="separate"/>
-          </w:r>
-          <w:r>
-            <w:rPr>
-              <w:rFonts w:ascii="Inter" w:hAnsi="Inter" w:cs="Inter"/>
-              <w:color w:val="12171D"/>
-              <w:sz w:val="15"/>
-              <w:szCs w:val="15"/>
-              <w:lang w:val="en-GB"/>
-            </w:rPr>
-            <w:t xml:space="preserve">1</w:t>
-          </w:r>
-          <w:r>
-            <w:rPr>
-              <w:rFonts w:ascii="Inter" w:hAnsi="Inter" w:cs="Inter"/>
-              <w:color w:val="12171D"/>
-              <w:sz w:val="15"/>
-              <w:szCs w:val="15"/>
-            </w:rPr>
-            <w:fldChar w:fldCharType="end"/>
-          </w:r>
-          <w:r>
-            <w:rPr>
-              <w:rFonts w:ascii="Inter" w:hAnsi="Inter" w:cs="Inter"/>
-              <w:color w:val="12171D"/>
-              <w:sz w:val="15"/>
-              <w:szCs w:val="15"/>
-              <w:lang w:val="en-GB"/>
-            </w:rPr>
-            <w:t xml:space="preserve"> of </w:t>
-          </w:r>
-          <w:r>
-            <w:rPr>
-              <w:rFonts w:ascii="Inter" w:hAnsi="Inter" w:cs="Inter"/>
-              <w:color w:val="12171D"/>
-              <w:sz w:val="15"/>
-              <w:szCs w:val="15"/>
-            </w:rPr>
-            <w:fldChar w:fldCharType="begin"/>
-          </w:r>
-          <w:r>
-            <w:rPr>
-              <w:rFonts w:ascii="Inter" w:hAnsi="Inter" w:cs="Inter"/>
-              <w:color w:val="12171D"/>
-              <w:sz w:val="15"/>
-              <w:szCs w:val="15"/>
-            </w:rPr>
-            <w:instrText xml:space="preserve"> NUMPAGES </w:instrText>
-          </w:r>
-          <w:r>
-            <w:rPr>
-              <w:rFonts w:ascii="Inter" w:hAnsi="Inter" w:cs="Inter"/>
-              <w:color w:val="12171D"/>
-              <w:sz w:val="15"/>
-              <w:szCs w:val="15"/>
-            </w:rPr>
-            <w:fldChar w:fldCharType="separate"/>
-          </w:r>
-          <w:r>
-            <w:rPr>
-              <w:rFonts w:ascii="Inter" w:hAnsi="Inter" w:cs="Inter"/>
-              <w:color w:val="12171D"/>
-              <w:sz w:val="15"/>
-              <w:szCs w:val="15"/>
-              <w:lang w:val="en-GB"/>
-            </w:rPr>
-            <w:t xml:space="preserve">1</w:t>
-          </w:r>
-          <w:r>
-            <w:rPr>
-              <w:rFonts w:ascii="Inter" w:hAnsi="Inter" w:cs="Inter"/>
-              <w:color w:val="12171D"/>
-              <w:sz w:val="15"/>
-              <w:szCs w:val="15"/>
-            </w:rPr>
-            <w:fldChar w:fldCharType="end"/>
-          </w:r>
-        </w:p>
-      </w:tc>
-      <w:tc>
-        <w:tcPr>
-          <w:tcW w:w="7000" w:type="dxa"/>
-          <w:vAlign w:val="top"/>
-        </w:tcPr>
-        <w:p>
-          <w:pPr>
-            <w:bidi w:val="1"/>
-            <w:spacing w:before="0" w:after="0"/>
-            <w:jc w:val="left"/>
-          </w:pPr>
-          <w:r>
-            <w:rPr>
-              <w:rFonts w:ascii="Noto Sans Arabic" w:hAnsi="Noto Sans Arabic" w:cs="Noto Sans Arabic"/>
-              <w:color w:val="12171D"/>
-              <w:sz w:val="15"/>
-              <w:szCs w:val="15"/>
-              <w:rtl/>
-              <w:lang w:val="ar-SA" w:bidi="ar-SA"/>
-            </w:rPr>
-            <w:t xml:space="preserve">الاسم المسجل: </w:t>
-          </w:r>
-          <w:r>
-            <w:rPr>
-              <w:rFonts w:ascii="Inter" w:hAnsi="Inter" w:cs="Inter"/>
-              <w:color w:val="12171D"/>
-              <w:sz w:val="15"/>
-              <w:szCs w:val="15"/>
-              <w:lang w:val="en-GB"/>
-            </w:rPr>
-            <w:t xml:space="preserve">‎[Registered Entity Name]‎</w:t>
-          </w:r>
-          <w:r>
-            <w:rPr>
-              <w:rFonts w:ascii="Inter" w:hAnsi="Inter" w:cs="Inter"/>
-              <w:color w:val="12171D"/>
-              <w:sz w:val="15"/>
-              <w:szCs w:val="15"/>
-              <w:lang w:val="en-GB"/>
-            </w:rPr>
-            <w:t xml:space="preserve"> | </w:t>
-          </w:r>
-          <w:r>
-            <w:rPr>
-              <w:rFonts w:ascii="Noto Sans Arabic" w:hAnsi="Noto Sans Arabic" w:cs="Noto Sans Arabic"/>
-              <w:color w:val="12171D"/>
-              <w:sz w:val="15"/>
-              <w:szCs w:val="15"/>
-              <w:rtl/>
-              <w:lang w:val="ar-SA" w:bidi="ar-SA"/>
-            </w:rPr>
-            <w:t xml:space="preserve">العنوان: </w:t>
-          </w:r>
-          <w:r>
-            <w:rPr>
-              <w:rFonts w:ascii="Inter" w:hAnsi="Inter" w:cs="Inter"/>
-              <w:color w:val="12171D"/>
-              <w:sz w:val="15"/>
-              <w:szCs w:val="15"/>
-              <w:lang w:val="en-GB"/>
-            </w:rPr>
-            <w:t xml:space="preserve">‎[Company Address]‎</w:t>
-          </w:r>
-        </w:p>
-      </w:tc>
-    </w:tr>
-  </w:tbl>
   <w:p>
     <w:pPr>
-      <w:spacing w:before="0" w:after="0" w:line="20" w:lineRule="exact"/>
+      <w:spacing w:after="30" w:line="252" w:lineRule="exact"/>
+      <w:jc w:val="left"/>
+    </w:pPr>
+    <w:r>
       <w:rPr>
-        <w:sz w:val="2"/>
-        <w:szCs w:val="2"/>
+        <w:rFonts w:ascii="Inter" w:hAnsi="Inter" w:eastAsia="Inter" w:cs="Inter"/>
+        <w:color w:val="12171D"/>
+        <w:sz w:val="18"/>
+        <w:szCs w:val="18"/>
+        <w:lang w:val="en-GB"/>
       </w:rPr>
+      <w:t xml:space="preserve">WORKING APPLICATION / PENDING VALIDATION · EXTERNAL ISSUE RESTRICTED (D8 PENDING)</w:t>
+    </w:r>
+  </w:p>
+</w:ftr>
+</file>
+
+<file path=word/footer2.xml><?xml version="1.0" encoding="utf-8"?>
+<w:ftr xmlns:w="http://schemas.openxmlformats.org/wordprocessingml/2006/main" xmlns:r="http://schemas.openxmlformats.org/officeDocument/2006/relationships" xmlns:wp="http://schemas.openxmlformats.org/drawingml/2006/wordprocessingDrawing" xmlns:a="http://schemas.openxmlformats.org/drawingml/2006/main" xmlns:pic="http://schemas.openxmlformats.org/drawingml/2006/picture">
+  <w:p>
+    <w:pPr>
+      <w:pBdr>
+        <w:top w:val="single" w:sz="4" w:space="6" w:color="BCACA7"/>
+      </w:pBdr>
+      <w:tabs>
+        <w:tab w:val="right" w:pos="9072"/>
+      </w:tabs>
+      <w:spacing w:after="30" w:line="252" w:lineRule="exact"/>
+      <w:jc w:val="left"/>
     </w:pPr>
+    <w:r>
+      <w:rPr>
+        <w:rFonts w:ascii="Inter" w:hAnsi="Inter" w:eastAsia="Inter" w:cs="Inter"/>
+        <w:color w:val="12171D"/>
+        <w:sz w:val="18"/>
+        <w:szCs w:val="18"/>
+        <w:lang w:val="en-GB"/>
+      </w:rPr>
+      <w:t xml:space="preserve">GEM™   [ADDRESS] · [CITY] · [COUNTRY] · [POSTAL CODE]   [T]   [E]   [W]</w:t>
+    </w:r>
+    <w:r>
+      <w:tab/>
+    </w:r>
+    <w:r>
+      <w:rPr>
+        <w:rFonts w:ascii="Inter" w:hAnsi="Inter" w:eastAsia="Inter" w:cs="Inter"/>
+        <w:color w:val="12171D"/>
+        <w:sz w:val="18"/>
+        <w:szCs w:val="18"/>
+        <w:lang w:val="en-GB"/>
+      </w:rPr>
+      <w:t xml:space="preserve">Page </w:t>
+    </w:r>
+    <w:r>
+      <w:rPr>
+        <w:rFonts w:ascii="Inter" w:hAnsi="Inter" w:cs="Inter"/>
+        <w:color w:val="12171D"/>
+        <w:sz w:val="18"/>
+        <w:szCs w:val="18"/>
+      </w:rPr>
+      <w:fldChar w:fldCharType="begin"/>
+    </w:r>
+    <w:r>
+      <w:rPr>
+        <w:rFonts w:ascii="Inter" w:hAnsi="Inter" w:cs="Inter"/>
+        <w:color w:val="12171D"/>
+        <w:sz w:val="18"/>
+        <w:szCs w:val="18"/>
+      </w:rPr>
+      <w:instrText xml:space="preserve"> PAGE \* MERGEFORMAT </w:instrText>
+    </w:r>
+    <w:r>
+      <w:rPr>
+        <w:rFonts w:ascii="Inter" w:hAnsi="Inter" w:cs="Inter"/>
+        <w:color w:val="12171D"/>
+        <w:sz w:val="18"/>
+        <w:szCs w:val="18"/>
+      </w:rPr>
+      <w:fldChar w:fldCharType="separate"/>
+    </w:r>
+    <w:r>
+      <w:rPr>
+        <w:rFonts w:ascii="Inter" w:hAnsi="Inter" w:eastAsia="Inter" w:cs="Inter"/>
+        <w:color w:val="12171D"/>
+        <w:sz w:val="18"/>
+        <w:szCs w:val="18"/>
+        <w:lang w:val="en-GB"/>
+      </w:rPr>
+      <w:t xml:space="preserve">1</w:t>
+    </w:r>
+    <w:r>
+      <w:rPr>
+        <w:rFonts w:ascii="Inter" w:hAnsi="Inter" w:cs="Inter"/>
+        <w:color w:val="12171D"/>
+        <w:sz w:val="18"/>
+        <w:szCs w:val="18"/>
+      </w:rPr>
+      <w:fldChar w:fldCharType="end"/>
+    </w:r>
+    <w:r>
+      <w:rPr>
+        <w:rFonts w:ascii="Inter" w:hAnsi="Inter" w:eastAsia="Inter" w:cs="Inter"/>
+        <w:color w:val="12171D"/>
+        <w:sz w:val="18"/>
+        <w:szCs w:val="18"/>
+        <w:lang w:val="en-GB"/>
+      </w:rPr>
+      <w:t xml:space="preserve"> of </w:t>
+    </w:r>
+    <w:r>
+      <w:rPr>
+        <w:rFonts w:ascii="Inter" w:hAnsi="Inter" w:cs="Inter"/>
+        <w:color w:val="12171D"/>
+        <w:sz w:val="18"/>
+        <w:szCs w:val="18"/>
+      </w:rPr>
+      <w:fldChar w:fldCharType="begin"/>
+    </w:r>
+    <w:r>
+      <w:rPr>
+        <w:rFonts w:ascii="Inter" w:hAnsi="Inter" w:cs="Inter"/>
+        <w:color w:val="12171D"/>
+        <w:sz w:val="18"/>
+        <w:szCs w:val="18"/>
+      </w:rPr>
+      <w:instrText xml:space="preserve"> NUMPAGES \* MERGEFORMAT </w:instrText>
+    </w:r>
+    <w:r>
+      <w:rPr>
+        <w:rFonts w:ascii="Inter" w:hAnsi="Inter" w:cs="Inter"/>
+        <w:color w:val="12171D"/>
+        <w:sz w:val="18"/>
+        <w:szCs w:val="18"/>
+      </w:rPr>
+      <w:fldChar w:fldCharType="separate"/>
+    </w:r>
+    <w:r>
+      <w:rPr>
+        <w:rFonts w:ascii="Inter" w:hAnsi="Inter" w:eastAsia="Inter" w:cs="Inter"/>
+        <w:color w:val="12171D"/>
+        <w:sz w:val="18"/>
+        <w:szCs w:val="18"/>
+        <w:lang w:val="en-GB"/>
+      </w:rPr>
+      <w:t xml:space="preserve">1</w:t>
+    </w:r>
+    <w:r>
+      <w:rPr>
+        <w:rFonts w:ascii="Inter" w:hAnsi="Inter" w:cs="Inter"/>
+        <w:color w:val="12171D"/>
+        <w:sz w:val="18"/>
+        <w:szCs w:val="18"/>
+      </w:rPr>
+      <w:fldChar w:fldCharType="end"/>
+    </w:r>
+  </w:p>
+  <w:p>
+    <w:pPr>
+      <w:spacing w:after="30" w:line="252" w:lineRule="exact"/>
+      <w:jc w:val="left"/>
+    </w:pPr>
+    <w:r>
+      <w:rPr>
+        <w:rFonts w:ascii="Inter" w:hAnsi="Inter" w:eastAsia="Inter" w:cs="Inter"/>
+        <w:color w:val="12171D"/>
+        <w:sz w:val="18"/>
+        <w:szCs w:val="18"/>
+        <w:lang w:val="en-GB"/>
+      </w:rPr>
+      <w:t xml:space="preserve">WORKING APPLICATION / PENDING VALIDATION · EXTERNAL ISSUE RESTRICTED (D8 PENDING)</w:t>
+    </w:r>
   </w:p>
 </w:ftr>
 </file>
 
 <file path=word/header1.xml><?xml version="1.0" encoding="utf-8"?>
 <w:hdr xmlns:w="http://schemas.openxmlformats.org/wordprocessingml/2006/main" xmlns:r="http://schemas.openxmlformats.org/officeDocument/2006/relationships" xmlns:wp="http://schemas.openxmlformats.org/drawingml/2006/wordprocessingDrawing" xmlns:a="http://schemas.openxmlformats.org/drawingml/2006/main" xmlns:pic="http://schemas.openxmlformats.org/drawingml/2006/picture">
-  <w:tbl>
-    <w:tblPr>
-      <w:tblW w:w="10000" w:type="dxa"/>
-      <w:tblBorders>
-        <w:top w:val="nil"/>
-        <w:left w:val="nil"/>
-        <w:bottom w:val="nil"/>
-        <w:right w:val="nil"/>
-        <w:insideH w:val="nil"/>
-        <w:insideV w:val="nil"/>
-      </w:tblBorders>
-      <w:tblLayout w:type="fixed"/>
-      <w:tblCellMar>
-        <w:top w:w="75" w:type="dxa"/>
-        <w:left w:w="85" w:type="dxa"/>
-        <w:bottom w:w="75" w:type="dxa"/>
-        <w:right w:w="85" w:type="dxa"/>
-      </w:tblCellMar>
-      <w:tblLook w:firstRow="1" w:lastRow="0" w:firstColumn="0" w:lastColumn="0" w:noHBand="0" w:noVBand="1"/>
-    </w:tblPr>
-    <w:tblGrid>
-      <w:gridCol w:w="4700"/>
-      <w:gridCol w:w="5300"/>
-    </w:tblGrid>
-    <w:tr>
-      <w:trPr>
-        <w:cantSplit/>
-      </w:trPr>
-      <w:tc>
-        <w:tcPr>
-          <w:tcW w:w="4700" w:type="dxa"/>
-          <w:vAlign w:val="center"/>
-        </w:tcPr>
-        <w:p>
-          <w:pPr>
-            <w:spacing w:after="0"/>
-            <w:jc w:val="left"/>
-          </w:pPr>
-          <w:r>
-            <w:drawing>
-              <wp:inline distT="0" distB="0" distL="0" distR="0">
-                <wp:extent cx="1664208" cy="540380"/>
-                <wp:docPr id="1" name="GEM horizontal ink logo" descr="GEM logo"/>
-                <wp:cNvGraphicFramePr>
-                  <a:graphicFrameLocks noChangeAspect="1"/>
-                </wp:cNvGraphicFramePr>
-                <a:graphic>
-                  <a:graphicData uri="http://schemas.openxmlformats.org/drawingml/2006/picture">
-                    <pic:pic>
-                      <pic:nvPicPr>
-                        <pic:cNvPr id="0" name="GEM horizontal ink logo"/>
-                        <pic:cNvPicPr>
-                          <a:picLocks noChangeAspect="1"/>
-                        </pic:cNvPicPr>
-                      </pic:nvPicPr>
-                      <pic:blipFill>
-                        <a:blip r:embed="rIdLogo"/>
-                        <a:stretch>
-                          <a:fillRect/>
-                        </a:stretch>
-                      </pic:blipFill>
-                      <pic:spPr>
-                        <a:xfrm>
-                          <a:off x="0" y="0"/>
-                          <a:ext cx="1664208" cy="540380"/>
-                        </a:xfrm>
-                        <a:prstGeom prst="rect">
-                          <a:avLst/>
-                        </a:prstGeom>
-                      </pic:spPr>
-                    </pic:pic>
-                  </a:graphicData>
-                </a:graphic>
-              </wp:inline>
-            </w:drawing>
-          </w:r>
-        </w:p>
-      </w:tc>
-      <w:tc>
-        <w:tcPr>
-          <w:tcW w:w="5300" w:type="dxa"/>
-          <w:vAlign w:val="center"/>
-        </w:tcPr>
-        <w:p>
-          <w:pPr>
-            <w:spacing w:before="0" w:after="10" w:line="250" w:lineRule="auto"/>
-            <w:jc w:val="right"/>
-          </w:pPr>
-          <w:r>
-            <w:rPr>
-              <w:rFonts w:ascii="Jost" w:hAnsi="Jost" w:eastAsia="Jost" w:cs="Jost"/>
-              <w:b/>
-              <w:bCs/>
-              <w:color w:val="12171D"/>
-              <w:sz w:val="17"/>
-              <w:szCs w:val="17"/>
-              <w:lang w:val="en-GB"/>
-            </w:rPr>
-            <w:t xml:space="preserve">BUSINESS DOCUMENTS</w:t>
-          </w:r>
-        </w:p>
-        <w:p>
-          <w:pPr>
-            <w:spacing w:before="0" w:after="8" w:line="250" w:lineRule="auto"/>
-            <w:jc w:val="right"/>
-          </w:pPr>
-          <w:r>
-            <w:rPr>
-              <w:rFonts w:ascii="Inter" w:hAnsi="Inter" w:eastAsia="Inter" w:cs="Inter"/>
-              <w:b/>
-              <w:bCs/>
-              <w:color w:val="12171D"/>
-              <w:sz w:val="13"/>
-              <w:szCs w:val="13"/>
-              <w:lang w:val="en-GB"/>
-            </w:rPr>
-            <w:t xml:space="preserve">INTERNAL REVIEW DRAFT</w:t>
-          </w:r>
-        </w:p>
-        <w:p>
-          <w:pPr>
-            <w:bidi w:val="1"/>
-            <w:spacing w:before="0" w:after="0" w:line="250" w:lineRule="auto"/>
-            <w:jc w:val="left"/>
-          </w:pPr>
-          <w:r>
-            <w:rPr>
-              <w:rFonts w:ascii="Noto Sans Arabic" w:hAnsi="Noto Sans Arabic" w:eastAsia="Noto Sans Arabic" w:cs="Noto Sans Arabic"/>
-              <w:b/>
-              <w:bCs/>
-              <w:color w:val="12171D"/>
-              <w:sz w:val="14"/>
-              <w:szCs w:val="14"/>
-              <w:rtl w:val="1"/>
-              <w:lang w:val="ar-SA" w:bidi="ar-SA"/>
-            </w:rPr>
-            <w:t xml:space="preserve">مسودة للمراجعة الداخلية</w:t>
-          </w:r>
-        </w:p>
-      </w:tc>
-    </w:tr>
-  </w:tbl>
   <w:p>
     <w:pPr>
-      <w:spacing w:before="0" w:after="0" w:line="20" w:lineRule="exact"/>
-      <w:rPr>
-        <w:sz w:val="2"/>
-        <w:szCs w:val="2"/>
-      </w:rPr>
+      <w:spacing w:after="0" w:line="240" w:lineRule="auto"/>
+      <w:jc w:val="left"/>
     </w:pPr>
+    <w:r>
+      <w:drawing>
+        <wp:inline distT="0" distB="0" distL="0" distR="0">
+          <wp:extent cx="1152000" cy="374062"/>
+          <wp:docPr id="1" name="GEM horizontal ink logo" descr="GEM trademark horizontal logo. Supplied official vector kit; production-master acceptance pending."/>
+          <wp:cNvGraphicFramePr>
+            <a:graphicFrameLocks noChangeAspect="1"/>
+          </wp:cNvGraphicFramePr>
+          <a:graphic>
+            <a:graphicData uri="http://schemas.openxmlformats.org/drawingml/2006/picture">
+              <pic:pic>
+                <pic:nvPicPr>
+                  <pic:cNvPr id="0" name="GEM horizontal ink logo"/>
+                  <pic:cNvPicPr>
+                    <a:picLocks noChangeAspect="1"/>
+                  </pic:cNvPicPr>
+                </pic:nvPicPr>
+                <pic:blipFill>
+                  <a:blip r:embed="rIdLogo"/>
+                  <a:stretch>
+                    <a:fillRect/>
+                  </a:stretch>
+                </pic:blipFill>
+                <pic:spPr>
+                  <a:xfrm>
+                    <a:off x="0" y="0"/>
+                    <a:ext cx="1152000" cy="374062"/>
+                  </a:xfrm>
+                  <a:prstGeom prst="rect">
+                    <a:avLst/>
+                  </a:prstGeom>
+                </pic:spPr>
+              </pic:pic>
+            </a:graphicData>
+          </a:graphic>
+        </wp:inline>
+      </w:drawing>
+    </w:r>
   </w:p>
   <w:p>
     <w:pPr>
-      <w:pBdr>
-        <w:bottom w:val="single" w:sz="8" w:space="1" w:color="BCACA7"/>
-      </w:pBdr>
-      <w:spacing w:before="90" w:after="0"/>
+      <w:spacing w:before="400" w:after="170" w:line="300" w:lineRule="exact"/>
+      <w:jc w:val="left"/>
     </w:pPr>
+    <w:r>
+      <w:rPr>
+        <w:rFonts w:ascii="Jost" w:hAnsi="Jost" w:eastAsia="Jost" w:cs="Jost"/>
+        <w:color w:val="12171D"/>
+        <w:spacing w:val="38"/>
+        <w:sz w:val="21"/>
+        <w:szCs w:val="21"/>
+        <w:lang w:val="en-GB"/>
+      </w:rPr>
+      <w:t>HOSPITALITY, IN PERFECT PROPORTION</w:t>
+    </w:r>
+  </w:p>
+</w:hdr>
+</file>
+
+<file path=word/header2.xml><?xml version="1.0" encoding="utf-8"?>
+<w:hdr xmlns:w="http://schemas.openxmlformats.org/wordprocessingml/2006/main" xmlns:r="http://schemas.openxmlformats.org/officeDocument/2006/relationships" xmlns:wp="http://schemas.openxmlformats.org/drawingml/2006/wordprocessingDrawing" xmlns:a="http://schemas.openxmlformats.org/drawingml/2006/main" xmlns:pic="http://schemas.openxmlformats.org/drawingml/2006/picture">
+  <w:p>
+    <w:pPr>
+      <w:spacing w:after="0" w:line="240" w:lineRule="auto"/>
+      <w:jc w:val="left"/>
+    </w:pPr>
+    <w:r>
+      <w:rPr>
+        <w:rFonts w:ascii="Inter" w:hAnsi="Inter" w:eastAsia="Inter" w:cs="Inter"/>
+        <w:color w:val="12171D"/>
+        <w:sz w:val="16"/>
+        <w:szCs w:val="16"/>
+        <w:lang w:val="en-GB"/>
+      </w:rPr>
+      <w:t xml:space="preserve">GEM™</w:t>
+    </w:r>
+    <w:r>
+      <w:rPr>
+        <w:rFonts w:ascii="Inter" w:hAnsi="Inter" w:eastAsia="Inter" w:cs="Inter"/>
+        <w:color w:val="12171D"/>
+        <w:sz w:val="16"/>
+        <w:szCs w:val="16"/>
+        <w:lang w:val="en-GB"/>
+      </w:rPr>
+      <w:t xml:space="preserve">    [REFERENCE NUMBER]</w:t>
+    </w:r>
   </w:p>
 </w:hdr>
 </file>
@@ -4012,8 +4001,8 @@
     <w:rPrDefault>
       <w:rPr>
         <w:rFonts w:ascii="Inter" w:hAnsi="Inter" w:eastAsia="Inter" w:cs="Noto Sans Arabic"/>
-        <w:sz w:val="19"/>
-        <w:szCs w:val="19"/>
+        <w:sz w:val="18"/>
+        <w:szCs w:val="18"/>
         <w:lang w:val="en-GB" w:bidi="ar-SA"/>
       </w:rPr>
     </w:rPrDefault>
@@ -4046,9 +4035,8 @@
     <w:qFormat/>
     <w:rPr>
       <w:rFonts w:ascii="Jost" w:hAnsi="Jost"/>
-      <w:b/>
       <w:color w:val="12171D"/>
-      <w:sz w:val="22"/>
+      <w:sz w:val="21"/>
     </w:rPr>
   </w:style>
 </w:styles>

--- a/documents/working/business-stationery-20261027/GEM_Quotation_Proposal_Template_working.docx
+++ b/documents/working/business-stationery-20261027/GEM_Quotation_Proposal_Template_working.docx
@@ -3946,7 +3946,7 @@
   </w:p>
   <w:p>
     <w:pPr>
-      <w:spacing w:before="400" w:after="170" w:line="300" w:lineRule="exact"/>
+      <w:spacing w:before="680" w:after="227" w:line="300" w:lineRule="exact"/>
       <w:jc w:val="left"/>
     </w:pPr>
     <w:r>

--- a/documents/working/business-stationery-20261027/GEM_Quotation_Proposal_Template_working.docx
+++ b/documents/working/business-stationery-20261027/GEM_Quotation_Proposal_Template_working.docx
@@ -2,23 +2,6 @@
 <file path=word/document.xml><?xml version="1.0" encoding="utf-8"?>
 <w:document xmlns:w="http://schemas.openxmlformats.org/wordprocessingml/2006/main" xmlns:r="http://schemas.openxmlformats.org/officeDocument/2006/relationships" xmlns:wp="http://schemas.openxmlformats.org/drawingml/2006/wordprocessingDrawing" xmlns:a="http://schemas.openxmlformats.org/drawingml/2006/main" xmlns:pic="http://schemas.openxmlformats.org/drawingml/2006/picture">
   <w:body>
-    <w:p>
-      <w:pPr>
-        <w:keepNext/>
-        <w:spacing w:before="0" w:after="35" w:line="250" w:lineRule="auto"/>
-        <w:jc w:val="left"/>
-      </w:pPr>
-      <w:r>
-        <w:rPr>
-          <w:rFonts w:ascii="Inter" w:hAnsi="Inter" w:eastAsia="Inter" w:cs="Inter"/>
-          <w:color w:val="12171D"/>
-          <w:sz w:val="18"/>
-          <w:szCs w:val="18"/>
-          <w:lang w:val="en-GB"/>
-        </w:rPr>
-        <w:t xml:space="preserve">TEMPLATE 02 | CUSTOMER RESPONSE</w:t>
-      </w:r>
-    </w:p>
     <w:tbl>
       <w:tblPr>
         <w:tblW w:w="9242" w:type="dxa"/>
@@ -108,22 +91,6 @@
           <w:szCs w:val="2"/>
         </w:rPr>
       </w:pPr>
-    </w:p>
-    <w:p>
-      <w:pPr>
-        <w:spacing w:before="60" w:after="60" w:line="336" w:lineRule="exact"/>
-        <w:jc w:val="left"/>
-      </w:pPr>
-      <w:r>
-        <w:rPr>
-          <w:rFonts w:ascii="Inter" w:hAnsi="Inter" w:eastAsia="Inter" w:cs="Inter"/>
-          <w:color w:val="12171D"/>
-          <w:sz w:val="21"/>
-          <w:szCs w:val="21"/>
-          <w:lang w:val="en-GB"/>
-        </w:rPr>
-        <w:t xml:space="preserve">Describe the requested scope and provide clear prices, delivery details, payment terms, and a validity date.</w:t>
-      </w:r>
     </w:p>
     <w:tbl>
       <w:tblPr>
@@ -287,14 +254,52 @@
             <w:r>
               <w:rPr>
                 <w:rFonts w:ascii="Inter" w:hAnsi="Inter" w:eastAsia="Inter" w:cs="Inter"/>
-                <w:i/>
-                <w:iCs/>
                 <w:color w:val="12171D"/>
                 <w:sz w:val="18"/>
                 <w:szCs w:val="18"/>
                 <w:lang w:val="en-GB"/>
               </w:rPr>
-              <w:t xml:space="preserve">[Quotation Number]</w:t>
+              <w:fldChar w:fldCharType="begin"/>
+            </w:r>
+            <w:r>
+              <w:rPr>
+                <w:rFonts w:ascii="Inter" w:hAnsi="Inter" w:eastAsia="Inter" w:cs="Inter"/>
+                <w:color w:val="12171D"/>
+                <w:sz w:val="18"/>
+                <w:szCs w:val="18"/>
+                <w:lang w:val="en-GB"/>
+              </w:rPr>
+              <w:instrText xml:space="preserve"> DOCPROPERTY RefNo \* MERGEFORMAT </w:instrText>
+            </w:r>
+            <w:r>
+              <w:rPr>
+                <w:rFonts w:ascii="Inter" w:hAnsi="Inter" w:eastAsia="Inter" w:cs="Inter"/>
+                <w:color w:val="12171D"/>
+                <w:sz w:val="18"/>
+                <w:szCs w:val="18"/>
+                <w:lang w:val="en-GB"/>
+              </w:rPr>
+              <w:fldChar w:fldCharType="separate"/>
+            </w:r>
+            <w:r>
+              <w:rPr>
+                <w:rFonts w:ascii="Inter" w:hAnsi="Inter" w:eastAsia="Inter" w:cs="Inter"/>
+                <w:color w:val="12171D"/>
+                <w:sz w:val="18"/>
+                <w:szCs w:val="18"/>
+                <w:lang w:val="en-GB"/>
+              </w:rPr>
+              <w:t xml:space="preserve">Enter reference number</w:t>
+            </w:r>
+            <w:r>
+              <w:rPr>
+                <w:rFonts w:ascii="Inter" w:hAnsi="Inter" w:eastAsia="Inter" w:cs="Inter"/>
+                <w:color w:val="12171D"/>
+                <w:sz w:val="18"/>
+                <w:szCs w:val="18"/>
+                <w:lang w:val="en-GB"/>
+              </w:rPr>
+              <w:fldChar w:fldCharType="end"/>
             </w:r>
           </w:p>
         </w:tc>
@@ -357,18 +362,26 @@
               <w:spacing w:before="0" w:after="0" w:line="250" w:lineRule="auto"/>
               <w:jc w:val="left"/>
             </w:pPr>
-            <w:r>
-              <w:rPr>
-                <w:rFonts w:ascii="Inter" w:hAnsi="Inter" w:eastAsia="Inter" w:cs="Inter"/>
-                <w:i/>
-                <w:iCs/>
-                <w:color w:val="12171D"/>
-                <w:sz w:val="18"/>
-                <w:szCs w:val="18"/>
-                <w:lang w:val="en-GB"/>
-              </w:rPr>
-              <w:t xml:space="preserve">[Issue Date]</w:t>
-            </w:r>
+            <w:sdt>
+              <w:sdtPr>
+                <w:alias w:val="Issue Date | DD/MM/YYYY (Gregorian)"/>
+                <w:tag w:val="field_1037"/>
+                <w:id w:val="1037"/>
+                <w:text/>
+              </w:sdtPr>
+              <w:sdtContent>
+                <w:r>
+                  <w:rPr>
+                    <w:rFonts w:ascii="Inter" w:hAnsi="Inter" w:eastAsia="Inter" w:cs="Inter"/>
+                    <w:color w:val="12171D"/>
+                    <w:sz w:val="18"/>
+                    <w:szCs w:val="18"/>
+                    <w:lang w:val="en-GB"/>
+                  </w:rPr>
+                  <w:t xml:space="preserve">Enter Issue Date - DD/MM/YYYY (Gregorian)</w:t>
+                </w:r>
+              </w:sdtContent>
+            </w:sdt>
           </w:p>
         </w:tc>
       </w:tr>
@@ -432,18 +445,26 @@
               <w:spacing w:before="0" w:after="0" w:line="250" w:lineRule="auto"/>
               <w:jc w:val="left"/>
             </w:pPr>
-            <w:r>
-              <w:rPr>
-                <w:rFonts w:ascii="Inter" w:hAnsi="Inter" w:eastAsia="Inter" w:cs="Inter"/>
-                <w:i/>
-                <w:iCs/>
-                <w:color w:val="12171D"/>
-                <w:sz w:val="18"/>
-                <w:szCs w:val="18"/>
-                <w:lang w:val="en-GB"/>
-              </w:rPr>
-              <w:t xml:space="preserve">[Quote Validity Date]</w:t>
-            </w:r>
+            <w:sdt>
+              <w:sdtPr>
+                <w:alias w:val="Quote Validity Date | DD/MM/YYYY (Gregorian)"/>
+                <w:tag w:val="field_1038"/>
+                <w:id w:val="1038"/>
+                <w:text/>
+              </w:sdtPr>
+              <w:sdtContent>
+                <w:r>
+                  <w:rPr>
+                    <w:rFonts w:ascii="Inter" w:hAnsi="Inter" w:eastAsia="Inter" w:cs="Inter"/>
+                    <w:color w:val="12171D"/>
+                    <w:sz w:val="18"/>
+                    <w:szCs w:val="18"/>
+                    <w:lang w:val="en-GB"/>
+                  </w:rPr>
+                  <w:t xml:space="preserve">Enter Quote Validity Date - DD/MM/YYYY (Gregorian)</w:t>
+                </w:r>
+              </w:sdtContent>
+            </w:sdt>
           </w:p>
         </w:tc>
         <w:tc>
@@ -505,14 +526,12 @@
             <w:r>
               <w:rPr>
                 <w:rFonts w:ascii="Inter" w:hAnsi="Inter" w:eastAsia="Inter" w:cs="Inter"/>
-                <w:i/>
-                <w:iCs/>
                 <w:color w:val="12171D"/>
                 <w:sz w:val="18"/>
                 <w:szCs w:val="18"/>
                 <w:lang w:val="en-GB"/>
               </w:rPr>
-              <w:t xml:space="preserve">[Currency Code]</w:t>
+              <w:t xml:space="preserve">SAR</w:t>
             </w:r>
           </w:p>
         </w:tc>
@@ -577,18 +596,26 @@
               <w:spacing w:before="0" w:after="0" w:line="250" w:lineRule="auto"/>
               <w:jc w:val="left"/>
             </w:pPr>
-            <w:r>
-              <w:rPr>
-                <w:rFonts w:ascii="Inter" w:hAnsi="Inter" w:eastAsia="Inter" w:cs="Inter"/>
-                <w:i/>
-                <w:iCs/>
-                <w:color w:val="12171D"/>
-                <w:sz w:val="18"/>
-                <w:szCs w:val="18"/>
-                <w:lang w:val="en-GB"/>
-              </w:rPr>
-              <w:t xml:space="preserve">[Customer Name]</w:t>
-            </w:r>
+            <w:sdt>
+              <w:sdtPr>
+                <w:alias w:val="Customer Name"/>
+                <w:tag w:val="field_1039"/>
+                <w:id w:val="1039"/>
+                <w:text/>
+              </w:sdtPr>
+              <w:sdtContent>
+                <w:r>
+                  <w:rPr>
+                    <w:rFonts w:ascii="Inter" w:hAnsi="Inter" w:eastAsia="Inter" w:cs="Inter"/>
+                    <w:color w:val="12171D"/>
+                    <w:sz w:val="18"/>
+                    <w:szCs w:val="18"/>
+                    <w:lang w:val="en-GB"/>
+                  </w:rPr>
+                  <w:t xml:space="preserve">Enter Customer Name</w:t>
+                </w:r>
+              </w:sdtContent>
+            </w:sdt>
           </w:p>
         </w:tc>
         <w:tc>
@@ -647,18 +674,26 @@
               <w:spacing w:before="0" w:after="0" w:line="250" w:lineRule="auto"/>
               <w:jc w:val="left"/>
             </w:pPr>
-            <w:r>
-              <w:rPr>
-                <w:rFonts w:ascii="Inter" w:hAnsi="Inter" w:eastAsia="Inter" w:cs="Inter"/>
-                <w:i/>
-                <w:iCs/>
-                <w:color w:val="12171D"/>
-                <w:sz w:val="18"/>
-                <w:szCs w:val="18"/>
-                <w:lang w:val="en-GB"/>
-              </w:rPr>
-              <w:t xml:space="preserve">[Customer Contact]</w:t>
-            </w:r>
+            <w:sdt>
+              <w:sdtPr>
+                <w:alias w:val="Customer Contact"/>
+                <w:tag w:val="field_1040"/>
+                <w:id w:val="1040"/>
+                <w:text/>
+              </w:sdtPr>
+              <w:sdtContent>
+                <w:r>
+                  <w:rPr>
+                    <w:rFonts w:ascii="Inter" w:hAnsi="Inter" w:eastAsia="Inter" w:cs="Inter"/>
+                    <w:color w:val="12171D"/>
+                    <w:sz w:val="18"/>
+                    <w:szCs w:val="18"/>
+                    <w:lang w:val="en-GB"/>
+                  </w:rPr>
+                  <w:t xml:space="preserve">Enter Customer Contact</w:t>
+                </w:r>
+              </w:sdtContent>
+            </w:sdt>
           </w:p>
         </w:tc>
       </w:tr>
@@ -722,18 +757,26 @@
               <w:spacing w:before="0" w:after="0" w:line="250" w:lineRule="auto"/>
               <w:jc w:val="left"/>
             </w:pPr>
-            <w:r>
-              <w:rPr>
-                <w:rFonts w:ascii="Inter" w:hAnsi="Inter" w:eastAsia="Inter" w:cs="Inter"/>
-                <w:i/>
-                <w:iCs/>
-                <w:color w:val="12171D"/>
-                <w:sz w:val="18"/>
-                <w:szCs w:val="18"/>
-                <w:lang w:val="en-GB"/>
-              </w:rPr>
-              <w:t xml:space="preserve">[Customer Address]</w:t>
-            </w:r>
+            <w:sdt>
+              <w:sdtPr>
+                <w:alias w:val="Customer Address"/>
+                <w:tag w:val="field_1041"/>
+                <w:id w:val="1041"/>
+                <w:text/>
+              </w:sdtPr>
+              <w:sdtContent>
+                <w:r>
+                  <w:rPr>
+                    <w:rFonts w:ascii="Inter" w:hAnsi="Inter" w:eastAsia="Inter" w:cs="Inter"/>
+                    <w:color w:val="12171D"/>
+                    <w:sz w:val="18"/>
+                    <w:szCs w:val="18"/>
+                    <w:lang w:val="en-GB"/>
+                  </w:rPr>
+                  <w:t xml:space="preserve">Enter Customer Address</w:t>
+                </w:r>
+              </w:sdtContent>
+            </w:sdt>
           </w:p>
         </w:tc>
         <w:tc>
@@ -792,18 +835,26 @@
               <w:spacing w:before="0" w:after="0" w:line="250" w:lineRule="auto"/>
               <w:jc w:val="left"/>
             </w:pPr>
-            <w:r>
-              <w:rPr>
-                <w:rFonts w:ascii="Inter" w:hAnsi="Inter" w:eastAsia="Inter" w:cs="Inter"/>
-                <w:i/>
-                <w:iCs/>
-                <w:color w:val="12171D"/>
-                <w:sz w:val="18"/>
-                <w:szCs w:val="18"/>
-                <w:lang w:val="en-GB"/>
-              </w:rPr>
-              <w:t xml:space="preserve">[Customer Email]</w:t>
-            </w:r>
+            <w:sdt>
+              <w:sdtPr>
+                <w:alias w:val="Customer Email"/>
+                <w:tag w:val="field_1042"/>
+                <w:id w:val="1042"/>
+                <w:text/>
+              </w:sdtPr>
+              <w:sdtContent>
+                <w:r>
+                  <w:rPr>
+                    <w:rFonts w:ascii="Inter" w:hAnsi="Inter" w:eastAsia="Inter" w:cs="Inter"/>
+                    <w:color w:val="12171D"/>
+                    <w:sz w:val="18"/>
+                    <w:szCs w:val="18"/>
+                    <w:lang w:val="en-GB"/>
+                  </w:rPr>
+                  <w:t xml:space="preserve">Enter Customer Email</w:t>
+                </w:r>
+              </w:sdtContent>
+            </w:sdt>
           </w:p>
         </w:tc>
       </w:tr>
@@ -867,42 +918,50 @@
               <w:spacing w:before="0" w:after="0" w:line="250" w:lineRule="auto"/>
               <w:jc w:val="left"/>
             </w:pPr>
+            <w:sdt>
+              <w:sdtPr>
+                <w:alias w:val="Project or Property"/>
+                <w:tag w:val="field_1043"/>
+                <w:id w:val="1043"/>
+                <w:text/>
+              </w:sdtPr>
+              <w:sdtContent>
+                <w:r>
+                  <w:rPr>
+                    <w:rFonts w:ascii="Inter" w:hAnsi="Inter" w:eastAsia="Inter" w:cs="Inter"/>
+                    <w:color w:val="12171D"/>
+                    <w:sz w:val="18"/>
+                    <w:szCs w:val="18"/>
+                    <w:lang w:val="en-GB"/>
+                  </w:rPr>
+                  <w:t xml:space="preserve">Enter Project or Property</w:t>
+                </w:r>
+              </w:sdtContent>
+            </w:sdt>
+          </w:p>
+        </w:tc>
+        <w:tc>
+          <w:tcPr>
+            <w:tcW w:w="2250" w:type="dxa"/>
+            <w:tcBorders>
+              <w:bottom w:val="single" w:sz="4" w:space="0" w:color="BCACA7"/>
+            </w:tcBorders>
+            <w:vAlign w:val="center"/>
+          </w:tcPr>
+          <w:p>
+            <w:pPr>
+              <w:spacing w:before="0" w:after="10" w:line="250" w:lineRule="auto"/>
+              <w:jc w:val="left"/>
+            </w:pPr>
             <w:r>
               <w:rPr>
                 <w:rFonts w:ascii="Inter" w:hAnsi="Inter" w:eastAsia="Inter" w:cs="Inter"/>
-                <w:i/>
-                <w:iCs/>
                 <w:color w:val="12171D"/>
                 <w:sz w:val="18"/>
                 <w:szCs w:val="18"/>
                 <w:lang w:val="en-GB"/>
               </w:rPr>
-              <w:t xml:space="preserve">[Project or Property]</w:t>
-            </w:r>
-          </w:p>
-        </w:tc>
-        <w:tc>
-          <w:tcPr>
-            <w:tcW w:w="2250" w:type="dxa"/>
-            <w:tcBorders>
-              <w:bottom w:val="single" w:sz="4" w:space="0" w:color="BCACA7"/>
-            </w:tcBorders>
-            <w:vAlign w:val="center"/>
-          </w:tcPr>
-          <w:p>
-            <w:pPr>
-              <w:spacing w:before="0" w:after="10" w:line="250" w:lineRule="auto"/>
-              <w:jc w:val="left"/>
-            </w:pPr>
-            <w:r>
-              <w:rPr>
-                <w:rFonts w:ascii="Inter" w:hAnsi="Inter" w:eastAsia="Inter" w:cs="Inter"/>
-                <w:color w:val="12171D"/>
-                <w:sz w:val="18"/>
-                <w:szCs w:val="18"/>
-                <w:lang w:val="en-GB"/>
-              </w:rPr>
-              <w:t xml:space="preserve">PREPARED BY</w:t>
+              <w:t xml:space="preserve">CUSTOMER PO / PURCHASE ORDER</w:t>
             </w:r>
           </w:p>
           <w:p>
@@ -920,7 +979,7 @@
                 <w:rtl w:val="1"/>
                 <w:lang w:val="ar-SA" w:bidi="ar-SA"/>
               </w:rPr>
-              <w:t xml:space="preserve">إعداد</w:t>
+              <w:t xml:space="preserve">أمر شراء العميل</w:t>
             </w:r>
           </w:p>
         </w:tc>
@@ -937,18 +996,607 @@
               <w:spacing w:before="0" w:after="0" w:line="250" w:lineRule="auto"/>
               <w:jc w:val="left"/>
             </w:pPr>
+            <w:sdt>
+              <w:sdtPr>
+                <w:alias w:val="Customer PO Number"/>
+                <w:tag w:val="field_1044"/>
+                <w:id w:val="1044"/>
+                <w:text/>
+              </w:sdtPr>
+              <w:sdtContent>
+                <w:r>
+                  <w:rPr>
+                    <w:rFonts w:ascii="Inter" w:hAnsi="Inter" w:eastAsia="Inter" w:cs="Inter"/>
+                    <w:color w:val="12171D"/>
+                    <w:sz w:val="18"/>
+                    <w:szCs w:val="18"/>
+                    <w:lang w:val="en-GB"/>
+                  </w:rPr>
+                  <w:t xml:space="preserve">Enter Customer PO Number</w:t>
+                </w:r>
+              </w:sdtContent>
+            </w:sdt>
+          </w:p>
+        </w:tc>
+      </w:tr>
+    </w:tbl>
+    <w:p>
+      <w:pPr>
+        <w:spacing w:before="0" w:after="0" w:line="20" w:lineRule="exact"/>
+        <w:rPr>
+          <w:sz w:val="2"/>
+          <w:szCs w:val="2"/>
+        </w:rPr>
+      </w:pPr>
+    </w:p>
+    <w:tbl>
+      <w:tblPr>
+        <w:tblW w:w="9072" w:type="dxa"/>
+        <w:tblBorders>
+          <w:top w:val="single" w:sz="4" w:space="0" w:color="BCACA7"/>
+          <w:left w:val="single" w:sz="4" w:space="0" w:color="BCACA7"/>
+          <w:bottom w:val="single" w:sz="4" w:space="0" w:color="BCACA7"/>
+          <w:right w:val="single" w:sz="4" w:space="0" w:color="BCACA7"/>
+          <w:insideH w:val="single" w:sz="4" w:space="0" w:color="BCACA7"/>
+          <w:insideV w:val="single" w:sz="4" w:space="0" w:color="BCACA7"/>
+        </w:tblBorders>
+        <w:tblLayout w:type="fixed"/>
+        <w:tblCellMar>
+          <w:top w:w="40" w:type="dxa"/>
+          <w:left w:w="85" w:type="dxa"/>
+          <w:bottom w:w="40" w:type="dxa"/>
+          <w:right w:w="85" w:type="dxa"/>
+        </w:tblCellMar>
+        <w:tblLook w:firstRow="1" w:lastRow="0" w:firstColumn="0" w:lastColumn="0" w:noHBand="0" w:noVBand="1"/>
+      </w:tblPr>
+      <w:tblGrid>
+        <w:gridCol w:w="2250"/>
+        <w:gridCol w:w="2286"/>
+        <w:gridCol w:w="2250"/>
+        <w:gridCol w:w="2286"/>
+      </w:tblGrid>
+      <w:tr>
+        <w:trPr>
+          <w:cantSplit/>
+        </w:trPr>
+        <w:tc>
+          <w:tcPr>
+            <w:tcW w:w="4536" w:type="dxa"/>
+            <w:gridSpan w:val="2"/>
+            <w:tcBorders>
+              <w:top w:val="nil"/>
+              <w:left w:val="nil"/>
+              <w:bottom w:val="single" w:sz="8" w:space="0" w:color="BCACA7"/>
+              <w:right w:val="nil"/>
+            </w:tcBorders>
+            <w:vAlign w:val="bottom"/>
+          </w:tcPr>
+          <w:p>
+            <w:pPr>
+              <w:pStyle w:val="Heading1"/>
+              <w:keepNext/>
+              <w:spacing w:before="160" w:after="40" w:line="250" w:lineRule="auto"/>
+              <w:ind w:start="-85"/>
+              <w:jc w:val="left"/>
+            </w:pPr>
+            <w:r>
+              <w:rPr>
+                <w:rFonts w:ascii="Jost" w:hAnsi="Jost" w:eastAsia="Jost" w:cs="Jost"/>
+                <w:color w:val="12171D"/>
+                <w:sz w:val="21"/>
+                <w:szCs w:val="21"/>
+                <w:lang w:val="en-GB"/>
+              </w:rPr>
+              <w:t xml:space="preserve">ISSUER AND CUSTOMER CONTACT</w:t>
+            </w:r>
+          </w:p>
+        </w:tc>
+        <w:tc>
+          <w:tcPr>
+            <w:tcW w:w="4536" w:type="dxa"/>
+            <w:gridSpan w:val="2"/>
+            <w:tcBorders>
+              <w:top w:val="nil"/>
+              <w:left w:val="nil"/>
+              <w:bottom w:val="single" w:sz="8" w:space="0" w:color="BCACA7"/>
+              <w:right w:val="nil"/>
+            </w:tcBorders>
+            <w:vAlign w:val="bottom"/>
+          </w:tcPr>
+          <w:p>
+            <w:pPr>
+              <w:keepNext/>
+              <w:bidi w:val="1"/>
+              <w:spacing w:before="160" w:after="40" w:line="250" w:lineRule="auto"/>
+              <w:ind w:start="-85"/>
+              <w:jc w:val="start"/>
+            </w:pPr>
+            <w:r>
+              <w:rPr>
+                <w:rFonts w:ascii="Noto Sans Arabic" w:hAnsi="Noto Sans Arabic" w:eastAsia="Noto Sans Arabic" w:cs="Noto Sans Arabic"/>
+                <w:color w:val="12171D"/>
+                <w:sz w:val="22"/>
+                <w:szCs w:val="22"/>
+                <w:rtl w:val="1"/>
+                <w:lang w:val="ar-SA" w:bidi="ar-SA"/>
+              </w:rPr>
+              <w:t xml:space="preserve">بيانات الجهة المصدرة والعميل</w:t>
+            </w:r>
+          </w:p>
+        </w:tc>
+      </w:tr>
+      <w:tr>
+        <w:trPr>
+          <w:cantSplit/>
+        </w:trPr>
+        <w:tc>
+          <w:tcPr>
+            <w:tcW w:w="2250" w:type="dxa"/>
+            <w:tcBorders>
+              <w:bottom w:val="single" w:sz="4" w:space="0" w:color="BCACA7"/>
+            </w:tcBorders>
+            <w:vAlign w:val="center"/>
+          </w:tcPr>
+          <w:p>
+            <w:pPr>
+              <w:keepNext/>
+              <w:spacing w:before="0" w:after="10" w:line="250" w:lineRule="auto"/>
+              <w:jc w:val="left"/>
+            </w:pPr>
             <w:r>
               <w:rPr>
                 <w:rFonts w:ascii="Inter" w:hAnsi="Inter" w:eastAsia="Inter" w:cs="Inter"/>
-                <w:i/>
-                <w:iCs/>
                 <w:color w:val="12171D"/>
                 <w:sz w:val="18"/>
                 <w:szCs w:val="18"/>
                 <w:lang w:val="en-GB"/>
               </w:rPr>
-              <w:t xml:space="preserve">[Name / Role]</w:t>
-            </w:r>
+              <w:t xml:space="preserve">REGISTERED LEGAL NAME (TRADING NAME: GEM)</w:t>
+            </w:r>
+          </w:p>
+          <w:p>
+            <w:pPr>
+              <w:keepNext/>
+              <w:bidi w:val="1"/>
+              <w:spacing w:before="0" w:after="0" w:line="250" w:lineRule="auto"/>
+              <w:jc w:val="start"/>
+            </w:pPr>
+            <w:r>
+              <w:rPr>
+                <w:rFonts w:ascii="Noto Sans Arabic" w:hAnsi="Noto Sans Arabic" w:eastAsia="Noto Sans Arabic" w:cs="Noto Sans Arabic"/>
+                <w:color w:val="12171D"/>
+                <w:sz w:val="20"/>
+                <w:szCs w:val="20"/>
+                <w:rtl w:val="1"/>
+                <w:lang w:val="ar-SA" w:bidi="ar-SA"/>
+              </w:rPr>
+              <w:t xml:space="preserve">الاسم القانوني المسجل</w:t>
+            </w:r>
+          </w:p>
+        </w:tc>
+        <w:tc>
+          <w:tcPr>
+            <w:tcW w:w="2286" w:type="dxa"/>
+            <w:tcBorders>
+              <w:bottom w:val="single" w:sz="4" w:space="0" w:color="BCACA7"/>
+            </w:tcBorders>
+            <w:vAlign w:val="center"/>
+          </w:tcPr>
+          <w:p>
+            <w:pPr>
+              <w:keepNext/>
+              <w:spacing w:before="0" w:after="0" w:line="250" w:lineRule="auto"/>
+              <w:jc w:val="left"/>
+            </w:pPr>
+            <w:sdt>
+              <w:sdtPr>
+                <w:alias w:val="Registered Legal Name"/>
+                <w:tag w:val="field_1045"/>
+                <w:id w:val="1045"/>
+                <w:text/>
+              </w:sdtPr>
+              <w:sdtContent>
+                <w:r>
+                  <w:rPr>
+                    <w:rFonts w:ascii="Inter" w:hAnsi="Inter" w:eastAsia="Inter" w:cs="Inter"/>
+                    <w:color w:val="12171D"/>
+                    <w:sz w:val="18"/>
+                    <w:szCs w:val="18"/>
+                    <w:lang w:val="en-GB"/>
+                  </w:rPr>
+                  <w:t xml:space="preserve">Enter Registered Legal Name</w:t>
+                </w:r>
+              </w:sdtContent>
+            </w:sdt>
+          </w:p>
+        </w:tc>
+        <w:tc>
+          <w:tcPr>
+            <w:tcW w:w="2250" w:type="dxa"/>
+            <w:tcBorders>
+              <w:bottom w:val="single" w:sz="4" w:space="0" w:color="BCACA7"/>
+            </w:tcBorders>
+            <w:vAlign w:val="center"/>
+          </w:tcPr>
+          <w:p>
+            <w:pPr>
+              <w:keepNext/>
+              <w:spacing w:before="0" w:after="10" w:line="250" w:lineRule="auto"/>
+              <w:jc w:val="left"/>
+            </w:pPr>
+            <w:r>
+              <w:rPr>
+                <w:rFonts w:ascii="Inter" w:hAnsi="Inter" w:eastAsia="Inter" w:cs="Inter"/>
+                <w:color w:val="12171D"/>
+                <w:sz w:val="18"/>
+                <w:szCs w:val="18"/>
+                <w:lang w:val="en-GB"/>
+              </w:rPr>
+              <w:t xml:space="preserve">BUSINESS EMAIL</w:t>
+            </w:r>
+          </w:p>
+          <w:p>
+            <w:pPr>
+              <w:keepNext/>
+              <w:bidi w:val="1"/>
+              <w:spacing w:before="0" w:after="0" w:line="250" w:lineRule="auto"/>
+              <w:jc w:val="start"/>
+            </w:pPr>
+            <w:r>
+              <w:rPr>
+                <w:rFonts w:ascii="Noto Sans Arabic" w:hAnsi="Noto Sans Arabic" w:eastAsia="Noto Sans Arabic" w:cs="Noto Sans Arabic"/>
+                <w:color w:val="12171D"/>
+                <w:sz w:val="20"/>
+                <w:szCs w:val="20"/>
+                <w:rtl w:val="1"/>
+                <w:lang w:val="ar-SA" w:bidi="ar-SA"/>
+              </w:rPr>
+              <w:t xml:space="preserve">البريد الإلكتروني</w:t>
+            </w:r>
+          </w:p>
+        </w:tc>
+        <w:tc>
+          <w:tcPr>
+            <w:tcW w:w="2286" w:type="dxa"/>
+            <w:tcBorders>
+              <w:bottom w:val="single" w:sz="4" w:space="0" w:color="BCACA7"/>
+            </w:tcBorders>
+            <w:vAlign w:val="center"/>
+          </w:tcPr>
+          <w:p>
+            <w:pPr>
+              <w:keepNext/>
+              <w:spacing w:before="0" w:after="0" w:line="250" w:lineRule="auto"/>
+              <w:jc w:val="left"/>
+            </w:pPr>
+            <w:r>
+              <w:rPr>
+                <w:rFonts w:ascii="Inter" w:hAnsi="Inter" w:eastAsia="Inter" w:cs="Inter"/>
+                <w:color w:val="12171D"/>
+                <w:sz w:val="18"/>
+                <w:szCs w:val="18"/>
+                <w:lang w:val="en-GB"/>
+              </w:rPr>
+              <w:t xml:space="preserve">contact@mish3l.com</w:t>
+            </w:r>
+          </w:p>
+        </w:tc>
+      </w:tr>
+      <w:tr>
+        <w:trPr>
+          <w:cantSplit/>
+        </w:trPr>
+        <w:tc>
+          <w:tcPr>
+            <w:tcW w:w="2250" w:type="dxa"/>
+            <w:tcBorders>
+              <w:bottom w:val="single" w:sz="4" w:space="0" w:color="BCACA7"/>
+            </w:tcBorders>
+            <w:vAlign w:val="center"/>
+          </w:tcPr>
+          <w:p>
+            <w:pPr>
+              <w:keepNext/>
+              <w:spacing w:before="0" w:after="10" w:line="250" w:lineRule="auto"/>
+              <w:jc w:val="left"/>
+            </w:pPr>
+            <w:r>
+              <w:rPr>
+                <w:rFonts w:ascii="Inter" w:hAnsi="Inter" w:eastAsia="Inter" w:cs="Inter"/>
+                <w:color w:val="12171D"/>
+                <w:sz w:val="18"/>
+                <w:szCs w:val="18"/>
+                <w:lang w:val="en-GB"/>
+              </w:rPr>
+              <w:t xml:space="preserve">BUSINESS / NATIONAL ADDRESS</w:t>
+            </w:r>
+          </w:p>
+          <w:p>
+            <w:pPr>
+              <w:keepNext/>
+              <w:bidi w:val="1"/>
+              <w:spacing w:before="0" w:after="0" w:line="250" w:lineRule="auto"/>
+              <w:jc w:val="start"/>
+            </w:pPr>
+            <w:r>
+              <w:rPr>
+                <w:rFonts w:ascii="Noto Sans Arabic" w:hAnsi="Noto Sans Arabic" w:eastAsia="Noto Sans Arabic" w:cs="Noto Sans Arabic"/>
+                <w:color w:val="12171D"/>
+                <w:sz w:val="20"/>
+                <w:szCs w:val="20"/>
+                <w:rtl w:val="1"/>
+                <w:lang w:val="ar-SA" w:bidi="ar-SA"/>
+              </w:rPr>
+              <w:t xml:space="preserve">عنوان المنشأة / العنوان الوطني</w:t>
+            </w:r>
+          </w:p>
+        </w:tc>
+        <w:tc>
+          <w:tcPr>
+            <w:tcW w:w="2286" w:type="dxa"/>
+            <w:tcBorders>
+              <w:bottom w:val="single" w:sz="4" w:space="0" w:color="BCACA7"/>
+            </w:tcBorders>
+            <w:vAlign w:val="center"/>
+          </w:tcPr>
+          <w:p>
+            <w:pPr>
+              <w:keepNext/>
+              <w:spacing w:before="0" w:after="0" w:line="250" w:lineRule="auto"/>
+              <w:jc w:val="left"/>
+            </w:pPr>
+            <w:sdt>
+              <w:sdtPr>
+                <w:alias w:val="Business / National Address"/>
+                <w:tag w:val="field_1046"/>
+                <w:id w:val="1046"/>
+                <w:text/>
+              </w:sdtPr>
+              <w:sdtContent>
+                <w:r>
+                  <w:rPr>
+                    <w:rFonts w:ascii="Inter" w:hAnsi="Inter" w:eastAsia="Inter" w:cs="Inter"/>
+                    <w:color w:val="12171D"/>
+                    <w:sz w:val="18"/>
+                    <w:szCs w:val="18"/>
+                    <w:lang w:val="en-GB"/>
+                  </w:rPr>
+                  <w:t xml:space="preserve">Enter Business / National Address</w:t>
+                </w:r>
+              </w:sdtContent>
+            </w:sdt>
+          </w:p>
+        </w:tc>
+        <w:tc>
+          <w:tcPr>
+            <w:tcW w:w="2250" w:type="dxa"/>
+            <w:tcBorders>
+              <w:bottom w:val="single" w:sz="4" w:space="0" w:color="BCACA7"/>
+            </w:tcBorders>
+            <w:vAlign w:val="center"/>
+          </w:tcPr>
+          <w:p>
+            <w:pPr>
+              <w:keepNext/>
+              <w:spacing w:before="0" w:after="10" w:line="250" w:lineRule="auto"/>
+              <w:jc w:val="left"/>
+            </w:pPr>
+            <w:r>
+              <w:rPr>
+                <w:rFonts w:ascii="Inter" w:hAnsi="Inter" w:eastAsia="Inter" w:cs="Inter"/>
+                <w:color w:val="12171D"/>
+                <w:sz w:val="18"/>
+                <w:szCs w:val="18"/>
+                <w:lang w:val="en-GB"/>
+              </w:rPr>
+              <w:t xml:space="preserve">SALES CONTACT</w:t>
+            </w:r>
+          </w:p>
+          <w:p>
+            <w:pPr>
+              <w:keepNext/>
+              <w:bidi w:val="1"/>
+              <w:spacing w:before="0" w:after="0" w:line="250" w:lineRule="auto"/>
+              <w:jc w:val="start"/>
+            </w:pPr>
+            <w:r>
+              <w:rPr>
+                <w:rFonts w:ascii="Noto Sans Arabic" w:hAnsi="Noto Sans Arabic" w:eastAsia="Noto Sans Arabic" w:cs="Noto Sans Arabic"/>
+                <w:color w:val="12171D"/>
+                <w:sz w:val="20"/>
+                <w:szCs w:val="20"/>
+                <w:rtl w:val="1"/>
+                <w:lang w:val="ar-SA" w:bidi="ar-SA"/>
+              </w:rPr>
+              <w:t xml:space="preserve">جهة التواصل للمبيعات</w:t>
+            </w:r>
+          </w:p>
+        </w:tc>
+        <w:tc>
+          <w:tcPr>
+            <w:tcW w:w="2286" w:type="dxa"/>
+            <w:tcBorders>
+              <w:bottom w:val="single" w:sz="4" w:space="0" w:color="BCACA7"/>
+            </w:tcBorders>
+            <w:vAlign w:val="center"/>
+          </w:tcPr>
+          <w:p>
+            <w:pPr>
+              <w:keepNext/>
+              <w:spacing w:before="0" w:after="0" w:line="250" w:lineRule="auto"/>
+              <w:jc w:val="left"/>
+            </w:pPr>
+            <w:sdt>
+              <w:sdtPr>
+                <w:alias w:val="Sales Contact Name / Role"/>
+                <w:tag w:val="field_1047"/>
+                <w:id w:val="1047"/>
+                <w:text/>
+              </w:sdtPr>
+              <w:sdtContent>
+                <w:r>
+                  <w:rPr>
+                    <w:rFonts w:ascii="Inter" w:hAnsi="Inter" w:eastAsia="Inter" w:cs="Inter"/>
+                    <w:color w:val="12171D"/>
+                    <w:sz w:val="18"/>
+                    <w:szCs w:val="18"/>
+                    <w:lang w:val="en-GB"/>
+                  </w:rPr>
+                  <w:t xml:space="preserve">Enter Sales Contact Name / Role</w:t>
+                </w:r>
+              </w:sdtContent>
+            </w:sdt>
+          </w:p>
+        </w:tc>
+      </w:tr>
+      <w:tr>
+        <w:trPr>
+          <w:cantSplit/>
+        </w:trPr>
+        <w:tc>
+          <w:tcPr>
+            <w:tcW w:w="2250" w:type="dxa"/>
+            <w:tcBorders>
+              <w:bottom w:val="single" w:sz="4" w:space="0" w:color="BCACA7"/>
+            </w:tcBorders>
+            <w:vAlign w:val="center"/>
+          </w:tcPr>
+          <w:p>
+            <w:pPr>
+              <w:spacing w:before="0" w:after="10" w:line="250" w:lineRule="auto"/>
+              <w:jc w:val="left"/>
+            </w:pPr>
+            <w:r>
+              <w:rPr>
+                <w:rFonts w:ascii="Inter" w:hAnsi="Inter" w:eastAsia="Inter" w:cs="Inter"/>
+                <w:color w:val="12171D"/>
+                <w:sz w:val="18"/>
+                <w:szCs w:val="18"/>
+                <w:lang w:val="en-GB"/>
+              </w:rPr>
+              <w:t xml:space="preserve">BUSINESS PHONE</w:t>
+            </w:r>
+          </w:p>
+          <w:p>
+            <w:pPr>
+              <w:bidi w:val="1"/>
+              <w:spacing w:before="0" w:after="0" w:line="250" w:lineRule="auto"/>
+              <w:jc w:val="start"/>
+            </w:pPr>
+            <w:r>
+              <w:rPr>
+                <w:rFonts w:ascii="Noto Sans Arabic" w:hAnsi="Noto Sans Arabic" w:eastAsia="Noto Sans Arabic" w:cs="Noto Sans Arabic"/>
+                <w:color w:val="12171D"/>
+                <w:sz w:val="20"/>
+                <w:szCs w:val="20"/>
+                <w:rtl w:val="1"/>
+                <w:lang w:val="ar-SA" w:bidi="ar-SA"/>
+              </w:rPr>
+              <w:t xml:space="preserve">هاتف المنشأة</w:t>
+            </w:r>
+          </w:p>
+        </w:tc>
+        <w:tc>
+          <w:tcPr>
+            <w:tcW w:w="2286" w:type="dxa"/>
+            <w:tcBorders>
+              <w:bottom w:val="single" w:sz="4" w:space="0" w:color="BCACA7"/>
+            </w:tcBorders>
+            <w:vAlign w:val="center"/>
+          </w:tcPr>
+          <w:p>
+            <w:pPr>
+              <w:spacing w:before="0" w:after="0" w:line="250" w:lineRule="auto"/>
+              <w:jc w:val="left"/>
+            </w:pPr>
+            <w:r>
+              <w:rPr>
+                <w:rFonts w:ascii="Inter" w:hAnsi="Inter" w:eastAsia="Inter" w:cs="Inter"/>
+                <w:color w:val="12171D"/>
+                <w:sz w:val="18"/>
+                <w:szCs w:val="18"/>
+                <w:lang w:val="en-GB"/>
+              </w:rPr>
+              <w:t xml:space="preserve">+966114502929</w:t>
+            </w:r>
+          </w:p>
+        </w:tc>
+        <w:tc>
+          <w:tcPr>
+            <w:tcW w:w="2250" w:type="dxa"/>
+            <w:tcBorders>
+              <w:bottom w:val="single" w:sz="4" w:space="0" w:color="BCACA7"/>
+            </w:tcBorders>
+            <w:vAlign w:val="center"/>
+          </w:tcPr>
+          <w:p>
+            <w:pPr>
+              <w:spacing w:before="0" w:after="10" w:line="250" w:lineRule="auto"/>
+              <w:jc w:val="left"/>
+            </w:pPr>
+            <w:r>
+              <w:rPr>
+                <w:rFonts w:ascii="Inter" w:hAnsi="Inter" w:eastAsia="Inter" w:cs="Inter"/>
+                <w:color w:val="12171D"/>
+                <w:sz w:val="18"/>
+                <w:szCs w:val="18"/>
+                <w:lang w:val="en-GB"/>
+              </w:rPr>
+              <w:t xml:space="preserve">TAX IDENTIFIER</w:t>
+            </w:r>
+          </w:p>
+          <w:p>
+            <w:pPr>
+              <w:bidi w:val="1"/>
+              <w:spacing w:before="0" w:after="0" w:line="250" w:lineRule="auto"/>
+              <w:jc w:val="start"/>
+            </w:pPr>
+            <w:r>
+              <w:rPr>
+                <w:rFonts w:ascii="Noto Sans Arabic" w:hAnsi="Noto Sans Arabic" w:eastAsia="Noto Sans Arabic" w:cs="Noto Sans Arabic"/>
+                <w:color w:val="12171D"/>
+                <w:sz w:val="20"/>
+                <w:szCs w:val="20"/>
+                <w:rtl w:val="1"/>
+                <w:lang w:val="ar-SA" w:bidi="ar-SA"/>
+              </w:rPr>
+              <w:t xml:space="preserve">الرقم الضريبي للمنشأة</w:t>
+            </w:r>
+          </w:p>
+        </w:tc>
+        <w:tc>
+          <w:tcPr>
+            <w:tcW w:w="2286" w:type="dxa"/>
+            <w:tcBorders>
+              <w:bottom w:val="single" w:sz="4" w:space="0" w:color="BCACA7"/>
+            </w:tcBorders>
+            <w:vAlign w:val="center"/>
+          </w:tcPr>
+          <w:p>
+            <w:pPr>
+              <w:spacing w:before="0" w:after="0" w:line="250" w:lineRule="auto"/>
+              <w:jc w:val="left"/>
+            </w:pPr>
+            <w:sdt>
+              <w:sdtPr>
+                <w:alias w:val="Tax Identifier"/>
+                <w:tag w:val="field_1048"/>
+                <w:id w:val="1048"/>
+                <w:text/>
+              </w:sdtPr>
+              <w:sdtContent>
+                <w:r>
+                  <w:rPr>
+                    <w:rFonts w:ascii="Inter" w:hAnsi="Inter" w:eastAsia="Inter" w:cs="Inter"/>
+                    <w:color w:val="12171D"/>
+                    <w:sz w:val="18"/>
+                    <w:szCs w:val="18"/>
+                    <w:lang w:val="en-GB"/>
+                  </w:rPr>
+                  <w:t xml:space="preserve">Enter Tax Identifier</w:t>
+                </w:r>
+              </w:sdtContent>
+            </w:sdt>
           </w:p>
         </w:tc>
       </w:tr>
@@ -1059,6 +1707,7 @@
       <w:tr>
         <w:trPr>
           <w:cantSplit/>
+          <w:trHeight w:val="1300" w:hRule="atLeast"/>
         </w:trPr>
         <w:tc>
           <w:tcPr>
@@ -1067,25 +1716,179 @@
             <w:tcBorders>
               <w:bottom w:val="single" w:sz="4" w:space="0" w:color="BCACA7"/>
             </w:tcBorders>
-            <w:vAlign w:val="center"/>
-          </w:tcPr>
-          <w:p>
-            <w:pPr>
-              <w:spacing w:before="0" w:after="0" w:line="288" w:lineRule="exact"/>
-              <w:jc w:val="left"/>
-            </w:pPr>
-            <w:r>
-              <w:rPr>
-                <w:rFonts w:ascii="Inter" w:hAnsi="Inter" w:eastAsia="Inter" w:cs="Inter"/>
-                <w:i/>
-                <w:iCs/>
-                <w:color w:val="12171D"/>
-                <w:sz w:val="18"/>
-                <w:szCs w:val="18"/>
-                <w:lang w:val="en-GB"/>
-              </w:rPr>
-              <w:t xml:space="preserve">[Summarize the requested work, proposed items or services, and any relevant assumptions supplied by the customer.]</w:t>
-            </w:r>
+            <w:vAlign w:val="top"/>
+          </w:tcPr>
+          <w:p>
+            <w:pPr>
+              <w:spacing w:before="0" w:after="40" w:line="288" w:lineRule="exact"/>
+              <w:jc w:val="left"/>
+            </w:pPr>
+            <w:sdt>
+              <w:sdtPr>
+                <w:alias w:val="Scope Summary"/>
+                <w:tag w:val="field_1049"/>
+                <w:id w:val="1049"/>
+                <w:text/>
+              </w:sdtPr>
+              <w:sdtContent>
+                <w:r>
+                  <w:rPr>
+                    <w:rFonts w:ascii="Inter" w:hAnsi="Inter" w:eastAsia="Inter" w:cs="Inter"/>
+                    <w:color w:val="12171D"/>
+                    <w:sz w:val="18"/>
+                    <w:szCs w:val="18"/>
+                    <w:lang w:val="en-GB"/>
+                  </w:rPr>
+                  <w:t xml:space="preserve">Enter scope summary</w:t>
+                </w:r>
+              </w:sdtContent>
+            </w:sdt>
+          </w:p>
+        </w:tc>
+      </w:tr>
+    </w:tbl>
+    <w:p>
+      <w:pPr>
+        <w:spacing w:before="0" w:after="0" w:line="20" w:lineRule="exact"/>
+        <w:rPr>
+          <w:sz w:val="2"/>
+          <w:szCs w:val="2"/>
+        </w:rPr>
+      </w:pPr>
+    </w:p>
+    <w:tbl>
+      <w:tblPr>
+        <w:tblW w:w="9072" w:type="dxa"/>
+        <w:tblBorders>
+          <w:top w:val="single" w:sz="4" w:space="0" w:color="BCACA7"/>
+          <w:left w:val="single" w:sz="4" w:space="0" w:color="BCACA7"/>
+          <w:bottom w:val="single" w:sz="4" w:space="0" w:color="BCACA7"/>
+          <w:right w:val="single" w:sz="4" w:space="0" w:color="BCACA7"/>
+          <w:insideH w:val="single" w:sz="4" w:space="0" w:color="BCACA7"/>
+          <w:insideV w:val="single" w:sz="4" w:space="0" w:color="BCACA7"/>
+        </w:tblBorders>
+        <w:tblLayout w:type="fixed"/>
+        <w:tblCellMar>
+          <w:top w:w="40" w:type="dxa"/>
+          <w:left w:w="85" w:type="dxa"/>
+          <w:bottom w:w="40" w:type="dxa"/>
+          <w:right w:w="85" w:type="dxa"/>
+        </w:tblCellMar>
+        <w:tblLook w:firstRow="1" w:lastRow="0" w:firstColumn="0" w:lastColumn="0" w:noHBand="0" w:noVBand="1"/>
+      </w:tblPr>
+      <w:tblGrid>
+        <w:gridCol w:w="4536"/>
+        <w:gridCol w:w="4536"/>
+      </w:tblGrid>
+      <w:tr>
+        <w:trPr>
+          <w:cantSplit/>
+        </w:trPr>
+        <w:tc>
+          <w:tcPr>
+            <w:tcW w:w="4536" w:type="dxa"/>
+            <w:gridSpan w:val="1"/>
+            <w:tcBorders>
+              <w:top w:val="nil"/>
+              <w:left w:val="nil"/>
+              <w:bottom w:val="single" w:sz="8" w:space="0" w:color="BCACA7"/>
+              <w:right w:val="nil"/>
+            </w:tcBorders>
+            <w:vAlign w:val="bottom"/>
+          </w:tcPr>
+          <w:p>
+            <w:pPr>
+              <w:pStyle w:val="Heading1"/>
+              <w:keepNext/>
+              <w:spacing w:before="160" w:after="40" w:line="250" w:lineRule="auto"/>
+              <w:ind w:start="-85"/>
+              <w:jc w:val="left"/>
+            </w:pPr>
+            <w:r>
+              <w:rPr>
+                <w:rFonts w:ascii="Jost" w:hAnsi="Jost" w:eastAsia="Jost" w:cs="Jost"/>
+                <w:color w:val="12171D"/>
+                <w:sz w:val="21"/>
+                <w:szCs w:val="21"/>
+                <w:lang w:val="en-GB"/>
+              </w:rPr>
+              <w:t xml:space="preserve">ASSUMPTIONS, EXCLUSIONS &amp; TERMS</w:t>
+            </w:r>
+          </w:p>
+        </w:tc>
+        <w:tc>
+          <w:tcPr>
+            <w:tcW w:w="4536" w:type="dxa"/>
+            <w:gridSpan w:val="1"/>
+            <w:tcBorders>
+              <w:top w:val="nil"/>
+              <w:left w:val="nil"/>
+              <w:bottom w:val="single" w:sz="8" w:space="0" w:color="BCACA7"/>
+              <w:right w:val="nil"/>
+            </w:tcBorders>
+            <w:vAlign w:val="bottom"/>
+          </w:tcPr>
+          <w:p>
+            <w:pPr>
+              <w:keepNext/>
+              <w:bidi w:val="1"/>
+              <w:spacing w:before="160" w:after="40" w:line="250" w:lineRule="auto"/>
+              <w:ind w:start="-85"/>
+              <w:jc w:val="start"/>
+            </w:pPr>
+            <w:r>
+              <w:rPr>
+                <w:rFonts w:ascii="Noto Sans Arabic" w:hAnsi="Noto Sans Arabic" w:eastAsia="Noto Sans Arabic" w:cs="Noto Sans Arabic"/>
+                <w:color w:val="12171D"/>
+                <w:sz w:val="22"/>
+                <w:szCs w:val="22"/>
+                <w:rtl w:val="1"/>
+                <w:lang w:val="ar-SA" w:bidi="ar-SA"/>
+              </w:rPr>
+              <w:t xml:space="preserve">الافتراضات والاستثناءات والشروط</w:t>
+            </w:r>
+          </w:p>
+        </w:tc>
+      </w:tr>
+      <w:tr>
+        <w:trPr>
+          <w:cantSplit/>
+          <w:trHeight w:val="1300" w:hRule="atLeast"/>
+        </w:trPr>
+        <w:tc>
+          <w:tcPr>
+            <w:tcW w:w="9072" w:type="dxa"/>
+            <w:gridSpan w:val="2"/>
+            <w:tcBorders>
+              <w:bottom w:val="single" w:sz="4" w:space="0" w:color="BCACA7"/>
+            </w:tcBorders>
+            <w:vAlign w:val="top"/>
+          </w:tcPr>
+          <w:p>
+            <w:pPr>
+              <w:spacing w:before="0" w:after="40" w:line="288" w:lineRule="exact"/>
+              <w:jc w:val="left"/>
+            </w:pPr>
+            <w:sdt>
+              <w:sdtPr>
+                <w:alias w:val="Assumptions, Exclusions and Terms"/>
+                <w:tag w:val="field_1050"/>
+                <w:id w:val="1050"/>
+                <w:text/>
+              </w:sdtPr>
+              <w:sdtContent>
+                <w:r>
+                  <w:rPr>
+                    <w:rFonts w:ascii="Inter" w:hAnsi="Inter" w:eastAsia="Inter" w:cs="Inter"/>
+                    <w:color w:val="12171D"/>
+                    <w:sz w:val="18"/>
+                    <w:szCs w:val="18"/>
+                    <w:lang w:val="en-GB"/>
+                  </w:rPr>
+                  <w:t xml:space="preserve">Enter assumptions, exclusions and terms</w:t>
+                </w:r>
+              </w:sdtContent>
+            </w:sdt>
           </w:p>
         </w:tc>
       </w:tr>
@@ -1395,7 +2198,7 @@
                 <w:szCs w:val="18"/>
                 <w:lang w:val="en-GB"/>
               </w:rPr>
-              <w:t xml:space="preserve">Unit Price</w:t>
+              <w:t xml:space="preserve">Unit Price (SAR)</w:t>
             </w:r>
           </w:p>
           <w:p>
@@ -1438,7 +2241,7 @@
                 <w:szCs w:val="18"/>
                 <w:lang w:val="en-GB"/>
               </w:rPr>
-              <w:t xml:space="preserve">Line Total</w:t>
+              <w:t xml:space="preserve">Line Total (SAR)</w:t>
             </w:r>
           </w:p>
           <w:p>
@@ -1483,8 +2286,6 @@
             <w:r>
               <w:rPr>
                 <w:rFonts w:ascii="Inter" w:hAnsi="Inter" w:eastAsia="Inter" w:cs="Inter"/>
-                <w:i/>
-                <w:iCs/>
                 <w:color w:val="12171D"/>
                 <w:sz w:val="18"/>
                 <w:szCs w:val="18"/>
@@ -1508,18 +2309,26 @@
               <w:spacing w:before="0" w:after="0" w:line="250" w:lineRule="auto"/>
               <w:jc w:val="left"/>
             </w:pPr>
-            <w:r>
-              <w:rPr>
-                <w:rFonts w:ascii="Inter" w:hAnsi="Inter" w:eastAsia="Inter" w:cs="Inter"/>
-                <w:i/>
-                <w:iCs/>
-                <w:color w:val="12171D"/>
-                <w:sz w:val="18"/>
-                <w:szCs w:val="18"/>
-                <w:lang w:val="en-GB"/>
-              </w:rPr>
-              <w:t xml:space="preserve">[Description]</w:t>
-            </w:r>
+            <w:sdt>
+              <w:sdtPr>
+                <w:alias w:val="Description"/>
+                <w:tag w:val="field_1051"/>
+                <w:id w:val="1051"/>
+                <w:text/>
+              </w:sdtPr>
+              <w:sdtContent>
+                <w:r>
+                  <w:rPr>
+                    <w:rFonts w:ascii="Inter" w:hAnsi="Inter" w:eastAsia="Inter" w:cs="Inter"/>
+                    <w:color w:val="12171D"/>
+                    <w:sz w:val="18"/>
+                    <w:szCs w:val="18"/>
+                    <w:lang w:val="en-GB"/>
+                  </w:rPr>
+                  <w:t xml:space="preserve">Enter Description</w:t>
+                </w:r>
+              </w:sdtContent>
+            </w:sdt>
           </w:p>
         </w:tc>
         <w:tc>
@@ -1536,18 +2345,26 @@
               <w:spacing w:before="0" w:after="0" w:line="250" w:lineRule="auto"/>
               <w:jc w:val="center"/>
             </w:pPr>
-            <w:r>
-              <w:rPr>
-                <w:rFonts w:ascii="Inter" w:hAnsi="Inter" w:eastAsia="Inter" w:cs="Inter"/>
-                <w:i/>
-                <w:iCs/>
-                <w:color w:val="12171D"/>
-                <w:sz w:val="18"/>
-                <w:szCs w:val="18"/>
-                <w:lang w:val="en-GB"/>
-              </w:rPr>
-              <w:t xml:space="preserve">[Qty]</w:t>
-            </w:r>
+            <w:sdt>
+              <w:sdtPr>
+                <w:alias w:val="Qty"/>
+                <w:tag w:val="field_1052"/>
+                <w:id w:val="1052"/>
+                <w:text/>
+              </w:sdtPr>
+              <w:sdtContent>
+                <w:r>
+                  <w:rPr>
+                    <w:rFonts w:ascii="Inter" w:hAnsi="Inter" w:eastAsia="Inter" w:cs="Inter"/>
+                    <w:color w:val="12171D"/>
+                    <w:sz w:val="18"/>
+                    <w:szCs w:val="18"/>
+                    <w:lang w:val="en-GB"/>
+                  </w:rPr>
+                  <w:t xml:space="preserve">Enter Qty</w:t>
+                </w:r>
+              </w:sdtContent>
+            </w:sdt>
           </w:p>
         </w:tc>
         <w:tc>
@@ -1564,18 +2381,26 @@
               <w:spacing w:before="0" w:after="0" w:line="250" w:lineRule="auto"/>
               <w:jc w:val="center"/>
             </w:pPr>
-            <w:r>
-              <w:rPr>
-                <w:rFonts w:ascii="Inter" w:hAnsi="Inter" w:eastAsia="Inter" w:cs="Inter"/>
-                <w:i/>
-                <w:iCs/>
-                <w:color w:val="12171D"/>
-                <w:sz w:val="18"/>
-                <w:szCs w:val="18"/>
-                <w:lang w:val="en-GB"/>
-              </w:rPr>
-              <w:t xml:space="preserve">[Unit]</w:t>
-            </w:r>
+            <w:sdt>
+              <w:sdtPr>
+                <w:alias w:val="Unit"/>
+                <w:tag w:val="field_1053"/>
+                <w:id w:val="1053"/>
+                <w:text/>
+              </w:sdtPr>
+              <w:sdtContent>
+                <w:r>
+                  <w:rPr>
+                    <w:rFonts w:ascii="Inter" w:hAnsi="Inter" w:eastAsia="Inter" w:cs="Inter"/>
+                    <w:color w:val="12171D"/>
+                    <w:sz w:val="18"/>
+                    <w:szCs w:val="18"/>
+                    <w:lang w:val="en-GB"/>
+                  </w:rPr>
+                  <w:t xml:space="preserve">Enter Unit</w:t>
+                </w:r>
+              </w:sdtContent>
+            </w:sdt>
           </w:p>
         </w:tc>
         <w:tc>
@@ -1592,18 +2417,26 @@
               <w:spacing w:before="0" w:after="0" w:line="250" w:lineRule="auto"/>
               <w:jc w:val="right"/>
             </w:pPr>
-            <w:r>
-              <w:rPr>
-                <w:rFonts w:ascii="Inter" w:hAnsi="Inter" w:eastAsia="Inter" w:cs="Inter"/>
-                <w:i/>
-                <w:iCs/>
-                <w:color w:val="12171D"/>
-                <w:sz w:val="18"/>
-                <w:szCs w:val="18"/>
-                <w:lang w:val="en-GB"/>
-              </w:rPr>
-              <w:t xml:space="preserve">[Currency] [Unit Price]</w:t>
-            </w:r>
+            <w:sdt>
+              <w:sdtPr>
+                <w:alias w:val="Unit Price"/>
+                <w:tag w:val="field_1054"/>
+                <w:id w:val="1054"/>
+                <w:text/>
+              </w:sdtPr>
+              <w:sdtContent>
+                <w:r>
+                  <w:rPr>
+                    <w:rFonts w:ascii="Inter" w:hAnsi="Inter" w:eastAsia="Inter" w:cs="Inter"/>
+                    <w:color w:val="12171D"/>
+                    <w:sz w:val="18"/>
+                    <w:szCs w:val="18"/>
+                    <w:lang w:val="en-GB"/>
+                  </w:rPr>
+                  <w:t xml:space="preserve">Enter Unit Price</w:t>
+                </w:r>
+              </w:sdtContent>
+            </w:sdt>
           </w:p>
         </w:tc>
         <w:tc>
@@ -1620,18 +2453,18 @@
               <w:spacing w:before="0" w:after="0" w:line="250" w:lineRule="auto"/>
               <w:jc w:val="right"/>
             </w:pPr>
-            <w:r>
-              <w:rPr>
-                <w:rFonts w:ascii="Inter" w:hAnsi="Inter" w:eastAsia="Inter" w:cs="Inter"/>
-                <w:i/>
-                <w:iCs/>
-                <w:color w:val="12171D"/>
-                <w:sz w:val="18"/>
-                <w:szCs w:val="18"/>
-                <w:lang w:val="en-GB"/>
-              </w:rPr>
-              <w:t xml:space="preserve">[Currency] [Line Total]</w:t>
-            </w:r>
+            <w:fldSimple w:instr="=C3*E3 \# &quot;#,##0.00&quot;">
+              <w:r>
+                <w:rPr>
+                  <w:rFonts w:ascii="Inter" w:hAnsi="Inter" w:eastAsia="Inter" w:cs="Inter"/>
+                  <w:color w:val="12171D"/>
+                  <w:sz w:val="18"/>
+                  <w:szCs w:val="18"/>
+                  <w:lang w:val="en-GB"/>
+                </w:rPr>
+                <w:t xml:space="preserve">0.00</w:t>
+              </w:r>
+            </w:fldSimple>
           </w:p>
         </w:tc>
       </w:tr>
@@ -1656,8 +2489,6 @@
             <w:r>
               <w:rPr>
                 <w:rFonts w:ascii="Inter" w:hAnsi="Inter" w:eastAsia="Inter" w:cs="Inter"/>
-                <w:i/>
-                <w:iCs/>
                 <w:color w:val="12171D"/>
                 <w:sz w:val="18"/>
                 <w:szCs w:val="18"/>
@@ -1681,18 +2512,26 @@
               <w:spacing w:before="0" w:after="0" w:line="250" w:lineRule="auto"/>
               <w:jc w:val="left"/>
             </w:pPr>
-            <w:r>
-              <w:rPr>
-                <w:rFonts w:ascii="Inter" w:hAnsi="Inter" w:eastAsia="Inter" w:cs="Inter"/>
-                <w:i/>
-                <w:iCs/>
-                <w:color w:val="12171D"/>
-                <w:sz w:val="18"/>
-                <w:szCs w:val="18"/>
-                <w:lang w:val="en-GB"/>
-              </w:rPr>
-              <w:t xml:space="preserve">[Description]</w:t>
-            </w:r>
+            <w:sdt>
+              <w:sdtPr>
+                <w:alias w:val="Description"/>
+                <w:tag w:val="field_1055"/>
+                <w:id w:val="1055"/>
+                <w:text/>
+              </w:sdtPr>
+              <w:sdtContent>
+                <w:r>
+                  <w:rPr>
+                    <w:rFonts w:ascii="Inter" w:hAnsi="Inter" w:eastAsia="Inter" w:cs="Inter"/>
+                    <w:color w:val="12171D"/>
+                    <w:sz w:val="18"/>
+                    <w:szCs w:val="18"/>
+                    <w:lang w:val="en-GB"/>
+                  </w:rPr>
+                  <w:t xml:space="preserve">Enter Description</w:t>
+                </w:r>
+              </w:sdtContent>
+            </w:sdt>
           </w:p>
         </w:tc>
         <w:tc>
@@ -1709,18 +2548,26 @@
               <w:spacing w:before="0" w:after="0" w:line="250" w:lineRule="auto"/>
               <w:jc w:val="center"/>
             </w:pPr>
-            <w:r>
-              <w:rPr>
-                <w:rFonts w:ascii="Inter" w:hAnsi="Inter" w:eastAsia="Inter" w:cs="Inter"/>
-                <w:i/>
-                <w:iCs/>
-                <w:color w:val="12171D"/>
-                <w:sz w:val="18"/>
-                <w:szCs w:val="18"/>
-                <w:lang w:val="en-GB"/>
-              </w:rPr>
-              <w:t xml:space="preserve">[Qty]</w:t>
-            </w:r>
+            <w:sdt>
+              <w:sdtPr>
+                <w:alias w:val="Qty"/>
+                <w:tag w:val="field_1056"/>
+                <w:id w:val="1056"/>
+                <w:text/>
+              </w:sdtPr>
+              <w:sdtContent>
+                <w:r>
+                  <w:rPr>
+                    <w:rFonts w:ascii="Inter" w:hAnsi="Inter" w:eastAsia="Inter" w:cs="Inter"/>
+                    <w:color w:val="12171D"/>
+                    <w:sz w:val="18"/>
+                    <w:szCs w:val="18"/>
+                    <w:lang w:val="en-GB"/>
+                  </w:rPr>
+                  <w:t xml:space="preserve">Enter Qty</w:t>
+                </w:r>
+              </w:sdtContent>
+            </w:sdt>
           </w:p>
         </w:tc>
         <w:tc>
@@ -1737,18 +2584,26 @@
               <w:spacing w:before="0" w:after="0" w:line="250" w:lineRule="auto"/>
               <w:jc w:val="center"/>
             </w:pPr>
-            <w:r>
-              <w:rPr>
-                <w:rFonts w:ascii="Inter" w:hAnsi="Inter" w:eastAsia="Inter" w:cs="Inter"/>
-                <w:i/>
-                <w:iCs/>
-                <w:color w:val="12171D"/>
-                <w:sz w:val="18"/>
-                <w:szCs w:val="18"/>
-                <w:lang w:val="en-GB"/>
-              </w:rPr>
-              <w:t xml:space="preserve">[Unit]</w:t>
-            </w:r>
+            <w:sdt>
+              <w:sdtPr>
+                <w:alias w:val="Unit"/>
+                <w:tag w:val="field_1057"/>
+                <w:id w:val="1057"/>
+                <w:text/>
+              </w:sdtPr>
+              <w:sdtContent>
+                <w:r>
+                  <w:rPr>
+                    <w:rFonts w:ascii="Inter" w:hAnsi="Inter" w:eastAsia="Inter" w:cs="Inter"/>
+                    <w:color w:val="12171D"/>
+                    <w:sz w:val="18"/>
+                    <w:szCs w:val="18"/>
+                    <w:lang w:val="en-GB"/>
+                  </w:rPr>
+                  <w:t xml:space="preserve">Enter Unit</w:t>
+                </w:r>
+              </w:sdtContent>
+            </w:sdt>
           </w:p>
         </w:tc>
         <w:tc>
@@ -1765,18 +2620,26 @@
               <w:spacing w:before="0" w:after="0" w:line="250" w:lineRule="auto"/>
               <w:jc w:val="right"/>
             </w:pPr>
-            <w:r>
-              <w:rPr>
-                <w:rFonts w:ascii="Inter" w:hAnsi="Inter" w:eastAsia="Inter" w:cs="Inter"/>
-                <w:i/>
-                <w:iCs/>
-                <w:color w:val="12171D"/>
-                <w:sz w:val="18"/>
-                <w:szCs w:val="18"/>
-                <w:lang w:val="en-GB"/>
-              </w:rPr>
-              <w:t xml:space="preserve">[Currency] [Unit Price]</w:t>
-            </w:r>
+            <w:sdt>
+              <w:sdtPr>
+                <w:alias w:val="Unit Price"/>
+                <w:tag w:val="field_1058"/>
+                <w:id w:val="1058"/>
+                <w:text/>
+              </w:sdtPr>
+              <w:sdtContent>
+                <w:r>
+                  <w:rPr>
+                    <w:rFonts w:ascii="Inter" w:hAnsi="Inter" w:eastAsia="Inter" w:cs="Inter"/>
+                    <w:color w:val="12171D"/>
+                    <w:sz w:val="18"/>
+                    <w:szCs w:val="18"/>
+                    <w:lang w:val="en-GB"/>
+                  </w:rPr>
+                  <w:t xml:space="preserve">Enter Unit Price</w:t>
+                </w:r>
+              </w:sdtContent>
+            </w:sdt>
           </w:p>
         </w:tc>
         <w:tc>
@@ -1793,18 +2656,18 @@
               <w:spacing w:before="0" w:after="0" w:line="250" w:lineRule="auto"/>
               <w:jc w:val="right"/>
             </w:pPr>
-            <w:r>
-              <w:rPr>
-                <w:rFonts w:ascii="Inter" w:hAnsi="Inter" w:eastAsia="Inter" w:cs="Inter"/>
-                <w:i/>
-                <w:iCs/>
-                <w:color w:val="12171D"/>
-                <w:sz w:val="18"/>
-                <w:szCs w:val="18"/>
-                <w:lang w:val="en-GB"/>
-              </w:rPr>
-              <w:t xml:space="preserve">[Currency] [Line Total]</w:t>
-            </w:r>
+            <w:fldSimple w:instr="=C4*E4 \# &quot;#,##0.00&quot;">
+              <w:r>
+                <w:rPr>
+                  <w:rFonts w:ascii="Inter" w:hAnsi="Inter" w:eastAsia="Inter" w:cs="Inter"/>
+                  <w:color w:val="12171D"/>
+                  <w:sz w:val="18"/>
+                  <w:szCs w:val="18"/>
+                  <w:lang w:val="en-GB"/>
+                </w:rPr>
+                <w:t xml:space="preserve">0.00</w:t>
+              </w:r>
+            </w:fldSimple>
           </w:p>
         </w:tc>
       </w:tr>
@@ -1829,8 +2692,6 @@
             <w:r>
               <w:rPr>
                 <w:rFonts w:ascii="Inter" w:hAnsi="Inter" w:eastAsia="Inter" w:cs="Inter"/>
-                <w:i/>
-                <w:iCs/>
                 <w:color w:val="12171D"/>
                 <w:sz w:val="18"/>
                 <w:szCs w:val="18"/>
@@ -1854,18 +2715,26 @@
               <w:spacing w:before="0" w:after="0" w:line="250" w:lineRule="auto"/>
               <w:jc w:val="left"/>
             </w:pPr>
-            <w:r>
-              <w:rPr>
-                <w:rFonts w:ascii="Inter" w:hAnsi="Inter" w:eastAsia="Inter" w:cs="Inter"/>
-                <w:i/>
-                <w:iCs/>
-                <w:color w:val="12171D"/>
-                <w:sz w:val="18"/>
-                <w:szCs w:val="18"/>
-                <w:lang w:val="en-GB"/>
-              </w:rPr>
-              <w:t xml:space="preserve">[Description]</w:t>
-            </w:r>
+            <w:sdt>
+              <w:sdtPr>
+                <w:alias w:val="Description"/>
+                <w:tag w:val="field_1059"/>
+                <w:id w:val="1059"/>
+                <w:text/>
+              </w:sdtPr>
+              <w:sdtContent>
+                <w:r>
+                  <w:rPr>
+                    <w:rFonts w:ascii="Inter" w:hAnsi="Inter" w:eastAsia="Inter" w:cs="Inter"/>
+                    <w:color w:val="12171D"/>
+                    <w:sz w:val="18"/>
+                    <w:szCs w:val="18"/>
+                    <w:lang w:val="en-GB"/>
+                  </w:rPr>
+                  <w:t xml:space="preserve">Enter Description</w:t>
+                </w:r>
+              </w:sdtContent>
+            </w:sdt>
           </w:p>
         </w:tc>
         <w:tc>
@@ -1882,18 +2751,26 @@
               <w:spacing w:before="0" w:after="0" w:line="250" w:lineRule="auto"/>
               <w:jc w:val="center"/>
             </w:pPr>
-            <w:r>
-              <w:rPr>
-                <w:rFonts w:ascii="Inter" w:hAnsi="Inter" w:eastAsia="Inter" w:cs="Inter"/>
-                <w:i/>
-                <w:iCs/>
-                <w:color w:val="12171D"/>
-                <w:sz w:val="18"/>
-                <w:szCs w:val="18"/>
-                <w:lang w:val="en-GB"/>
-              </w:rPr>
-              <w:t xml:space="preserve">[Qty]</w:t>
-            </w:r>
+            <w:sdt>
+              <w:sdtPr>
+                <w:alias w:val="Qty"/>
+                <w:tag w:val="field_1060"/>
+                <w:id w:val="1060"/>
+                <w:text/>
+              </w:sdtPr>
+              <w:sdtContent>
+                <w:r>
+                  <w:rPr>
+                    <w:rFonts w:ascii="Inter" w:hAnsi="Inter" w:eastAsia="Inter" w:cs="Inter"/>
+                    <w:color w:val="12171D"/>
+                    <w:sz w:val="18"/>
+                    <w:szCs w:val="18"/>
+                    <w:lang w:val="en-GB"/>
+                  </w:rPr>
+                  <w:t xml:space="preserve">Enter Qty</w:t>
+                </w:r>
+              </w:sdtContent>
+            </w:sdt>
           </w:p>
         </w:tc>
         <w:tc>
@@ -1910,18 +2787,26 @@
               <w:spacing w:before="0" w:after="0" w:line="250" w:lineRule="auto"/>
               <w:jc w:val="center"/>
             </w:pPr>
-            <w:r>
-              <w:rPr>
-                <w:rFonts w:ascii="Inter" w:hAnsi="Inter" w:eastAsia="Inter" w:cs="Inter"/>
-                <w:i/>
-                <w:iCs/>
-                <w:color w:val="12171D"/>
-                <w:sz w:val="18"/>
-                <w:szCs w:val="18"/>
-                <w:lang w:val="en-GB"/>
-              </w:rPr>
-              <w:t xml:space="preserve">[Unit]</w:t>
-            </w:r>
+            <w:sdt>
+              <w:sdtPr>
+                <w:alias w:val="Unit"/>
+                <w:tag w:val="field_1061"/>
+                <w:id w:val="1061"/>
+                <w:text/>
+              </w:sdtPr>
+              <w:sdtContent>
+                <w:r>
+                  <w:rPr>
+                    <w:rFonts w:ascii="Inter" w:hAnsi="Inter" w:eastAsia="Inter" w:cs="Inter"/>
+                    <w:color w:val="12171D"/>
+                    <w:sz w:val="18"/>
+                    <w:szCs w:val="18"/>
+                    <w:lang w:val="en-GB"/>
+                  </w:rPr>
+                  <w:t xml:space="preserve">Enter Unit</w:t>
+                </w:r>
+              </w:sdtContent>
+            </w:sdt>
           </w:p>
         </w:tc>
         <w:tc>
@@ -1938,18 +2823,26 @@
               <w:spacing w:before="0" w:after="0" w:line="250" w:lineRule="auto"/>
               <w:jc w:val="right"/>
             </w:pPr>
-            <w:r>
-              <w:rPr>
-                <w:rFonts w:ascii="Inter" w:hAnsi="Inter" w:eastAsia="Inter" w:cs="Inter"/>
-                <w:i/>
-                <w:iCs/>
-                <w:color w:val="12171D"/>
-                <w:sz w:val="18"/>
-                <w:szCs w:val="18"/>
-                <w:lang w:val="en-GB"/>
-              </w:rPr>
-              <w:t xml:space="preserve">[Currency] [Unit Price]</w:t>
-            </w:r>
+            <w:sdt>
+              <w:sdtPr>
+                <w:alias w:val="Unit Price"/>
+                <w:tag w:val="field_1062"/>
+                <w:id w:val="1062"/>
+                <w:text/>
+              </w:sdtPr>
+              <w:sdtContent>
+                <w:r>
+                  <w:rPr>
+                    <w:rFonts w:ascii="Inter" w:hAnsi="Inter" w:eastAsia="Inter" w:cs="Inter"/>
+                    <w:color w:val="12171D"/>
+                    <w:sz w:val="18"/>
+                    <w:szCs w:val="18"/>
+                    <w:lang w:val="en-GB"/>
+                  </w:rPr>
+                  <w:t xml:space="preserve">Enter Unit Price</w:t>
+                </w:r>
+              </w:sdtContent>
+            </w:sdt>
           </w:p>
         </w:tc>
         <w:tc>
@@ -1966,18 +2859,18 @@
               <w:spacing w:before="0" w:after="0" w:line="250" w:lineRule="auto"/>
               <w:jc w:val="right"/>
             </w:pPr>
-            <w:r>
-              <w:rPr>
-                <w:rFonts w:ascii="Inter" w:hAnsi="Inter" w:eastAsia="Inter" w:cs="Inter"/>
-                <w:i/>
-                <w:iCs/>
-                <w:color w:val="12171D"/>
-                <w:sz w:val="18"/>
-                <w:szCs w:val="18"/>
-                <w:lang w:val="en-GB"/>
-              </w:rPr>
-              <w:t xml:space="preserve">[Currency] [Line Total]</w:t>
-            </w:r>
+            <w:fldSimple w:instr="=C5*E5 \# &quot;#,##0.00&quot;">
+              <w:r>
+                <w:rPr>
+                  <w:rFonts w:ascii="Inter" w:hAnsi="Inter" w:eastAsia="Inter" w:cs="Inter"/>
+                  <w:color w:val="12171D"/>
+                  <w:sz w:val="18"/>
+                  <w:szCs w:val="18"/>
+                  <w:lang w:val="en-GB"/>
+                </w:rPr>
+                <w:t xml:space="preserve">0.00</w:t>
+              </w:r>
+            </w:fldSimple>
           </w:p>
         </w:tc>
       </w:tr>
@@ -2002,8 +2895,6 @@
             <w:r>
               <w:rPr>
                 <w:rFonts w:ascii="Inter" w:hAnsi="Inter" w:eastAsia="Inter" w:cs="Inter"/>
-                <w:i/>
-                <w:iCs/>
                 <w:color w:val="12171D"/>
                 <w:sz w:val="18"/>
                 <w:szCs w:val="18"/>
@@ -2027,18 +2918,26 @@
               <w:spacing w:before="0" w:after="0" w:line="250" w:lineRule="auto"/>
               <w:jc w:val="left"/>
             </w:pPr>
-            <w:r>
-              <w:rPr>
-                <w:rFonts w:ascii="Inter" w:hAnsi="Inter" w:eastAsia="Inter" w:cs="Inter"/>
-                <w:i/>
-                <w:iCs/>
-                <w:color w:val="12171D"/>
-                <w:sz w:val="18"/>
-                <w:szCs w:val="18"/>
-                <w:lang w:val="en-GB"/>
-              </w:rPr>
-              <w:t xml:space="preserve">[Description]</w:t>
-            </w:r>
+            <w:sdt>
+              <w:sdtPr>
+                <w:alias w:val="Description"/>
+                <w:tag w:val="field_1063"/>
+                <w:id w:val="1063"/>
+                <w:text/>
+              </w:sdtPr>
+              <w:sdtContent>
+                <w:r>
+                  <w:rPr>
+                    <w:rFonts w:ascii="Inter" w:hAnsi="Inter" w:eastAsia="Inter" w:cs="Inter"/>
+                    <w:color w:val="12171D"/>
+                    <w:sz w:val="18"/>
+                    <w:szCs w:val="18"/>
+                    <w:lang w:val="en-GB"/>
+                  </w:rPr>
+                  <w:t xml:space="preserve">Enter Description</w:t>
+                </w:r>
+              </w:sdtContent>
+            </w:sdt>
           </w:p>
         </w:tc>
         <w:tc>
@@ -2055,18 +2954,26 @@
               <w:spacing w:before="0" w:after="0" w:line="250" w:lineRule="auto"/>
               <w:jc w:val="center"/>
             </w:pPr>
-            <w:r>
-              <w:rPr>
-                <w:rFonts w:ascii="Inter" w:hAnsi="Inter" w:eastAsia="Inter" w:cs="Inter"/>
-                <w:i/>
-                <w:iCs/>
-                <w:color w:val="12171D"/>
-                <w:sz w:val="18"/>
-                <w:szCs w:val="18"/>
-                <w:lang w:val="en-GB"/>
-              </w:rPr>
-              <w:t xml:space="preserve">[Qty]</w:t>
-            </w:r>
+            <w:sdt>
+              <w:sdtPr>
+                <w:alias w:val="Qty"/>
+                <w:tag w:val="field_1064"/>
+                <w:id w:val="1064"/>
+                <w:text/>
+              </w:sdtPr>
+              <w:sdtContent>
+                <w:r>
+                  <w:rPr>
+                    <w:rFonts w:ascii="Inter" w:hAnsi="Inter" w:eastAsia="Inter" w:cs="Inter"/>
+                    <w:color w:val="12171D"/>
+                    <w:sz w:val="18"/>
+                    <w:szCs w:val="18"/>
+                    <w:lang w:val="en-GB"/>
+                  </w:rPr>
+                  <w:t xml:space="preserve">Enter Qty</w:t>
+                </w:r>
+              </w:sdtContent>
+            </w:sdt>
           </w:p>
         </w:tc>
         <w:tc>
@@ -2083,18 +2990,26 @@
               <w:spacing w:before="0" w:after="0" w:line="250" w:lineRule="auto"/>
               <w:jc w:val="center"/>
             </w:pPr>
-            <w:r>
-              <w:rPr>
-                <w:rFonts w:ascii="Inter" w:hAnsi="Inter" w:eastAsia="Inter" w:cs="Inter"/>
-                <w:i/>
-                <w:iCs/>
-                <w:color w:val="12171D"/>
-                <w:sz w:val="18"/>
-                <w:szCs w:val="18"/>
-                <w:lang w:val="en-GB"/>
-              </w:rPr>
-              <w:t xml:space="preserve">[Unit]</w:t>
-            </w:r>
+            <w:sdt>
+              <w:sdtPr>
+                <w:alias w:val="Unit"/>
+                <w:tag w:val="field_1065"/>
+                <w:id w:val="1065"/>
+                <w:text/>
+              </w:sdtPr>
+              <w:sdtContent>
+                <w:r>
+                  <w:rPr>
+                    <w:rFonts w:ascii="Inter" w:hAnsi="Inter" w:eastAsia="Inter" w:cs="Inter"/>
+                    <w:color w:val="12171D"/>
+                    <w:sz w:val="18"/>
+                    <w:szCs w:val="18"/>
+                    <w:lang w:val="en-GB"/>
+                  </w:rPr>
+                  <w:t xml:space="preserve">Enter Unit</w:t>
+                </w:r>
+              </w:sdtContent>
+            </w:sdt>
           </w:p>
         </w:tc>
         <w:tc>
@@ -2111,18 +3026,26 @@
               <w:spacing w:before="0" w:after="0" w:line="250" w:lineRule="auto"/>
               <w:jc w:val="right"/>
             </w:pPr>
-            <w:r>
-              <w:rPr>
-                <w:rFonts w:ascii="Inter" w:hAnsi="Inter" w:eastAsia="Inter" w:cs="Inter"/>
-                <w:i/>
-                <w:iCs/>
-                <w:color w:val="12171D"/>
-                <w:sz w:val="18"/>
-                <w:szCs w:val="18"/>
-                <w:lang w:val="en-GB"/>
-              </w:rPr>
-              <w:t xml:space="preserve">[Currency] [Unit Price]</w:t>
-            </w:r>
+            <w:sdt>
+              <w:sdtPr>
+                <w:alias w:val="Unit Price"/>
+                <w:tag w:val="field_1066"/>
+                <w:id w:val="1066"/>
+                <w:text/>
+              </w:sdtPr>
+              <w:sdtContent>
+                <w:r>
+                  <w:rPr>
+                    <w:rFonts w:ascii="Inter" w:hAnsi="Inter" w:eastAsia="Inter" w:cs="Inter"/>
+                    <w:color w:val="12171D"/>
+                    <w:sz w:val="18"/>
+                    <w:szCs w:val="18"/>
+                    <w:lang w:val="en-GB"/>
+                  </w:rPr>
+                  <w:t xml:space="preserve">Enter Unit Price</w:t>
+                </w:r>
+              </w:sdtContent>
+            </w:sdt>
           </w:p>
         </w:tc>
         <w:tc>
@@ -2139,131 +3062,18 @@
               <w:spacing w:before="0" w:after="0" w:line="250" w:lineRule="auto"/>
               <w:jc w:val="right"/>
             </w:pPr>
-            <w:r>
-              <w:rPr>
-                <w:rFonts w:ascii="Inter" w:hAnsi="Inter" w:eastAsia="Inter" w:cs="Inter"/>
-                <w:i/>
-                <w:iCs/>
-                <w:color w:val="12171D"/>
-                <w:sz w:val="18"/>
-                <w:szCs w:val="18"/>
-                <w:lang w:val="en-GB"/>
-              </w:rPr>
-              <w:t xml:space="preserve">[Currency] [Line Total]</w:t>
-            </w:r>
-          </w:p>
-        </w:tc>
-      </w:tr>
-    </w:tbl>
-    <w:p>
-      <w:pPr>
-        <w:keepNext/>
-        <w:spacing w:before="0" w:after="0" w:line="20" w:lineRule="exact"/>
-        <w:rPr>
-          <w:sz w:val="2"/>
-          <w:szCs w:val="2"/>
-        </w:rPr>
-      </w:pPr>
-    </w:p>
-    <w:tbl>
-      <w:tblPr>
-        <w:tblW w:w="9072" w:type="dxa"/>
-        <w:tblBorders>
-          <w:top w:val="single" w:sz="4" w:space="0" w:color="BCACA7"/>
-          <w:left w:val="single" w:sz="4" w:space="0" w:color="BCACA7"/>
-          <w:bottom w:val="single" w:sz="4" w:space="0" w:color="BCACA7"/>
-          <w:right w:val="single" w:sz="4" w:space="0" w:color="BCACA7"/>
-          <w:insideH w:val="single" w:sz="4" w:space="0" w:color="BCACA7"/>
-          <w:insideV w:val="single" w:sz="4" w:space="0" w:color="BCACA7"/>
-        </w:tblBorders>
-        <w:tblLayout w:type="fixed"/>
-        <w:tblCellMar>
-          <w:top w:w="40" w:type="dxa"/>
-          <w:left w:w="85" w:type="dxa"/>
-          <w:bottom w:w="40" w:type="dxa"/>
-          <w:right w:w="85" w:type="dxa"/>
-        </w:tblCellMar>
-        <w:tblLook w:firstRow="1" w:lastRow="0" w:firstColumn="0" w:lastColumn="0" w:noHBand="0" w:noVBand="1"/>
-      </w:tblPr>
-      <w:tblGrid>
-        <w:gridCol w:w="5900"/>
-        <w:gridCol w:w="3172"/>
-      </w:tblGrid>
-      <w:tr>
-        <w:trPr>
-          <w:cantSplit/>
-        </w:trPr>
-        <w:tc>
-          <w:tcPr>
-            <w:tcW w:w="5900" w:type="dxa"/>
-            <w:tcBorders>
-              <w:bottom w:val="single" w:sz="4" w:space="0" w:color="BCACA7"/>
-            </w:tcBorders>
-            <w:vAlign w:val="center"/>
-          </w:tcPr>
-          <w:p>
-            <w:pPr>
-              <w:keepNext/>
-              <w:spacing w:before="0" w:after="6" w:line="250" w:lineRule="auto"/>
-              <w:jc w:val="left"/>
-            </w:pPr>
-            <w:r>
-              <w:rPr>
-                <w:rFonts w:ascii="Inter" w:hAnsi="Inter" w:eastAsia="Inter" w:cs="Inter"/>
-                <w:color w:val="12171D"/>
-                <w:sz w:val="18"/>
-                <w:szCs w:val="18"/>
-                <w:lang w:val="en-GB"/>
-              </w:rPr>
-              <w:t xml:space="preserve">SUBTOTAL</w:t>
-            </w:r>
-          </w:p>
-          <w:p>
-            <w:pPr>
-              <w:keepNext/>
-              <w:bidi w:val="1"/>
-              <w:spacing w:before="0" w:after="0" w:line="250" w:lineRule="auto"/>
-              <w:jc w:val="start"/>
-            </w:pPr>
-            <w:r>
-              <w:rPr>
-                <w:rFonts w:ascii="Noto Sans Arabic" w:hAnsi="Noto Sans Arabic" w:eastAsia="Noto Sans Arabic" w:cs="Noto Sans Arabic"/>
-                <w:color w:val="12171D"/>
-                <w:sz w:val="20"/>
-                <w:szCs w:val="20"/>
-                <w:rtl w:val="1"/>
-                <w:lang w:val="ar-SA" w:bidi="ar-SA"/>
-              </w:rPr>
-              <w:t xml:space="preserve">المجموع الفرعي</w:t>
-            </w:r>
-          </w:p>
-        </w:tc>
-        <w:tc>
-          <w:tcPr>
-            <w:tcW w:w="3172" w:type="dxa"/>
-            <w:tcBorders>
-              <w:bottom w:val="single" w:sz="4" w:space="0" w:color="BCACA7"/>
-            </w:tcBorders>
-            <w:vAlign w:val="center"/>
-          </w:tcPr>
-          <w:p>
-            <w:pPr>
-              <w:keepNext/>
-              <w:spacing w:before="0" w:after="0" w:line="250" w:lineRule="auto"/>
-              <w:jc w:val="right"/>
-            </w:pPr>
-            <w:r>
-              <w:rPr>
-                <w:rFonts w:ascii="Inter" w:hAnsi="Inter" w:eastAsia="Inter" w:cs="Inter"/>
-                <w:i/>
-                <w:iCs/>
-                <w:color w:val="12171D"/>
-                <w:sz w:val="18"/>
-                <w:szCs w:val="18"/>
-                <w:lang w:val="en-GB"/>
-              </w:rPr>
-              <w:t xml:space="preserve">[Currency] [Subtotal]</w:t>
-            </w:r>
+            <w:fldSimple w:instr="=C6*E6 \# &quot;#,##0.00&quot;">
+              <w:r>
+                <w:rPr>
+                  <w:rFonts w:ascii="Inter" w:hAnsi="Inter" w:eastAsia="Inter" w:cs="Inter"/>
+                  <w:color w:val="12171D"/>
+                  <w:sz w:val="18"/>
+                  <w:szCs w:val="18"/>
+                  <w:lang w:val="en-GB"/>
+                </w:rPr>
+                <w:t xml:space="preserve">0.00</w:t>
+              </w:r>
+            </w:fldSimple>
           </w:p>
         </w:tc>
       </w:tr>
@@ -2273,16 +3083,20 @@
         </w:trPr>
         <w:tc>
           <w:tcPr>
-            <w:tcW w:w="5900" w:type="dxa"/>
-            <w:tcBorders>
-              <w:bottom w:val="single" w:sz="4" w:space="0" w:color="BCACA7"/>
-            </w:tcBorders>
-            <w:vAlign w:val="center"/>
-          </w:tcPr>
-          <w:p>
-            <w:pPr>
-              <w:keepNext/>
-              <w:spacing w:before="0" w:after="6" w:line="250" w:lineRule="auto"/>
+            <w:tcW w:w="6820" w:type="dxa"/>
+            <w:gridSpan w:val="5"/>
+            <w:tcBorders>
+              <w:bottom w:val="single" w:sz="4" w:space="0" w:color="BCACA7"/>
+            </w:tcBorders>
+            <w:vAlign w:val="center"/>
+          </w:tcPr>
+          <w:p>
+            <w:pPr>
+              <w:keepNext/>
+              <w:tabs>
+                <w:tab w:val="right" w:pos="6650"/>
+              </w:tabs>
+              <w:spacing w:before="0" w:after="0" w:line="250" w:lineRule="auto"/>
               <w:jc w:val="left"/>
             </w:pPr>
             <w:r>
@@ -2293,16 +3107,11 @@
                 <w:szCs w:val="18"/>
                 <w:lang w:val="en-GB"/>
               </w:rPr>
-              <w:t xml:space="preserve">TAX / VAT (IF APPLICABLE)</w:t>
-            </w:r>
-          </w:p>
-          <w:p>
-            <w:pPr>
-              <w:keepNext/>
-              <w:bidi w:val="1"/>
-              <w:spacing w:before="0" w:after="0" w:line="250" w:lineRule="auto"/>
-              <w:jc w:val="start"/>
-            </w:pPr>
+              <w:t xml:space="preserve">SUBTOTAL</w:t>
+            </w:r>
+            <w:r>
+              <w:tab/>
+            </w:r>
             <w:r>
               <w:rPr>
                 <w:rFonts w:ascii="Noto Sans Arabic" w:hAnsi="Noto Sans Arabic" w:eastAsia="Noto Sans Arabic" w:cs="Noto Sans Arabic"/>
@@ -2312,13 +3121,13 @@
                 <w:rtl w:val="1"/>
                 <w:lang w:val="ar-SA" w:bidi="ar-SA"/>
               </w:rPr>
-              <w:t xml:space="preserve">الضريبة عند انطباقها</w:t>
-            </w:r>
-          </w:p>
-        </w:tc>
-        <w:tc>
-          <w:tcPr>
-            <w:tcW w:w="3172" w:type="dxa"/>
+              <w:t xml:space="preserve">المجموع الفرعي</w:t>
+            </w:r>
+          </w:p>
+        </w:tc>
+        <w:tc>
+          <w:tcPr>
+            <w:tcW w:w="2252" w:type="dxa"/>
             <w:tcBorders>
               <w:bottom w:val="single" w:sz="4" w:space="0" w:color="BCACA7"/>
             </w:tcBorders>
@@ -2330,18 +3139,18 @@
               <w:spacing w:before="0" w:after="0" w:line="250" w:lineRule="auto"/>
               <w:jc w:val="right"/>
             </w:pPr>
-            <w:r>
-              <w:rPr>
-                <w:rFonts w:ascii="Inter" w:hAnsi="Inter" w:eastAsia="Inter" w:cs="Inter"/>
-                <w:i/>
-                <w:iCs/>
-                <w:color w:val="12171D"/>
-                <w:sz w:val="18"/>
-                <w:szCs w:val="18"/>
-                <w:lang w:val="en-GB"/>
-              </w:rPr>
-              <w:t xml:space="preserve">[Applicable Tax Name] / [Rate %] / [Tax Amount]</w:t>
-            </w:r>
+            <w:fldSimple w:instr="=SUM(F3:F6) \# &quot;#,##0.00&quot;">
+              <w:r>
+                <w:rPr>
+                  <w:rFonts w:ascii="Inter" w:hAnsi="Inter" w:eastAsia="Inter" w:cs="Inter"/>
+                  <w:color w:val="12171D"/>
+                  <w:sz w:val="18"/>
+                  <w:szCs w:val="18"/>
+                  <w:lang w:val="en-GB"/>
+                </w:rPr>
+                <w:t xml:space="preserve">0.00</w:t>
+              </w:r>
+            </w:fldSimple>
           </w:p>
         </w:tc>
       </w:tr>
@@ -2351,7 +3160,170 @@
         </w:trPr>
         <w:tc>
           <w:tcPr>
-            <w:tcW w:w="5900" w:type="dxa"/>
+            <w:tcW w:w="6820" w:type="dxa"/>
+            <w:gridSpan w:val="5"/>
+            <w:tcBorders>
+              <w:bottom w:val="single" w:sz="4" w:space="0" w:color="BCACA7"/>
+            </w:tcBorders>
+            <w:vAlign w:val="center"/>
+          </w:tcPr>
+          <w:p>
+            <w:pPr>
+              <w:keepNext/>
+              <w:tabs>
+                <w:tab w:val="right" w:pos="6650"/>
+              </w:tabs>
+              <w:spacing w:before="0" w:after="0" w:line="250" w:lineRule="auto"/>
+              <w:jc w:val="left"/>
+            </w:pPr>
+            <w:r>
+              <w:rPr>
+                <w:rFonts w:ascii="Inter" w:hAnsi="Inter" w:eastAsia="Inter" w:cs="Inter"/>
+                <w:color w:val="12171D"/>
+                <w:sz w:val="18"/>
+                <w:szCs w:val="18"/>
+                <w:lang w:val="en-GB"/>
+              </w:rPr>
+              <w:t xml:space="preserve">VAT RATE (%)</w:t>
+            </w:r>
+            <w:r>
+              <w:tab/>
+            </w:r>
+            <w:r>
+              <w:rPr>
+                <w:rFonts w:ascii="Noto Sans Arabic" w:hAnsi="Noto Sans Arabic" w:eastAsia="Noto Sans Arabic" w:cs="Noto Sans Arabic"/>
+                <w:color w:val="12171D"/>
+                <w:sz w:val="20"/>
+                <w:szCs w:val="20"/>
+                <w:rtl w:val="1"/>
+                <w:lang w:val="ar-SA" w:bidi="ar-SA"/>
+              </w:rPr>
+              <w:t xml:space="preserve">نسبة ضريبة القيمة المضافة</w:t>
+            </w:r>
+          </w:p>
+        </w:tc>
+        <w:tc>
+          <w:tcPr>
+            <w:tcW w:w="2252" w:type="dxa"/>
+            <w:tcBorders>
+              <w:bottom w:val="single" w:sz="4" w:space="0" w:color="BCACA7"/>
+            </w:tcBorders>
+            <w:vAlign w:val="center"/>
+          </w:tcPr>
+          <w:p>
+            <w:pPr>
+              <w:keepNext/>
+              <w:spacing w:before="0" w:after="0" w:line="250" w:lineRule="auto"/>
+              <w:jc w:val="right"/>
+            </w:pPr>
+            <w:sdt>
+              <w:sdtPr>
+                <w:alias w:val="VAT Rate"/>
+                <w:tag w:val="field_1067"/>
+                <w:id w:val="1067"/>
+                <w:text/>
+              </w:sdtPr>
+              <w:sdtContent>
+                <w:r>
+                  <w:rPr>
+                    <w:rFonts w:ascii="Inter" w:hAnsi="Inter" w:eastAsia="Inter" w:cs="Inter"/>
+                    <w:color w:val="12171D"/>
+                    <w:sz w:val="18"/>
+                    <w:szCs w:val="18"/>
+                    <w:lang w:val="en-GB"/>
+                  </w:rPr>
+                  <w:t xml:space="preserve">15</w:t>
+                </w:r>
+              </w:sdtContent>
+            </w:sdt>
+          </w:p>
+        </w:tc>
+      </w:tr>
+      <w:tr>
+        <w:trPr>
+          <w:cantSplit/>
+        </w:trPr>
+        <w:tc>
+          <w:tcPr>
+            <w:tcW w:w="6820" w:type="dxa"/>
+            <w:gridSpan w:val="5"/>
+            <w:tcBorders>
+              <w:bottom w:val="single" w:sz="4" w:space="0" w:color="BCACA7"/>
+            </w:tcBorders>
+            <w:vAlign w:val="center"/>
+          </w:tcPr>
+          <w:p>
+            <w:pPr>
+              <w:keepNext/>
+              <w:tabs>
+                <w:tab w:val="right" w:pos="6650"/>
+              </w:tabs>
+              <w:spacing w:before="0" w:after="0" w:line="250" w:lineRule="auto"/>
+              <w:jc w:val="left"/>
+            </w:pPr>
+            <w:r>
+              <w:rPr>
+                <w:rFonts w:ascii="Inter" w:hAnsi="Inter" w:eastAsia="Inter" w:cs="Inter"/>
+                <w:color w:val="12171D"/>
+                <w:sz w:val="18"/>
+                <w:szCs w:val="18"/>
+                <w:lang w:val="en-GB"/>
+              </w:rPr>
+              <w:t xml:space="preserve">VAT AMOUNT (SAR)</w:t>
+            </w:r>
+            <w:r>
+              <w:tab/>
+            </w:r>
+            <w:r>
+              <w:rPr>
+                <w:rFonts w:ascii="Noto Sans Arabic" w:hAnsi="Noto Sans Arabic" w:eastAsia="Noto Sans Arabic" w:cs="Noto Sans Arabic"/>
+                <w:color w:val="12171D"/>
+                <w:sz w:val="20"/>
+                <w:szCs w:val="20"/>
+                <w:rtl w:val="1"/>
+                <w:lang w:val="ar-SA" w:bidi="ar-SA"/>
+              </w:rPr>
+              <w:t xml:space="preserve">مبلغ ضريبة القيمة المضافة</w:t>
+            </w:r>
+          </w:p>
+        </w:tc>
+        <w:tc>
+          <w:tcPr>
+            <w:tcW w:w="2252" w:type="dxa"/>
+            <w:tcBorders>
+              <w:bottom w:val="single" w:sz="4" w:space="0" w:color="BCACA7"/>
+            </w:tcBorders>
+            <w:vAlign w:val="center"/>
+          </w:tcPr>
+          <w:p>
+            <w:pPr>
+              <w:keepNext/>
+              <w:spacing w:before="0" w:after="0" w:line="250" w:lineRule="auto"/>
+              <w:jc w:val="right"/>
+            </w:pPr>
+            <w:fldSimple w:instr="=(B7*B8)/100 \# &quot;#,##0.00&quot;">
+              <w:r>
+                <w:rPr>
+                  <w:rFonts w:ascii="Inter" w:hAnsi="Inter" w:eastAsia="Inter" w:cs="Inter"/>
+                  <w:color w:val="12171D"/>
+                  <w:sz w:val="18"/>
+                  <w:szCs w:val="18"/>
+                  <w:lang w:val="en-GB"/>
+                </w:rPr>
+                <w:t xml:space="preserve">0.00</w:t>
+              </w:r>
+            </w:fldSimple>
+          </w:p>
+        </w:tc>
+      </w:tr>
+      <w:tr>
+        <w:trPr>
+          <w:cantSplit/>
+        </w:trPr>
+        <w:tc>
+          <w:tcPr>
+            <w:tcW w:w="6820" w:type="dxa"/>
+            <w:gridSpan w:val="5"/>
             <w:tcBorders>
               <w:top w:val="single" w:sz="8" w:space="0" w:color="12171D"/>
               <w:bottom w:val="single" w:sz="4" w:space="0" w:color="BCACA7"/>
@@ -2360,7 +3332,10 @@
           </w:tcPr>
           <w:p>
             <w:pPr>
-              <w:spacing w:before="0" w:after="6" w:line="250" w:lineRule="auto"/>
+              <w:tabs>
+                <w:tab w:val="right" w:pos="6650"/>
+              </w:tabs>
+              <w:spacing w:before="0" w:after="0" w:line="250" w:lineRule="auto"/>
               <w:jc w:val="left"/>
             </w:pPr>
             <w:r>
@@ -2373,13 +3348,9 @@
               </w:rPr>
               <w:t xml:space="preserve">TOTAL</w:t>
             </w:r>
-          </w:p>
-          <w:p>
-            <w:pPr>
-              <w:bidi w:val="1"/>
-              <w:spacing w:before="0" w:after="0" w:line="250" w:lineRule="auto"/>
-              <w:jc w:val="start"/>
-            </w:pPr>
+            <w:r>
+              <w:tab/>
+            </w:r>
             <w:r>
               <w:rPr>
                 <w:rFonts w:ascii="Noto Sans Arabic" w:hAnsi="Noto Sans Arabic" w:eastAsia="Noto Sans Arabic" w:cs="Noto Sans Arabic"/>
@@ -2395,7 +3366,7 @@
         </w:tc>
         <w:tc>
           <w:tcPr>
-            <w:tcW w:w="3172" w:type="dxa"/>
+            <w:tcW w:w="2252" w:type="dxa"/>
             <w:tcBorders>
               <w:top w:val="single" w:sz="8" w:space="0" w:color="12171D"/>
               <w:bottom w:val="single" w:sz="4" w:space="0" w:color="BCACA7"/>
@@ -2407,16 +3378,18 @@
               <w:spacing w:before="0" w:after="0" w:line="250" w:lineRule="auto"/>
               <w:jc w:val="right"/>
             </w:pPr>
-            <w:r>
-              <w:rPr>
-                <w:rFonts w:ascii="Inter" w:hAnsi="Inter" w:eastAsia="Inter" w:cs="Inter"/>
-                <w:color w:val="12171D"/>
-                <w:sz w:val="21"/>
-                <w:szCs w:val="21"/>
-                <w:lang w:val="en-GB"/>
-              </w:rPr>
-              <w:t xml:space="preserve">[Currency] [Total Amount]</w:t>
-            </w:r>
+            <w:fldSimple w:instr="=B7+B9 \# &quot;#,##0.00&quot;">
+              <w:r>
+                <w:rPr>
+                  <w:rFonts w:ascii="Jost" w:hAnsi="Jost" w:eastAsia="Jost" w:cs="Jost"/>
+                  <w:color w:val="12171D"/>
+                  <w:sz w:val="21"/>
+                  <w:szCs w:val="21"/>
+                  <w:lang w:val="en-GB"/>
+                </w:rPr>
+                <w:t xml:space="preserve">0.00</w:t>
+              </w:r>
+            </w:fldSimple>
           </w:p>
         </w:tc>
       </w:tr>
@@ -2488,7 +3461,7 @@
                 <w:szCs w:val="21"/>
                 <w:lang w:val="en-GB"/>
               </w:rPr>
-              <w:t xml:space="preserve">ISSUER AND CUSTOMER CONTACT</w:t>
+              <w:t xml:space="preserve">DELIVERY AND PAYMENT</w:t>
             </w:r>
           </w:p>
         </w:tc>
@@ -2521,7 +3494,7 @@
                 <w:rtl w:val="1"/>
                 <w:lang w:val="ar-SA" w:bidi="ar-SA"/>
               </w:rPr>
-              <w:t xml:space="preserve">بيانات الجهة والعميل</w:t>
+              <w:t xml:space="preserve">التسليم والدفع</w:t>
             </w:r>
           </w:p>
         </w:tc>
@@ -2552,7 +3525,7 @@
                 <w:szCs w:val="18"/>
                 <w:lang w:val="en-GB"/>
               </w:rPr>
-              <w:t xml:space="preserve">REGISTERED ENTITY</w:t>
+              <w:t xml:space="preserve">DELIVERY LOCATION</w:t>
             </w:r>
           </w:p>
           <w:p>
@@ -2571,7 +3544,7 @@
                 <w:rtl w:val="1"/>
                 <w:lang w:val="ar-SA" w:bidi="ar-SA"/>
               </w:rPr>
-              <w:t xml:space="preserve">الاسم المسجل للمنشأة</w:t>
+              <w:t xml:space="preserve">موقع التسليم</w:t>
             </w:r>
           </w:p>
         </w:tc>
@@ -2589,43 +3562,51 @@
               <w:spacing w:before="0" w:after="0" w:line="250" w:lineRule="auto"/>
               <w:jc w:val="left"/>
             </w:pPr>
+            <w:sdt>
+              <w:sdtPr>
+                <w:alias w:val="Delivery Address"/>
+                <w:tag w:val="field_1068"/>
+                <w:id w:val="1068"/>
+                <w:text/>
+              </w:sdtPr>
+              <w:sdtContent>
+                <w:r>
+                  <w:rPr>
+                    <w:rFonts w:ascii="Inter" w:hAnsi="Inter" w:eastAsia="Inter" w:cs="Inter"/>
+                    <w:color w:val="12171D"/>
+                    <w:sz w:val="18"/>
+                    <w:szCs w:val="18"/>
+                    <w:lang w:val="en-GB"/>
+                  </w:rPr>
+                  <w:t xml:space="preserve">Enter Delivery Address</w:t>
+                </w:r>
+              </w:sdtContent>
+            </w:sdt>
+          </w:p>
+        </w:tc>
+        <w:tc>
+          <w:tcPr>
+            <w:tcW w:w="2250" w:type="dxa"/>
+            <w:tcBorders>
+              <w:bottom w:val="single" w:sz="4" w:space="0" w:color="BCACA7"/>
+            </w:tcBorders>
+            <w:vAlign w:val="center"/>
+          </w:tcPr>
+          <w:p>
+            <w:pPr>
+              <w:keepNext/>
+              <w:spacing w:before="0" w:after="10" w:line="250" w:lineRule="auto"/>
+              <w:jc w:val="left"/>
+            </w:pPr>
             <w:r>
               <w:rPr>
                 <w:rFonts w:ascii="Inter" w:hAnsi="Inter" w:eastAsia="Inter" w:cs="Inter"/>
-                <w:i/>
-                <w:iCs/>
                 <w:color w:val="12171D"/>
                 <w:sz w:val="18"/>
                 <w:szCs w:val="18"/>
                 <w:lang w:val="en-GB"/>
               </w:rPr>
-              <w:t xml:space="preserve">[Registered Entity Name]</w:t>
-            </w:r>
-          </w:p>
-        </w:tc>
-        <w:tc>
-          <w:tcPr>
-            <w:tcW w:w="2250" w:type="dxa"/>
-            <w:tcBorders>
-              <w:bottom w:val="single" w:sz="4" w:space="0" w:color="BCACA7"/>
-            </w:tcBorders>
-            <w:vAlign w:val="center"/>
-          </w:tcPr>
-          <w:p>
-            <w:pPr>
-              <w:keepNext/>
-              <w:spacing w:before="0" w:after="10" w:line="250" w:lineRule="auto"/>
-              <w:jc w:val="left"/>
-            </w:pPr>
-            <w:r>
-              <w:rPr>
-                <w:rFonts w:ascii="Inter" w:hAnsi="Inter" w:eastAsia="Inter" w:cs="Inter"/>
-                <w:color w:val="12171D"/>
-                <w:sz w:val="18"/>
-                <w:szCs w:val="18"/>
-                <w:lang w:val="en-GB"/>
-              </w:rPr>
-              <w:t xml:space="preserve">BUSINESS EMAIL</w:t>
+              <w:t xml:space="preserve">ESTIMATED DELIVERY</w:t>
             </w:r>
           </w:p>
           <w:p>
@@ -2644,7 +3625,7 @@
                 <w:rtl w:val="1"/>
                 <w:lang w:val="ar-SA" w:bidi="ar-SA"/>
               </w:rPr>
-              <w:t xml:space="preserve">البريد الإلكتروني</w:t>
+              <w:t xml:space="preserve">موعد التسليم التقديري</w:t>
             </w:r>
           </w:p>
         </w:tc>
@@ -2662,18 +3643,26 @@
               <w:spacing w:before="0" w:after="0" w:line="250" w:lineRule="auto"/>
               <w:jc w:val="left"/>
             </w:pPr>
-            <w:r>
-              <w:rPr>
-                <w:rFonts w:ascii="Inter" w:hAnsi="Inter" w:eastAsia="Inter" w:cs="Inter"/>
-                <w:i/>
-                <w:iCs/>
-                <w:color w:val="12171D"/>
-                <w:sz w:val="18"/>
-                <w:szCs w:val="18"/>
-                <w:lang w:val="en-GB"/>
-              </w:rPr>
-              <w:t xml:space="preserve">[Business Email]</w:t>
-            </w:r>
+            <w:sdt>
+              <w:sdtPr>
+                <w:alias w:val="Estimated Delivery Date | DD/MM/YYYY (Gregorian)"/>
+                <w:tag w:val="field_1069"/>
+                <w:id w:val="1069"/>
+                <w:text/>
+              </w:sdtPr>
+              <w:sdtContent>
+                <w:r>
+                  <w:rPr>
+                    <w:rFonts w:ascii="Inter" w:hAnsi="Inter" w:eastAsia="Inter" w:cs="Inter"/>
+                    <w:color w:val="12171D"/>
+                    <w:sz w:val="18"/>
+                    <w:szCs w:val="18"/>
+                    <w:lang w:val="en-GB"/>
+                  </w:rPr>
+                  <w:t xml:space="preserve">Enter Estimated Delivery Date - DD/MM/YYYY (Gregorian)</w:t>
+                </w:r>
+              </w:sdtContent>
+            </w:sdt>
           </w:p>
         </w:tc>
       </w:tr>
@@ -2691,7 +3680,6 @@
           </w:tcPr>
           <w:p>
             <w:pPr>
-              <w:keepNext/>
               <w:spacing w:before="0" w:after="10" w:line="250" w:lineRule="auto"/>
               <w:jc w:val="left"/>
             </w:pPr>
@@ -2703,12 +3691,11 @@
                 <w:szCs w:val="18"/>
                 <w:lang w:val="en-GB"/>
               </w:rPr>
-              <w:t xml:space="preserve">BUSINESS ADDRESS</w:t>
-            </w:r>
-          </w:p>
-          <w:p>
-            <w:pPr>
-              <w:keepNext/>
+              <w:t xml:space="preserve">PAYMENT TERMS</w:t>
+            </w:r>
+          </w:p>
+          <w:p>
+            <w:pPr>
               <w:bidi w:val="1"/>
               <w:spacing w:before="0" w:after="0" w:line="250" w:lineRule="auto"/>
               <w:jc w:val="start"/>
@@ -2722,254 +3709,44 @@
                 <w:rtl w:val="1"/>
                 <w:lang w:val="ar-SA" w:bidi="ar-SA"/>
               </w:rPr>
-              <w:t xml:space="preserve">عنوان المنشأة</w:t>
-            </w:r>
-          </w:p>
-        </w:tc>
-        <w:tc>
-          <w:tcPr>
-            <w:tcW w:w="2286" w:type="dxa"/>
-            <w:tcBorders>
-              <w:bottom w:val="single" w:sz="4" w:space="0" w:color="BCACA7"/>
-            </w:tcBorders>
-            <w:vAlign w:val="center"/>
-          </w:tcPr>
-          <w:p>
-            <w:pPr>
-              <w:keepNext/>
-              <w:spacing w:before="0" w:after="0" w:line="250" w:lineRule="auto"/>
-              <w:jc w:val="left"/>
-            </w:pPr>
-            <w:r>
-              <w:rPr>
-                <w:rFonts w:ascii="Inter" w:hAnsi="Inter" w:eastAsia="Inter" w:cs="Inter"/>
-                <w:i/>
-                <w:iCs/>
-                <w:color w:val="12171D"/>
-                <w:sz w:val="18"/>
-                <w:szCs w:val="18"/>
-                <w:lang w:val="en-GB"/>
-              </w:rPr>
-              <w:t xml:space="preserve">[Company Address]</w:t>
-            </w:r>
-          </w:p>
-        </w:tc>
-        <w:tc>
-          <w:tcPr>
-            <w:tcW w:w="2250" w:type="dxa"/>
-            <w:tcBorders>
-              <w:bottom w:val="single" w:sz="4" w:space="0" w:color="BCACA7"/>
-            </w:tcBorders>
-            <w:vAlign w:val="center"/>
-          </w:tcPr>
-          <w:p>
-            <w:pPr>
-              <w:keepNext/>
-              <w:spacing w:before="0" w:after="10" w:line="250" w:lineRule="auto"/>
-              <w:jc w:val="left"/>
-            </w:pPr>
-            <w:r>
-              <w:rPr>
-                <w:rFonts w:ascii="Inter" w:hAnsi="Inter" w:eastAsia="Inter" w:cs="Inter"/>
-                <w:color w:val="12171D"/>
-                <w:sz w:val="18"/>
-                <w:szCs w:val="18"/>
-                <w:lang w:val="en-GB"/>
-              </w:rPr>
-              <w:t xml:space="preserve">SALES CONTACT</w:t>
-            </w:r>
-          </w:p>
-          <w:p>
-            <w:pPr>
-              <w:keepNext/>
-              <w:bidi w:val="1"/>
-              <w:spacing w:before="0" w:after="0" w:line="250" w:lineRule="auto"/>
-              <w:jc w:val="start"/>
-            </w:pPr>
-            <w:r>
-              <w:rPr>
-                <w:rFonts w:ascii="Noto Sans Arabic" w:hAnsi="Noto Sans Arabic" w:eastAsia="Noto Sans Arabic" w:cs="Noto Sans Arabic"/>
-                <w:color w:val="12171D"/>
-                <w:sz w:val="20"/>
-                <w:szCs w:val="20"/>
-                <w:rtl w:val="1"/>
-                <w:lang w:val="ar-SA" w:bidi="ar-SA"/>
-              </w:rPr>
-              <w:t xml:space="preserve">جهة التواصل للمبيعات</w:t>
-            </w:r>
-          </w:p>
-        </w:tc>
-        <w:tc>
-          <w:tcPr>
-            <w:tcW w:w="2286" w:type="dxa"/>
-            <w:tcBorders>
-              <w:bottom w:val="single" w:sz="4" w:space="0" w:color="BCACA7"/>
-            </w:tcBorders>
-            <w:vAlign w:val="center"/>
-          </w:tcPr>
-          <w:p>
-            <w:pPr>
-              <w:keepNext/>
-              <w:spacing w:before="0" w:after="0" w:line="250" w:lineRule="auto"/>
-              <w:jc w:val="left"/>
-            </w:pPr>
-            <w:r>
-              <w:rPr>
-                <w:rFonts w:ascii="Inter" w:hAnsi="Inter" w:eastAsia="Inter" w:cs="Inter"/>
-                <w:i/>
-                <w:iCs/>
-                <w:color w:val="12171D"/>
-                <w:sz w:val="18"/>
-                <w:szCs w:val="18"/>
-                <w:lang w:val="en-GB"/>
-              </w:rPr>
-              <w:t xml:space="preserve">[Sales Contact Name / Role]</w:t>
-            </w:r>
-          </w:p>
-        </w:tc>
-      </w:tr>
-      <w:tr>
-        <w:trPr>
-          <w:cantSplit/>
-        </w:trPr>
-        <w:tc>
-          <w:tcPr>
-            <w:tcW w:w="2250" w:type="dxa"/>
-            <w:tcBorders>
-              <w:bottom w:val="single" w:sz="4" w:space="0" w:color="BCACA7"/>
-            </w:tcBorders>
-            <w:vAlign w:val="center"/>
-          </w:tcPr>
-          <w:p>
-            <w:pPr>
-              <w:spacing w:before="0" w:after="10" w:line="250" w:lineRule="auto"/>
-              <w:jc w:val="left"/>
-            </w:pPr>
-            <w:r>
-              <w:rPr>
-                <w:rFonts w:ascii="Inter" w:hAnsi="Inter" w:eastAsia="Inter" w:cs="Inter"/>
-                <w:color w:val="12171D"/>
-                <w:sz w:val="18"/>
-                <w:szCs w:val="18"/>
-                <w:lang w:val="en-GB"/>
-              </w:rPr>
-              <w:t xml:space="preserve">BUSINESS PHONE</w:t>
-            </w:r>
-          </w:p>
-          <w:p>
-            <w:pPr>
-              <w:bidi w:val="1"/>
-              <w:spacing w:before="0" w:after="0" w:line="250" w:lineRule="auto"/>
-              <w:jc w:val="start"/>
-            </w:pPr>
-            <w:r>
-              <w:rPr>
-                <w:rFonts w:ascii="Noto Sans Arabic" w:hAnsi="Noto Sans Arabic" w:eastAsia="Noto Sans Arabic" w:cs="Noto Sans Arabic"/>
-                <w:color w:val="12171D"/>
-                <w:sz w:val="20"/>
-                <w:szCs w:val="20"/>
-                <w:rtl w:val="1"/>
-                <w:lang w:val="ar-SA" w:bidi="ar-SA"/>
-              </w:rPr>
-              <w:t xml:space="preserve">هاتف المنشأة</w:t>
-            </w:r>
-          </w:p>
-        </w:tc>
-        <w:tc>
-          <w:tcPr>
-            <w:tcW w:w="2286" w:type="dxa"/>
-            <w:tcBorders>
-              <w:bottom w:val="single" w:sz="4" w:space="0" w:color="BCACA7"/>
-            </w:tcBorders>
-            <w:vAlign w:val="center"/>
-          </w:tcPr>
-          <w:p>
-            <w:pPr>
-              <w:spacing w:before="0" w:after="0" w:line="250" w:lineRule="auto"/>
-              <w:jc w:val="left"/>
-            </w:pPr>
-            <w:r>
-              <w:rPr>
-                <w:rFonts w:ascii="Inter" w:hAnsi="Inter" w:eastAsia="Inter" w:cs="Inter"/>
-                <w:i/>
-                <w:iCs/>
-                <w:color w:val="12171D"/>
-                <w:sz w:val="18"/>
-                <w:szCs w:val="18"/>
-                <w:lang w:val="en-GB"/>
-              </w:rPr>
-              <w:t xml:space="preserve">[Business Phone]</w:t>
-            </w:r>
-          </w:p>
-        </w:tc>
-        <w:tc>
-          <w:tcPr>
-            <w:tcW w:w="2250" w:type="dxa"/>
-            <w:tcBorders>
-              <w:bottom w:val="single" w:sz="4" w:space="0" w:color="BCACA7"/>
-            </w:tcBorders>
-            <w:vAlign w:val="center"/>
-          </w:tcPr>
-          <w:p>
-            <w:pPr>
-              <w:spacing w:before="0" w:after="10" w:line="250" w:lineRule="auto"/>
-              <w:jc w:val="left"/>
-            </w:pPr>
-            <w:r>
-              <w:rPr>
-                <w:rFonts w:ascii="Inter" w:hAnsi="Inter" w:eastAsia="Inter" w:cs="Inter"/>
-                <w:color w:val="12171D"/>
-                <w:sz w:val="18"/>
-                <w:szCs w:val="18"/>
-                <w:lang w:val="en-GB"/>
-              </w:rPr>
-              <w:t xml:space="preserve">TAX IDENTIFIER</w:t>
-            </w:r>
-          </w:p>
-          <w:p>
-            <w:pPr>
-              <w:bidi w:val="1"/>
-              <w:spacing w:before="0" w:after="0" w:line="250" w:lineRule="auto"/>
-              <w:jc w:val="start"/>
-            </w:pPr>
-            <w:r>
-              <w:rPr>
-                <w:rFonts w:ascii="Noto Sans Arabic" w:hAnsi="Noto Sans Arabic" w:eastAsia="Noto Sans Arabic" w:cs="Noto Sans Arabic"/>
-                <w:color w:val="12171D"/>
-                <w:sz w:val="20"/>
-                <w:szCs w:val="20"/>
-                <w:rtl w:val="1"/>
-                <w:lang w:val="ar-SA" w:bidi="ar-SA"/>
-              </w:rPr>
-              <w:t xml:space="preserve">الرقم الضريبي للمنشأة</w:t>
-            </w:r>
-          </w:p>
-        </w:tc>
-        <w:tc>
-          <w:tcPr>
-            <w:tcW w:w="2286" w:type="dxa"/>
-            <w:tcBorders>
-              <w:bottom w:val="single" w:sz="4" w:space="0" w:color="BCACA7"/>
-            </w:tcBorders>
-            <w:vAlign w:val="center"/>
-          </w:tcPr>
-          <w:p>
-            <w:pPr>
-              <w:spacing w:before="0" w:after="0" w:line="250" w:lineRule="auto"/>
-              <w:jc w:val="left"/>
-            </w:pPr>
-            <w:r>
-              <w:rPr>
-                <w:rFonts w:ascii="Inter" w:hAnsi="Inter" w:eastAsia="Inter" w:cs="Inter"/>
-                <w:i/>
-                <w:iCs/>
-                <w:color w:val="12171D"/>
-                <w:sz w:val="18"/>
-                <w:szCs w:val="18"/>
-                <w:lang w:val="en-GB"/>
-              </w:rPr>
-              <w:t xml:space="preserve">[Issuer Tax Identifier, if applicable]</w:t>
-            </w:r>
+              <w:t xml:space="preserve">شروط الدفع</w:t>
+            </w:r>
+          </w:p>
+        </w:tc>
+        <w:tc>
+          <w:tcPr>
+            <w:tcW w:w="6822" w:type="dxa"/>
+            <w:gridSpan w:val="3"/>
+            <w:tcBorders>
+              <w:bottom w:val="single" w:sz="4" w:space="0" w:color="BCACA7"/>
+            </w:tcBorders>
+            <w:vAlign w:val="center"/>
+          </w:tcPr>
+          <w:p>
+            <w:pPr>
+              <w:spacing w:before="0" w:after="0" w:line="250" w:lineRule="auto"/>
+              <w:jc w:val="left"/>
+            </w:pPr>
+            <w:sdt>
+              <w:sdtPr>
+                <w:alias w:val="Payment Terms"/>
+                <w:tag w:val="field_1070"/>
+                <w:id w:val="1070"/>
+                <w:text/>
+              </w:sdtPr>
+              <w:sdtContent>
+                <w:r>
+                  <w:rPr>
+                    <w:rFonts w:ascii="Inter" w:hAnsi="Inter" w:eastAsia="Inter" w:cs="Inter"/>
+                    <w:color w:val="12171D"/>
+                    <w:sz w:val="18"/>
+                    <w:szCs w:val="18"/>
+                    <w:lang w:val="en-GB"/>
+                  </w:rPr>
+                  <w:t xml:space="preserve">Enter Payment Terms</w:t>
+                </w:r>
+              </w:sdtContent>
+            </w:sdt>
           </w:p>
         </w:tc>
       </w:tr>
@@ -3041,7 +3818,7 @@
                 <w:szCs w:val="21"/>
                 <w:lang w:val="en-GB"/>
               </w:rPr>
-              <w:t xml:space="preserve">DELIVERY AND PAYMENT</w:t>
+              <w:t xml:space="preserve">CUSTOMER ACCEPTANCE</w:t>
             </w:r>
           </w:p>
         </w:tc>
@@ -3074,7 +3851,7 @@
                 <w:rtl w:val="1"/>
                 <w:lang w:val="ar-SA" w:bidi="ar-SA"/>
               </w:rPr>
-              <w:t xml:space="preserve">التسليم والدفع</w:t>
+              <w:t xml:space="preserve">قبول العميل</w:t>
             </w:r>
           </w:p>
         </w:tc>
@@ -3093,7 +3870,6 @@
           </w:tcPr>
           <w:p>
             <w:pPr>
-              <w:keepNext/>
               <w:spacing w:before="0" w:after="10" w:line="250" w:lineRule="auto"/>
               <w:jc w:val="left"/>
             </w:pPr>
@@ -3105,12 +3881,11 @@
                 <w:szCs w:val="18"/>
                 <w:lang w:val="en-GB"/>
               </w:rPr>
-              <w:t xml:space="preserve">DELIVERY LOCATION</w:t>
-            </w:r>
-          </w:p>
-          <w:p>
-            <w:pPr>
-              <w:keepNext/>
+              <w:t xml:space="preserve">NAME / ROLE</w:t>
+            </w:r>
+          </w:p>
+          <w:p>
+            <w:pPr>
               <w:bidi w:val="1"/>
               <w:spacing w:before="0" w:after="0" w:line="250" w:lineRule="auto"/>
               <w:jc w:val="start"/>
@@ -3124,7 +3899,7 @@
                 <w:rtl w:val="1"/>
                 <w:lang w:val="ar-SA" w:bidi="ar-SA"/>
               </w:rPr>
-              <w:t xml:space="preserve">موقع التسليم</w:t>
+              <w:t xml:space="preserve">الاسم / الصفة</w:t>
             </w:r>
           </w:p>
         </w:tc>
@@ -3138,52 +3913,57 @@
           </w:tcPr>
           <w:p>
             <w:pPr>
-              <w:keepNext/>
-              <w:spacing w:before="0" w:after="0" w:line="250" w:lineRule="auto"/>
+              <w:spacing w:before="0" w:after="0" w:line="250" w:lineRule="auto"/>
+              <w:jc w:val="left"/>
+            </w:pPr>
+            <w:sdt>
+              <w:sdtPr>
+                <w:alias w:val="Customer Name / Role"/>
+                <w:tag w:val="field_1071"/>
+                <w:id w:val="1071"/>
+                <w:text/>
+              </w:sdtPr>
+              <w:sdtContent>
+                <w:r>
+                  <w:rPr>
+                    <w:rFonts w:ascii="Inter" w:hAnsi="Inter" w:eastAsia="Inter" w:cs="Inter"/>
+                    <w:color w:val="12171D"/>
+                    <w:sz w:val="18"/>
+                    <w:szCs w:val="18"/>
+                    <w:lang w:val="en-GB"/>
+                  </w:rPr>
+                  <w:t xml:space="preserve">Enter Customer Name / Role</w:t>
+                </w:r>
+              </w:sdtContent>
+            </w:sdt>
+          </w:p>
+        </w:tc>
+        <w:tc>
+          <w:tcPr>
+            <w:tcW w:w="2250" w:type="dxa"/>
+            <w:tcBorders>
+              <w:bottom w:val="single" w:sz="4" w:space="0" w:color="BCACA7"/>
+            </w:tcBorders>
+            <w:vAlign w:val="center"/>
+          </w:tcPr>
+          <w:p>
+            <w:pPr>
+              <w:spacing w:before="0" w:after="10" w:line="250" w:lineRule="auto"/>
               <w:jc w:val="left"/>
             </w:pPr>
             <w:r>
               <w:rPr>
                 <w:rFonts w:ascii="Inter" w:hAnsi="Inter" w:eastAsia="Inter" w:cs="Inter"/>
-                <w:i/>
-                <w:iCs/>
                 <w:color w:val="12171D"/>
                 <w:sz w:val="18"/>
                 <w:szCs w:val="18"/>
                 <w:lang w:val="en-GB"/>
               </w:rPr>
-              <w:t xml:space="preserve">[Delivery Address]</w:t>
-            </w:r>
-          </w:p>
-        </w:tc>
-        <w:tc>
-          <w:tcPr>
-            <w:tcW w:w="2250" w:type="dxa"/>
-            <w:tcBorders>
-              <w:bottom w:val="single" w:sz="4" w:space="0" w:color="BCACA7"/>
-            </w:tcBorders>
-            <w:vAlign w:val="center"/>
-          </w:tcPr>
-          <w:p>
-            <w:pPr>
-              <w:keepNext/>
-              <w:spacing w:before="0" w:after="10" w:line="250" w:lineRule="auto"/>
-              <w:jc w:val="left"/>
-            </w:pPr>
-            <w:r>
-              <w:rPr>
-                <w:rFonts w:ascii="Inter" w:hAnsi="Inter" w:eastAsia="Inter" w:cs="Inter"/>
-                <w:color w:val="12171D"/>
-                <w:sz w:val="18"/>
-                <w:szCs w:val="18"/>
-                <w:lang w:val="en-GB"/>
-              </w:rPr>
-              <w:t xml:space="preserve">ESTIMATED DELIVERY</w:t>
-            </w:r>
-          </w:p>
-          <w:p>
-            <w:pPr>
-              <w:keepNext/>
+              <w:t xml:space="preserve">SIGNATURE / DATE</w:t>
+            </w:r>
+          </w:p>
+          <w:p>
+            <w:pPr>
               <w:bidi w:val="1"/>
               <w:spacing w:before="0" w:after="0" w:line="250" w:lineRule="auto"/>
               <w:jc w:val="start"/>
@@ -3197,7 +3977,7 @@
                 <w:rtl w:val="1"/>
                 <w:lang w:val="ar-SA" w:bidi="ar-SA"/>
               </w:rPr>
-              <w:t xml:space="preserve">موعد التسليم التقديري</w:t>
+              <w:t xml:space="preserve">التوقيع / التاريخ</w:t>
             </w:r>
           </w:p>
         </w:tc>
@@ -3211,349 +3991,29 @@
           </w:tcPr>
           <w:p>
             <w:pPr>
-              <w:keepNext/>
-              <w:spacing w:before="0" w:after="0" w:line="250" w:lineRule="auto"/>
-              <w:jc w:val="left"/>
-            </w:pPr>
-            <w:r>
-              <w:rPr>
-                <w:rFonts w:ascii="Inter" w:hAnsi="Inter" w:eastAsia="Inter" w:cs="Inter"/>
-                <w:i/>
-                <w:iCs/>
-                <w:color w:val="12171D"/>
-                <w:sz w:val="18"/>
-                <w:szCs w:val="18"/>
-                <w:lang w:val="en-GB"/>
-              </w:rPr>
-              <w:t xml:space="preserve">[Estimated Delivery Date]</w:t>
-            </w:r>
-          </w:p>
-        </w:tc>
-      </w:tr>
-      <w:tr>
-        <w:trPr>
-          <w:cantSplit/>
-        </w:trPr>
-        <w:tc>
-          <w:tcPr>
-            <w:tcW w:w="2250" w:type="dxa"/>
-            <w:tcBorders>
-              <w:bottom w:val="single" w:sz="4" w:space="0" w:color="BCACA7"/>
-            </w:tcBorders>
-            <w:vAlign w:val="center"/>
-          </w:tcPr>
-          <w:p>
-            <w:pPr>
-              <w:spacing w:before="0" w:after="10" w:line="250" w:lineRule="auto"/>
-              <w:jc w:val="left"/>
-            </w:pPr>
-            <w:r>
-              <w:rPr>
-                <w:rFonts w:ascii="Inter" w:hAnsi="Inter" w:eastAsia="Inter" w:cs="Inter"/>
-                <w:color w:val="12171D"/>
-                <w:sz w:val="18"/>
-                <w:szCs w:val="18"/>
-                <w:lang w:val="en-GB"/>
-              </w:rPr>
-              <w:t xml:space="preserve">PAYMENT TERMS</w:t>
-            </w:r>
-          </w:p>
-          <w:p>
-            <w:pPr>
-              <w:bidi w:val="1"/>
-              <w:spacing w:before="0" w:after="0" w:line="250" w:lineRule="auto"/>
-              <w:jc w:val="start"/>
-            </w:pPr>
-            <w:r>
-              <w:rPr>
-                <w:rFonts w:ascii="Noto Sans Arabic" w:hAnsi="Noto Sans Arabic" w:eastAsia="Noto Sans Arabic" w:cs="Noto Sans Arabic"/>
-                <w:color w:val="12171D"/>
-                <w:sz w:val="20"/>
-                <w:szCs w:val="20"/>
-                <w:rtl w:val="1"/>
-                <w:lang w:val="ar-SA" w:bidi="ar-SA"/>
-              </w:rPr>
-              <w:t xml:space="preserve">شروط الدفع</w:t>
-            </w:r>
-          </w:p>
-        </w:tc>
-        <w:tc>
-          <w:tcPr>
-            <w:tcW w:w="6822" w:type="dxa"/>
-            <w:gridSpan w:val="3"/>
-            <w:tcBorders>
-              <w:bottom w:val="single" w:sz="4" w:space="0" w:color="BCACA7"/>
-            </w:tcBorders>
-            <w:vAlign w:val="center"/>
-          </w:tcPr>
-          <w:p>
-            <w:pPr>
-              <w:spacing w:before="0" w:after="0" w:line="250" w:lineRule="auto"/>
-              <w:jc w:val="left"/>
-            </w:pPr>
-            <w:r>
-              <w:rPr>
-                <w:rFonts w:ascii="Inter" w:hAnsi="Inter" w:eastAsia="Inter" w:cs="Inter"/>
-                <w:i/>
-                <w:iCs/>
-                <w:color w:val="12171D"/>
-                <w:sz w:val="18"/>
-                <w:szCs w:val="18"/>
-                <w:lang w:val="en-GB"/>
-              </w:rPr>
-              <w:t xml:space="preserve">[Payment Terms]</w:t>
-            </w:r>
-          </w:p>
-        </w:tc>
-      </w:tr>
-    </w:tbl>
-    <w:p>
-      <w:pPr>
-        <w:spacing w:before="0" w:after="0" w:line="20" w:lineRule="exact"/>
-        <w:rPr>
-          <w:sz w:val="2"/>
-          <w:szCs w:val="2"/>
-        </w:rPr>
-      </w:pPr>
-    </w:p>
-    <w:tbl>
-      <w:tblPr>
-        <w:tblW w:w="9072" w:type="dxa"/>
-        <w:tblBorders>
-          <w:top w:val="single" w:sz="4" w:space="0" w:color="BCACA7"/>
-          <w:left w:val="single" w:sz="4" w:space="0" w:color="BCACA7"/>
-          <w:bottom w:val="single" w:sz="4" w:space="0" w:color="BCACA7"/>
-          <w:right w:val="single" w:sz="4" w:space="0" w:color="BCACA7"/>
-          <w:insideH w:val="single" w:sz="4" w:space="0" w:color="BCACA7"/>
-          <w:insideV w:val="single" w:sz="4" w:space="0" w:color="BCACA7"/>
-        </w:tblBorders>
-        <w:tblLayout w:type="fixed"/>
-        <w:tblCellMar>
-          <w:top w:w="40" w:type="dxa"/>
-          <w:left w:w="85" w:type="dxa"/>
-          <w:bottom w:w="40" w:type="dxa"/>
-          <w:right w:w="85" w:type="dxa"/>
-        </w:tblCellMar>
-        <w:tblLook w:firstRow="1" w:lastRow="0" w:firstColumn="0" w:lastColumn="0" w:noHBand="0" w:noVBand="1"/>
-      </w:tblPr>
-      <w:tblGrid>
-        <w:gridCol w:w="2250"/>
-        <w:gridCol w:w="2286"/>
-        <w:gridCol w:w="2250"/>
-        <w:gridCol w:w="2286"/>
-      </w:tblGrid>
-      <w:tr>
-        <w:trPr>
-          <w:cantSplit/>
-        </w:trPr>
-        <w:tc>
-          <w:tcPr>
-            <w:tcW w:w="4536" w:type="dxa"/>
-            <w:gridSpan w:val="2"/>
-            <w:tcBorders>
-              <w:top w:val="nil"/>
-              <w:left w:val="nil"/>
-              <w:bottom w:val="single" w:sz="8" w:space="0" w:color="BCACA7"/>
-              <w:right w:val="nil"/>
-            </w:tcBorders>
-            <w:vAlign w:val="bottom"/>
-          </w:tcPr>
-          <w:p>
-            <w:pPr>
-              <w:pStyle w:val="Heading1"/>
-              <w:keepNext/>
-              <w:spacing w:before="160" w:after="40" w:line="250" w:lineRule="auto"/>
-              <w:ind w:start="-85"/>
-              <w:jc w:val="left"/>
-            </w:pPr>
-            <w:r>
-              <w:rPr>
-                <w:rFonts w:ascii="Jost" w:hAnsi="Jost" w:eastAsia="Jost" w:cs="Jost"/>
-                <w:color w:val="12171D"/>
-                <w:sz w:val="21"/>
-                <w:szCs w:val="21"/>
-                <w:lang w:val="en-GB"/>
-              </w:rPr>
-              <w:t xml:space="preserve">CUSTOMER REVIEW</w:t>
-            </w:r>
-          </w:p>
-        </w:tc>
-        <w:tc>
-          <w:tcPr>
-            <w:tcW w:w="4536" w:type="dxa"/>
-            <w:gridSpan w:val="2"/>
-            <w:tcBorders>
-              <w:top w:val="nil"/>
-              <w:left w:val="nil"/>
-              <w:bottom w:val="single" w:sz="8" w:space="0" w:color="BCACA7"/>
-              <w:right w:val="nil"/>
-            </w:tcBorders>
-            <w:vAlign w:val="bottom"/>
-          </w:tcPr>
-          <w:p>
-            <w:pPr>
-              <w:keepNext/>
-              <w:bidi w:val="1"/>
-              <w:spacing w:before="160" w:after="40" w:line="250" w:lineRule="auto"/>
-              <w:ind w:start="-85"/>
-              <w:jc w:val="start"/>
-            </w:pPr>
-            <w:r>
-              <w:rPr>
-                <w:rFonts w:ascii="Noto Sans Arabic" w:hAnsi="Noto Sans Arabic" w:eastAsia="Noto Sans Arabic" w:cs="Noto Sans Arabic"/>
-                <w:color w:val="12171D"/>
-                <w:sz w:val="22"/>
-                <w:szCs w:val="22"/>
-                <w:rtl w:val="1"/>
-                <w:lang w:val="ar-SA" w:bidi="ar-SA"/>
-              </w:rPr>
-              <w:t xml:space="preserve">مراجعة العميل</w:t>
-            </w:r>
-          </w:p>
-        </w:tc>
-      </w:tr>
-      <w:tr>
-        <w:trPr>
-          <w:cantSplit/>
-        </w:trPr>
-        <w:tc>
-          <w:tcPr>
-            <w:tcW w:w="2250" w:type="dxa"/>
-            <w:tcBorders>
-              <w:bottom w:val="single" w:sz="4" w:space="0" w:color="BCACA7"/>
-            </w:tcBorders>
-            <w:vAlign w:val="center"/>
-          </w:tcPr>
-          <w:p>
-            <w:pPr>
-              <w:spacing w:before="0" w:after="10" w:line="250" w:lineRule="auto"/>
-              <w:jc w:val="left"/>
-            </w:pPr>
-            <w:r>
-              <w:rPr>
-                <w:rFonts w:ascii="Inter" w:hAnsi="Inter" w:eastAsia="Inter" w:cs="Inter"/>
-                <w:color w:val="12171D"/>
-                <w:sz w:val="18"/>
-                <w:szCs w:val="18"/>
-                <w:lang w:val="en-GB"/>
-              </w:rPr>
-              <w:t xml:space="preserve">NAME / ROLE</w:t>
-            </w:r>
-          </w:p>
-          <w:p>
-            <w:pPr>
-              <w:bidi w:val="1"/>
-              <w:spacing w:before="0" w:after="0" w:line="250" w:lineRule="auto"/>
-              <w:jc w:val="start"/>
-            </w:pPr>
-            <w:r>
-              <w:rPr>
-                <w:rFonts w:ascii="Noto Sans Arabic" w:hAnsi="Noto Sans Arabic" w:eastAsia="Noto Sans Arabic" w:cs="Noto Sans Arabic"/>
-                <w:color w:val="12171D"/>
-                <w:sz w:val="20"/>
-                <w:szCs w:val="20"/>
-                <w:rtl w:val="1"/>
-                <w:lang w:val="ar-SA" w:bidi="ar-SA"/>
-              </w:rPr>
-              <w:t xml:space="preserve">الاسم / الصفة</w:t>
-            </w:r>
-          </w:p>
-        </w:tc>
-        <w:tc>
-          <w:tcPr>
-            <w:tcW w:w="2286" w:type="dxa"/>
-            <w:tcBorders>
-              <w:bottom w:val="single" w:sz="4" w:space="0" w:color="BCACA7"/>
-            </w:tcBorders>
-            <w:vAlign w:val="center"/>
-          </w:tcPr>
-          <w:p>
-            <w:pPr>
-              <w:spacing w:before="0" w:after="0" w:line="250" w:lineRule="auto"/>
-              <w:jc w:val="left"/>
-            </w:pPr>
-            <w:r>
-              <w:rPr>
-                <w:rFonts w:ascii="Inter" w:hAnsi="Inter" w:eastAsia="Inter" w:cs="Inter"/>
-                <w:i/>
-                <w:iCs/>
-                <w:color w:val="12171D"/>
-                <w:sz w:val="18"/>
-                <w:szCs w:val="18"/>
-                <w:lang w:val="en-GB"/>
-              </w:rPr>
-              <w:t xml:space="preserve">[Customer Name / Role]</w:t>
-            </w:r>
-          </w:p>
-        </w:tc>
-        <w:tc>
-          <w:tcPr>
-            <w:tcW w:w="2250" w:type="dxa"/>
-            <w:tcBorders>
-              <w:bottom w:val="single" w:sz="4" w:space="0" w:color="BCACA7"/>
-            </w:tcBorders>
-            <w:vAlign w:val="center"/>
-          </w:tcPr>
-          <w:p>
-            <w:pPr>
-              <w:spacing w:before="0" w:after="10" w:line="250" w:lineRule="auto"/>
-              <w:jc w:val="left"/>
-            </w:pPr>
-            <w:r>
-              <w:rPr>
-                <w:rFonts w:ascii="Inter" w:hAnsi="Inter" w:eastAsia="Inter" w:cs="Inter"/>
-                <w:color w:val="12171D"/>
-                <w:sz w:val="18"/>
-                <w:szCs w:val="18"/>
-                <w:lang w:val="en-GB"/>
-              </w:rPr>
-              <w:t xml:space="preserve">SIGNATURE / DATE</w:t>
-            </w:r>
-          </w:p>
-          <w:p>
-            <w:pPr>
-              <w:bidi w:val="1"/>
-              <w:spacing w:before="0" w:after="0" w:line="250" w:lineRule="auto"/>
-              <w:jc w:val="start"/>
-            </w:pPr>
-            <w:r>
-              <w:rPr>
-                <w:rFonts w:ascii="Noto Sans Arabic" w:hAnsi="Noto Sans Arabic" w:eastAsia="Noto Sans Arabic" w:cs="Noto Sans Arabic"/>
-                <w:color w:val="12171D"/>
-                <w:sz w:val="20"/>
-                <w:szCs w:val="20"/>
-                <w:rtl w:val="1"/>
-                <w:lang w:val="ar-SA" w:bidi="ar-SA"/>
-              </w:rPr>
-              <w:t xml:space="preserve">التوقيع / التاريخ</w:t>
-            </w:r>
-          </w:p>
-        </w:tc>
-        <w:tc>
-          <w:tcPr>
-            <w:tcW w:w="2286" w:type="dxa"/>
-            <w:tcBorders>
-              <w:bottom w:val="single" w:sz="4" w:space="0" w:color="BCACA7"/>
-            </w:tcBorders>
-            <w:vAlign w:val="center"/>
-          </w:tcPr>
-          <w:p>
-            <w:pPr>
-              <w:spacing w:before="0" w:after="0" w:line="250" w:lineRule="auto"/>
-              <w:jc w:val="left"/>
-            </w:pPr>
-            <w:r>
-              <w:rPr>
-                <w:rFonts w:ascii="Inter" w:hAnsi="Inter" w:eastAsia="Inter" w:cs="Inter"/>
-                <w:i/>
-                <w:iCs/>
-                <w:color w:val="12171D"/>
-                <w:sz w:val="18"/>
-                <w:szCs w:val="18"/>
-                <w:lang w:val="en-GB"/>
-              </w:rPr>
-              <w:t xml:space="preserve">[Signature / Date]</w:t>
-            </w:r>
+              <w:spacing w:before="0" w:after="0" w:line="250" w:lineRule="auto"/>
+              <w:jc w:val="left"/>
+            </w:pPr>
+            <w:sdt>
+              <w:sdtPr>
+                <w:alias w:val="Signature / Date | DD/MM/YYYY (Gregorian)"/>
+                <w:tag w:val="field_1072"/>
+                <w:id w:val="1072"/>
+                <w:text/>
+              </w:sdtPr>
+              <w:sdtContent>
+                <w:r>
+                  <w:rPr>
+                    <w:rFonts w:ascii="Inter" w:hAnsi="Inter" w:eastAsia="Inter" w:cs="Inter"/>
+                    <w:color w:val="12171D"/>
+                    <w:sz w:val="18"/>
+                    <w:szCs w:val="18"/>
+                    <w:lang w:val="en-GB"/>
+                  </w:rPr>
+                  <w:t xml:space="preserve">Enter Signature / Date - DD/MM/YYYY (Gregorian)</w:t>
+                </w:r>
+              </w:sdtContent>
+            </w:sdt>
           </w:p>
         </w:tc>
       </w:tr>
@@ -3603,7 +4063,7 @@
         <w:szCs w:val="18"/>
         <w:lang w:val="en-GB"/>
       </w:rPr>
-      <w:t xml:space="preserve">GEM™   [ADDRESS] · [CITY] · [COUNTRY] · [POSTAL CODE]   [T]   [E]   [W]</w:t>
+      <w:t xml:space="preserve">GEM™ · Riyadh, Saudi Arabia · contact@mish3l.com · +966114502929</w:t>
     </w:r>
     <w:r>
       <w:tab/>
@@ -3734,7 +4194,28 @@
         <w:szCs w:val="18"/>
         <w:lang w:val="en-GB"/>
       </w:rPr>
-      <w:t xml:space="preserve">WORKING APPLICATION / PENDING VALIDATION · EXTERNAL ISSUE RESTRICTED (D8 PENDING)</w:t>
+      <w:t xml:space="preserve">NOT FOR EXTERNAL ISSUE · </w:t>
+    </w:r>
+    <w:r>
+      <w:rPr>
+        <w:rFonts w:ascii="Noto Sans Arabic" w:hAnsi="Noto Sans Arabic" w:eastAsia="Noto Sans Arabic" w:cs="Noto Sans Arabic"/>
+        <w:color w:val="12171D"/>
+        <w:sz w:val="18"/>
+        <w:szCs w:val="18"/>
+        <w:rtl w:val="1"/>
+        <w:lang w:val="ar-SA" w:bidi="ar-SA"/>
+      </w:rPr>
+      <w:t xml:space="preserve">غير مخصص للإصدار الخارجي</w:t>
+    </w:r>
+    <w:r>
+      <w:rPr>
+        <w:rFonts w:ascii="Inter" w:hAnsi="Inter" w:eastAsia="Inter" w:cs="Inter"/>
+        <w:color w:val="12171D"/>
+        <w:sz w:val="18"/>
+        <w:szCs w:val="18"/>
+        <w:lang w:val="en-GB"/>
+      </w:rPr>
+      <w:t xml:space="preserve"> · PENDING VALIDATION (D8)</w:t>
     </w:r>
   </w:p>
 </w:ftr>
@@ -3761,7 +4242,7 @@
         <w:szCs w:val="18"/>
         <w:lang w:val="en-GB"/>
       </w:rPr>
-      <w:t xml:space="preserve">GEM™   [ADDRESS] · [CITY] · [COUNTRY] · [POSTAL CODE]   [T]   [E]   [W]</w:t>
+      <w:t xml:space="preserve">GEM™ · Riyadh, Saudi Arabia · contact@mish3l.com · +966114502929</w:t>
     </w:r>
     <w:r>
       <w:tab/>
@@ -3892,7 +4373,28 @@
         <w:szCs w:val="18"/>
         <w:lang w:val="en-GB"/>
       </w:rPr>
-      <w:t xml:space="preserve">WORKING APPLICATION / PENDING VALIDATION · EXTERNAL ISSUE RESTRICTED (D8 PENDING)</w:t>
+      <w:t xml:space="preserve">NOT FOR EXTERNAL ISSUE · </w:t>
+    </w:r>
+    <w:r>
+      <w:rPr>
+        <w:rFonts w:ascii="Noto Sans Arabic" w:hAnsi="Noto Sans Arabic" w:eastAsia="Noto Sans Arabic" w:cs="Noto Sans Arabic"/>
+        <w:color w:val="12171D"/>
+        <w:sz w:val="18"/>
+        <w:szCs w:val="18"/>
+        <w:rtl w:val="1"/>
+        <w:lang w:val="ar-SA" w:bidi="ar-SA"/>
+      </w:rPr>
+      <w:t xml:space="preserve">غير مخصص للإصدار الخارجي</w:t>
+    </w:r>
+    <w:r>
+      <w:rPr>
+        <w:rFonts w:ascii="Inter" w:hAnsi="Inter" w:eastAsia="Inter" w:cs="Inter"/>
+        <w:color w:val="12171D"/>
+        <w:sz w:val="18"/>
+        <w:szCs w:val="18"/>
+        <w:lang w:val="en-GB"/>
+      </w:rPr>
+      <w:t xml:space="preserve"> · PENDING VALIDATION (D8)</w:t>
     </w:r>
   </w:p>
 </w:ftr>
@@ -3968,7 +4470,7 @@
 <w:hdr xmlns:w="http://schemas.openxmlformats.org/wordprocessingml/2006/main" xmlns:r="http://schemas.openxmlformats.org/officeDocument/2006/relationships" xmlns:wp="http://schemas.openxmlformats.org/drawingml/2006/wordprocessingDrawing" xmlns:a="http://schemas.openxmlformats.org/drawingml/2006/main" xmlns:pic="http://schemas.openxmlformats.org/drawingml/2006/picture">
   <w:p>
     <w:pPr>
-      <w:spacing w:after="0" w:line="240" w:lineRule="auto"/>
+      <w:spacing w:before="0" w:after="0" w:line="240" w:lineRule="exact"/>
       <w:jc w:val="left"/>
     </w:pPr>
     <w:r>
@@ -3979,7 +4481,7 @@
         <w:szCs w:val="16"/>
         <w:lang w:val="en-GB"/>
       </w:rPr>
-      <w:t xml:space="preserve">GEM™</w:t>
+      <w:t xml:space="preserve">GEM™ · QUOTATION CONTINUED · </w:t>
     </w:r>
     <w:r>
       <w:rPr>
@@ -3989,7 +4491,65 @@
         <w:szCs w:val="16"/>
         <w:lang w:val="en-GB"/>
       </w:rPr>
-      <w:t xml:space="preserve">    [REFERENCE NUMBER]</w:t>
+      <w:fldChar w:fldCharType="begin"/>
+    </w:r>
+    <w:r>
+      <w:rPr>
+        <w:rFonts w:ascii="Inter" w:hAnsi="Inter" w:eastAsia="Inter" w:cs="Inter"/>
+        <w:color w:val="12171D"/>
+        <w:sz w:val="16"/>
+        <w:szCs w:val="16"/>
+        <w:lang w:val="en-GB"/>
+      </w:rPr>
+      <w:instrText xml:space="preserve"> DOCPROPERTY RefNo \* MERGEFORMAT </w:instrText>
+    </w:r>
+    <w:r>
+      <w:rPr>
+        <w:rFonts w:ascii="Inter" w:hAnsi="Inter" w:eastAsia="Inter" w:cs="Inter"/>
+        <w:color w:val="12171D"/>
+        <w:sz w:val="16"/>
+        <w:szCs w:val="16"/>
+        <w:lang w:val="en-GB"/>
+      </w:rPr>
+      <w:fldChar w:fldCharType="separate"/>
+    </w:r>
+    <w:r>
+      <w:rPr>
+        <w:rFonts w:ascii="Inter" w:hAnsi="Inter" w:eastAsia="Inter" w:cs="Inter"/>
+        <w:color w:val="12171D"/>
+        <w:sz w:val="16"/>
+        <w:szCs w:val="16"/>
+        <w:lang w:val="en-GB"/>
+      </w:rPr>
+      <w:t xml:space="preserve">Enter reference number</w:t>
+    </w:r>
+    <w:r>
+      <w:rPr>
+        <w:rFonts w:ascii="Inter" w:hAnsi="Inter" w:eastAsia="Inter" w:cs="Inter"/>
+        <w:color w:val="12171D"/>
+        <w:sz w:val="16"/>
+        <w:szCs w:val="16"/>
+        <w:lang w:val="en-GB"/>
+      </w:rPr>
+      <w:fldChar w:fldCharType="end"/>
+    </w:r>
+  </w:p>
+  <w:p>
+    <w:pPr>
+      <w:bidi w:val="1"/>
+      <w:spacing w:before="0" w:after="0" w:line="240" w:lineRule="exact"/>
+      <w:jc w:val="start"/>
+    </w:pPr>
+    <w:r>
+      <w:rPr>
+        <w:rFonts w:ascii="Noto Sans Arabic" w:hAnsi="Noto Sans Arabic" w:eastAsia="Noto Sans Arabic" w:cs="Noto Sans Arabic"/>
+        <w:color w:val="12171D"/>
+        <w:sz w:val="16"/>
+        <w:szCs w:val="16"/>
+        <w:rtl w:val="1"/>
+        <w:lang w:val="ar-SA" w:bidi="ar-SA"/>
+      </w:rPr>
+      <w:t xml:space="preserve">تكملة عرض السعر</w:t>
     </w:r>
   </w:p>
 </w:hdr>

--- a/documents/working/business-stationery-20261027/GEM_Quotation_Proposal_Template_working.docx
+++ b/documents/working/business-stationery-20261027/GEM_Quotation_Proposal_Template_working.docx
@@ -96,27 +96,27 @@
       <w:tblPr>
         <w:tblW w:w="9072" w:type="dxa"/>
         <w:tblBorders>
-          <w:top w:val="single" w:sz="4" w:space="0" w:color="BCACA7"/>
-          <w:left w:val="single" w:sz="4" w:space="0" w:color="BCACA7"/>
-          <w:bottom w:val="single" w:sz="4" w:space="0" w:color="BCACA7"/>
-          <w:right w:val="single" w:sz="4" w:space="0" w:color="BCACA7"/>
-          <w:insideH w:val="single" w:sz="4" w:space="0" w:color="BCACA7"/>
-          <w:insideV w:val="single" w:sz="4" w:space="0" w:color="BCACA7"/>
+          <w:top w:val="nil"/>
+          <w:left w:val="nil"/>
+          <w:bottom w:val="nil"/>
+          <w:right w:val="nil"/>
+          <w:insideH w:val="nil"/>
+          <w:insideV w:val="nil"/>
         </w:tblBorders>
         <w:tblLayout w:type="fixed"/>
         <w:tblCellMar>
-          <w:top w:w="40" w:type="dxa"/>
+          <w:top w:w="90" w:type="dxa"/>
           <w:left w:w="85" w:type="dxa"/>
-          <w:bottom w:w="40" w:type="dxa"/>
+          <w:bottom w:w="100" w:type="dxa"/>
           <w:right w:w="85" w:type="dxa"/>
         </w:tblCellMar>
         <w:tblLook w:firstRow="1" w:lastRow="0" w:firstColumn="0" w:lastColumn="0" w:noHBand="0" w:noVBand="1"/>
       </w:tblPr>
       <w:tblGrid>
-        <w:gridCol w:w="2250"/>
-        <w:gridCol w:w="2286"/>
-        <w:gridCol w:w="2250"/>
-        <w:gridCol w:w="2286"/>
+        <w:gridCol w:w="2268"/>
+        <w:gridCol w:w="2268"/>
+        <w:gridCol w:w="2268"/>
+        <w:gridCol w:w="2268"/>
       </w:tblGrid>
       <w:tr>
         <w:trPr>
@@ -124,86 +124,54 @@
         </w:trPr>
         <w:tc>
           <w:tcPr>
-            <w:tcW w:w="4536" w:type="dxa"/>
-            <w:gridSpan w:val="2"/>
-            <w:tcBorders>
-              <w:top w:val="nil"/>
-              <w:left w:val="nil"/>
-              <w:bottom w:val="single" w:sz="8" w:space="0" w:color="BCACA7"/>
-              <w:right w:val="nil"/>
-            </w:tcBorders>
-            <w:vAlign w:val="bottom"/>
-          </w:tcPr>
-          <w:p>
-            <w:pPr>
-              <w:pStyle w:val="Heading1"/>
-              <w:keepNext/>
-              <w:spacing w:before="160" w:after="40" w:line="250" w:lineRule="auto"/>
-              <w:ind w:start="-85"/>
-              <w:jc w:val="left"/>
-            </w:pPr>
-            <w:r>
-              <w:rPr>
-                <w:rFonts w:ascii="Jost" w:hAnsi="Jost" w:eastAsia="Jost" w:cs="Jost"/>
+            <w:tcW w:w="2268" w:type="dxa"/>
+            <w:tcBorders>
+              <w:top w:val="single" w:sz="8" w:space="0" w:color="12171D"/>
+              <w:bottom w:val="single" w:sz="4" w:space="0" w:color="BCACA7"/>
+            </w:tcBorders>
+            <w:vAlign w:val="top"/>
+          </w:tcPr>
+          <w:p>
+            <w:pPr>
+              <w:keepNext/>
+              <w:spacing w:before="0" w:after="0" w:line="250" w:lineRule="auto"/>
+              <w:jc w:val="left"/>
+            </w:pPr>
+            <w:r>
+              <w:rPr>
+                <w:rFonts w:ascii="Inter" w:hAnsi="Inter" w:eastAsia="Inter" w:cs="Inter"/>
+                <w:color w:val="12171D"/>
+                <w:spacing w:val="13"/>
+                <w:sz w:val="16"/>
+                <w:szCs w:val="16"/>
+                <w:lang w:val="en-GB"/>
+              </w:rPr>
+              <w:t xml:space="preserve">QUOTATION NUMBER</w:t>
+            </w:r>
+          </w:p>
+          <w:p>
+            <w:pPr>
+              <w:keepNext/>
+              <w:bidi w:val="1"/>
+              <w:spacing w:before="0" w:after="40" w:line="250" w:lineRule="auto"/>
+              <w:jc w:val="start"/>
+            </w:pPr>
+            <w:r>
+              <w:rPr>
+                <w:rFonts w:ascii="Noto Sans Arabic" w:hAnsi="Noto Sans Arabic" w:eastAsia="Noto Sans Arabic" w:cs="Noto Sans Arabic"/>
                 <w:color w:val="12171D"/>
                 <w:sz w:val="21"/>
                 <w:szCs w:val="21"/>
-                <w:lang w:val="en-GB"/>
-              </w:rPr>
-              <w:t xml:space="preserve">QUOTATION DETAILS</w:t>
-            </w:r>
-          </w:p>
-        </w:tc>
-        <w:tc>
-          <w:tcPr>
-            <w:tcW w:w="4536" w:type="dxa"/>
-            <w:gridSpan w:val="2"/>
-            <w:tcBorders>
-              <w:top w:val="nil"/>
-              <w:left w:val="nil"/>
-              <w:bottom w:val="single" w:sz="8" w:space="0" w:color="BCACA7"/>
-              <w:right w:val="nil"/>
-            </w:tcBorders>
-            <w:vAlign w:val="bottom"/>
-          </w:tcPr>
-          <w:p>
-            <w:pPr>
-              <w:keepNext/>
-              <w:bidi w:val="1"/>
-              <w:spacing w:before="160" w:after="40" w:line="250" w:lineRule="auto"/>
-              <w:ind w:start="-85"/>
-              <w:jc w:val="start"/>
-            </w:pPr>
-            <w:r>
-              <w:rPr>
-                <w:rFonts w:ascii="Noto Sans Arabic" w:hAnsi="Noto Sans Arabic" w:eastAsia="Noto Sans Arabic" w:cs="Noto Sans Arabic"/>
-                <w:color w:val="12171D"/>
-                <w:sz w:val="22"/>
-                <w:szCs w:val="22"/>
                 <w:rtl w:val="1"/>
                 <w:lang w:val="ar-SA" w:bidi="ar-SA"/>
               </w:rPr>
-              <w:t xml:space="preserve">بيانات عرض السعر</w:t>
-            </w:r>
-          </w:p>
-        </w:tc>
-      </w:tr>
-      <w:tr>
-        <w:trPr>
-          <w:cantSplit/>
-        </w:trPr>
-        <w:tc>
-          <w:tcPr>
-            <w:tcW w:w="2250" w:type="dxa"/>
-            <w:tcBorders>
-              <w:bottom w:val="single" w:sz="4" w:space="0" w:color="BCACA7"/>
-            </w:tcBorders>
-            <w:vAlign w:val="center"/>
-          </w:tcPr>
-          <w:p>
-            <w:pPr>
-              <w:keepNext/>
-              <w:spacing w:before="0" w:after="10" w:line="250" w:lineRule="auto"/>
+              <w:t xml:space="preserve">رقم عرض السعر</w:t>
+            </w:r>
+          </w:p>
+          <w:p>
+            <w:pPr>
+              <w:keepNext/>
+              <w:spacing w:before="0" w:after="0" w:line="250" w:lineRule="auto"/>
               <w:jc w:val="left"/>
             </w:pPr>
             <w:r>
@@ -214,148 +182,96 @@
                 <w:szCs w:val="18"/>
                 <w:lang w:val="en-GB"/>
               </w:rPr>
-              <w:t xml:space="preserve">QUOTATION NUMBER</w:t>
+              <w:fldChar w:fldCharType="begin"/>
+            </w:r>
+            <w:r>
+              <w:rPr>
+                <w:rFonts w:ascii="Inter" w:hAnsi="Inter" w:eastAsia="Inter" w:cs="Inter"/>
+                <w:color w:val="12171D"/>
+                <w:sz w:val="18"/>
+                <w:szCs w:val="18"/>
+                <w:lang w:val="en-GB"/>
+              </w:rPr>
+              <w:instrText xml:space="preserve"> DOCPROPERTY RefNo \* MERGEFORMAT </w:instrText>
+            </w:r>
+            <w:r>
+              <w:rPr>
+                <w:rFonts w:ascii="Inter" w:hAnsi="Inter" w:eastAsia="Inter" w:cs="Inter"/>
+                <w:color w:val="12171D"/>
+                <w:sz w:val="18"/>
+                <w:szCs w:val="18"/>
+                <w:lang w:val="en-GB"/>
+              </w:rPr>
+              <w:fldChar w:fldCharType="separate"/>
+            </w:r>
+            <w:r>
+              <w:rPr>
+                <w:rFonts w:ascii="Inter" w:hAnsi="Inter" w:eastAsia="Inter" w:cs="Inter"/>
+                <w:color w:val="12171D"/>
+                <w:sz w:val="18"/>
+                <w:szCs w:val="18"/>
+                <w:lang w:val="en-GB"/>
+              </w:rPr>
+              <w:t xml:space="preserve">Enter reference number</w:t>
+            </w:r>
+            <w:r>
+              <w:rPr>
+                <w:rFonts w:ascii="Inter" w:hAnsi="Inter" w:eastAsia="Inter" w:cs="Inter"/>
+                <w:color w:val="12171D"/>
+                <w:sz w:val="18"/>
+                <w:szCs w:val="18"/>
+                <w:lang w:val="en-GB"/>
+              </w:rPr>
+              <w:fldChar w:fldCharType="end"/>
+            </w:r>
+          </w:p>
+        </w:tc>
+        <w:tc>
+          <w:tcPr>
+            <w:tcW w:w="2268" w:type="dxa"/>
+            <w:tcBorders>
+              <w:top w:val="single" w:sz="8" w:space="0" w:color="12171D"/>
+              <w:bottom w:val="single" w:sz="4" w:space="0" w:color="BCACA7"/>
+            </w:tcBorders>
+            <w:vAlign w:val="top"/>
+          </w:tcPr>
+          <w:p>
+            <w:pPr>
+              <w:keepNext/>
+              <w:spacing w:before="0" w:after="0" w:line="250" w:lineRule="auto"/>
+              <w:jc w:val="left"/>
+            </w:pPr>
+            <w:r>
+              <w:rPr>
+                <w:rFonts w:ascii="Inter" w:hAnsi="Inter" w:eastAsia="Inter" w:cs="Inter"/>
+                <w:color w:val="12171D"/>
+                <w:spacing w:val="13"/>
+                <w:sz w:val="16"/>
+                <w:szCs w:val="16"/>
+                <w:lang w:val="en-GB"/>
+              </w:rPr>
+              <w:t xml:space="preserve">ISSUE DATE</w:t>
             </w:r>
           </w:p>
           <w:p>
             <w:pPr>
               <w:keepNext/>
               <w:bidi w:val="1"/>
-              <w:spacing w:before="0" w:after="0" w:line="250" w:lineRule="auto"/>
+              <w:spacing w:before="0" w:after="40" w:line="250" w:lineRule="auto"/>
               <w:jc w:val="start"/>
             </w:pPr>
             <w:r>
               <w:rPr>
                 <w:rFonts w:ascii="Noto Sans Arabic" w:hAnsi="Noto Sans Arabic" w:eastAsia="Noto Sans Arabic" w:cs="Noto Sans Arabic"/>
                 <w:color w:val="12171D"/>
-                <w:sz w:val="20"/>
-                <w:szCs w:val="20"/>
+                <w:sz w:val="21"/>
+                <w:szCs w:val="21"/>
                 <w:rtl w:val="1"/>
                 <w:lang w:val="ar-SA" w:bidi="ar-SA"/>
               </w:rPr>
-              <w:t xml:space="preserve">رقم عرض السعر</w:t>
-            </w:r>
-          </w:p>
-        </w:tc>
-        <w:tc>
-          <w:tcPr>
-            <w:tcW w:w="2286" w:type="dxa"/>
-            <w:tcBorders>
-              <w:bottom w:val="single" w:sz="4" w:space="0" w:color="BCACA7"/>
-            </w:tcBorders>
-            <w:vAlign w:val="center"/>
-          </w:tcPr>
-          <w:p>
-            <w:pPr>
-              <w:keepNext/>
-              <w:spacing w:before="0" w:after="0" w:line="250" w:lineRule="auto"/>
-              <w:jc w:val="left"/>
-            </w:pPr>
-            <w:r>
-              <w:rPr>
-                <w:rFonts w:ascii="Inter" w:hAnsi="Inter" w:eastAsia="Inter" w:cs="Inter"/>
-                <w:color w:val="12171D"/>
-                <w:sz w:val="18"/>
-                <w:szCs w:val="18"/>
-                <w:lang w:val="en-GB"/>
-              </w:rPr>
-              <w:fldChar w:fldCharType="begin"/>
-            </w:r>
-            <w:r>
-              <w:rPr>
-                <w:rFonts w:ascii="Inter" w:hAnsi="Inter" w:eastAsia="Inter" w:cs="Inter"/>
-                <w:color w:val="12171D"/>
-                <w:sz w:val="18"/>
-                <w:szCs w:val="18"/>
-                <w:lang w:val="en-GB"/>
-              </w:rPr>
-              <w:instrText xml:space="preserve"> DOCPROPERTY RefNo \* MERGEFORMAT </w:instrText>
-            </w:r>
-            <w:r>
-              <w:rPr>
-                <w:rFonts w:ascii="Inter" w:hAnsi="Inter" w:eastAsia="Inter" w:cs="Inter"/>
-                <w:color w:val="12171D"/>
-                <w:sz w:val="18"/>
-                <w:szCs w:val="18"/>
-                <w:lang w:val="en-GB"/>
-              </w:rPr>
-              <w:fldChar w:fldCharType="separate"/>
-            </w:r>
-            <w:r>
-              <w:rPr>
-                <w:rFonts w:ascii="Inter" w:hAnsi="Inter" w:eastAsia="Inter" w:cs="Inter"/>
-                <w:color w:val="12171D"/>
-                <w:sz w:val="18"/>
-                <w:szCs w:val="18"/>
-                <w:lang w:val="en-GB"/>
-              </w:rPr>
-              <w:t xml:space="preserve">Enter reference number</w:t>
-            </w:r>
-            <w:r>
-              <w:rPr>
-                <w:rFonts w:ascii="Inter" w:hAnsi="Inter" w:eastAsia="Inter" w:cs="Inter"/>
-                <w:color w:val="12171D"/>
-                <w:sz w:val="18"/>
-                <w:szCs w:val="18"/>
-                <w:lang w:val="en-GB"/>
-              </w:rPr>
-              <w:fldChar w:fldCharType="end"/>
-            </w:r>
-          </w:p>
-        </w:tc>
-        <w:tc>
-          <w:tcPr>
-            <w:tcW w:w="2250" w:type="dxa"/>
-            <w:tcBorders>
-              <w:bottom w:val="single" w:sz="4" w:space="0" w:color="BCACA7"/>
-            </w:tcBorders>
-            <w:vAlign w:val="center"/>
-          </w:tcPr>
-          <w:p>
-            <w:pPr>
-              <w:keepNext/>
-              <w:spacing w:before="0" w:after="10" w:line="250" w:lineRule="auto"/>
-              <w:jc w:val="left"/>
-            </w:pPr>
-            <w:r>
-              <w:rPr>
-                <w:rFonts w:ascii="Inter" w:hAnsi="Inter" w:eastAsia="Inter" w:cs="Inter"/>
-                <w:color w:val="12171D"/>
-                <w:sz w:val="18"/>
-                <w:szCs w:val="18"/>
-                <w:lang w:val="en-GB"/>
-              </w:rPr>
-              <w:t xml:space="preserve">ISSUE DATE</w:t>
-            </w:r>
-          </w:p>
-          <w:p>
-            <w:pPr>
-              <w:keepNext/>
-              <w:bidi w:val="1"/>
-              <w:spacing w:before="0" w:after="0" w:line="250" w:lineRule="auto"/>
-              <w:jc w:val="start"/>
-            </w:pPr>
-            <w:r>
-              <w:rPr>
-                <w:rFonts w:ascii="Noto Sans Arabic" w:hAnsi="Noto Sans Arabic" w:eastAsia="Noto Sans Arabic" w:cs="Noto Sans Arabic"/>
-                <w:color w:val="12171D"/>
-                <w:sz w:val="20"/>
-                <w:szCs w:val="20"/>
-                <w:rtl w:val="1"/>
-                <w:lang w:val="ar-SA" w:bidi="ar-SA"/>
-              </w:rPr>
               <w:t xml:space="preserve">تاريخ الإصدار</w:t>
             </w:r>
           </w:p>
-        </w:tc>
-        <w:tc>
-          <w:tcPr>
-            <w:tcW w:w="2286" w:type="dxa"/>
-            <w:tcBorders>
-              <w:bottom w:val="single" w:sz="4" w:space="0" w:color="BCACA7"/>
-            </w:tcBorders>
-            <w:vAlign w:val="center"/>
-          </w:tcPr>
           <w:p>
             <w:pPr>
               <w:keepNext/>
@@ -378,36 +294,34 @@
                     <w:szCs w:val="18"/>
                     <w:lang w:val="en-GB"/>
                   </w:rPr>
-                  <w:t xml:space="preserve">Enter Issue Date - DD/MM/YYYY (Gregorian)</w:t>
+                  <w:t xml:space="preserve">DD/MM/YYYY (Gregorian)</w:t>
                 </w:r>
               </w:sdtContent>
             </w:sdt>
           </w:p>
         </w:tc>
-      </w:tr>
-      <w:tr>
-        <w:trPr>
-          <w:cantSplit/>
-        </w:trPr>
-        <w:tc>
-          <w:tcPr>
-            <w:tcW w:w="2250" w:type="dxa"/>
-            <w:tcBorders>
-              <w:bottom w:val="single" w:sz="4" w:space="0" w:color="BCACA7"/>
-            </w:tcBorders>
-            <w:vAlign w:val="center"/>
-          </w:tcPr>
-          <w:p>
-            <w:pPr>
-              <w:spacing w:before="0" w:after="10" w:line="250" w:lineRule="auto"/>
+        <w:tc>
+          <w:tcPr>
+            <w:tcW w:w="2268" w:type="dxa"/>
+            <w:tcBorders>
+              <w:top w:val="single" w:sz="8" w:space="0" w:color="12171D"/>
+              <w:bottom w:val="single" w:sz="4" w:space="0" w:color="BCACA7"/>
+            </w:tcBorders>
+            <w:vAlign w:val="top"/>
+          </w:tcPr>
+          <w:p>
+            <w:pPr>
+              <w:keepNext/>
+              <w:spacing w:before="0" w:after="0" w:line="250" w:lineRule="auto"/>
               <w:jc w:val="left"/>
             </w:pPr>
             <w:r>
               <w:rPr>
                 <w:rFonts w:ascii="Inter" w:hAnsi="Inter" w:eastAsia="Inter" w:cs="Inter"/>
                 <w:color w:val="12171D"/>
-                <w:sz w:val="18"/>
-                <w:szCs w:val="18"/>
+                <w:spacing w:val="13"/>
+                <w:sz w:val="16"/>
+                <w:szCs w:val="16"/>
                 <w:lang w:val="en-GB"/>
               </w:rPr>
               <w:t xml:space="preserve">VALID UNTIL</w:t>
@@ -415,33 +329,26 @@
           </w:p>
           <w:p>
             <w:pPr>
+              <w:keepNext/>
               <w:bidi w:val="1"/>
-              <w:spacing w:before="0" w:after="0" w:line="250" w:lineRule="auto"/>
+              <w:spacing w:before="0" w:after="40" w:line="250" w:lineRule="auto"/>
               <w:jc w:val="start"/>
             </w:pPr>
             <w:r>
               <w:rPr>
                 <w:rFonts w:ascii="Noto Sans Arabic" w:hAnsi="Noto Sans Arabic" w:eastAsia="Noto Sans Arabic" w:cs="Noto Sans Arabic"/>
                 <w:color w:val="12171D"/>
-                <w:sz w:val="20"/>
-                <w:szCs w:val="20"/>
+                <w:sz w:val="21"/>
+                <w:szCs w:val="21"/>
                 <w:rtl w:val="1"/>
                 <w:lang w:val="ar-SA" w:bidi="ar-SA"/>
               </w:rPr>
               <w:t xml:space="preserve">صالح حتى</w:t>
             </w:r>
           </w:p>
-        </w:tc>
-        <w:tc>
-          <w:tcPr>
-            <w:tcW w:w="2286" w:type="dxa"/>
-            <w:tcBorders>
-              <w:bottom w:val="single" w:sz="4" w:space="0" w:color="BCACA7"/>
-            </w:tcBorders>
-            <w:vAlign w:val="center"/>
-          </w:tcPr>
-          <w:p>
-            <w:pPr>
+          <w:p>
+            <w:pPr>
+              <w:keepNext/>
               <w:spacing w:before="0" w:after="0" w:line="250" w:lineRule="auto"/>
               <w:jc w:val="left"/>
             </w:pPr>
@@ -461,7 +368,7 @@
                     <w:szCs w:val="18"/>
                     <w:lang w:val="en-GB"/>
                   </w:rPr>
-                  <w:t xml:space="preserve">Enter Quote Validity Date - DD/MM/YYYY (Gregorian)</w:t>
+                  <w:t xml:space="preserve">DD/MM/YYYY (Gregorian)</w:t>
                 </w:r>
               </w:sdtContent>
             </w:sdt>
@@ -469,53 +376,200 @@
         </w:tc>
         <w:tc>
           <w:tcPr>
-            <w:tcW w:w="2250" w:type="dxa"/>
-            <w:tcBorders>
-              <w:bottom w:val="single" w:sz="4" w:space="0" w:color="BCACA7"/>
-            </w:tcBorders>
-            <w:vAlign w:val="center"/>
-          </w:tcPr>
-          <w:p>
-            <w:pPr>
-              <w:spacing w:before="0" w:after="10" w:line="250" w:lineRule="auto"/>
+            <w:tcW w:w="2268" w:type="dxa"/>
+            <w:tcBorders>
+              <w:top w:val="single" w:sz="8" w:space="0" w:color="12171D"/>
+              <w:bottom w:val="single" w:sz="4" w:space="0" w:color="BCACA7"/>
+            </w:tcBorders>
+            <w:vAlign w:val="top"/>
+          </w:tcPr>
+          <w:p>
+            <w:pPr>
+              <w:keepNext/>
+              <w:spacing w:before="0" w:after="0" w:line="250" w:lineRule="auto"/>
               <w:jc w:val="left"/>
             </w:pPr>
             <w:r>
               <w:rPr>
                 <w:rFonts w:ascii="Inter" w:hAnsi="Inter" w:eastAsia="Inter" w:cs="Inter"/>
                 <w:color w:val="12171D"/>
-                <w:sz w:val="18"/>
-                <w:szCs w:val="18"/>
-                <w:lang w:val="en-GB"/>
-              </w:rPr>
-              <w:t xml:space="preserve">CURRENCY</w:t>
-            </w:r>
-          </w:p>
-          <w:p>
-            <w:pPr>
+                <w:spacing w:val="13"/>
+                <w:sz w:val="16"/>
+                <w:szCs w:val="16"/>
+                <w:lang w:val="en-GB"/>
+              </w:rPr>
+              <w:t xml:space="preserve">TOTAL (SAR)</w:t>
+            </w:r>
+          </w:p>
+          <w:p>
+            <w:pPr>
+              <w:keepNext/>
               <w:bidi w:val="1"/>
-              <w:spacing w:before="0" w:after="0" w:line="250" w:lineRule="auto"/>
+              <w:spacing w:before="0" w:after="40" w:line="250" w:lineRule="auto"/>
               <w:jc w:val="start"/>
             </w:pPr>
             <w:r>
               <w:rPr>
                 <w:rFonts w:ascii="Noto Sans Arabic" w:hAnsi="Noto Sans Arabic" w:eastAsia="Noto Sans Arabic" w:cs="Noto Sans Arabic"/>
                 <w:color w:val="12171D"/>
-                <w:sz w:val="20"/>
-                <w:szCs w:val="20"/>
+                <w:sz w:val="21"/>
+                <w:szCs w:val="21"/>
                 <w:rtl w:val="1"/>
                 <w:lang w:val="ar-SA" w:bidi="ar-SA"/>
               </w:rPr>
-              <w:t xml:space="preserve">العملة</w:t>
-            </w:r>
-          </w:p>
-        </w:tc>
-        <w:tc>
-          <w:tcPr>
-            <w:tcW w:w="2286" w:type="dxa"/>
-            <w:tcBorders>
-              <w:bottom w:val="single" w:sz="4" w:space="0" w:color="BCACA7"/>
-            </w:tcBorders>
+              <w:t xml:space="preserve">الإجمالي</w:t>
+            </w:r>
+          </w:p>
+          <w:p>
+            <w:pPr>
+              <w:keepNext/>
+              <w:spacing w:before="0" w:after="0" w:line="250" w:lineRule="auto"/>
+              <w:jc w:val="left"/>
+            </w:pPr>
+            <w:r>
+              <w:rPr>
+                <w:rFonts w:ascii="Jost" w:hAnsi="Jost" w:eastAsia="Jost" w:cs="Jost"/>
+                <w:color w:val="12171D"/>
+                <w:sz w:val="30"/>
+                <w:szCs w:val="30"/>
+                <w:lang w:val="en-GB"/>
+              </w:rPr>
+              <w:fldChar w:fldCharType="begin"/>
+            </w:r>
+            <w:r>
+              <w:rPr>
+                <w:rFonts w:ascii="Jost" w:hAnsi="Jost" w:eastAsia="Jost" w:cs="Jost"/>
+                <w:color w:val="12171D"/>
+                <w:sz w:val="30"/>
+                <w:szCs w:val="30"/>
+                <w:lang w:val="en-GB"/>
+              </w:rPr>
+              <w:instrText xml:space="preserve"> REF DocTotal </w:instrText>
+            </w:r>
+            <w:r>
+              <w:rPr>
+                <w:rFonts w:ascii="Jost" w:hAnsi="Jost" w:eastAsia="Jost" w:cs="Jost"/>
+                <w:color w:val="12171D"/>
+                <w:sz w:val="30"/>
+                <w:szCs w:val="30"/>
+                <w:lang w:val="en-GB"/>
+              </w:rPr>
+              <w:fldChar w:fldCharType="separate"/>
+            </w:r>
+            <w:r>
+              <w:rPr>
+                <w:rFonts w:ascii="Jost" w:hAnsi="Jost" w:eastAsia="Jost" w:cs="Jost"/>
+                <w:color w:val="12171D"/>
+                <w:sz w:val="30"/>
+                <w:szCs w:val="30"/>
+                <w:lang w:val="en-GB"/>
+              </w:rPr>
+              <w:t xml:space="preserve">0.00</w:t>
+            </w:r>
+            <w:r>
+              <w:rPr>
+                <w:rFonts w:ascii="Jost" w:hAnsi="Jost" w:eastAsia="Jost" w:cs="Jost"/>
+                <w:color w:val="12171D"/>
+                <w:sz w:val="30"/>
+                <w:szCs w:val="30"/>
+                <w:lang w:val="en-GB"/>
+              </w:rPr>
+              <w:fldChar w:fldCharType="end"/>
+            </w:r>
+          </w:p>
+        </w:tc>
+      </w:tr>
+    </w:tbl>
+    <w:p>
+      <w:pPr>
+        <w:keepNext/>
+        <w:spacing w:before="0" w:after="0" w:line="20" w:lineRule="exact"/>
+        <w:rPr>
+          <w:sz w:val="2"/>
+          <w:szCs w:val="2"/>
+        </w:rPr>
+      </w:pPr>
+    </w:p>
+    <w:tbl>
+      <w:tblPr>
+        <w:tblW w:w="9072" w:type="dxa"/>
+        <w:tblBorders>
+          <w:top w:val="nil"/>
+          <w:left w:val="nil"/>
+          <w:bottom w:val="nil"/>
+          <w:right w:val="nil"/>
+          <w:insideH w:val="nil"/>
+          <w:insideV w:val="nil"/>
+        </w:tblBorders>
+        <w:tblLayout w:type="fixed"/>
+        <w:tblCellMar>
+          <w:top w:w="50" w:type="dxa"/>
+          <w:left w:w="85" w:type="dxa"/>
+          <w:bottom w:w="70" w:type="dxa"/>
+          <w:right w:w="85" w:type="dxa"/>
+        </w:tblCellMar>
+        <w:tblLook w:firstRow="1" w:lastRow="0" w:firstColumn="0" w:lastColumn="0" w:noHBand="0" w:noVBand="1"/>
+      </w:tblPr>
+      <w:tblGrid>
+        <w:gridCol w:w="4336"/>
+        <w:gridCol w:w="400"/>
+        <w:gridCol w:w="4336"/>
+      </w:tblGrid>
+      <w:tr>
+        <w:trPr>
+          <w:cantSplit/>
+        </w:trPr>
+        <w:tc>
+          <w:tcPr>
+            <w:tcW w:w="4336" w:type="dxa"/>
+            <w:tcBorders>
+              <w:top w:val="nil"/>
+              <w:left w:val="nil"/>
+              <w:bottom w:val="single" w:sz="8" w:space="0" w:color="BCACA7"/>
+              <w:right w:val="nil"/>
+            </w:tcBorders>
+            <w:vAlign w:val="bottom"/>
+          </w:tcPr>
+          <w:p>
+            <w:pPr>
+              <w:pStyle w:val="Heading1"/>
+              <w:keepNext/>
+              <w:tabs>
+                <w:tab w:val="right" w:pos="4166"/>
+              </w:tabs>
+              <w:spacing w:before="160" w:after="40" w:line="250" w:lineRule="auto"/>
+              <w:jc w:val="left"/>
+            </w:pPr>
+            <w:r>
+              <w:rPr>
+                <w:rFonts w:ascii="Jost" w:hAnsi="Jost" w:eastAsia="Jost" w:cs="Jost"/>
+                <w:color w:val="12171D"/>
+                <w:spacing w:val="34"/>
+                <w:sz w:val="21"/>
+                <w:szCs w:val="21"/>
+                <w:lang w:val="en-GB"/>
+              </w:rPr>
+              <w:t xml:space="preserve">ISSUER</w:t>
+            </w:r>
+            <w:r>
+              <w:tab/>
+            </w:r>
+            <w:r>
+              <w:rPr>
+                <w:rFonts w:ascii="Noto Sans Arabic" w:hAnsi="Noto Sans Arabic" w:eastAsia="Noto Sans Arabic" w:cs="Noto Sans Arabic"/>
+                <w:color w:val="12171D"/>
+                <w:sz w:val="22"/>
+                <w:szCs w:val="22"/>
+                <w:rtl w:val="1"/>
+                <w:lang w:val="ar-SA" w:bidi="ar-SA"/>
+              </w:rPr>
+              <w:t xml:space="preserve">الجهة المصدرة</w:t>
+            </w:r>
+          </w:p>
+        </w:tc>
+        <w:tc>
+          <w:tcPr>
+            <w:tcW w:w="400" w:type="dxa"/>
             <w:vAlign w:val="center"/>
           </w:tcPr>
           <w:p>
@@ -523,15 +577,53 @@
               <w:spacing w:before="0" w:after="0" w:line="250" w:lineRule="auto"/>
               <w:jc w:val="left"/>
             </w:pPr>
-            <w:r>
-              <w:rPr>
-                <w:rFonts w:ascii="Inter" w:hAnsi="Inter" w:eastAsia="Inter" w:cs="Inter"/>
-                <w:color w:val="12171D"/>
-                <w:sz w:val="18"/>
-                <w:szCs w:val="18"/>
-                <w:lang w:val="en-GB"/>
-              </w:rPr>
-              <w:t xml:space="preserve">SAR</w:t>
+          </w:p>
+        </w:tc>
+        <w:tc>
+          <w:tcPr>
+            <w:tcW w:w="4336" w:type="dxa"/>
+            <w:tcBorders>
+              <w:top w:val="nil"/>
+              <w:left w:val="nil"/>
+              <w:bottom w:val="single" w:sz="8" w:space="0" w:color="BCACA7"/>
+              <w:right w:val="nil"/>
+            </w:tcBorders>
+            <w:vAlign w:val="bottom"/>
+          </w:tcPr>
+          <w:p>
+            <w:pPr>
+              <w:pStyle w:val="Heading1"/>
+              <w:keepNext/>
+              <w:tabs>
+                <w:tab w:val="right" w:pos="4166"/>
+              </w:tabs>
+              <w:spacing w:before="160" w:after="40" w:line="250" w:lineRule="auto"/>
+              <w:jc w:val="left"/>
+            </w:pPr>
+            <w:r>
+              <w:rPr>
+                <w:rFonts w:ascii="Jost" w:hAnsi="Jost" w:eastAsia="Jost" w:cs="Jost"/>
+                <w:color w:val="12171D"/>
+                <w:spacing w:val="34"/>
+                <w:sz w:val="21"/>
+                <w:szCs w:val="21"/>
+                <w:lang w:val="en-GB"/>
+              </w:rPr>
+              <w:t xml:space="preserve">CUSTOMER</w:t>
+            </w:r>
+            <w:r>
+              <w:tab/>
+            </w:r>
+            <w:r>
+              <w:rPr>
+                <w:rFonts w:ascii="Noto Sans Arabic" w:hAnsi="Noto Sans Arabic" w:eastAsia="Noto Sans Arabic" w:cs="Noto Sans Arabic"/>
+                <w:color w:val="12171D"/>
+                <w:sz w:val="22"/>
+                <w:szCs w:val="22"/>
+                <w:rtl w:val="1"/>
+                <w:lang w:val="ar-SA" w:bidi="ar-SA"/>
+              </w:rPr>
+              <w:t xml:space="preserve">العميل</w:t>
             </w:r>
           </w:p>
         </w:tc>
@@ -542,65 +634,141 @@
         </w:trPr>
         <w:tc>
           <w:tcPr>
-            <w:tcW w:w="2250" w:type="dxa"/>
-            <w:tcBorders>
-              <w:bottom w:val="single" w:sz="4" w:space="0" w:color="BCACA7"/>
-            </w:tcBorders>
-            <w:vAlign w:val="center"/>
-          </w:tcPr>
-          <w:p>
-            <w:pPr>
-              <w:spacing w:before="0" w:after="10" w:line="250" w:lineRule="auto"/>
+            <w:tcW w:w="4336" w:type="dxa"/>
+            <w:tcBorders>
+              <w:bottom w:val="single" w:sz="4" w:space="0" w:color="BCACA7"/>
+            </w:tcBorders>
+            <w:vAlign w:val="top"/>
+          </w:tcPr>
+          <w:p>
+            <w:pPr>
+              <w:keepNext/>
+              <w:tabs>
+                <w:tab w:val="right" w:pos="4166"/>
+              </w:tabs>
+              <w:spacing w:before="0" w:after="30" w:line="250" w:lineRule="auto"/>
               <w:jc w:val="left"/>
             </w:pPr>
             <w:r>
               <w:rPr>
                 <w:rFonts w:ascii="Inter" w:hAnsi="Inter" w:eastAsia="Inter" w:cs="Inter"/>
                 <w:color w:val="12171D"/>
-                <w:sz w:val="18"/>
-                <w:szCs w:val="18"/>
-                <w:lang w:val="en-GB"/>
-              </w:rPr>
-              <w:t xml:space="preserve">CUSTOMER</w:t>
-            </w:r>
-          </w:p>
-          <w:p>
-            <w:pPr>
-              <w:bidi w:val="1"/>
-              <w:spacing w:before="0" w:after="0" w:line="250" w:lineRule="auto"/>
-              <w:jc w:val="start"/>
-            </w:pPr>
+                <w:spacing w:val="13"/>
+                <w:sz w:val="16"/>
+                <w:szCs w:val="16"/>
+                <w:lang w:val="en-GB"/>
+              </w:rPr>
+              <w:t xml:space="preserve">LEGAL NAME</w:t>
+            </w:r>
+            <w:r>
+              <w:tab/>
+            </w:r>
             <w:r>
               <w:rPr>
                 <w:rFonts w:ascii="Noto Sans Arabic" w:hAnsi="Noto Sans Arabic" w:eastAsia="Noto Sans Arabic" w:cs="Noto Sans Arabic"/>
                 <w:color w:val="12171D"/>
-                <w:sz w:val="20"/>
-                <w:szCs w:val="20"/>
+                <w:sz w:val="21"/>
+                <w:szCs w:val="21"/>
                 <w:rtl w:val="1"/>
                 <w:lang w:val="ar-SA" w:bidi="ar-SA"/>
               </w:rPr>
+              <w:t xml:space="preserve">الاسم القانوني المسجل</w:t>
+            </w:r>
+          </w:p>
+          <w:p>
+            <w:pPr>
+              <w:keepNext/>
+              <w:spacing w:before="0" w:after="0" w:line="250" w:lineRule="auto"/>
+              <w:jc w:val="left"/>
+            </w:pPr>
+            <w:sdt>
+              <w:sdtPr>
+                <w:alias w:val="Registered Legal Name"/>
+                <w:tag w:val="field_1039"/>
+                <w:id w:val="1039"/>
+                <w:text/>
+              </w:sdtPr>
+              <w:sdtContent>
+                <w:r>
+                  <w:rPr>
+                    <w:rFonts w:ascii="Inter" w:hAnsi="Inter" w:eastAsia="Inter" w:cs="Inter"/>
+                    <w:color w:val="12171D"/>
+                    <w:sz w:val="18"/>
+                    <w:szCs w:val="18"/>
+                    <w:lang w:val="en-GB"/>
+                  </w:rPr>
+                  <w:t xml:space="preserve">Enter Registered Legal Name (Trading Name: GEM)</w:t>
+                </w:r>
+              </w:sdtContent>
+            </w:sdt>
+          </w:p>
+        </w:tc>
+        <w:tc>
+          <w:tcPr>
+            <w:tcW w:w="400" w:type="dxa"/>
+            <w:vAlign w:val="center"/>
+          </w:tcPr>
+          <w:p>
+            <w:pPr>
+              <w:spacing w:before="0" w:after="0" w:line="250" w:lineRule="auto"/>
+              <w:jc w:val="left"/>
+            </w:pPr>
+          </w:p>
+        </w:tc>
+        <w:tc>
+          <w:tcPr>
+            <w:tcW w:w="4336" w:type="dxa"/>
+            <w:tcBorders>
+              <w:bottom w:val="single" w:sz="4" w:space="0" w:color="BCACA7"/>
+            </w:tcBorders>
+            <w:vAlign w:val="top"/>
+          </w:tcPr>
+          <w:p>
+            <w:pPr>
+              <w:keepNext/>
+              <w:tabs>
+                <w:tab w:val="right" w:pos="4166"/>
+              </w:tabs>
+              <w:spacing w:before="0" w:after="30" w:line="250" w:lineRule="auto"/>
+              <w:jc w:val="left"/>
+            </w:pPr>
+            <w:r>
+              <w:rPr>
+                <w:rFonts w:ascii="Inter" w:hAnsi="Inter" w:eastAsia="Inter" w:cs="Inter"/>
+                <w:color w:val="12171D"/>
+                <w:spacing w:val="13"/>
+                <w:sz w:val="16"/>
+                <w:szCs w:val="16"/>
+                <w:lang w:val="en-GB"/>
+              </w:rPr>
+              <w:t xml:space="preserve">CUSTOMER</w:t>
+            </w:r>
+            <w:r>
+              <w:tab/>
+            </w:r>
+            <w:r>
+              <w:rPr>
+                <w:rFonts w:ascii="Noto Sans Arabic" w:hAnsi="Noto Sans Arabic" w:eastAsia="Noto Sans Arabic" w:cs="Noto Sans Arabic"/>
+                <w:color w:val="12171D"/>
+                <w:sz w:val="21"/>
+                <w:szCs w:val="21"/>
+                <w:rtl w:val="1"/>
+                <w:lang w:val="ar-SA" w:bidi="ar-SA"/>
+              </w:rPr>
               <w:t xml:space="preserve">العميل</w:t>
             </w:r>
           </w:p>
-        </w:tc>
-        <w:tc>
-          <w:tcPr>
-            <w:tcW w:w="2286" w:type="dxa"/>
-            <w:tcBorders>
-              <w:bottom w:val="single" w:sz="4" w:space="0" w:color="BCACA7"/>
-            </w:tcBorders>
-            <w:vAlign w:val="center"/>
-          </w:tcPr>
-          <w:p>
-            <w:pPr>
+          <w:p>
+            <w:pPr>
+              <w:keepNext/>
               <w:spacing w:before="0" w:after="0" w:line="250" w:lineRule="auto"/>
               <w:jc w:val="left"/>
             </w:pPr>
             <w:sdt>
               <w:sdtPr>
                 <w:alias w:val="Customer Name"/>
-                <w:tag w:val="field_1039"/>
-                <w:id w:val="1039"/>
+                <w:tag w:val="field_1040"/>
+                <w:id w:val="1040"/>
                 <w:text/>
               </w:sdtPr>
               <w:sdtContent>
@@ -618,57 +786,289 @@
             </w:sdt>
           </w:p>
         </w:tc>
-        <w:tc>
-          <w:tcPr>
-            <w:tcW w:w="2250" w:type="dxa"/>
-            <w:tcBorders>
-              <w:bottom w:val="single" w:sz="4" w:space="0" w:color="BCACA7"/>
-            </w:tcBorders>
-            <w:vAlign w:val="center"/>
-          </w:tcPr>
-          <w:p>
-            <w:pPr>
-              <w:spacing w:before="0" w:after="10" w:line="250" w:lineRule="auto"/>
+      </w:tr>
+      <w:tr>
+        <w:trPr>
+          <w:cantSplit/>
+        </w:trPr>
+        <w:tc>
+          <w:tcPr>
+            <w:tcW w:w="4336" w:type="dxa"/>
+            <w:tcBorders>
+              <w:bottom w:val="single" w:sz="4" w:space="0" w:color="BCACA7"/>
+            </w:tcBorders>
+            <w:vAlign w:val="top"/>
+          </w:tcPr>
+          <w:p>
+            <w:pPr>
+              <w:tabs>
+                <w:tab w:val="right" w:pos="4166"/>
+              </w:tabs>
+              <w:spacing w:before="0" w:after="30" w:line="250" w:lineRule="auto"/>
               <w:jc w:val="left"/>
             </w:pPr>
             <w:r>
               <w:rPr>
                 <w:rFonts w:ascii="Inter" w:hAnsi="Inter" w:eastAsia="Inter" w:cs="Inter"/>
                 <w:color w:val="12171D"/>
-                <w:sz w:val="18"/>
-                <w:szCs w:val="18"/>
-                <w:lang w:val="en-GB"/>
-              </w:rPr>
-              <w:t xml:space="preserve">CUSTOMER CONTACT</w:t>
-            </w:r>
-          </w:p>
-          <w:p>
-            <w:pPr>
-              <w:bidi w:val="1"/>
-              <w:spacing w:before="0" w:after="0" w:line="250" w:lineRule="auto"/>
-              <w:jc w:val="start"/>
-            </w:pPr>
+                <w:spacing w:val="13"/>
+                <w:sz w:val="16"/>
+                <w:szCs w:val="16"/>
+                <w:lang w:val="en-GB"/>
+              </w:rPr>
+              <w:t xml:space="preserve">ADDRESS</w:t>
+            </w:r>
+            <w:r>
+              <w:tab/>
+            </w:r>
             <w:r>
               <w:rPr>
                 <w:rFonts w:ascii="Noto Sans Arabic" w:hAnsi="Noto Sans Arabic" w:eastAsia="Noto Sans Arabic" w:cs="Noto Sans Arabic"/>
                 <w:color w:val="12171D"/>
-                <w:sz w:val="20"/>
-                <w:szCs w:val="20"/>
+                <w:sz w:val="21"/>
+                <w:szCs w:val="21"/>
                 <w:rtl w:val="1"/>
                 <w:lang w:val="ar-SA" w:bidi="ar-SA"/>
               </w:rPr>
+              <w:t xml:space="preserve">عنوان المنشأة / العنوان الوطني</w:t>
+            </w:r>
+          </w:p>
+          <w:p>
+            <w:pPr>
+              <w:spacing w:before="0" w:after="0" w:line="250" w:lineRule="auto"/>
+              <w:jc w:val="left"/>
+            </w:pPr>
+            <w:sdt>
+              <w:sdtPr>
+                <w:alias w:val="Business / National Address"/>
+                <w:tag w:val="field_1041"/>
+                <w:id w:val="1041"/>
+                <w:text/>
+              </w:sdtPr>
+              <w:sdtContent>
+                <w:r>
+                  <w:rPr>
+                    <w:rFonts w:ascii="Inter" w:hAnsi="Inter" w:eastAsia="Inter" w:cs="Inter"/>
+                    <w:color w:val="12171D"/>
+                    <w:sz w:val="18"/>
+                    <w:szCs w:val="18"/>
+                    <w:lang w:val="en-GB"/>
+                  </w:rPr>
+                  <w:t xml:space="preserve">Enter Business / National Address</w:t>
+                </w:r>
+              </w:sdtContent>
+            </w:sdt>
+          </w:p>
+        </w:tc>
+        <w:tc>
+          <w:tcPr>
+            <w:tcW w:w="400" w:type="dxa"/>
+            <w:vAlign w:val="center"/>
+          </w:tcPr>
+          <w:p>
+            <w:pPr>
+              <w:spacing w:before="0" w:after="0" w:line="250" w:lineRule="auto"/>
+              <w:jc w:val="left"/>
+            </w:pPr>
+          </w:p>
+        </w:tc>
+        <w:tc>
+          <w:tcPr>
+            <w:tcW w:w="4336" w:type="dxa"/>
+            <w:tcBorders>
+              <w:bottom w:val="single" w:sz="4" w:space="0" w:color="BCACA7"/>
+            </w:tcBorders>
+            <w:vAlign w:val="top"/>
+          </w:tcPr>
+          <w:p>
+            <w:pPr>
+              <w:tabs>
+                <w:tab w:val="right" w:pos="4166"/>
+              </w:tabs>
+              <w:spacing w:before="0" w:after="30" w:line="250" w:lineRule="auto"/>
+              <w:jc w:val="left"/>
+            </w:pPr>
+            <w:r>
+              <w:rPr>
+                <w:rFonts w:ascii="Inter" w:hAnsi="Inter" w:eastAsia="Inter" w:cs="Inter"/>
+                <w:color w:val="12171D"/>
+                <w:spacing w:val="13"/>
+                <w:sz w:val="16"/>
+                <w:szCs w:val="16"/>
+                <w:lang w:val="en-GB"/>
+              </w:rPr>
+              <w:t xml:space="preserve">ADDRESS</w:t>
+            </w:r>
+            <w:r>
+              <w:tab/>
+            </w:r>
+            <w:r>
+              <w:rPr>
+                <w:rFonts w:ascii="Noto Sans Arabic" w:hAnsi="Noto Sans Arabic" w:eastAsia="Noto Sans Arabic" w:cs="Noto Sans Arabic"/>
+                <w:color w:val="12171D"/>
+                <w:sz w:val="21"/>
+                <w:szCs w:val="21"/>
+                <w:rtl w:val="1"/>
+                <w:lang w:val="ar-SA" w:bidi="ar-SA"/>
+              </w:rPr>
+              <w:t xml:space="preserve">عنوان العميل</w:t>
+            </w:r>
+          </w:p>
+          <w:p>
+            <w:pPr>
+              <w:spacing w:before="0" w:after="0" w:line="250" w:lineRule="auto"/>
+              <w:jc w:val="left"/>
+            </w:pPr>
+            <w:sdt>
+              <w:sdtPr>
+                <w:alias w:val="Customer Address"/>
+                <w:tag w:val="field_1042"/>
+                <w:id w:val="1042"/>
+                <w:text/>
+              </w:sdtPr>
+              <w:sdtContent>
+                <w:r>
+                  <w:rPr>
+                    <w:rFonts w:ascii="Inter" w:hAnsi="Inter" w:eastAsia="Inter" w:cs="Inter"/>
+                    <w:color w:val="12171D"/>
+                    <w:sz w:val="18"/>
+                    <w:szCs w:val="18"/>
+                    <w:lang w:val="en-GB"/>
+                  </w:rPr>
+                  <w:t xml:space="preserve">Enter Customer Address</w:t>
+                </w:r>
+              </w:sdtContent>
+            </w:sdt>
+          </w:p>
+        </w:tc>
+      </w:tr>
+      <w:tr>
+        <w:trPr>
+          <w:cantSplit/>
+        </w:trPr>
+        <w:tc>
+          <w:tcPr>
+            <w:tcW w:w="4336" w:type="dxa"/>
+            <w:tcBorders>
+              <w:bottom w:val="single" w:sz="4" w:space="0" w:color="BCACA7"/>
+            </w:tcBorders>
+            <w:vAlign w:val="top"/>
+          </w:tcPr>
+          <w:p>
+            <w:pPr>
+              <w:tabs>
+                <w:tab w:val="right" w:pos="4166"/>
+              </w:tabs>
+              <w:spacing w:before="0" w:after="30" w:line="250" w:lineRule="auto"/>
+              <w:jc w:val="left"/>
+            </w:pPr>
+            <w:r>
+              <w:rPr>
+                <w:rFonts w:ascii="Inter" w:hAnsi="Inter" w:eastAsia="Inter" w:cs="Inter"/>
+                <w:color w:val="12171D"/>
+                <w:spacing w:val="13"/>
+                <w:sz w:val="16"/>
+                <w:szCs w:val="16"/>
+                <w:lang w:val="en-GB"/>
+              </w:rPr>
+              <w:t xml:space="preserve">TAX IDENTIFIER</w:t>
+            </w:r>
+            <w:r>
+              <w:tab/>
+            </w:r>
+            <w:r>
+              <w:rPr>
+                <w:rFonts w:ascii="Noto Sans Arabic" w:hAnsi="Noto Sans Arabic" w:eastAsia="Noto Sans Arabic" w:cs="Noto Sans Arabic"/>
+                <w:color w:val="12171D"/>
+                <w:sz w:val="21"/>
+                <w:szCs w:val="21"/>
+                <w:rtl w:val="1"/>
+                <w:lang w:val="ar-SA" w:bidi="ar-SA"/>
+              </w:rPr>
+              <w:t xml:space="preserve">الرقم الضريبي للمنشأة</w:t>
+            </w:r>
+          </w:p>
+          <w:p>
+            <w:pPr>
+              <w:spacing w:before="0" w:after="0" w:line="250" w:lineRule="auto"/>
+              <w:jc w:val="left"/>
+            </w:pPr>
+            <w:sdt>
+              <w:sdtPr>
+                <w:alias w:val="Tax Identifier"/>
+                <w:tag w:val="field_1043"/>
+                <w:id w:val="1043"/>
+                <w:text/>
+              </w:sdtPr>
+              <w:sdtContent>
+                <w:r>
+                  <w:rPr>
+                    <w:rFonts w:ascii="Inter" w:hAnsi="Inter" w:eastAsia="Inter" w:cs="Inter"/>
+                    <w:color w:val="12171D"/>
+                    <w:sz w:val="18"/>
+                    <w:szCs w:val="18"/>
+                    <w:lang w:val="en-GB"/>
+                  </w:rPr>
+                  <w:t xml:space="preserve">Enter Tax Identifier</w:t>
+                </w:r>
+              </w:sdtContent>
+            </w:sdt>
+          </w:p>
+        </w:tc>
+        <w:tc>
+          <w:tcPr>
+            <w:tcW w:w="400" w:type="dxa"/>
+            <w:vAlign w:val="center"/>
+          </w:tcPr>
+          <w:p>
+            <w:pPr>
+              <w:spacing w:before="0" w:after="0" w:line="250" w:lineRule="auto"/>
+              <w:jc w:val="left"/>
+            </w:pPr>
+          </w:p>
+        </w:tc>
+        <w:tc>
+          <w:tcPr>
+            <w:tcW w:w="4336" w:type="dxa"/>
+            <w:tcBorders>
+              <w:bottom w:val="single" w:sz="4" w:space="0" w:color="BCACA7"/>
+            </w:tcBorders>
+            <w:vAlign w:val="top"/>
+          </w:tcPr>
+          <w:p>
+            <w:pPr>
+              <w:tabs>
+                <w:tab w:val="right" w:pos="4166"/>
+              </w:tabs>
+              <w:spacing w:before="0" w:after="30" w:line="250" w:lineRule="auto"/>
+              <w:jc w:val="left"/>
+            </w:pPr>
+            <w:r>
+              <w:rPr>
+                <w:rFonts w:ascii="Inter" w:hAnsi="Inter" w:eastAsia="Inter" w:cs="Inter"/>
+                <w:color w:val="12171D"/>
+                <w:spacing w:val="13"/>
+                <w:sz w:val="16"/>
+                <w:szCs w:val="16"/>
+                <w:lang w:val="en-GB"/>
+              </w:rPr>
+              <w:t xml:space="preserve">CONTACT</w:t>
+            </w:r>
+            <w:r>
+              <w:tab/>
+            </w:r>
+            <w:r>
+              <w:rPr>
+                <w:rFonts w:ascii="Noto Sans Arabic" w:hAnsi="Noto Sans Arabic" w:eastAsia="Noto Sans Arabic" w:cs="Noto Sans Arabic"/>
+                <w:color w:val="12171D"/>
+                <w:sz w:val="21"/>
+                <w:szCs w:val="21"/>
+                <w:rtl w:val="1"/>
+                <w:lang w:val="ar-SA" w:bidi="ar-SA"/>
+              </w:rPr>
               <w:t xml:space="preserve">جهة التواصل</w:t>
             </w:r>
           </w:p>
-        </w:tc>
-        <w:tc>
-          <w:tcPr>
-            <w:tcW w:w="2286" w:type="dxa"/>
-            <w:tcBorders>
-              <w:bottom w:val="single" w:sz="4" w:space="0" w:color="BCACA7"/>
-            </w:tcBorders>
-            <w:vAlign w:val="center"/>
-          </w:tcPr>
           <w:p>
             <w:pPr>
               <w:spacing w:before="0" w:after="0" w:line="250" w:lineRule="auto"/>
@@ -677,8 +1077,8 @@
             <w:sdt>
               <w:sdtPr>
                 <w:alias w:val="Customer Contact"/>
-                <w:tag w:val="field_1040"/>
-                <w:id w:val="1040"/>
+                <w:tag w:val="field_1044"/>
+                <w:id w:val="1044"/>
                 <w:text/>
               </w:sdtPr>
               <w:sdtContent>
@@ -703,55 +1103,46 @@
         </w:trPr>
         <w:tc>
           <w:tcPr>
-            <w:tcW w:w="2250" w:type="dxa"/>
-            <w:tcBorders>
-              <w:bottom w:val="single" w:sz="4" w:space="0" w:color="BCACA7"/>
-            </w:tcBorders>
-            <w:vAlign w:val="center"/>
-          </w:tcPr>
-          <w:p>
-            <w:pPr>
-              <w:spacing w:before="0" w:after="10" w:line="250" w:lineRule="auto"/>
+            <w:tcW w:w="4336" w:type="dxa"/>
+            <w:tcBorders>
+              <w:bottom w:val="single" w:sz="4" w:space="0" w:color="BCACA7"/>
+            </w:tcBorders>
+            <w:vAlign w:val="top"/>
+          </w:tcPr>
+          <w:p>
+            <w:pPr>
+              <w:tabs>
+                <w:tab w:val="right" w:pos="4166"/>
+              </w:tabs>
+              <w:spacing w:before="0" w:after="30" w:line="250" w:lineRule="auto"/>
               <w:jc w:val="left"/>
             </w:pPr>
             <w:r>
               <w:rPr>
                 <w:rFonts w:ascii="Inter" w:hAnsi="Inter" w:eastAsia="Inter" w:cs="Inter"/>
                 <w:color w:val="12171D"/>
-                <w:sz w:val="18"/>
-                <w:szCs w:val="18"/>
-                <w:lang w:val="en-GB"/>
-              </w:rPr>
-              <w:t xml:space="preserve">CUSTOMER ADDRESS</w:t>
-            </w:r>
-          </w:p>
-          <w:p>
-            <w:pPr>
-              <w:bidi w:val="1"/>
-              <w:spacing w:before="0" w:after="0" w:line="250" w:lineRule="auto"/>
-              <w:jc w:val="start"/>
-            </w:pPr>
+                <w:spacing w:val="13"/>
+                <w:sz w:val="16"/>
+                <w:szCs w:val="16"/>
+                <w:lang w:val="en-GB"/>
+              </w:rPr>
+              <w:t xml:space="preserve">SALES CONTACT</w:t>
+            </w:r>
+            <w:r>
+              <w:tab/>
+            </w:r>
             <w:r>
               <w:rPr>
                 <w:rFonts w:ascii="Noto Sans Arabic" w:hAnsi="Noto Sans Arabic" w:eastAsia="Noto Sans Arabic" w:cs="Noto Sans Arabic"/>
                 <w:color w:val="12171D"/>
-                <w:sz w:val="20"/>
-                <w:szCs w:val="20"/>
+                <w:sz w:val="21"/>
+                <w:szCs w:val="21"/>
                 <w:rtl w:val="1"/>
                 <w:lang w:val="ar-SA" w:bidi="ar-SA"/>
               </w:rPr>
-              <w:t xml:space="preserve">عنوان العميل</w:t>
-            </w:r>
-          </w:p>
-        </w:tc>
-        <w:tc>
-          <w:tcPr>
-            <w:tcW w:w="2286" w:type="dxa"/>
-            <w:tcBorders>
-              <w:bottom w:val="single" w:sz="4" w:space="0" w:color="BCACA7"/>
-            </w:tcBorders>
-            <w:vAlign w:val="center"/>
-          </w:tcPr>
+              <w:t xml:space="preserve">جهة التواصل للمبيعات</w:t>
+            </w:r>
+          </w:p>
           <w:p>
             <w:pPr>
               <w:spacing w:before="0" w:after="0" w:line="250" w:lineRule="auto"/>
@@ -759,9 +1150,9 @@
             </w:pPr>
             <w:sdt>
               <w:sdtPr>
-                <w:alias w:val="Customer Address"/>
-                <w:tag w:val="field_1041"/>
-                <w:id w:val="1041"/>
+                <w:alias w:val="Sales Contact Name / Role"/>
+                <w:tag w:val="field_1045"/>
+                <w:id w:val="1045"/>
                 <w:text/>
               </w:sdtPr>
               <w:sdtContent>
@@ -773,7 +1164,7 @@
                     <w:szCs w:val="18"/>
                     <w:lang w:val="en-GB"/>
                   </w:rPr>
-                  <w:t xml:space="preserve">Enter Customer Address</w:t>
+                  <w:t xml:space="preserve">Enter Sales Contact Name / Role</w:t>
                 </w:r>
               </w:sdtContent>
             </w:sdt>
@@ -781,55 +1172,58 @@
         </w:tc>
         <w:tc>
           <w:tcPr>
-            <w:tcW w:w="2250" w:type="dxa"/>
-            <w:tcBorders>
-              <w:bottom w:val="single" w:sz="4" w:space="0" w:color="BCACA7"/>
-            </w:tcBorders>
+            <w:tcW w:w="400" w:type="dxa"/>
             <w:vAlign w:val="center"/>
           </w:tcPr>
           <w:p>
             <w:pPr>
-              <w:spacing w:before="0" w:after="10" w:line="250" w:lineRule="auto"/>
+              <w:spacing w:before="0" w:after="0" w:line="250" w:lineRule="auto"/>
+              <w:jc w:val="left"/>
+            </w:pPr>
+          </w:p>
+        </w:tc>
+        <w:tc>
+          <w:tcPr>
+            <w:tcW w:w="4336" w:type="dxa"/>
+            <w:tcBorders>
+              <w:bottom w:val="single" w:sz="4" w:space="0" w:color="BCACA7"/>
+            </w:tcBorders>
+            <w:vAlign w:val="top"/>
+          </w:tcPr>
+          <w:p>
+            <w:pPr>
+              <w:tabs>
+                <w:tab w:val="right" w:pos="4166"/>
+              </w:tabs>
+              <w:spacing w:before="0" w:after="30" w:line="250" w:lineRule="auto"/>
               <w:jc w:val="left"/>
             </w:pPr>
             <w:r>
               <w:rPr>
                 <w:rFonts w:ascii="Inter" w:hAnsi="Inter" w:eastAsia="Inter" w:cs="Inter"/>
                 <w:color w:val="12171D"/>
-                <w:sz w:val="18"/>
-                <w:szCs w:val="18"/>
-                <w:lang w:val="en-GB"/>
-              </w:rPr>
-              <w:t xml:space="preserve">CUSTOMER EMAIL</w:t>
-            </w:r>
-          </w:p>
-          <w:p>
-            <w:pPr>
-              <w:bidi w:val="1"/>
-              <w:spacing w:before="0" w:after="0" w:line="250" w:lineRule="auto"/>
-              <w:jc w:val="start"/>
-            </w:pPr>
+                <w:spacing w:val="13"/>
+                <w:sz w:val="16"/>
+                <w:szCs w:val="16"/>
+                <w:lang w:val="en-GB"/>
+              </w:rPr>
+              <w:t xml:space="preserve">EMAIL</w:t>
+            </w:r>
+            <w:r>
+              <w:tab/>
+            </w:r>
             <w:r>
               <w:rPr>
                 <w:rFonts w:ascii="Noto Sans Arabic" w:hAnsi="Noto Sans Arabic" w:eastAsia="Noto Sans Arabic" w:cs="Noto Sans Arabic"/>
                 <w:color w:val="12171D"/>
-                <w:sz w:val="20"/>
-                <w:szCs w:val="20"/>
+                <w:sz w:val="21"/>
+                <w:szCs w:val="21"/>
                 <w:rtl w:val="1"/>
                 <w:lang w:val="ar-SA" w:bidi="ar-SA"/>
               </w:rPr>
               <w:t xml:space="preserve">بريد العميل</w:t>
             </w:r>
           </w:p>
-        </w:tc>
-        <w:tc>
-          <w:tcPr>
-            <w:tcW w:w="2286" w:type="dxa"/>
-            <w:tcBorders>
-              <w:bottom w:val="single" w:sz="4" w:space="0" w:color="BCACA7"/>
-            </w:tcBorders>
-            <w:vAlign w:val="center"/>
-          </w:tcPr>
           <w:p>
             <w:pPr>
               <w:spacing w:before="0" w:after="0" w:line="250" w:lineRule="auto"/>
@@ -838,8 +1232,8 @@
             <w:sdt>
               <w:sdtPr>
                 <w:alias w:val="Customer Email"/>
-                <w:tag w:val="field_1042"/>
-                <w:id w:val="1042"/>
+                <w:tag w:val="field_1046"/>
+                <w:id w:val="1046"/>
                 <w:text/>
               </w:sdtPr>
               <w:sdtContent>
@@ -864,15 +1258,49 @@
         </w:trPr>
         <w:tc>
           <w:tcPr>
-            <w:tcW w:w="2250" w:type="dxa"/>
-            <w:tcBorders>
-              <w:bottom w:val="single" w:sz="4" w:space="0" w:color="BCACA7"/>
-            </w:tcBorders>
-            <w:vAlign w:val="center"/>
-          </w:tcPr>
-          <w:p>
-            <w:pPr>
-              <w:spacing w:before="0" w:after="10" w:line="250" w:lineRule="auto"/>
+            <w:tcW w:w="4336" w:type="dxa"/>
+            <w:tcBorders>
+              <w:bottom w:val="single" w:sz="4" w:space="0" w:color="BCACA7"/>
+            </w:tcBorders>
+            <w:vAlign w:val="top"/>
+          </w:tcPr>
+          <w:p>
+            <w:pPr>
+              <w:tabs>
+                <w:tab w:val="right" w:pos="4166"/>
+              </w:tabs>
+              <w:spacing w:before="0" w:after="30" w:line="250" w:lineRule="auto"/>
+              <w:jc w:val="left"/>
+            </w:pPr>
+            <w:r>
+              <w:rPr>
+                <w:rFonts w:ascii="Inter" w:hAnsi="Inter" w:eastAsia="Inter" w:cs="Inter"/>
+                <w:color w:val="12171D"/>
+                <w:spacing w:val="13"/>
+                <w:sz w:val="16"/>
+                <w:szCs w:val="16"/>
+                <w:lang w:val="en-GB"/>
+              </w:rPr>
+              <w:t xml:space="preserve">EMAIL</w:t>
+            </w:r>
+            <w:r>
+              <w:tab/>
+            </w:r>
+            <w:r>
+              <w:rPr>
+                <w:rFonts w:ascii="Noto Sans Arabic" w:hAnsi="Noto Sans Arabic" w:eastAsia="Noto Sans Arabic" w:cs="Noto Sans Arabic"/>
+                <w:color w:val="12171D"/>
+                <w:sz w:val="21"/>
+                <w:szCs w:val="21"/>
+                <w:rtl w:val="1"/>
+                <w:lang w:val="ar-SA" w:bidi="ar-SA"/>
+              </w:rPr>
+              <w:t xml:space="preserve">البريد الإلكتروني</w:t>
+            </w:r>
+          </w:p>
+          <w:p>
+            <w:pPr>
+              <w:spacing w:before="0" w:after="0" w:line="250" w:lineRule="auto"/>
               <w:jc w:val="left"/>
             </w:pPr>
             <w:r>
@@ -883,36 +1311,275 @@
                 <w:szCs w:val="18"/>
                 <w:lang w:val="en-GB"/>
               </w:rPr>
-              <w:t xml:space="preserve">PROJECT / PROPERTY</w:t>
-            </w:r>
-          </w:p>
-          <w:p>
-            <w:pPr>
-              <w:bidi w:val="1"/>
-              <w:spacing w:before="0" w:after="0" w:line="250" w:lineRule="auto"/>
-              <w:jc w:val="start"/>
-            </w:pPr>
+              <w:t xml:space="preserve">contact@mish3l.com</w:t>
+            </w:r>
+          </w:p>
+        </w:tc>
+        <w:tc>
+          <w:tcPr>
+            <w:tcW w:w="400" w:type="dxa"/>
+            <w:vAlign w:val="center"/>
+          </w:tcPr>
+          <w:p>
+            <w:pPr>
+              <w:spacing w:before="0" w:after="0" w:line="250" w:lineRule="auto"/>
+              <w:jc w:val="left"/>
+            </w:pPr>
+          </w:p>
+        </w:tc>
+        <w:tc>
+          <w:tcPr>
+            <w:tcW w:w="4336" w:type="dxa"/>
+            <w:vAlign w:val="center"/>
+          </w:tcPr>
+          <w:p>
+            <w:pPr>
+              <w:spacing w:before="0" w:after="0" w:line="250" w:lineRule="auto"/>
+              <w:jc w:val="left"/>
+            </w:pPr>
+          </w:p>
+        </w:tc>
+      </w:tr>
+      <w:tr>
+        <w:trPr>
+          <w:cantSplit/>
+        </w:trPr>
+        <w:tc>
+          <w:tcPr>
+            <w:tcW w:w="4336" w:type="dxa"/>
+            <w:tcBorders>
+              <w:bottom w:val="single" w:sz="4" w:space="0" w:color="BCACA7"/>
+            </w:tcBorders>
+            <w:vAlign w:val="top"/>
+          </w:tcPr>
+          <w:p>
+            <w:pPr>
+              <w:tabs>
+                <w:tab w:val="right" w:pos="4166"/>
+              </w:tabs>
+              <w:spacing w:before="0" w:after="30" w:line="250" w:lineRule="auto"/>
+              <w:jc w:val="left"/>
+            </w:pPr>
+            <w:r>
+              <w:rPr>
+                <w:rFonts w:ascii="Inter" w:hAnsi="Inter" w:eastAsia="Inter" w:cs="Inter"/>
+                <w:color w:val="12171D"/>
+                <w:spacing w:val="13"/>
+                <w:sz w:val="16"/>
+                <w:szCs w:val="16"/>
+                <w:lang w:val="en-GB"/>
+              </w:rPr>
+              <w:t xml:space="preserve">PHONE</w:t>
+            </w:r>
+            <w:r>
+              <w:tab/>
+            </w:r>
             <w:r>
               <w:rPr>
                 <w:rFonts w:ascii="Noto Sans Arabic" w:hAnsi="Noto Sans Arabic" w:eastAsia="Noto Sans Arabic" w:cs="Noto Sans Arabic"/>
                 <w:color w:val="12171D"/>
-                <w:sz w:val="20"/>
-                <w:szCs w:val="20"/>
+                <w:sz w:val="21"/>
+                <w:szCs w:val="21"/>
                 <w:rtl w:val="1"/>
                 <w:lang w:val="ar-SA" w:bidi="ar-SA"/>
               </w:rPr>
+              <w:t xml:space="preserve">هاتف المنشأة</w:t>
+            </w:r>
+          </w:p>
+          <w:p>
+            <w:pPr>
+              <w:spacing w:before="0" w:after="0" w:line="250" w:lineRule="auto"/>
+              <w:jc w:val="left"/>
+            </w:pPr>
+            <w:r>
+              <w:rPr>
+                <w:rFonts w:ascii="Inter" w:hAnsi="Inter" w:eastAsia="Inter" w:cs="Inter"/>
+                <w:color w:val="12171D"/>
+                <w:sz w:val="18"/>
+                <w:szCs w:val="18"/>
+                <w:lang w:val="en-GB"/>
+              </w:rPr>
+              <w:t xml:space="preserve">+966114502929</w:t>
+            </w:r>
+          </w:p>
+        </w:tc>
+        <w:tc>
+          <w:tcPr>
+            <w:tcW w:w="400" w:type="dxa"/>
+            <w:vAlign w:val="center"/>
+          </w:tcPr>
+          <w:p>
+            <w:pPr>
+              <w:spacing w:before="0" w:after="0" w:line="250" w:lineRule="auto"/>
+              <w:jc w:val="left"/>
+            </w:pPr>
+          </w:p>
+        </w:tc>
+        <w:tc>
+          <w:tcPr>
+            <w:tcW w:w="4336" w:type="dxa"/>
+            <w:vAlign w:val="center"/>
+          </w:tcPr>
+          <w:p>
+            <w:pPr>
+              <w:spacing w:before="0" w:after="0" w:line="250" w:lineRule="auto"/>
+              <w:jc w:val="left"/>
+            </w:pPr>
+          </w:p>
+        </w:tc>
+      </w:tr>
+    </w:tbl>
+    <w:p>
+      <w:pPr>
+        <w:spacing w:before="0" w:after="0" w:line="20" w:lineRule="exact"/>
+        <w:rPr>
+          <w:sz w:val="2"/>
+          <w:szCs w:val="2"/>
+        </w:rPr>
+      </w:pPr>
+    </w:p>
+    <w:tbl>
+      <w:tblPr>
+        <w:tblW w:w="9072" w:type="dxa"/>
+        <w:tblBorders>
+          <w:top w:val="nil"/>
+          <w:left w:val="nil"/>
+          <w:bottom w:val="nil"/>
+          <w:right w:val="nil"/>
+          <w:insideH w:val="nil"/>
+          <w:insideV w:val="nil"/>
+        </w:tblBorders>
+        <w:tblLayout w:type="fixed"/>
+        <w:tblCellMar>
+          <w:top w:w="50" w:type="dxa"/>
+          <w:left w:w="85" w:type="dxa"/>
+          <w:bottom w:w="70" w:type="dxa"/>
+          <w:right w:w="85" w:type="dxa"/>
+        </w:tblCellMar>
+        <w:tblLook w:firstRow="1" w:lastRow="0" w:firstColumn="0" w:lastColumn="0" w:noHBand="0" w:noVBand="1"/>
+      </w:tblPr>
+      <w:tblGrid>
+        <w:gridCol w:w="4336"/>
+        <w:gridCol w:w="400"/>
+        <w:gridCol w:w="4336"/>
+      </w:tblGrid>
+      <w:tr>
+        <w:trPr>
+          <w:cantSplit/>
+        </w:trPr>
+        <w:tc>
+          <w:tcPr>
+            <w:tcW w:w="4336" w:type="dxa"/>
+            <w:gridSpan w:val="1"/>
+            <w:tcBorders>
+              <w:top w:val="nil"/>
+              <w:left w:val="nil"/>
+              <w:bottom w:val="single" w:sz="8" w:space="0" w:color="BCACA7"/>
+              <w:right w:val="nil"/>
+            </w:tcBorders>
+            <w:vAlign w:val="bottom"/>
+          </w:tcPr>
+          <w:p>
+            <w:pPr>
+              <w:pStyle w:val="Heading1"/>
+              <w:keepNext/>
+              <w:spacing w:before="160" w:after="40" w:line="250" w:lineRule="auto"/>
+              <w:ind w:start="-85"/>
+              <w:jc w:val="left"/>
+            </w:pPr>
+            <w:r>
+              <w:rPr>
+                <w:rFonts w:ascii="Jost" w:hAnsi="Jost" w:eastAsia="Jost" w:cs="Jost"/>
+                <w:color w:val="12171D"/>
+                <w:spacing w:val="34"/>
+                <w:sz w:val="21"/>
+                <w:szCs w:val="21"/>
+                <w:lang w:val="en-GB"/>
+              </w:rPr>
+              <w:t xml:space="preserve">QUOTATION DETAILS</w:t>
+            </w:r>
+          </w:p>
+        </w:tc>
+        <w:tc>
+          <w:tcPr>
+            <w:tcW w:w="4736" w:type="dxa"/>
+            <w:gridSpan w:val="2"/>
+            <w:tcBorders>
+              <w:top w:val="nil"/>
+              <w:left w:val="nil"/>
+              <w:bottom w:val="single" w:sz="8" w:space="0" w:color="BCACA7"/>
+              <w:right w:val="nil"/>
+            </w:tcBorders>
+            <w:vAlign w:val="bottom"/>
+          </w:tcPr>
+          <w:p>
+            <w:pPr>
+              <w:keepNext/>
+              <w:bidi w:val="1"/>
+              <w:spacing w:before="160" w:after="40" w:line="250" w:lineRule="auto"/>
+              <w:ind w:start="-85"/>
+              <w:jc w:val="start"/>
+            </w:pPr>
+            <w:r>
+              <w:rPr>
+                <w:rFonts w:ascii="Noto Sans Arabic" w:hAnsi="Noto Sans Arabic" w:eastAsia="Noto Sans Arabic" w:cs="Noto Sans Arabic"/>
+                <w:color w:val="12171D"/>
+                <w:sz w:val="22"/>
+                <w:szCs w:val="22"/>
+                <w:rtl w:val="1"/>
+                <w:lang w:val="ar-SA" w:bidi="ar-SA"/>
+              </w:rPr>
+              <w:t xml:space="preserve">بيانات عرض السعر</w:t>
+            </w:r>
+          </w:p>
+        </w:tc>
+      </w:tr>
+      <w:tr>
+        <w:trPr>
+          <w:cantSplit/>
+        </w:trPr>
+        <w:tc>
+          <w:tcPr>
+            <w:tcW w:w="4336" w:type="dxa"/>
+            <w:tcBorders>
+              <w:bottom w:val="single" w:sz="4" w:space="0" w:color="BCACA7"/>
+            </w:tcBorders>
+            <w:vAlign w:val="top"/>
+          </w:tcPr>
+          <w:p>
+            <w:pPr>
+              <w:tabs>
+                <w:tab w:val="right" w:pos="4166"/>
+              </w:tabs>
+              <w:spacing w:before="0" w:after="30" w:line="250" w:lineRule="auto"/>
+              <w:jc w:val="left"/>
+            </w:pPr>
+            <w:r>
+              <w:rPr>
+                <w:rFonts w:ascii="Inter" w:hAnsi="Inter" w:eastAsia="Inter" w:cs="Inter"/>
+                <w:color w:val="12171D"/>
+                <w:spacing w:val="13"/>
+                <w:sz w:val="16"/>
+                <w:szCs w:val="16"/>
+                <w:lang w:val="en-GB"/>
+              </w:rPr>
+              <w:t xml:space="preserve">PROJECT / PROPERTY</w:t>
+            </w:r>
+            <w:r>
+              <w:tab/>
+            </w:r>
+            <w:r>
+              <w:rPr>
+                <w:rFonts w:ascii="Noto Sans Arabic" w:hAnsi="Noto Sans Arabic" w:eastAsia="Noto Sans Arabic" w:cs="Noto Sans Arabic"/>
+                <w:color w:val="12171D"/>
+                <w:sz w:val="21"/>
+                <w:szCs w:val="21"/>
+                <w:rtl w:val="1"/>
+                <w:lang w:val="ar-SA" w:bidi="ar-SA"/>
+              </w:rPr>
               <w:t xml:space="preserve">المشروع / المنشأة</w:t>
             </w:r>
           </w:p>
-        </w:tc>
-        <w:tc>
-          <w:tcPr>
-            <w:tcW w:w="2286" w:type="dxa"/>
-            <w:tcBorders>
-              <w:bottom w:val="single" w:sz="4" w:space="0" w:color="BCACA7"/>
-            </w:tcBorders>
-            <w:vAlign w:val="center"/>
-          </w:tcPr>
           <w:p>
             <w:pPr>
               <w:spacing w:before="0" w:after="0" w:line="250" w:lineRule="auto"/>
@@ -921,8 +1588,8 @@
             <w:sdt>
               <w:sdtPr>
                 <w:alias w:val="Project or Property"/>
-                <w:tag w:val="field_1043"/>
-                <w:id w:val="1043"/>
+                <w:tag w:val="field_1047"/>
+                <w:id w:val="1047"/>
                 <w:text/>
               </w:sdtPr>
               <w:sdtContent>
@@ -942,55 +1609,58 @@
         </w:tc>
         <w:tc>
           <w:tcPr>
-            <w:tcW w:w="2250" w:type="dxa"/>
-            <w:tcBorders>
-              <w:bottom w:val="single" w:sz="4" w:space="0" w:color="BCACA7"/>
-            </w:tcBorders>
+            <w:tcW w:w="400" w:type="dxa"/>
             <w:vAlign w:val="center"/>
           </w:tcPr>
           <w:p>
             <w:pPr>
-              <w:spacing w:before="0" w:after="10" w:line="250" w:lineRule="auto"/>
+              <w:spacing w:before="0" w:after="0" w:line="250" w:lineRule="auto"/>
+              <w:jc w:val="left"/>
+            </w:pPr>
+          </w:p>
+        </w:tc>
+        <w:tc>
+          <w:tcPr>
+            <w:tcW w:w="4336" w:type="dxa"/>
+            <w:tcBorders>
+              <w:bottom w:val="single" w:sz="4" w:space="0" w:color="BCACA7"/>
+            </w:tcBorders>
+            <w:vAlign w:val="top"/>
+          </w:tcPr>
+          <w:p>
+            <w:pPr>
+              <w:tabs>
+                <w:tab w:val="right" w:pos="4166"/>
+              </w:tabs>
+              <w:spacing w:before="0" w:after="30" w:line="250" w:lineRule="auto"/>
               <w:jc w:val="left"/>
             </w:pPr>
             <w:r>
               <w:rPr>
                 <w:rFonts w:ascii="Inter" w:hAnsi="Inter" w:eastAsia="Inter" w:cs="Inter"/>
                 <w:color w:val="12171D"/>
-                <w:sz w:val="18"/>
-                <w:szCs w:val="18"/>
-                <w:lang w:val="en-GB"/>
-              </w:rPr>
-              <w:t xml:space="preserve">CUSTOMER PO / PURCHASE ORDER</w:t>
-            </w:r>
-          </w:p>
-          <w:p>
-            <w:pPr>
-              <w:bidi w:val="1"/>
-              <w:spacing w:before="0" w:after="0" w:line="250" w:lineRule="auto"/>
-              <w:jc w:val="start"/>
-            </w:pPr>
+                <w:spacing w:val="13"/>
+                <w:sz w:val="16"/>
+                <w:szCs w:val="16"/>
+                <w:lang w:val="en-GB"/>
+              </w:rPr>
+              <w:t xml:space="preserve">CUSTOMER PO</w:t>
+            </w:r>
+            <w:r>
+              <w:tab/>
+            </w:r>
             <w:r>
               <w:rPr>
                 <w:rFonts w:ascii="Noto Sans Arabic" w:hAnsi="Noto Sans Arabic" w:eastAsia="Noto Sans Arabic" w:cs="Noto Sans Arabic"/>
                 <w:color w:val="12171D"/>
-                <w:sz w:val="20"/>
-                <w:szCs w:val="20"/>
+                <w:sz w:val="21"/>
+                <w:szCs w:val="21"/>
                 <w:rtl w:val="1"/>
                 <w:lang w:val="ar-SA" w:bidi="ar-SA"/>
               </w:rPr>
               <w:t xml:space="preserve">أمر شراء العميل</w:t>
             </w:r>
           </w:p>
-        </w:tc>
-        <w:tc>
-          <w:tcPr>
-            <w:tcW w:w="2286" w:type="dxa"/>
-            <w:tcBorders>
-              <w:bottom w:val="single" w:sz="4" w:space="0" w:color="BCACA7"/>
-            </w:tcBorders>
-            <w:vAlign w:val="center"/>
-          </w:tcPr>
           <w:p>
             <w:pPr>
               <w:spacing w:before="0" w:after="0" w:line="250" w:lineRule="auto"/>
@@ -999,8 +1669,8 @@
             <w:sdt>
               <w:sdtPr>
                 <w:alias w:val="Customer PO Number"/>
-                <w:tag w:val="field_1044"/>
-                <w:id w:val="1044"/>
+                <w:tag w:val="field_1048"/>
+                <w:id w:val="1048"/>
                 <w:text/>
               </w:sdtPr>
               <w:sdtContent>
@@ -1033,12 +1703,12 @@
       <w:tblPr>
         <w:tblW w:w="9072" w:type="dxa"/>
         <w:tblBorders>
-          <w:top w:val="single" w:sz="4" w:space="0" w:color="BCACA7"/>
-          <w:left w:val="single" w:sz="4" w:space="0" w:color="BCACA7"/>
-          <w:bottom w:val="single" w:sz="4" w:space="0" w:color="BCACA7"/>
-          <w:right w:val="single" w:sz="4" w:space="0" w:color="BCACA7"/>
-          <w:insideH w:val="single" w:sz="4" w:space="0" w:color="BCACA7"/>
-          <w:insideV w:val="single" w:sz="4" w:space="0" w:color="BCACA7"/>
+          <w:top w:val="nil"/>
+          <w:left w:val="nil"/>
+          <w:bottom w:val="nil"/>
+          <w:right w:val="nil"/>
+          <w:insideH w:val="nil"/>
+          <w:insideV w:val="nil"/>
         </w:tblBorders>
         <w:tblLayout w:type="fixed"/>
         <w:tblCellMar>
@@ -1050,10 +1720,8 @@
         <w:tblLook w:firstRow="1" w:lastRow="0" w:firstColumn="0" w:lastColumn="0" w:noHBand="0" w:noVBand="1"/>
       </w:tblPr>
       <w:tblGrid>
-        <w:gridCol w:w="2250"/>
-        <w:gridCol w:w="2286"/>
-        <w:gridCol w:w="2250"/>
-        <w:gridCol w:w="2286"/>
+        <w:gridCol w:w="5800"/>
+        <w:gridCol w:w="3272"/>
       </w:tblGrid>
       <w:tr>
         <w:trPr>
@@ -1061,8 +1729,8 @@
         </w:trPr>
         <w:tc>
           <w:tcPr>
-            <w:tcW w:w="4536" w:type="dxa"/>
-            <w:gridSpan w:val="2"/>
+            <w:tcW w:w="5800" w:type="dxa"/>
+            <w:gridSpan w:val="1"/>
             <w:tcBorders>
               <w:top w:val="nil"/>
               <w:left w:val="nil"/>
@@ -1083,596 +1751,18 @@
               <w:rPr>
                 <w:rFonts w:ascii="Jost" w:hAnsi="Jost" w:eastAsia="Jost" w:cs="Jost"/>
                 <w:color w:val="12171D"/>
+                <w:spacing w:val="34"/>
                 <w:sz w:val="21"/>
                 <w:szCs w:val="21"/>
                 <w:lang w:val="en-GB"/>
               </w:rPr>
-              <w:t xml:space="preserve">ISSUER AND CUSTOMER CONTACT</w:t>
-            </w:r>
-          </w:p>
-        </w:tc>
-        <w:tc>
-          <w:tcPr>
-            <w:tcW w:w="4536" w:type="dxa"/>
-            <w:gridSpan w:val="2"/>
-            <w:tcBorders>
-              <w:top w:val="nil"/>
-              <w:left w:val="nil"/>
-              <w:bottom w:val="single" w:sz="8" w:space="0" w:color="BCACA7"/>
-              <w:right w:val="nil"/>
-            </w:tcBorders>
-            <w:vAlign w:val="bottom"/>
-          </w:tcPr>
-          <w:p>
-            <w:pPr>
-              <w:keepNext/>
-              <w:bidi w:val="1"/>
-              <w:spacing w:before="160" w:after="40" w:line="250" w:lineRule="auto"/>
-              <w:ind w:start="-85"/>
-              <w:jc w:val="start"/>
-            </w:pPr>
-            <w:r>
-              <w:rPr>
-                <w:rFonts w:ascii="Noto Sans Arabic" w:hAnsi="Noto Sans Arabic" w:eastAsia="Noto Sans Arabic" w:cs="Noto Sans Arabic"/>
-                <w:color w:val="12171D"/>
-                <w:sz w:val="22"/>
-                <w:szCs w:val="22"/>
-                <w:rtl w:val="1"/>
-                <w:lang w:val="ar-SA" w:bidi="ar-SA"/>
-              </w:rPr>
-              <w:t xml:space="preserve">بيانات الجهة المصدرة والعميل</w:t>
-            </w:r>
-          </w:p>
-        </w:tc>
-      </w:tr>
-      <w:tr>
-        <w:trPr>
-          <w:cantSplit/>
-        </w:trPr>
-        <w:tc>
-          <w:tcPr>
-            <w:tcW w:w="2250" w:type="dxa"/>
-            <w:tcBorders>
-              <w:bottom w:val="single" w:sz="4" w:space="0" w:color="BCACA7"/>
-            </w:tcBorders>
-            <w:vAlign w:val="center"/>
-          </w:tcPr>
-          <w:p>
-            <w:pPr>
-              <w:keepNext/>
-              <w:spacing w:before="0" w:after="10" w:line="250" w:lineRule="auto"/>
-              <w:jc w:val="left"/>
-            </w:pPr>
-            <w:r>
-              <w:rPr>
-                <w:rFonts w:ascii="Inter" w:hAnsi="Inter" w:eastAsia="Inter" w:cs="Inter"/>
-                <w:color w:val="12171D"/>
-                <w:sz w:val="18"/>
-                <w:szCs w:val="18"/>
-                <w:lang w:val="en-GB"/>
-              </w:rPr>
-              <w:t xml:space="preserve">REGISTERED LEGAL NAME (TRADING NAME: GEM)</w:t>
-            </w:r>
-          </w:p>
-          <w:p>
-            <w:pPr>
-              <w:keepNext/>
-              <w:bidi w:val="1"/>
-              <w:spacing w:before="0" w:after="0" w:line="250" w:lineRule="auto"/>
-              <w:jc w:val="start"/>
-            </w:pPr>
-            <w:r>
-              <w:rPr>
-                <w:rFonts w:ascii="Noto Sans Arabic" w:hAnsi="Noto Sans Arabic" w:eastAsia="Noto Sans Arabic" w:cs="Noto Sans Arabic"/>
-                <w:color w:val="12171D"/>
-                <w:sz w:val="20"/>
-                <w:szCs w:val="20"/>
-                <w:rtl w:val="1"/>
-                <w:lang w:val="ar-SA" w:bidi="ar-SA"/>
-              </w:rPr>
-              <w:t xml:space="preserve">الاسم القانوني المسجل</w:t>
-            </w:r>
-          </w:p>
-        </w:tc>
-        <w:tc>
-          <w:tcPr>
-            <w:tcW w:w="2286" w:type="dxa"/>
-            <w:tcBorders>
-              <w:bottom w:val="single" w:sz="4" w:space="0" w:color="BCACA7"/>
-            </w:tcBorders>
-            <w:vAlign w:val="center"/>
-          </w:tcPr>
-          <w:p>
-            <w:pPr>
-              <w:keepNext/>
-              <w:spacing w:before="0" w:after="0" w:line="250" w:lineRule="auto"/>
-              <w:jc w:val="left"/>
-            </w:pPr>
-            <w:sdt>
-              <w:sdtPr>
-                <w:alias w:val="Registered Legal Name"/>
-                <w:tag w:val="field_1045"/>
-                <w:id w:val="1045"/>
-                <w:text/>
-              </w:sdtPr>
-              <w:sdtContent>
-                <w:r>
-                  <w:rPr>
-                    <w:rFonts w:ascii="Inter" w:hAnsi="Inter" w:eastAsia="Inter" w:cs="Inter"/>
-                    <w:color w:val="12171D"/>
-                    <w:sz w:val="18"/>
-                    <w:szCs w:val="18"/>
-                    <w:lang w:val="en-GB"/>
-                  </w:rPr>
-                  <w:t xml:space="preserve">Enter Registered Legal Name</w:t>
-                </w:r>
-              </w:sdtContent>
-            </w:sdt>
-          </w:p>
-        </w:tc>
-        <w:tc>
-          <w:tcPr>
-            <w:tcW w:w="2250" w:type="dxa"/>
-            <w:tcBorders>
-              <w:bottom w:val="single" w:sz="4" w:space="0" w:color="BCACA7"/>
-            </w:tcBorders>
-            <w:vAlign w:val="center"/>
-          </w:tcPr>
-          <w:p>
-            <w:pPr>
-              <w:keepNext/>
-              <w:spacing w:before="0" w:after="10" w:line="250" w:lineRule="auto"/>
-              <w:jc w:val="left"/>
-            </w:pPr>
-            <w:r>
-              <w:rPr>
-                <w:rFonts w:ascii="Inter" w:hAnsi="Inter" w:eastAsia="Inter" w:cs="Inter"/>
-                <w:color w:val="12171D"/>
-                <w:sz w:val="18"/>
-                <w:szCs w:val="18"/>
-                <w:lang w:val="en-GB"/>
-              </w:rPr>
-              <w:t xml:space="preserve">BUSINESS EMAIL</w:t>
-            </w:r>
-          </w:p>
-          <w:p>
-            <w:pPr>
-              <w:keepNext/>
-              <w:bidi w:val="1"/>
-              <w:spacing w:before="0" w:after="0" w:line="250" w:lineRule="auto"/>
-              <w:jc w:val="start"/>
-            </w:pPr>
-            <w:r>
-              <w:rPr>
-                <w:rFonts w:ascii="Noto Sans Arabic" w:hAnsi="Noto Sans Arabic" w:eastAsia="Noto Sans Arabic" w:cs="Noto Sans Arabic"/>
-                <w:color w:val="12171D"/>
-                <w:sz w:val="20"/>
-                <w:szCs w:val="20"/>
-                <w:rtl w:val="1"/>
-                <w:lang w:val="ar-SA" w:bidi="ar-SA"/>
-              </w:rPr>
-              <w:t xml:space="preserve">البريد الإلكتروني</w:t>
-            </w:r>
-          </w:p>
-        </w:tc>
-        <w:tc>
-          <w:tcPr>
-            <w:tcW w:w="2286" w:type="dxa"/>
-            <w:tcBorders>
-              <w:bottom w:val="single" w:sz="4" w:space="0" w:color="BCACA7"/>
-            </w:tcBorders>
-            <w:vAlign w:val="center"/>
-          </w:tcPr>
-          <w:p>
-            <w:pPr>
-              <w:keepNext/>
-              <w:spacing w:before="0" w:after="0" w:line="250" w:lineRule="auto"/>
-              <w:jc w:val="left"/>
-            </w:pPr>
-            <w:r>
-              <w:rPr>
-                <w:rFonts w:ascii="Inter" w:hAnsi="Inter" w:eastAsia="Inter" w:cs="Inter"/>
-                <w:color w:val="12171D"/>
-                <w:sz w:val="18"/>
-                <w:szCs w:val="18"/>
-                <w:lang w:val="en-GB"/>
-              </w:rPr>
-              <w:t xml:space="preserve">contact@mish3l.com</w:t>
-            </w:r>
-          </w:p>
-        </w:tc>
-      </w:tr>
-      <w:tr>
-        <w:trPr>
-          <w:cantSplit/>
-        </w:trPr>
-        <w:tc>
-          <w:tcPr>
-            <w:tcW w:w="2250" w:type="dxa"/>
-            <w:tcBorders>
-              <w:bottom w:val="single" w:sz="4" w:space="0" w:color="BCACA7"/>
-            </w:tcBorders>
-            <w:vAlign w:val="center"/>
-          </w:tcPr>
-          <w:p>
-            <w:pPr>
-              <w:keepNext/>
-              <w:spacing w:before="0" w:after="10" w:line="250" w:lineRule="auto"/>
-              <w:jc w:val="left"/>
-            </w:pPr>
-            <w:r>
-              <w:rPr>
-                <w:rFonts w:ascii="Inter" w:hAnsi="Inter" w:eastAsia="Inter" w:cs="Inter"/>
-                <w:color w:val="12171D"/>
-                <w:sz w:val="18"/>
-                <w:szCs w:val="18"/>
-                <w:lang w:val="en-GB"/>
-              </w:rPr>
-              <w:t xml:space="preserve">BUSINESS / NATIONAL ADDRESS</w:t>
-            </w:r>
-          </w:p>
-          <w:p>
-            <w:pPr>
-              <w:keepNext/>
-              <w:bidi w:val="1"/>
-              <w:spacing w:before="0" w:after="0" w:line="250" w:lineRule="auto"/>
-              <w:jc w:val="start"/>
-            </w:pPr>
-            <w:r>
-              <w:rPr>
-                <w:rFonts w:ascii="Noto Sans Arabic" w:hAnsi="Noto Sans Arabic" w:eastAsia="Noto Sans Arabic" w:cs="Noto Sans Arabic"/>
-                <w:color w:val="12171D"/>
-                <w:sz w:val="20"/>
-                <w:szCs w:val="20"/>
-                <w:rtl w:val="1"/>
-                <w:lang w:val="ar-SA" w:bidi="ar-SA"/>
-              </w:rPr>
-              <w:t xml:space="preserve">عنوان المنشأة / العنوان الوطني</w:t>
-            </w:r>
-          </w:p>
-        </w:tc>
-        <w:tc>
-          <w:tcPr>
-            <w:tcW w:w="2286" w:type="dxa"/>
-            <w:tcBorders>
-              <w:bottom w:val="single" w:sz="4" w:space="0" w:color="BCACA7"/>
-            </w:tcBorders>
-            <w:vAlign w:val="center"/>
-          </w:tcPr>
-          <w:p>
-            <w:pPr>
-              <w:keepNext/>
-              <w:spacing w:before="0" w:after="0" w:line="250" w:lineRule="auto"/>
-              <w:jc w:val="left"/>
-            </w:pPr>
-            <w:sdt>
-              <w:sdtPr>
-                <w:alias w:val="Business / National Address"/>
-                <w:tag w:val="field_1046"/>
-                <w:id w:val="1046"/>
-                <w:text/>
-              </w:sdtPr>
-              <w:sdtContent>
-                <w:r>
-                  <w:rPr>
-                    <w:rFonts w:ascii="Inter" w:hAnsi="Inter" w:eastAsia="Inter" w:cs="Inter"/>
-                    <w:color w:val="12171D"/>
-                    <w:sz w:val="18"/>
-                    <w:szCs w:val="18"/>
-                    <w:lang w:val="en-GB"/>
-                  </w:rPr>
-                  <w:t xml:space="preserve">Enter Business / National Address</w:t>
-                </w:r>
-              </w:sdtContent>
-            </w:sdt>
-          </w:p>
-        </w:tc>
-        <w:tc>
-          <w:tcPr>
-            <w:tcW w:w="2250" w:type="dxa"/>
-            <w:tcBorders>
-              <w:bottom w:val="single" w:sz="4" w:space="0" w:color="BCACA7"/>
-            </w:tcBorders>
-            <w:vAlign w:val="center"/>
-          </w:tcPr>
-          <w:p>
-            <w:pPr>
-              <w:keepNext/>
-              <w:spacing w:before="0" w:after="10" w:line="250" w:lineRule="auto"/>
-              <w:jc w:val="left"/>
-            </w:pPr>
-            <w:r>
-              <w:rPr>
-                <w:rFonts w:ascii="Inter" w:hAnsi="Inter" w:eastAsia="Inter" w:cs="Inter"/>
-                <w:color w:val="12171D"/>
-                <w:sz w:val="18"/>
-                <w:szCs w:val="18"/>
-                <w:lang w:val="en-GB"/>
-              </w:rPr>
-              <w:t xml:space="preserve">SALES CONTACT</w:t>
-            </w:r>
-          </w:p>
-          <w:p>
-            <w:pPr>
-              <w:keepNext/>
-              <w:bidi w:val="1"/>
-              <w:spacing w:before="0" w:after="0" w:line="250" w:lineRule="auto"/>
-              <w:jc w:val="start"/>
-            </w:pPr>
-            <w:r>
-              <w:rPr>
-                <w:rFonts w:ascii="Noto Sans Arabic" w:hAnsi="Noto Sans Arabic" w:eastAsia="Noto Sans Arabic" w:cs="Noto Sans Arabic"/>
-                <w:color w:val="12171D"/>
-                <w:sz w:val="20"/>
-                <w:szCs w:val="20"/>
-                <w:rtl w:val="1"/>
-                <w:lang w:val="ar-SA" w:bidi="ar-SA"/>
-              </w:rPr>
-              <w:t xml:space="preserve">جهة التواصل للمبيعات</w:t>
-            </w:r>
-          </w:p>
-        </w:tc>
-        <w:tc>
-          <w:tcPr>
-            <w:tcW w:w="2286" w:type="dxa"/>
-            <w:tcBorders>
-              <w:bottom w:val="single" w:sz="4" w:space="0" w:color="BCACA7"/>
-            </w:tcBorders>
-            <w:vAlign w:val="center"/>
-          </w:tcPr>
-          <w:p>
-            <w:pPr>
-              <w:keepNext/>
-              <w:spacing w:before="0" w:after="0" w:line="250" w:lineRule="auto"/>
-              <w:jc w:val="left"/>
-            </w:pPr>
-            <w:sdt>
-              <w:sdtPr>
-                <w:alias w:val="Sales Contact Name / Role"/>
-                <w:tag w:val="field_1047"/>
-                <w:id w:val="1047"/>
-                <w:text/>
-              </w:sdtPr>
-              <w:sdtContent>
-                <w:r>
-                  <w:rPr>
-                    <w:rFonts w:ascii="Inter" w:hAnsi="Inter" w:eastAsia="Inter" w:cs="Inter"/>
-                    <w:color w:val="12171D"/>
-                    <w:sz w:val="18"/>
-                    <w:szCs w:val="18"/>
-                    <w:lang w:val="en-GB"/>
-                  </w:rPr>
-                  <w:t xml:space="preserve">Enter Sales Contact Name / Role</w:t>
-                </w:r>
-              </w:sdtContent>
-            </w:sdt>
-          </w:p>
-        </w:tc>
-      </w:tr>
-      <w:tr>
-        <w:trPr>
-          <w:cantSplit/>
-        </w:trPr>
-        <w:tc>
-          <w:tcPr>
-            <w:tcW w:w="2250" w:type="dxa"/>
-            <w:tcBorders>
-              <w:bottom w:val="single" w:sz="4" w:space="0" w:color="BCACA7"/>
-            </w:tcBorders>
-            <w:vAlign w:val="center"/>
-          </w:tcPr>
-          <w:p>
-            <w:pPr>
-              <w:spacing w:before="0" w:after="10" w:line="250" w:lineRule="auto"/>
-              <w:jc w:val="left"/>
-            </w:pPr>
-            <w:r>
-              <w:rPr>
-                <w:rFonts w:ascii="Inter" w:hAnsi="Inter" w:eastAsia="Inter" w:cs="Inter"/>
-                <w:color w:val="12171D"/>
-                <w:sz w:val="18"/>
-                <w:szCs w:val="18"/>
-                <w:lang w:val="en-GB"/>
-              </w:rPr>
-              <w:t xml:space="preserve">BUSINESS PHONE</w:t>
-            </w:r>
-          </w:p>
-          <w:p>
-            <w:pPr>
-              <w:bidi w:val="1"/>
-              <w:spacing w:before="0" w:after="0" w:line="250" w:lineRule="auto"/>
-              <w:jc w:val="start"/>
-            </w:pPr>
-            <w:r>
-              <w:rPr>
-                <w:rFonts w:ascii="Noto Sans Arabic" w:hAnsi="Noto Sans Arabic" w:eastAsia="Noto Sans Arabic" w:cs="Noto Sans Arabic"/>
-                <w:color w:val="12171D"/>
-                <w:sz w:val="20"/>
-                <w:szCs w:val="20"/>
-                <w:rtl w:val="1"/>
-                <w:lang w:val="ar-SA" w:bidi="ar-SA"/>
-              </w:rPr>
-              <w:t xml:space="preserve">هاتف المنشأة</w:t>
-            </w:r>
-          </w:p>
-        </w:tc>
-        <w:tc>
-          <w:tcPr>
-            <w:tcW w:w="2286" w:type="dxa"/>
-            <w:tcBorders>
-              <w:bottom w:val="single" w:sz="4" w:space="0" w:color="BCACA7"/>
-            </w:tcBorders>
-            <w:vAlign w:val="center"/>
-          </w:tcPr>
-          <w:p>
-            <w:pPr>
-              <w:spacing w:before="0" w:after="0" w:line="250" w:lineRule="auto"/>
-              <w:jc w:val="left"/>
-            </w:pPr>
-            <w:r>
-              <w:rPr>
-                <w:rFonts w:ascii="Inter" w:hAnsi="Inter" w:eastAsia="Inter" w:cs="Inter"/>
-                <w:color w:val="12171D"/>
-                <w:sz w:val="18"/>
-                <w:szCs w:val="18"/>
-                <w:lang w:val="en-GB"/>
-              </w:rPr>
-              <w:t xml:space="preserve">+966114502929</w:t>
-            </w:r>
-          </w:p>
-        </w:tc>
-        <w:tc>
-          <w:tcPr>
-            <w:tcW w:w="2250" w:type="dxa"/>
-            <w:tcBorders>
-              <w:bottom w:val="single" w:sz="4" w:space="0" w:color="BCACA7"/>
-            </w:tcBorders>
-            <w:vAlign w:val="center"/>
-          </w:tcPr>
-          <w:p>
-            <w:pPr>
-              <w:spacing w:before="0" w:after="10" w:line="250" w:lineRule="auto"/>
-              <w:jc w:val="left"/>
-            </w:pPr>
-            <w:r>
-              <w:rPr>
-                <w:rFonts w:ascii="Inter" w:hAnsi="Inter" w:eastAsia="Inter" w:cs="Inter"/>
-                <w:color w:val="12171D"/>
-                <w:sz w:val="18"/>
-                <w:szCs w:val="18"/>
-                <w:lang w:val="en-GB"/>
-              </w:rPr>
-              <w:t xml:space="preserve">TAX IDENTIFIER</w:t>
-            </w:r>
-          </w:p>
-          <w:p>
-            <w:pPr>
-              <w:bidi w:val="1"/>
-              <w:spacing w:before="0" w:after="0" w:line="250" w:lineRule="auto"/>
-              <w:jc w:val="start"/>
-            </w:pPr>
-            <w:r>
-              <w:rPr>
-                <w:rFonts w:ascii="Noto Sans Arabic" w:hAnsi="Noto Sans Arabic" w:eastAsia="Noto Sans Arabic" w:cs="Noto Sans Arabic"/>
-                <w:color w:val="12171D"/>
-                <w:sz w:val="20"/>
-                <w:szCs w:val="20"/>
-                <w:rtl w:val="1"/>
-                <w:lang w:val="ar-SA" w:bidi="ar-SA"/>
-              </w:rPr>
-              <w:t xml:space="preserve">الرقم الضريبي للمنشأة</w:t>
-            </w:r>
-          </w:p>
-        </w:tc>
-        <w:tc>
-          <w:tcPr>
-            <w:tcW w:w="2286" w:type="dxa"/>
-            <w:tcBorders>
-              <w:bottom w:val="single" w:sz="4" w:space="0" w:color="BCACA7"/>
-            </w:tcBorders>
-            <w:vAlign w:val="center"/>
-          </w:tcPr>
-          <w:p>
-            <w:pPr>
-              <w:spacing w:before="0" w:after="0" w:line="250" w:lineRule="auto"/>
-              <w:jc w:val="left"/>
-            </w:pPr>
-            <w:sdt>
-              <w:sdtPr>
-                <w:alias w:val="Tax Identifier"/>
-                <w:tag w:val="field_1048"/>
-                <w:id w:val="1048"/>
-                <w:text/>
-              </w:sdtPr>
-              <w:sdtContent>
-                <w:r>
-                  <w:rPr>
-                    <w:rFonts w:ascii="Inter" w:hAnsi="Inter" w:eastAsia="Inter" w:cs="Inter"/>
-                    <w:color w:val="12171D"/>
-                    <w:sz w:val="18"/>
-                    <w:szCs w:val="18"/>
-                    <w:lang w:val="en-GB"/>
-                  </w:rPr>
-                  <w:t xml:space="preserve">Enter Tax Identifier</w:t>
-                </w:r>
-              </w:sdtContent>
-            </w:sdt>
-          </w:p>
-        </w:tc>
-      </w:tr>
-    </w:tbl>
-    <w:p>
-      <w:pPr>
-        <w:spacing w:before="0" w:after="0" w:line="20" w:lineRule="exact"/>
-        <w:rPr>
-          <w:sz w:val="2"/>
-          <w:szCs w:val="2"/>
-        </w:rPr>
-      </w:pPr>
-    </w:p>
-    <w:tbl>
-      <w:tblPr>
-        <w:tblW w:w="9072" w:type="dxa"/>
-        <w:tblBorders>
-          <w:top w:val="single" w:sz="4" w:space="0" w:color="BCACA7"/>
-          <w:left w:val="single" w:sz="4" w:space="0" w:color="BCACA7"/>
-          <w:bottom w:val="single" w:sz="4" w:space="0" w:color="BCACA7"/>
-          <w:right w:val="single" w:sz="4" w:space="0" w:color="BCACA7"/>
-          <w:insideH w:val="single" w:sz="4" w:space="0" w:color="BCACA7"/>
-          <w:insideV w:val="single" w:sz="4" w:space="0" w:color="BCACA7"/>
-        </w:tblBorders>
-        <w:tblLayout w:type="fixed"/>
-        <w:tblCellMar>
-          <w:top w:w="40" w:type="dxa"/>
-          <w:left w:w="85" w:type="dxa"/>
-          <w:bottom w:w="40" w:type="dxa"/>
-          <w:right w:w="85" w:type="dxa"/>
-        </w:tblCellMar>
-        <w:tblLook w:firstRow="1" w:lastRow="0" w:firstColumn="0" w:lastColumn="0" w:noHBand="0" w:noVBand="1"/>
-      </w:tblPr>
-      <w:tblGrid>
-        <w:gridCol w:w="4536"/>
-        <w:gridCol w:w="4536"/>
-      </w:tblGrid>
-      <w:tr>
-        <w:trPr>
-          <w:cantSplit/>
-        </w:trPr>
-        <w:tc>
-          <w:tcPr>
-            <w:tcW w:w="4536" w:type="dxa"/>
-            <w:gridSpan w:val="1"/>
-            <w:tcBorders>
-              <w:top w:val="nil"/>
-              <w:left w:val="nil"/>
-              <w:bottom w:val="single" w:sz="8" w:space="0" w:color="BCACA7"/>
-              <w:right w:val="nil"/>
-            </w:tcBorders>
-            <w:vAlign w:val="bottom"/>
-          </w:tcPr>
-          <w:p>
-            <w:pPr>
-              <w:pStyle w:val="Heading1"/>
-              <w:keepNext/>
-              <w:spacing w:before="160" w:after="40" w:line="250" w:lineRule="auto"/>
-              <w:ind w:start="-85"/>
-              <w:jc w:val="left"/>
-            </w:pPr>
-            <w:r>
-              <w:rPr>
-                <w:rFonts w:ascii="Jost" w:hAnsi="Jost" w:eastAsia="Jost" w:cs="Jost"/>
-                <w:color w:val="12171D"/>
-                <w:sz w:val="21"/>
-                <w:szCs w:val="21"/>
-                <w:lang w:val="en-GB"/>
-              </w:rPr>
               <w:t xml:space="preserve">SCOPE SUMMARY</w:t>
             </w:r>
           </w:p>
         </w:tc>
         <w:tc>
           <w:tcPr>
-            <w:tcW w:w="4536" w:type="dxa"/>
+            <w:tcW w:w="3272" w:type="dxa"/>
             <w:gridSpan w:val="1"/>
             <w:tcBorders>
               <w:top w:val="nil"/>
@@ -1714,7 +1804,10 @@
             <w:tcW w:w="9072" w:type="dxa"/>
             <w:gridSpan w:val="2"/>
             <w:tcBorders>
-              <w:bottom w:val="single" w:sz="4" w:space="0" w:color="BCACA7"/>
+              <w:top w:val="single" w:sz="4" w:space="0" w:color="BCACA7"/>
+              <w:left w:val="single" w:sz="4" w:space="0" w:color="BCACA7"/>
+              <w:bottom w:val="single" w:sz="4" w:space="0" w:color="BCACA7"/>
+              <w:right w:val="single" w:sz="4" w:space="0" w:color="BCACA7"/>
             </w:tcBorders>
             <w:vAlign w:val="top"/>
           </w:tcPr>
@@ -1760,12 +1853,12 @@
       <w:tblPr>
         <w:tblW w:w="9072" w:type="dxa"/>
         <w:tblBorders>
-          <w:top w:val="single" w:sz="4" w:space="0" w:color="BCACA7"/>
-          <w:left w:val="single" w:sz="4" w:space="0" w:color="BCACA7"/>
-          <w:bottom w:val="single" w:sz="4" w:space="0" w:color="BCACA7"/>
-          <w:right w:val="single" w:sz="4" w:space="0" w:color="BCACA7"/>
-          <w:insideH w:val="single" w:sz="4" w:space="0" w:color="BCACA7"/>
-          <w:insideV w:val="single" w:sz="4" w:space="0" w:color="BCACA7"/>
+          <w:top w:val="nil"/>
+          <w:left w:val="nil"/>
+          <w:bottom w:val="nil"/>
+          <w:right w:val="nil"/>
+          <w:insideH w:val="nil"/>
+          <w:insideV w:val="nil"/>
         </w:tblBorders>
         <w:tblLayout w:type="fixed"/>
         <w:tblCellMar>
@@ -1777,8 +1870,8 @@
         <w:tblLook w:firstRow="1" w:lastRow="0" w:firstColumn="0" w:lastColumn="0" w:noHBand="0" w:noVBand="1"/>
       </w:tblPr>
       <w:tblGrid>
-        <w:gridCol w:w="4536"/>
-        <w:gridCol w:w="4536"/>
+        <w:gridCol w:w="5800"/>
+        <w:gridCol w:w="3272"/>
       </w:tblGrid>
       <w:tr>
         <w:trPr>
@@ -1786,7 +1879,7 @@
         </w:trPr>
         <w:tc>
           <w:tcPr>
-            <w:tcW w:w="4536" w:type="dxa"/>
+            <w:tcW w:w="5800" w:type="dxa"/>
             <w:gridSpan w:val="1"/>
             <w:tcBorders>
               <w:top w:val="nil"/>
@@ -1808,6 +1901,7 @@
               <w:rPr>
                 <w:rFonts w:ascii="Jost" w:hAnsi="Jost" w:eastAsia="Jost" w:cs="Jost"/>
                 <w:color w:val="12171D"/>
+                <w:spacing w:val="34"/>
                 <w:sz w:val="21"/>
                 <w:szCs w:val="21"/>
                 <w:lang w:val="en-GB"/>
@@ -1818,7 +1912,7 @@
         </w:tc>
         <w:tc>
           <w:tcPr>
-            <w:tcW w:w="4536" w:type="dxa"/>
+            <w:tcW w:w="3272" w:type="dxa"/>
             <w:gridSpan w:val="1"/>
             <w:tcBorders>
               <w:top w:val="nil"/>
@@ -1860,7 +1954,10 @@
             <w:tcW w:w="9072" w:type="dxa"/>
             <w:gridSpan w:val="2"/>
             <w:tcBorders>
-              <w:bottom w:val="single" w:sz="4" w:space="0" w:color="BCACA7"/>
+              <w:top w:val="single" w:sz="4" w:space="0" w:color="BCACA7"/>
+              <w:left w:val="single" w:sz="4" w:space="0" w:color="BCACA7"/>
+              <w:bottom w:val="single" w:sz="4" w:space="0" w:color="BCACA7"/>
+              <w:right w:val="single" w:sz="4" w:space="0" w:color="BCACA7"/>
             </w:tcBorders>
             <w:vAlign w:val="top"/>
           </w:tcPr>
@@ -1906,18 +2003,18 @@
       <w:tblPr>
         <w:tblW w:w="9072" w:type="dxa"/>
         <w:tblBorders>
-          <w:top w:val="single" w:sz="4" w:space="0" w:color="BCACA7"/>
-          <w:left w:val="single" w:sz="4" w:space="0" w:color="BCACA7"/>
-          <w:bottom w:val="single" w:sz="4" w:space="0" w:color="BCACA7"/>
-          <w:right w:val="single" w:sz="4" w:space="0" w:color="BCACA7"/>
-          <w:insideH w:val="single" w:sz="4" w:space="0" w:color="BCACA7"/>
-          <w:insideV w:val="single" w:sz="4" w:space="0" w:color="BCACA7"/>
+          <w:top w:val="nil"/>
+          <w:left w:val="nil"/>
+          <w:bottom w:val="nil"/>
+          <w:right w:val="nil"/>
+          <w:insideH w:val="nil"/>
+          <w:insideV w:val="nil"/>
         </w:tblBorders>
         <w:tblLayout w:type="fixed"/>
         <w:tblCellMar>
-          <w:top w:w="40" w:type="dxa"/>
+          <w:top w:w="50" w:type="dxa"/>
           <w:left w:w="85" w:type="dxa"/>
-          <w:bottom w:w="40" w:type="dxa"/>
+          <w:bottom w:w="60" w:type="dxa"/>
           <w:right w:w="85" w:type="dxa"/>
         </w:tblCellMar>
         <w:tblLook w:firstRow="1" w:lastRow="0" w:firstColumn="0" w:lastColumn="0" w:noHBand="0" w:noVBand="1"/>
@@ -1959,6 +2056,7 @@
               <w:rPr>
                 <w:rFonts w:ascii="Jost" w:hAnsi="Jost" w:eastAsia="Jost" w:cs="Jost"/>
                 <w:color w:val="12171D"/>
+                <w:spacing w:val="34"/>
                 <w:sz w:val="21"/>
                 <w:szCs w:val="21"/>
                 <w:lang w:val="en-GB"/>
@@ -2009,24 +2107,27 @@
         <w:tc>
           <w:tcPr>
             <w:tcW w:w="520" w:type="dxa"/>
-            <w:shd w:val="clear" w:color="auto" w:fill="12171D"/>
-            <w:vAlign w:val="center"/>
-          </w:tcPr>
-          <w:p>
-            <w:pPr>
-              <w:keepNext/>
-              <w:spacing w:before="0" w:after="8" w:line="250" w:lineRule="auto"/>
+            <w:tcBorders>
+              <w:bottom w:val="single" w:sz="8" w:space="0" w:color="12171D"/>
+            </w:tcBorders>
+            <w:vAlign w:val="bottom"/>
+          </w:tcPr>
+          <w:p>
+            <w:pPr>
+              <w:keepNext/>
+              <w:spacing w:before="0" w:after="20" w:line="250" w:lineRule="auto"/>
               <w:jc w:val="left"/>
             </w:pPr>
             <w:r>
               <w:rPr>
                 <w:rFonts w:ascii="Inter" w:hAnsi="Inter" w:eastAsia="Inter" w:cs="Inter"/>
-                <w:color w:val="FFFFFF"/>
-                <w:sz w:val="18"/>
-                <w:szCs w:val="18"/>
-                <w:lang w:val="en-GB"/>
-              </w:rPr>
-              <w:t xml:space="preserve">No.</w:t>
+                <w:color w:val="12171D"/>
+                <w:spacing w:val="13"/>
+                <w:sz w:val="16"/>
+                <w:szCs w:val="16"/>
+                <w:lang w:val="en-GB"/>
+              </w:rPr>
+              <w:t xml:space="preserve">NO.</w:t>
             </w:r>
           </w:p>
           <w:p>
@@ -2039,9 +2140,9 @@
             <w:r>
               <w:rPr>
                 <w:rFonts w:ascii="Noto Sans Arabic" w:hAnsi="Noto Sans Arabic" w:eastAsia="Noto Sans Arabic" w:cs="Noto Sans Arabic"/>
-                <w:color w:val="FFFFFF"/>
-                <w:sz w:val="20"/>
-                <w:szCs w:val="20"/>
+                <w:color w:val="12171D"/>
+                <w:sz w:val="21"/>
+                <w:szCs w:val="21"/>
                 <w:rtl w:val="1"/>
                 <w:lang w:val="ar-SA" w:bidi="ar-SA"/>
               </w:rPr>
@@ -2052,24 +2153,27 @@
         <w:tc>
           <w:tcPr>
             <w:tcW w:w="2400" w:type="dxa"/>
-            <w:shd w:val="clear" w:color="auto" w:fill="12171D"/>
-            <w:vAlign w:val="center"/>
-          </w:tcPr>
-          <w:p>
-            <w:pPr>
-              <w:keepNext/>
-              <w:spacing w:before="0" w:after="8" w:line="250" w:lineRule="auto"/>
+            <w:tcBorders>
+              <w:bottom w:val="single" w:sz="8" w:space="0" w:color="12171D"/>
+            </w:tcBorders>
+            <w:vAlign w:val="bottom"/>
+          </w:tcPr>
+          <w:p>
+            <w:pPr>
+              <w:keepNext/>
+              <w:spacing w:before="0" w:after="20" w:line="250" w:lineRule="auto"/>
               <w:jc w:val="left"/>
             </w:pPr>
             <w:r>
               <w:rPr>
                 <w:rFonts w:ascii="Inter" w:hAnsi="Inter" w:eastAsia="Inter" w:cs="Inter"/>
-                <w:color w:val="FFFFFF"/>
-                <w:sz w:val="18"/>
-                <w:szCs w:val="18"/>
-                <w:lang w:val="en-GB"/>
-              </w:rPr>
-              <w:t xml:space="preserve">Item / Service</w:t>
+                <w:color w:val="12171D"/>
+                <w:spacing w:val="13"/>
+                <w:sz w:val="16"/>
+                <w:szCs w:val="16"/>
+                <w:lang w:val="en-GB"/>
+              </w:rPr>
+              <w:t xml:space="preserve">ITEM / SERVICE</w:t>
             </w:r>
           </w:p>
           <w:p>
@@ -2082,9 +2186,9 @@
             <w:r>
               <w:rPr>
                 <w:rFonts w:ascii="Noto Sans Arabic" w:hAnsi="Noto Sans Arabic" w:eastAsia="Noto Sans Arabic" w:cs="Noto Sans Arabic"/>
-                <w:color w:val="FFFFFF"/>
-                <w:sz w:val="20"/>
-                <w:szCs w:val="20"/>
+                <w:color w:val="12171D"/>
+                <w:sz w:val="21"/>
+                <w:szCs w:val="21"/>
                 <w:rtl w:val="1"/>
                 <w:lang w:val="ar-SA" w:bidi="ar-SA"/>
               </w:rPr>
@@ -2095,24 +2199,27 @@
         <w:tc>
           <w:tcPr>
             <w:tcW w:w="800" w:type="dxa"/>
-            <w:shd w:val="clear" w:color="auto" w:fill="12171D"/>
-            <w:vAlign w:val="center"/>
-          </w:tcPr>
-          <w:p>
-            <w:pPr>
-              <w:keepNext/>
-              <w:spacing w:before="0" w:after="8" w:line="250" w:lineRule="auto"/>
+            <w:tcBorders>
+              <w:bottom w:val="single" w:sz="8" w:space="0" w:color="12171D"/>
+            </w:tcBorders>
+            <w:vAlign w:val="bottom"/>
+          </w:tcPr>
+          <w:p>
+            <w:pPr>
+              <w:keepNext/>
+              <w:spacing w:before="0" w:after="20" w:line="250" w:lineRule="auto"/>
               <w:jc w:val="center"/>
             </w:pPr>
             <w:r>
               <w:rPr>
                 <w:rFonts w:ascii="Inter" w:hAnsi="Inter" w:eastAsia="Inter" w:cs="Inter"/>
-                <w:color w:val="FFFFFF"/>
-                <w:sz w:val="18"/>
-                <w:szCs w:val="18"/>
-                <w:lang w:val="en-GB"/>
-              </w:rPr>
-              <w:t xml:space="preserve">Qty</w:t>
+                <w:color w:val="12171D"/>
+                <w:spacing w:val="13"/>
+                <w:sz w:val="16"/>
+                <w:szCs w:val="16"/>
+                <w:lang w:val="en-GB"/>
+              </w:rPr>
+              <w:t xml:space="preserve">QTY</w:t>
             </w:r>
           </w:p>
           <w:p>
@@ -2125,9 +2232,9 @@
             <w:r>
               <w:rPr>
                 <w:rFonts w:ascii="Noto Sans Arabic" w:hAnsi="Noto Sans Arabic" w:eastAsia="Noto Sans Arabic" w:cs="Noto Sans Arabic"/>
-                <w:color w:val="FFFFFF"/>
-                <w:sz w:val="20"/>
-                <w:szCs w:val="20"/>
+                <w:color w:val="12171D"/>
+                <w:sz w:val="21"/>
+                <w:szCs w:val="21"/>
                 <w:rtl w:val="1"/>
                 <w:lang w:val="ar-SA" w:bidi="ar-SA"/>
               </w:rPr>
@@ -2138,24 +2245,27 @@
         <w:tc>
           <w:tcPr>
             <w:tcW w:w="850" w:type="dxa"/>
-            <w:shd w:val="clear" w:color="auto" w:fill="12171D"/>
-            <w:vAlign w:val="center"/>
-          </w:tcPr>
-          <w:p>
-            <w:pPr>
-              <w:keepNext/>
-              <w:spacing w:before="0" w:after="8" w:line="250" w:lineRule="auto"/>
+            <w:tcBorders>
+              <w:bottom w:val="single" w:sz="8" w:space="0" w:color="12171D"/>
+            </w:tcBorders>
+            <w:vAlign w:val="bottom"/>
+          </w:tcPr>
+          <w:p>
+            <w:pPr>
+              <w:keepNext/>
+              <w:spacing w:before="0" w:after="20" w:line="250" w:lineRule="auto"/>
               <w:jc w:val="center"/>
             </w:pPr>
             <w:r>
               <w:rPr>
                 <w:rFonts w:ascii="Inter" w:hAnsi="Inter" w:eastAsia="Inter" w:cs="Inter"/>
-                <w:color w:val="FFFFFF"/>
-                <w:sz w:val="18"/>
-                <w:szCs w:val="18"/>
-                <w:lang w:val="en-GB"/>
-              </w:rPr>
-              <w:t xml:space="preserve">Unit</w:t>
+                <w:color w:val="12171D"/>
+                <w:spacing w:val="13"/>
+                <w:sz w:val="16"/>
+                <w:szCs w:val="16"/>
+                <w:lang w:val="en-GB"/>
+              </w:rPr>
+              <w:t xml:space="preserve">UNIT</w:t>
             </w:r>
           </w:p>
           <w:p>
@@ -2168,9 +2278,9 @@
             <w:r>
               <w:rPr>
                 <w:rFonts w:ascii="Noto Sans Arabic" w:hAnsi="Noto Sans Arabic" w:eastAsia="Noto Sans Arabic" w:cs="Noto Sans Arabic"/>
-                <w:color w:val="FFFFFF"/>
-                <w:sz w:val="20"/>
-                <w:szCs w:val="20"/>
+                <w:color w:val="12171D"/>
+                <w:sz w:val="21"/>
+                <w:szCs w:val="21"/>
                 <w:rtl w:val="1"/>
                 <w:lang w:val="ar-SA" w:bidi="ar-SA"/>
               </w:rPr>
@@ -2181,24 +2291,27 @@
         <w:tc>
           <w:tcPr>
             <w:tcW w:w="2250" w:type="dxa"/>
-            <w:shd w:val="clear" w:color="auto" w:fill="12171D"/>
-            <w:vAlign w:val="center"/>
-          </w:tcPr>
-          <w:p>
-            <w:pPr>
-              <w:keepNext/>
-              <w:spacing w:before="0" w:after="8" w:line="250" w:lineRule="auto"/>
+            <w:tcBorders>
+              <w:bottom w:val="single" w:sz="8" w:space="0" w:color="12171D"/>
+            </w:tcBorders>
+            <w:vAlign w:val="bottom"/>
+          </w:tcPr>
+          <w:p>
+            <w:pPr>
+              <w:keepNext/>
+              <w:spacing w:before="0" w:after="20" w:line="250" w:lineRule="auto"/>
               <w:jc w:val="right"/>
             </w:pPr>
             <w:r>
               <w:rPr>
                 <w:rFonts w:ascii="Inter" w:hAnsi="Inter" w:eastAsia="Inter" w:cs="Inter"/>
-                <w:color w:val="FFFFFF"/>
-                <w:sz w:val="18"/>
-                <w:szCs w:val="18"/>
-                <w:lang w:val="en-GB"/>
-              </w:rPr>
-              <w:t xml:space="preserve">Unit Price (SAR)</w:t>
+                <w:color w:val="12171D"/>
+                <w:spacing w:val="13"/>
+                <w:sz w:val="16"/>
+                <w:szCs w:val="16"/>
+                <w:lang w:val="en-GB"/>
+              </w:rPr>
+              <w:t xml:space="preserve">UNIT PRICE (SAR)</w:t>
             </w:r>
           </w:p>
           <w:p>
@@ -2211,9 +2324,9 @@
             <w:r>
               <w:rPr>
                 <w:rFonts w:ascii="Noto Sans Arabic" w:hAnsi="Noto Sans Arabic" w:eastAsia="Noto Sans Arabic" w:cs="Noto Sans Arabic"/>
-                <w:color w:val="FFFFFF"/>
-                <w:sz w:val="20"/>
-                <w:szCs w:val="20"/>
+                <w:color w:val="12171D"/>
+                <w:sz w:val="21"/>
+                <w:szCs w:val="21"/>
                 <w:rtl w:val="1"/>
                 <w:lang w:val="ar-SA" w:bidi="ar-SA"/>
               </w:rPr>
@@ -2224,24 +2337,27 @@
         <w:tc>
           <w:tcPr>
             <w:tcW w:w="2252" w:type="dxa"/>
-            <w:shd w:val="clear" w:color="auto" w:fill="12171D"/>
-            <w:vAlign w:val="center"/>
-          </w:tcPr>
-          <w:p>
-            <w:pPr>
-              <w:keepNext/>
-              <w:spacing w:before="0" w:after="8" w:line="250" w:lineRule="auto"/>
+            <w:tcBorders>
+              <w:bottom w:val="single" w:sz="8" w:space="0" w:color="12171D"/>
+            </w:tcBorders>
+            <w:vAlign w:val="bottom"/>
+          </w:tcPr>
+          <w:p>
+            <w:pPr>
+              <w:keepNext/>
+              <w:spacing w:before="0" w:after="20" w:line="250" w:lineRule="auto"/>
               <w:jc w:val="right"/>
             </w:pPr>
             <w:r>
               <w:rPr>
                 <w:rFonts w:ascii="Inter" w:hAnsi="Inter" w:eastAsia="Inter" w:cs="Inter"/>
-                <w:color w:val="FFFFFF"/>
-                <w:sz w:val="18"/>
-                <w:szCs w:val="18"/>
-                <w:lang w:val="en-GB"/>
-              </w:rPr>
-              <w:t xml:space="preserve">Line Total (SAR)</w:t>
+                <w:color w:val="12171D"/>
+                <w:spacing w:val="13"/>
+                <w:sz w:val="16"/>
+                <w:szCs w:val="16"/>
+                <w:lang w:val="en-GB"/>
+              </w:rPr>
+              <w:t xml:space="preserve">LINE TOTAL (SAR)</w:t>
             </w:r>
           </w:p>
           <w:p>
@@ -2254,9 +2370,9 @@
             <w:r>
               <w:rPr>
                 <w:rFonts w:ascii="Noto Sans Arabic" w:hAnsi="Noto Sans Arabic" w:eastAsia="Noto Sans Arabic" w:cs="Noto Sans Arabic"/>
-                <w:color w:val="FFFFFF"/>
-                <w:sz w:val="20"/>
-                <w:szCs w:val="20"/>
+                <w:color w:val="12171D"/>
+                <w:sz w:val="21"/>
+                <w:szCs w:val="21"/>
                 <w:rtl w:val="1"/>
                 <w:lang w:val="ar-SA" w:bidi="ar-SA"/>
               </w:rPr>
@@ -2361,7 +2477,7 @@
                     <w:szCs w:val="18"/>
                     <w:lang w:val="en-GB"/>
                   </w:rPr>
-                  <w:t xml:space="preserve">Enter Qty</w:t>
+                  <w:t xml:space="preserve">Qty</w:t>
                 </w:r>
               </w:sdtContent>
             </w:sdt>
@@ -2397,7 +2513,7 @@
                     <w:szCs w:val="18"/>
                     <w:lang w:val="en-GB"/>
                   </w:rPr>
-                  <w:t xml:space="preserve">Enter Unit</w:t>
+                  <w:t xml:space="preserve">Unit</w:t>
                 </w:r>
               </w:sdtContent>
             </w:sdt>
@@ -2564,7 +2680,7 @@
                     <w:szCs w:val="18"/>
                     <w:lang w:val="en-GB"/>
                   </w:rPr>
-                  <w:t xml:space="preserve">Enter Qty</w:t>
+                  <w:t xml:space="preserve">Qty</w:t>
                 </w:r>
               </w:sdtContent>
             </w:sdt>
@@ -2600,7 +2716,7 @@
                     <w:szCs w:val="18"/>
                     <w:lang w:val="en-GB"/>
                   </w:rPr>
-                  <w:t xml:space="preserve">Enter Unit</w:t>
+                  <w:t xml:space="preserve">Unit</w:t>
                 </w:r>
               </w:sdtContent>
             </w:sdt>
@@ -2767,7 +2883,7 @@
                     <w:szCs w:val="18"/>
                     <w:lang w:val="en-GB"/>
                   </w:rPr>
-                  <w:t xml:space="preserve">Enter Qty</w:t>
+                  <w:t xml:space="preserve">Qty</w:t>
                 </w:r>
               </w:sdtContent>
             </w:sdt>
@@ -2803,7 +2919,7 @@
                     <w:szCs w:val="18"/>
                     <w:lang w:val="en-GB"/>
                   </w:rPr>
-                  <w:t xml:space="preserve">Enter Unit</w:t>
+                  <w:t xml:space="preserve">Unit</w:t>
                 </w:r>
               </w:sdtContent>
             </w:sdt>
@@ -2970,7 +3086,7 @@
                     <w:szCs w:val="18"/>
                     <w:lang w:val="en-GB"/>
                   </w:rPr>
-                  <w:t xml:space="preserve">Enter Qty</w:t>
+                  <w:t xml:space="preserve">Qty</w:t>
                 </w:r>
               </w:sdtContent>
             </w:sdt>
@@ -3006,7 +3122,7 @@
                     <w:szCs w:val="18"/>
                     <w:lang w:val="en-GB"/>
                   </w:rPr>
-                  <w:t xml:space="preserve">Enter Unit</w:t>
+                  <w:t xml:space="preserve">Unit</w:t>
                 </w:r>
               </w:sdtContent>
             </w:sdt>
@@ -3103,8 +3219,9 @@
               <w:rPr>
                 <w:rFonts w:ascii="Inter" w:hAnsi="Inter" w:eastAsia="Inter" w:cs="Inter"/>
                 <w:color w:val="12171D"/>
-                <w:sz w:val="18"/>
-                <w:szCs w:val="18"/>
+                <w:spacing w:val="13"/>
+                <w:sz w:val="16"/>
+                <w:szCs w:val="16"/>
                 <w:lang w:val="en-GB"/>
               </w:rPr>
               <w:t xml:space="preserve">SUBTOTAL</w:t>
@@ -3116,8 +3233,8 @@
               <w:rPr>
                 <w:rFonts w:ascii="Noto Sans Arabic" w:hAnsi="Noto Sans Arabic" w:eastAsia="Noto Sans Arabic" w:cs="Noto Sans Arabic"/>
                 <w:color w:val="12171D"/>
-                <w:sz w:val="20"/>
-                <w:szCs w:val="20"/>
+                <w:sz w:val="21"/>
+                <w:szCs w:val="21"/>
                 <w:rtl w:val="1"/>
                 <w:lang w:val="ar-SA" w:bidi="ar-SA"/>
               </w:rPr>
@@ -3180,8 +3297,9 @@
               <w:rPr>
                 <w:rFonts w:ascii="Inter" w:hAnsi="Inter" w:eastAsia="Inter" w:cs="Inter"/>
                 <w:color w:val="12171D"/>
-                <w:sz w:val="18"/>
-                <w:szCs w:val="18"/>
+                <w:spacing w:val="13"/>
+                <w:sz w:val="16"/>
+                <w:szCs w:val="16"/>
                 <w:lang w:val="en-GB"/>
               </w:rPr>
               <w:t xml:space="preserve">VAT RATE (%)</w:t>
@@ -3193,8 +3311,8 @@
               <w:rPr>
                 <w:rFonts w:ascii="Noto Sans Arabic" w:hAnsi="Noto Sans Arabic" w:eastAsia="Noto Sans Arabic" w:cs="Noto Sans Arabic"/>
                 <w:color w:val="12171D"/>
-                <w:sz w:val="20"/>
-                <w:szCs w:val="20"/>
+                <w:sz w:val="21"/>
+                <w:szCs w:val="21"/>
                 <w:rtl w:val="1"/>
                 <w:lang w:val="ar-SA" w:bidi="ar-SA"/>
               </w:rPr>
@@ -3265,8 +3383,9 @@
               <w:rPr>
                 <w:rFonts w:ascii="Inter" w:hAnsi="Inter" w:eastAsia="Inter" w:cs="Inter"/>
                 <w:color w:val="12171D"/>
-                <w:sz w:val="18"/>
-                <w:szCs w:val="18"/>
+                <w:spacing w:val="13"/>
+                <w:sz w:val="16"/>
+                <w:szCs w:val="16"/>
                 <w:lang w:val="en-GB"/>
               </w:rPr>
               <w:t xml:space="preserve">VAT AMOUNT (SAR)</w:t>
@@ -3278,8 +3397,8 @@
               <w:rPr>
                 <w:rFonts w:ascii="Noto Sans Arabic" w:hAnsi="Noto Sans Arabic" w:eastAsia="Noto Sans Arabic" w:cs="Noto Sans Arabic"/>
                 <w:color w:val="12171D"/>
-                <w:sz w:val="20"/>
-                <w:szCs w:val="20"/>
+                <w:sz w:val="21"/>
+                <w:szCs w:val="21"/>
                 <w:rtl w:val="1"/>
                 <w:lang w:val="ar-SA" w:bidi="ar-SA"/>
               </w:rPr>
@@ -3342,8 +3461,9 @@
               <w:rPr>
                 <w:rFonts w:ascii="Jost" w:hAnsi="Jost" w:eastAsia="Jost" w:cs="Jost"/>
                 <w:color w:val="12171D"/>
-                <w:sz w:val="21"/>
-                <w:szCs w:val="21"/>
+                <w:spacing w:val="20"/>
+                <w:sz w:val="24"/>
+                <w:szCs w:val="24"/>
                 <w:lang w:val="en-GB"/>
               </w:rPr>
               <w:t xml:space="preserve">TOTAL</w:t>
@@ -3355,8 +3475,8 @@
               <w:rPr>
                 <w:rFonts w:ascii="Noto Sans Arabic" w:hAnsi="Noto Sans Arabic" w:eastAsia="Noto Sans Arabic" w:cs="Noto Sans Arabic"/>
                 <w:color w:val="12171D"/>
-                <w:sz w:val="22"/>
-                <w:szCs w:val="22"/>
+                <w:sz w:val="24"/>
+                <w:szCs w:val="24"/>
                 <w:rtl w:val="1"/>
                 <w:lang w:val="ar-SA" w:bidi="ar-SA"/>
               </w:rPr>
@@ -3378,18 +3498,20 @@
               <w:spacing w:before="0" w:after="0" w:line="250" w:lineRule="auto"/>
               <w:jc w:val="right"/>
             </w:pPr>
+            <w:bookmarkStart w:id="9021" w:name="DocTotal"/>
             <w:fldSimple w:instr="=B7+B9 \# &quot;#,##0.00&quot;">
               <w:r>
                 <w:rPr>
                   <w:rFonts w:ascii="Jost" w:hAnsi="Jost" w:eastAsia="Jost" w:cs="Jost"/>
                   <w:color w:val="12171D"/>
-                  <w:sz w:val="21"/>
-                  <w:szCs w:val="21"/>
+                  <w:sz w:val="24"/>
+                  <w:szCs w:val="24"/>
                   <w:lang w:val="en-GB"/>
                 </w:rPr>
                 <w:t xml:space="preserve">0.00</w:t>
               </w:r>
             </w:fldSimple>
+            <w:bookmarkEnd w:id="9021"/>
           </w:p>
         </w:tc>
       </w:tr>
@@ -3407,27 +3529,26 @@
       <w:tblPr>
         <w:tblW w:w="9072" w:type="dxa"/>
         <w:tblBorders>
-          <w:top w:val="single" w:sz="4" w:space="0" w:color="BCACA7"/>
-          <w:left w:val="single" w:sz="4" w:space="0" w:color="BCACA7"/>
-          <w:bottom w:val="single" w:sz="4" w:space="0" w:color="BCACA7"/>
-          <w:right w:val="single" w:sz="4" w:space="0" w:color="BCACA7"/>
-          <w:insideH w:val="single" w:sz="4" w:space="0" w:color="BCACA7"/>
-          <w:insideV w:val="single" w:sz="4" w:space="0" w:color="BCACA7"/>
+          <w:top w:val="nil"/>
+          <w:left w:val="nil"/>
+          <w:bottom w:val="nil"/>
+          <w:right w:val="nil"/>
+          <w:insideH w:val="nil"/>
+          <w:insideV w:val="nil"/>
         </w:tblBorders>
         <w:tblLayout w:type="fixed"/>
         <w:tblCellMar>
-          <w:top w:w="40" w:type="dxa"/>
+          <w:top w:w="50" w:type="dxa"/>
           <w:left w:w="85" w:type="dxa"/>
-          <w:bottom w:w="40" w:type="dxa"/>
+          <w:bottom w:w="70" w:type="dxa"/>
           <w:right w:w="85" w:type="dxa"/>
         </w:tblCellMar>
         <w:tblLook w:firstRow="1" w:lastRow="0" w:firstColumn="0" w:lastColumn="0" w:noHBand="0" w:noVBand="1"/>
       </w:tblPr>
       <w:tblGrid>
-        <w:gridCol w:w="2250"/>
-        <w:gridCol w:w="2286"/>
-        <w:gridCol w:w="2250"/>
-        <w:gridCol w:w="2286"/>
+        <w:gridCol w:w="4336"/>
+        <w:gridCol w:w="400"/>
+        <w:gridCol w:w="4336"/>
       </w:tblGrid>
       <w:tr>
         <w:trPr>
@@ -3435,8 +3556,8 @@
         </w:trPr>
         <w:tc>
           <w:tcPr>
-            <w:tcW w:w="4536" w:type="dxa"/>
-            <w:gridSpan w:val="2"/>
+            <w:tcW w:w="4336" w:type="dxa"/>
+            <w:gridSpan w:val="1"/>
             <w:tcBorders>
               <w:top w:val="nil"/>
               <w:left w:val="nil"/>
@@ -3457,6 +3578,7 @@
               <w:rPr>
                 <w:rFonts w:ascii="Jost" w:hAnsi="Jost" w:eastAsia="Jost" w:cs="Jost"/>
                 <w:color w:val="12171D"/>
+                <w:spacing w:val="34"/>
                 <w:sz w:val="21"/>
                 <w:szCs w:val="21"/>
                 <w:lang w:val="en-GB"/>
@@ -3467,7 +3589,7 @@
         </w:tc>
         <w:tc>
           <w:tcPr>
-            <w:tcW w:w="4536" w:type="dxa"/>
+            <w:tcW w:w="4736" w:type="dxa"/>
             <w:gridSpan w:val="2"/>
             <w:tcBorders>
               <w:top w:val="nil"/>
@@ -3505,57 +3627,47 @@
         </w:trPr>
         <w:tc>
           <w:tcPr>
-            <w:tcW w:w="2250" w:type="dxa"/>
-            <w:tcBorders>
-              <w:bottom w:val="single" w:sz="4" w:space="0" w:color="BCACA7"/>
-            </w:tcBorders>
-            <w:vAlign w:val="center"/>
-          </w:tcPr>
-          <w:p>
-            <w:pPr>
-              <w:keepNext/>
-              <w:spacing w:before="0" w:after="10" w:line="250" w:lineRule="auto"/>
+            <w:tcW w:w="4336" w:type="dxa"/>
+            <w:tcBorders>
+              <w:bottom w:val="single" w:sz="4" w:space="0" w:color="BCACA7"/>
+            </w:tcBorders>
+            <w:vAlign w:val="top"/>
+          </w:tcPr>
+          <w:p>
+            <w:pPr>
+              <w:keepNext/>
+              <w:tabs>
+                <w:tab w:val="right" w:pos="4166"/>
+              </w:tabs>
+              <w:spacing w:before="0" w:after="30" w:line="250" w:lineRule="auto"/>
               <w:jc w:val="left"/>
             </w:pPr>
             <w:r>
               <w:rPr>
                 <w:rFonts w:ascii="Inter" w:hAnsi="Inter" w:eastAsia="Inter" w:cs="Inter"/>
                 <w:color w:val="12171D"/>
-                <w:sz w:val="18"/>
-                <w:szCs w:val="18"/>
+                <w:spacing w:val="13"/>
+                <w:sz w:val="16"/>
+                <w:szCs w:val="16"/>
                 <w:lang w:val="en-GB"/>
               </w:rPr>
               <w:t xml:space="preserve">DELIVERY LOCATION</w:t>
             </w:r>
-          </w:p>
-          <w:p>
-            <w:pPr>
-              <w:keepNext/>
-              <w:bidi w:val="1"/>
-              <w:spacing w:before="0" w:after="0" w:line="250" w:lineRule="auto"/>
-              <w:jc w:val="start"/>
-            </w:pPr>
+            <w:r>
+              <w:tab/>
+            </w:r>
             <w:r>
               <w:rPr>
                 <w:rFonts w:ascii="Noto Sans Arabic" w:hAnsi="Noto Sans Arabic" w:eastAsia="Noto Sans Arabic" w:cs="Noto Sans Arabic"/>
                 <w:color w:val="12171D"/>
-                <w:sz w:val="20"/>
-                <w:szCs w:val="20"/>
+                <w:sz w:val="21"/>
+                <w:szCs w:val="21"/>
                 <w:rtl w:val="1"/>
                 <w:lang w:val="ar-SA" w:bidi="ar-SA"/>
               </w:rPr>
               <w:t xml:space="preserve">موقع التسليم</w:t>
             </w:r>
           </w:p>
-        </w:tc>
-        <w:tc>
-          <w:tcPr>
-            <w:tcW w:w="2286" w:type="dxa"/>
-            <w:tcBorders>
-              <w:bottom w:val="single" w:sz="4" w:space="0" w:color="BCACA7"/>
-            </w:tcBorders>
-            <w:vAlign w:val="center"/>
-          </w:tcPr>
           <w:p>
             <w:pPr>
               <w:keepNext/>
@@ -3586,57 +3698,59 @@
         </w:tc>
         <w:tc>
           <w:tcPr>
-            <w:tcW w:w="2250" w:type="dxa"/>
-            <w:tcBorders>
-              <w:bottom w:val="single" w:sz="4" w:space="0" w:color="BCACA7"/>
-            </w:tcBorders>
+            <w:tcW w:w="400" w:type="dxa"/>
             <w:vAlign w:val="center"/>
           </w:tcPr>
           <w:p>
             <w:pPr>
-              <w:keepNext/>
-              <w:spacing w:before="0" w:after="10" w:line="250" w:lineRule="auto"/>
+              <w:spacing w:before="0" w:after="0" w:line="250" w:lineRule="auto"/>
+              <w:jc w:val="left"/>
+            </w:pPr>
+          </w:p>
+        </w:tc>
+        <w:tc>
+          <w:tcPr>
+            <w:tcW w:w="4336" w:type="dxa"/>
+            <w:tcBorders>
+              <w:bottom w:val="single" w:sz="4" w:space="0" w:color="BCACA7"/>
+            </w:tcBorders>
+            <w:vAlign w:val="top"/>
+          </w:tcPr>
+          <w:p>
+            <w:pPr>
+              <w:keepNext/>
+              <w:tabs>
+                <w:tab w:val="right" w:pos="4166"/>
+              </w:tabs>
+              <w:spacing w:before="0" w:after="30" w:line="250" w:lineRule="auto"/>
               <w:jc w:val="left"/>
             </w:pPr>
             <w:r>
               <w:rPr>
                 <w:rFonts w:ascii="Inter" w:hAnsi="Inter" w:eastAsia="Inter" w:cs="Inter"/>
                 <w:color w:val="12171D"/>
-                <w:sz w:val="18"/>
-                <w:szCs w:val="18"/>
+                <w:spacing w:val="13"/>
+                <w:sz w:val="16"/>
+                <w:szCs w:val="16"/>
                 <w:lang w:val="en-GB"/>
               </w:rPr>
               <w:t xml:space="preserve">ESTIMATED DELIVERY</w:t>
             </w:r>
-          </w:p>
-          <w:p>
-            <w:pPr>
-              <w:keepNext/>
-              <w:bidi w:val="1"/>
-              <w:spacing w:before="0" w:after="0" w:line="250" w:lineRule="auto"/>
-              <w:jc w:val="start"/>
-            </w:pPr>
+            <w:r>
+              <w:tab/>
+            </w:r>
             <w:r>
               <w:rPr>
                 <w:rFonts w:ascii="Noto Sans Arabic" w:hAnsi="Noto Sans Arabic" w:eastAsia="Noto Sans Arabic" w:cs="Noto Sans Arabic"/>
                 <w:color w:val="12171D"/>
-                <w:sz w:val="20"/>
-                <w:szCs w:val="20"/>
+                <w:sz w:val="21"/>
+                <w:szCs w:val="21"/>
                 <w:rtl w:val="1"/>
                 <w:lang w:val="ar-SA" w:bidi="ar-SA"/>
               </w:rPr>
               <w:t xml:space="preserve">موعد التسليم التقديري</w:t>
             </w:r>
           </w:p>
-        </w:tc>
-        <w:tc>
-          <w:tcPr>
-            <w:tcW w:w="2286" w:type="dxa"/>
-            <w:tcBorders>
-              <w:bottom w:val="single" w:sz="4" w:space="0" w:color="BCACA7"/>
-            </w:tcBorders>
-            <w:vAlign w:val="center"/>
-          </w:tcPr>
           <w:p>
             <w:pPr>
               <w:keepNext/>
@@ -3672,56 +3786,47 @@
         </w:trPr>
         <w:tc>
           <w:tcPr>
-            <w:tcW w:w="2250" w:type="dxa"/>
-            <w:tcBorders>
-              <w:bottom w:val="single" w:sz="4" w:space="0" w:color="BCACA7"/>
-            </w:tcBorders>
-            <w:vAlign w:val="center"/>
-          </w:tcPr>
-          <w:p>
-            <w:pPr>
-              <w:spacing w:before="0" w:after="10" w:line="250" w:lineRule="auto"/>
+            <w:tcW w:w="9072" w:type="dxa"/>
+            <w:gridSpan w:val="3"/>
+            <w:tcBorders>
+              <w:bottom w:val="single" w:sz="4" w:space="0" w:color="BCACA7"/>
+            </w:tcBorders>
+            <w:vAlign w:val="top"/>
+          </w:tcPr>
+          <w:p>
+            <w:pPr>
+              <w:tabs>
+                <w:tab w:val="right" w:pos="8902"/>
+              </w:tabs>
+              <w:spacing w:before="0" w:after="30" w:line="250" w:lineRule="auto"/>
               <w:jc w:val="left"/>
             </w:pPr>
             <w:r>
               <w:rPr>
                 <w:rFonts w:ascii="Inter" w:hAnsi="Inter" w:eastAsia="Inter" w:cs="Inter"/>
                 <w:color w:val="12171D"/>
-                <w:sz w:val="18"/>
-                <w:szCs w:val="18"/>
+                <w:spacing w:val="13"/>
+                <w:sz w:val="16"/>
+                <w:szCs w:val="16"/>
                 <w:lang w:val="en-GB"/>
               </w:rPr>
               <w:t xml:space="preserve">PAYMENT TERMS</w:t>
             </w:r>
-          </w:p>
-          <w:p>
-            <w:pPr>
-              <w:bidi w:val="1"/>
-              <w:spacing w:before="0" w:after="0" w:line="250" w:lineRule="auto"/>
-              <w:jc w:val="start"/>
-            </w:pPr>
+            <w:r>
+              <w:tab/>
+            </w:r>
             <w:r>
               <w:rPr>
                 <w:rFonts w:ascii="Noto Sans Arabic" w:hAnsi="Noto Sans Arabic" w:eastAsia="Noto Sans Arabic" w:cs="Noto Sans Arabic"/>
                 <w:color w:val="12171D"/>
-                <w:sz w:val="20"/>
-                <w:szCs w:val="20"/>
+                <w:sz w:val="21"/>
+                <w:szCs w:val="21"/>
                 <w:rtl w:val="1"/>
                 <w:lang w:val="ar-SA" w:bidi="ar-SA"/>
               </w:rPr>
               <w:t xml:space="preserve">شروط الدفع</w:t>
             </w:r>
           </w:p>
-        </w:tc>
-        <w:tc>
-          <w:tcPr>
-            <w:tcW w:w="6822" w:type="dxa"/>
-            <w:gridSpan w:val="3"/>
-            <w:tcBorders>
-              <w:bottom w:val="single" w:sz="4" w:space="0" w:color="BCACA7"/>
-            </w:tcBorders>
-            <w:vAlign w:val="center"/>
-          </w:tcPr>
           <w:p>
             <w:pPr>
               <w:spacing w:before="0" w:after="0" w:line="250" w:lineRule="auto"/>
@@ -3764,27 +3869,26 @@
       <w:tblPr>
         <w:tblW w:w="9072" w:type="dxa"/>
         <w:tblBorders>
-          <w:top w:val="single" w:sz="4" w:space="0" w:color="BCACA7"/>
-          <w:left w:val="single" w:sz="4" w:space="0" w:color="BCACA7"/>
-          <w:bottom w:val="single" w:sz="4" w:space="0" w:color="BCACA7"/>
-          <w:right w:val="single" w:sz="4" w:space="0" w:color="BCACA7"/>
-          <w:insideH w:val="single" w:sz="4" w:space="0" w:color="BCACA7"/>
-          <w:insideV w:val="single" w:sz="4" w:space="0" w:color="BCACA7"/>
+          <w:top w:val="nil"/>
+          <w:left w:val="nil"/>
+          <w:bottom w:val="nil"/>
+          <w:right w:val="nil"/>
+          <w:insideH w:val="nil"/>
+          <w:insideV w:val="nil"/>
         </w:tblBorders>
         <w:tblLayout w:type="fixed"/>
         <w:tblCellMar>
-          <w:top w:w="40" w:type="dxa"/>
+          <w:top w:w="50" w:type="dxa"/>
           <w:left w:w="85" w:type="dxa"/>
-          <w:bottom w:w="40" w:type="dxa"/>
+          <w:bottom w:w="70" w:type="dxa"/>
           <w:right w:w="85" w:type="dxa"/>
         </w:tblCellMar>
         <w:tblLook w:firstRow="1" w:lastRow="0" w:firstColumn="0" w:lastColumn="0" w:noHBand="0" w:noVBand="1"/>
       </w:tblPr>
       <w:tblGrid>
-        <w:gridCol w:w="2250"/>
-        <w:gridCol w:w="2286"/>
-        <w:gridCol w:w="2250"/>
-        <w:gridCol w:w="2286"/>
+        <w:gridCol w:w="4336"/>
+        <w:gridCol w:w="400"/>
+        <w:gridCol w:w="4336"/>
       </w:tblGrid>
       <w:tr>
         <w:trPr>
@@ -3792,8 +3896,8 @@
         </w:trPr>
         <w:tc>
           <w:tcPr>
-            <w:tcW w:w="4536" w:type="dxa"/>
-            <w:gridSpan w:val="2"/>
+            <w:tcW w:w="4336" w:type="dxa"/>
+            <w:gridSpan w:val="1"/>
             <w:tcBorders>
               <w:top w:val="nil"/>
               <w:left w:val="nil"/>
@@ -3814,6 +3918,7 @@
               <w:rPr>
                 <w:rFonts w:ascii="Jost" w:hAnsi="Jost" w:eastAsia="Jost" w:cs="Jost"/>
                 <w:color w:val="12171D"/>
+                <w:spacing w:val="34"/>
                 <w:sz w:val="21"/>
                 <w:szCs w:val="21"/>
                 <w:lang w:val="en-GB"/>
@@ -3824,7 +3929,7 @@
         </w:tc>
         <w:tc>
           <w:tcPr>
-            <w:tcW w:w="4536" w:type="dxa"/>
+            <w:tcW w:w="4736" w:type="dxa"/>
             <w:gridSpan w:val="2"/>
             <w:tcBorders>
               <w:top w:val="nil"/>
@@ -3862,55 +3967,46 @@
         </w:trPr>
         <w:tc>
           <w:tcPr>
-            <w:tcW w:w="2250" w:type="dxa"/>
-            <w:tcBorders>
-              <w:bottom w:val="single" w:sz="4" w:space="0" w:color="BCACA7"/>
-            </w:tcBorders>
-            <w:vAlign w:val="center"/>
-          </w:tcPr>
-          <w:p>
-            <w:pPr>
-              <w:spacing w:before="0" w:after="10" w:line="250" w:lineRule="auto"/>
+            <w:tcW w:w="4336" w:type="dxa"/>
+            <w:tcBorders>
+              <w:bottom w:val="single" w:sz="4" w:space="0" w:color="BCACA7"/>
+            </w:tcBorders>
+            <w:vAlign w:val="top"/>
+          </w:tcPr>
+          <w:p>
+            <w:pPr>
+              <w:tabs>
+                <w:tab w:val="right" w:pos="4166"/>
+              </w:tabs>
+              <w:spacing w:before="0" w:after="30" w:line="250" w:lineRule="auto"/>
               <w:jc w:val="left"/>
             </w:pPr>
             <w:r>
               <w:rPr>
                 <w:rFonts w:ascii="Inter" w:hAnsi="Inter" w:eastAsia="Inter" w:cs="Inter"/>
                 <w:color w:val="12171D"/>
-                <w:sz w:val="18"/>
-                <w:szCs w:val="18"/>
+                <w:spacing w:val="13"/>
+                <w:sz w:val="16"/>
+                <w:szCs w:val="16"/>
                 <w:lang w:val="en-GB"/>
               </w:rPr>
               <w:t xml:space="preserve">NAME / ROLE</w:t>
             </w:r>
-          </w:p>
-          <w:p>
-            <w:pPr>
-              <w:bidi w:val="1"/>
-              <w:spacing w:before="0" w:after="0" w:line="250" w:lineRule="auto"/>
-              <w:jc w:val="start"/>
-            </w:pPr>
+            <w:r>
+              <w:tab/>
+            </w:r>
             <w:r>
               <w:rPr>
                 <w:rFonts w:ascii="Noto Sans Arabic" w:hAnsi="Noto Sans Arabic" w:eastAsia="Noto Sans Arabic" w:cs="Noto Sans Arabic"/>
                 <w:color w:val="12171D"/>
-                <w:sz w:val="20"/>
-                <w:szCs w:val="20"/>
+                <w:sz w:val="21"/>
+                <w:szCs w:val="21"/>
                 <w:rtl w:val="1"/>
                 <w:lang w:val="ar-SA" w:bidi="ar-SA"/>
               </w:rPr>
               <w:t xml:space="preserve">الاسم / الصفة</w:t>
             </w:r>
           </w:p>
-        </w:tc>
-        <w:tc>
-          <w:tcPr>
-            <w:tcW w:w="2286" w:type="dxa"/>
-            <w:tcBorders>
-              <w:bottom w:val="single" w:sz="4" w:space="0" w:color="BCACA7"/>
-            </w:tcBorders>
-            <w:vAlign w:val="center"/>
-          </w:tcPr>
           <w:p>
             <w:pPr>
               <w:spacing w:before="0" w:after="0" w:line="250" w:lineRule="auto"/>
@@ -3940,55 +4036,58 @@
         </w:tc>
         <w:tc>
           <w:tcPr>
-            <w:tcW w:w="2250" w:type="dxa"/>
-            <w:tcBorders>
-              <w:bottom w:val="single" w:sz="4" w:space="0" w:color="BCACA7"/>
-            </w:tcBorders>
+            <w:tcW w:w="400" w:type="dxa"/>
             <w:vAlign w:val="center"/>
           </w:tcPr>
           <w:p>
             <w:pPr>
-              <w:spacing w:before="0" w:after="10" w:line="250" w:lineRule="auto"/>
+              <w:spacing w:before="0" w:after="0" w:line="250" w:lineRule="auto"/>
+              <w:jc w:val="left"/>
+            </w:pPr>
+          </w:p>
+        </w:tc>
+        <w:tc>
+          <w:tcPr>
+            <w:tcW w:w="4336" w:type="dxa"/>
+            <w:tcBorders>
+              <w:bottom w:val="single" w:sz="4" w:space="0" w:color="BCACA7"/>
+            </w:tcBorders>
+            <w:vAlign w:val="top"/>
+          </w:tcPr>
+          <w:p>
+            <w:pPr>
+              <w:tabs>
+                <w:tab w:val="right" w:pos="4166"/>
+              </w:tabs>
+              <w:spacing w:before="0" w:after="30" w:line="250" w:lineRule="auto"/>
               <w:jc w:val="left"/>
             </w:pPr>
             <w:r>
               <w:rPr>
                 <w:rFonts w:ascii="Inter" w:hAnsi="Inter" w:eastAsia="Inter" w:cs="Inter"/>
                 <w:color w:val="12171D"/>
-                <w:sz w:val="18"/>
-                <w:szCs w:val="18"/>
+                <w:spacing w:val="13"/>
+                <w:sz w:val="16"/>
+                <w:szCs w:val="16"/>
                 <w:lang w:val="en-GB"/>
               </w:rPr>
               <w:t xml:space="preserve">SIGNATURE / DATE</w:t>
             </w:r>
-          </w:p>
-          <w:p>
-            <w:pPr>
-              <w:bidi w:val="1"/>
-              <w:spacing w:before="0" w:after="0" w:line="250" w:lineRule="auto"/>
-              <w:jc w:val="start"/>
-            </w:pPr>
+            <w:r>
+              <w:tab/>
+            </w:r>
             <w:r>
               <w:rPr>
                 <w:rFonts w:ascii="Noto Sans Arabic" w:hAnsi="Noto Sans Arabic" w:eastAsia="Noto Sans Arabic" w:cs="Noto Sans Arabic"/>
                 <w:color w:val="12171D"/>
-                <w:sz w:val="20"/>
-                <w:szCs w:val="20"/>
+                <w:sz w:val="21"/>
+                <w:szCs w:val="21"/>
                 <w:rtl w:val="1"/>
                 <w:lang w:val="ar-SA" w:bidi="ar-SA"/>
               </w:rPr>
               <w:t xml:space="preserve">التوقيع / التاريخ</w:t>
             </w:r>
           </w:p>
-        </w:tc>
-        <w:tc>
-          <w:tcPr>
-            <w:tcW w:w="2286" w:type="dxa"/>
-            <w:tcBorders>
-              <w:bottom w:val="single" w:sz="4" w:space="0" w:color="BCACA7"/>
-            </w:tcBorders>
-            <w:vAlign w:val="center"/>
-          </w:tcPr>
           <w:p>
             <w:pPr>
               <w:spacing w:before="0" w:after="0" w:line="250" w:lineRule="auto"/>

--- a/documents/working/business-stationery-20261027/GEM_Quotation_Proposal_Template_working.docx
+++ b/documents/working/business-stationery-20261027/GEM_Quotation_Proposal_Template_working.docx
@@ -2477,7 +2477,7 @@
                     <w:szCs w:val="18"/>
                     <w:lang w:val="en-GB"/>
                   </w:rPr>
-                  <w:t xml:space="preserve">Qty</w:t>
+                  <w:t xml:space="preserve">0</w:t>
                 </w:r>
               </w:sdtContent>
             </w:sdt>
@@ -2549,7 +2549,7 @@
                     <w:szCs w:val="18"/>
                     <w:lang w:val="en-GB"/>
                   </w:rPr>
-                  <w:t xml:space="preserve">Enter Unit Price</w:t>
+                  <w:t xml:space="preserve">0.00</w:t>
                 </w:r>
               </w:sdtContent>
             </w:sdt>
@@ -2680,7 +2680,7 @@
                     <w:szCs w:val="18"/>
                     <w:lang w:val="en-GB"/>
                   </w:rPr>
-                  <w:t xml:space="preserve">Qty</w:t>
+                  <w:t xml:space="preserve">0</w:t>
                 </w:r>
               </w:sdtContent>
             </w:sdt>
@@ -2752,7 +2752,7 @@
                     <w:szCs w:val="18"/>
                     <w:lang w:val="en-GB"/>
                   </w:rPr>
-                  <w:t xml:space="preserve">Enter Unit Price</w:t>
+                  <w:t xml:space="preserve">0.00</w:t>
                 </w:r>
               </w:sdtContent>
             </w:sdt>
@@ -2883,7 +2883,7 @@
                     <w:szCs w:val="18"/>
                     <w:lang w:val="en-GB"/>
                   </w:rPr>
-                  <w:t xml:space="preserve">Qty</w:t>
+                  <w:t xml:space="preserve">0</w:t>
                 </w:r>
               </w:sdtContent>
             </w:sdt>
@@ -2955,7 +2955,7 @@
                     <w:szCs w:val="18"/>
                     <w:lang w:val="en-GB"/>
                   </w:rPr>
-                  <w:t xml:space="preserve">Enter Unit Price</w:t>
+                  <w:t xml:space="preserve">0.00</w:t>
                 </w:r>
               </w:sdtContent>
             </w:sdt>
@@ -3086,7 +3086,7 @@
                     <w:szCs w:val="18"/>
                     <w:lang w:val="en-GB"/>
                   </w:rPr>
-                  <w:t xml:space="preserve">Qty</w:t>
+                  <w:t xml:space="preserve">0</w:t>
                 </w:r>
               </w:sdtContent>
             </w:sdt>
@@ -3158,7 +3158,7 @@
                     <w:szCs w:val="18"/>
                     <w:lang w:val="en-GB"/>
                   </w:rPr>
-                  <w:t xml:space="preserve">Enter Unit Price</w:t>
+                  <w:t xml:space="preserve">0.00</w:t>
                 </w:r>
               </w:sdtContent>
             </w:sdt>

--- a/documents/working/business-stationery-20261027/GEM_Quotation_Proposal_Template_working.docx
+++ b/documents/working/business-stationery-20261027/GEM_Quotation_Proposal_Template_working.docx
@@ -212,7 +212,7 @@
                 <w:szCs w:val="18"/>
                 <w:lang w:val="en-GB"/>
               </w:rPr>
-              <w:t xml:space="preserve">Enter reference number</w:t>
+              <w:t xml:space="preserve">Reference no.</w:t>
             </w:r>
             <w:r>
               <w:rPr>
@@ -294,7 +294,7 @@
                     <w:szCs w:val="18"/>
                     <w:lang w:val="en-GB"/>
                   </w:rPr>
-                  <w:t xml:space="preserve">DD/MM/YYYY (Gregorian)</w:t>
+                  <w:t xml:space="preserve">DD/MM/YYYY</w:t>
                 </w:r>
               </w:sdtContent>
             </w:sdt>
@@ -368,7 +368,7 @@
                     <w:szCs w:val="18"/>
                     <w:lang w:val="en-GB"/>
                   </w:rPr>
-                  <w:t xml:space="preserve">DD/MM/YYYY (Gregorian)</w:t>
+                  <w:t xml:space="preserve">DD/MM/YYYY</w:t>
                 </w:r>
               </w:sdtContent>
             </w:sdt>
@@ -697,7 +697,7 @@
                     <w:szCs w:val="18"/>
                     <w:lang w:val="en-GB"/>
                   </w:rPr>
-                  <w:t xml:space="preserve">Enter Registered Legal Name (Trading Name: GEM)</w:t>
+                  <w:t xml:space="preserve">Registered Legal Name</w:t>
                 </w:r>
               </w:sdtContent>
             </w:sdt>
@@ -780,7 +780,7 @@
                     <w:szCs w:val="18"/>
                     <w:lang w:val="en-GB"/>
                   </w:rPr>
-                  <w:t xml:space="preserve">Enter Customer Name</w:t>
+                  <w:t xml:space="preserve">Customer Name</w:t>
                 </w:r>
               </w:sdtContent>
             </w:sdt>
@@ -854,7 +854,7 @@
                     <w:szCs w:val="18"/>
                     <w:lang w:val="en-GB"/>
                   </w:rPr>
-                  <w:t xml:space="preserve">Enter Business / National Address</w:t>
+                  <w:t xml:space="preserve">Business / National Address</w:t>
                 </w:r>
               </w:sdtContent>
             </w:sdt>
@@ -935,7 +935,7 @@
                     <w:szCs w:val="18"/>
                     <w:lang w:val="en-GB"/>
                   </w:rPr>
-                  <w:t xml:space="preserve">Enter Customer Address</w:t>
+                  <w:t xml:space="preserve">Customer Address</w:t>
                 </w:r>
               </w:sdtContent>
             </w:sdt>
@@ -1009,7 +1009,7 @@
                     <w:szCs w:val="18"/>
                     <w:lang w:val="en-GB"/>
                   </w:rPr>
-                  <w:t xml:space="preserve">Enter Tax Identifier</w:t>
+                  <w:t xml:space="preserve">Tax Identifier</w:t>
                 </w:r>
               </w:sdtContent>
             </w:sdt>
@@ -1090,7 +1090,7 @@
                     <w:szCs w:val="18"/>
                     <w:lang w:val="en-GB"/>
                   </w:rPr>
-                  <w:t xml:space="preserve">Enter Customer Contact</w:t>
+                  <w:t xml:space="preserve">Customer Contact</w:t>
                 </w:r>
               </w:sdtContent>
             </w:sdt>
@@ -1164,7 +1164,7 @@
                     <w:szCs w:val="18"/>
                     <w:lang w:val="en-GB"/>
                   </w:rPr>
-                  <w:t xml:space="preserve">Enter Sales Contact Name / Role</w:t>
+                  <w:t xml:space="preserve">Sales Contact Name / Role</w:t>
                 </w:r>
               </w:sdtContent>
             </w:sdt>
@@ -1245,7 +1245,7 @@
                     <w:szCs w:val="18"/>
                     <w:lang w:val="en-GB"/>
                   </w:rPr>
-                  <w:t xml:space="preserve">Enter Customer Email</w:t>
+                  <w:t xml:space="preserve">Customer Email</w:t>
                 </w:r>
               </w:sdtContent>
             </w:sdt>
@@ -1601,7 +1601,7 @@
                     <w:szCs w:val="18"/>
                     <w:lang w:val="en-GB"/>
                   </w:rPr>
-                  <w:t xml:space="preserve">Enter Project or Property</w:t>
+                  <w:t xml:space="preserve">Project or Property</w:t>
                 </w:r>
               </w:sdtContent>
             </w:sdt>
@@ -1682,7 +1682,7 @@
                     <w:szCs w:val="18"/>
                     <w:lang w:val="en-GB"/>
                   </w:rPr>
-                  <w:t xml:space="preserve">Enter Customer PO Number</w:t>
+                  <w:t xml:space="preserve">Customer PO Number</w:t>
                 </w:r>
               </w:sdtContent>
             </w:sdt>
@@ -3690,7 +3690,7 @@
                     <w:szCs w:val="18"/>
                     <w:lang w:val="en-GB"/>
                   </w:rPr>
-                  <w:t xml:space="preserve">Enter Delivery Address</w:t>
+                  <w:t xml:space="preserve">Delivery Address</w:t>
                 </w:r>
               </w:sdtContent>
             </w:sdt>
@@ -3773,7 +3773,7 @@
                     <w:szCs w:val="18"/>
                     <w:lang w:val="en-GB"/>
                   </w:rPr>
-                  <w:t xml:space="preserve">Enter Estimated Delivery Date - DD/MM/YYYY (Gregorian)</w:t>
+                  <w:t xml:space="preserve">Estimated Delivery Date (DD/MM/YYYY)</w:t>
                 </w:r>
               </w:sdtContent>
             </w:sdt>
@@ -3848,7 +3848,7 @@
                     <w:szCs w:val="18"/>
                     <w:lang w:val="en-GB"/>
                   </w:rPr>
-                  <w:t xml:space="preserve">Enter Payment Terms</w:t>
+                  <w:t xml:space="preserve">Payment Terms</w:t>
                 </w:r>
               </w:sdtContent>
             </w:sdt>
@@ -4028,7 +4028,7 @@
                     <w:szCs w:val="18"/>
                     <w:lang w:val="en-GB"/>
                   </w:rPr>
-                  <w:t xml:space="preserve">Enter Customer Name / Role</w:t>
+                  <w:t xml:space="preserve">Customer Name / Role</w:t>
                 </w:r>
               </w:sdtContent>
             </w:sdt>
@@ -4109,7 +4109,7 @@
                     <w:szCs w:val="18"/>
                     <w:lang w:val="en-GB"/>
                   </w:rPr>
-                  <w:t xml:space="preserve">Enter Signature / Date - DD/MM/YYYY (Gregorian)</w:t>
+                  <w:t xml:space="preserve">Signature / Date (DD/MM/YYYY)</w:t>
                 </w:r>
               </w:sdtContent>
             </w:sdt>
@@ -4620,7 +4620,7 @@
         <w:szCs w:val="16"/>
         <w:lang w:val="en-GB"/>
       </w:rPr>
-      <w:t xml:space="preserve">Enter reference number</w:t>
+      <w:t xml:space="preserve">Reference no.</w:t>
     </w:r>
     <w:r>
       <w:rPr>

--- a/documents/working/business-stationery-20261027/GEM_Quotation_Proposal_Template_working.docx
+++ b/documents/working/business-stationery-20261027/GEM_Quotation_Proposal_Template_working.docx
@@ -2012,9 +2012,9 @@
         </w:tblBorders>
         <w:tblLayout w:type="fixed"/>
         <w:tblCellMar>
-          <w:top w:w="50" w:type="dxa"/>
+          <w:top w:w="25" w:type="dxa"/>
           <w:left w:w="85" w:type="dxa"/>
-          <w:bottom w:w="60" w:type="dxa"/>
+          <w:bottom w:w="35" w:type="dxa"/>
           <w:right w:w="85" w:type="dxa"/>
         </w:tblCellMar>
         <w:tblLook w:firstRow="1" w:lastRow="0" w:firstColumn="0" w:lastColumn="0" w:noHBand="0" w:noVBand="1"/>

--- a/documents/working/business-stationery-20261027/GEM_Quotation_Proposal_Template_working.docx
+++ b/documents/working/business-stationery-20261027/GEM_Quotation_Proposal_Template_working.docx
@@ -1833,156 +1833,6 @@
                     <w:lang w:val="en-GB"/>
                   </w:rPr>
                   <w:t xml:space="preserve">Enter scope summary</w:t>
-                </w:r>
-              </w:sdtContent>
-            </w:sdt>
-          </w:p>
-        </w:tc>
-      </w:tr>
-    </w:tbl>
-    <w:p>
-      <w:pPr>
-        <w:spacing w:before="0" w:after="0" w:line="20" w:lineRule="exact"/>
-        <w:rPr>
-          <w:sz w:val="2"/>
-          <w:szCs w:val="2"/>
-        </w:rPr>
-      </w:pPr>
-    </w:p>
-    <w:tbl>
-      <w:tblPr>
-        <w:tblW w:w="9072" w:type="dxa"/>
-        <w:tblBorders>
-          <w:top w:val="nil"/>
-          <w:left w:val="nil"/>
-          <w:bottom w:val="nil"/>
-          <w:right w:val="nil"/>
-          <w:insideH w:val="nil"/>
-          <w:insideV w:val="nil"/>
-        </w:tblBorders>
-        <w:tblLayout w:type="fixed"/>
-        <w:tblCellMar>
-          <w:top w:w="40" w:type="dxa"/>
-          <w:left w:w="85" w:type="dxa"/>
-          <w:bottom w:w="40" w:type="dxa"/>
-          <w:right w:w="85" w:type="dxa"/>
-        </w:tblCellMar>
-        <w:tblLook w:firstRow="1" w:lastRow="0" w:firstColumn="0" w:lastColumn="0" w:noHBand="0" w:noVBand="1"/>
-      </w:tblPr>
-      <w:tblGrid>
-        <w:gridCol w:w="5800"/>
-        <w:gridCol w:w="3272"/>
-      </w:tblGrid>
-      <w:tr>
-        <w:trPr>
-          <w:cantSplit/>
-        </w:trPr>
-        <w:tc>
-          <w:tcPr>
-            <w:tcW w:w="5800" w:type="dxa"/>
-            <w:gridSpan w:val="1"/>
-            <w:tcBorders>
-              <w:top w:val="nil"/>
-              <w:left w:val="nil"/>
-              <w:bottom w:val="single" w:sz="8" w:space="0" w:color="BCACA7"/>
-              <w:right w:val="nil"/>
-            </w:tcBorders>
-            <w:vAlign w:val="bottom"/>
-          </w:tcPr>
-          <w:p>
-            <w:pPr>
-              <w:pStyle w:val="Heading1"/>
-              <w:keepNext/>
-              <w:spacing w:before="160" w:after="40" w:line="250" w:lineRule="auto"/>
-              <w:ind w:start="-85"/>
-              <w:jc w:val="left"/>
-            </w:pPr>
-            <w:r>
-              <w:rPr>
-                <w:rFonts w:ascii="Jost" w:hAnsi="Jost" w:eastAsia="Jost" w:cs="Jost"/>
-                <w:color w:val="12171D"/>
-                <w:spacing w:val="34"/>
-                <w:sz w:val="21"/>
-                <w:szCs w:val="21"/>
-                <w:lang w:val="en-GB"/>
-              </w:rPr>
-              <w:t xml:space="preserve">ASSUMPTIONS, EXCLUSIONS &amp; TERMS</w:t>
-            </w:r>
-          </w:p>
-        </w:tc>
-        <w:tc>
-          <w:tcPr>
-            <w:tcW w:w="3272" w:type="dxa"/>
-            <w:gridSpan w:val="1"/>
-            <w:tcBorders>
-              <w:top w:val="nil"/>
-              <w:left w:val="nil"/>
-              <w:bottom w:val="single" w:sz="8" w:space="0" w:color="BCACA7"/>
-              <w:right w:val="nil"/>
-            </w:tcBorders>
-            <w:vAlign w:val="bottom"/>
-          </w:tcPr>
-          <w:p>
-            <w:pPr>
-              <w:keepNext/>
-              <w:bidi w:val="1"/>
-              <w:spacing w:before="160" w:after="40" w:line="250" w:lineRule="auto"/>
-              <w:ind w:start="-85"/>
-              <w:jc w:val="start"/>
-            </w:pPr>
-            <w:r>
-              <w:rPr>
-                <w:rFonts w:ascii="Noto Sans Arabic" w:hAnsi="Noto Sans Arabic" w:eastAsia="Noto Sans Arabic" w:cs="Noto Sans Arabic"/>
-                <w:color w:val="12171D"/>
-                <w:sz w:val="22"/>
-                <w:szCs w:val="22"/>
-                <w:rtl w:val="1"/>
-                <w:lang w:val="ar-SA" w:bidi="ar-SA"/>
-              </w:rPr>
-              <w:t xml:space="preserve">الافتراضات والاستثناءات والشروط</w:t>
-            </w:r>
-          </w:p>
-        </w:tc>
-      </w:tr>
-      <w:tr>
-        <w:trPr>
-          <w:cantSplit/>
-          <w:trHeight w:val="1300" w:hRule="atLeast"/>
-        </w:trPr>
-        <w:tc>
-          <w:tcPr>
-            <w:tcW w:w="9072" w:type="dxa"/>
-            <w:gridSpan w:val="2"/>
-            <w:tcBorders>
-              <w:top w:val="single" w:sz="4" w:space="0" w:color="BCACA7"/>
-              <w:left w:val="single" w:sz="4" w:space="0" w:color="BCACA7"/>
-              <w:bottom w:val="single" w:sz="4" w:space="0" w:color="BCACA7"/>
-              <w:right w:val="single" w:sz="4" w:space="0" w:color="BCACA7"/>
-            </w:tcBorders>
-            <w:vAlign w:val="top"/>
-          </w:tcPr>
-          <w:p>
-            <w:pPr>
-              <w:spacing w:before="0" w:after="40" w:line="288" w:lineRule="exact"/>
-              <w:jc w:val="left"/>
-            </w:pPr>
-            <w:sdt>
-              <w:sdtPr>
-                <w:alias w:val="Assumptions, Exclusions and Terms"/>
-                <w:tag w:val="field_1050"/>
-                <w:id w:val="1050"/>
-                <w:text/>
-              </w:sdtPr>
-              <w:sdtContent>
-                <w:r>
-                  <w:rPr>
-                    <w:rFonts w:ascii="Inter" w:hAnsi="Inter" w:eastAsia="Inter" w:cs="Inter"/>
-                    <w:color w:val="12171D"/>
-                    <w:sz w:val="18"/>
-                    <w:szCs w:val="18"/>
-                    <w:lang w:val="en-GB"/>
-                  </w:rPr>
-                  <w:t xml:space="preserve">Enter assumptions, exclusions and terms</w:t>
                 </w:r>
               </w:sdtContent>
             </w:sdt>
@@ -2428,8 +2278,8 @@
             <w:sdt>
               <w:sdtPr>
                 <w:alias w:val="Description"/>
-                <w:tag w:val="field_1051"/>
-                <w:id w:val="1051"/>
+                <w:tag w:val="field_1050"/>
+                <w:id w:val="1050"/>
                 <w:text/>
               </w:sdtPr>
               <w:sdtContent>
@@ -2464,8 +2314,8 @@
             <w:sdt>
               <w:sdtPr>
                 <w:alias w:val="Qty"/>
-                <w:tag w:val="field_1052"/>
-                <w:id w:val="1052"/>
+                <w:tag w:val="field_1051"/>
+                <w:id w:val="1051"/>
                 <w:text/>
               </w:sdtPr>
               <w:sdtContent>
@@ -2500,8 +2350,8 @@
             <w:sdt>
               <w:sdtPr>
                 <w:alias w:val="Unit"/>
-                <w:tag w:val="field_1053"/>
-                <w:id w:val="1053"/>
+                <w:tag w:val="field_1052"/>
+                <w:id w:val="1052"/>
                 <w:text/>
               </w:sdtPr>
               <w:sdtContent>
@@ -2536,8 +2386,8 @@
             <w:sdt>
               <w:sdtPr>
                 <w:alias w:val="Unit Price"/>
-                <w:tag w:val="field_1054"/>
-                <w:id w:val="1054"/>
+                <w:tag w:val="field_1053"/>
+                <w:id w:val="1053"/>
                 <w:text/>
               </w:sdtPr>
               <w:sdtContent>
@@ -2631,8 +2481,8 @@
             <w:sdt>
               <w:sdtPr>
                 <w:alias w:val="Description"/>
-                <w:tag w:val="field_1055"/>
-                <w:id w:val="1055"/>
+                <w:tag w:val="field_1054"/>
+                <w:id w:val="1054"/>
                 <w:text/>
               </w:sdtPr>
               <w:sdtContent>
@@ -2667,8 +2517,8 @@
             <w:sdt>
               <w:sdtPr>
                 <w:alias w:val="Qty"/>
-                <w:tag w:val="field_1056"/>
-                <w:id w:val="1056"/>
+                <w:tag w:val="field_1055"/>
+                <w:id w:val="1055"/>
                 <w:text/>
               </w:sdtPr>
               <w:sdtContent>
@@ -2703,8 +2553,8 @@
             <w:sdt>
               <w:sdtPr>
                 <w:alias w:val="Unit"/>
-                <w:tag w:val="field_1057"/>
-                <w:id w:val="1057"/>
+                <w:tag w:val="field_1056"/>
+                <w:id w:val="1056"/>
                 <w:text/>
               </w:sdtPr>
               <w:sdtContent>
@@ -2739,8 +2589,8 @@
             <w:sdt>
               <w:sdtPr>
                 <w:alias w:val="Unit Price"/>
-                <w:tag w:val="field_1058"/>
-                <w:id w:val="1058"/>
+                <w:tag w:val="field_1057"/>
+                <w:id w:val="1057"/>
                 <w:text/>
               </w:sdtPr>
               <w:sdtContent>
@@ -2834,8 +2684,8 @@
             <w:sdt>
               <w:sdtPr>
                 <w:alias w:val="Description"/>
-                <w:tag w:val="field_1059"/>
-                <w:id w:val="1059"/>
+                <w:tag w:val="field_1058"/>
+                <w:id w:val="1058"/>
                 <w:text/>
               </w:sdtPr>
               <w:sdtContent>
@@ -2870,8 +2720,8 @@
             <w:sdt>
               <w:sdtPr>
                 <w:alias w:val="Qty"/>
-                <w:tag w:val="field_1060"/>
-                <w:id w:val="1060"/>
+                <w:tag w:val="field_1059"/>
+                <w:id w:val="1059"/>
                 <w:text/>
               </w:sdtPr>
               <w:sdtContent>
@@ -2906,8 +2756,8 @@
             <w:sdt>
               <w:sdtPr>
                 <w:alias w:val="Unit"/>
-                <w:tag w:val="field_1061"/>
-                <w:id w:val="1061"/>
+                <w:tag w:val="field_1060"/>
+                <w:id w:val="1060"/>
                 <w:text/>
               </w:sdtPr>
               <w:sdtContent>
@@ -2942,8 +2792,8 @@
             <w:sdt>
               <w:sdtPr>
                 <w:alias w:val="Unit Price"/>
-                <w:tag w:val="field_1062"/>
-                <w:id w:val="1062"/>
+                <w:tag w:val="field_1061"/>
+                <w:id w:val="1061"/>
                 <w:text/>
               </w:sdtPr>
               <w:sdtContent>
@@ -3037,8 +2887,8 @@
             <w:sdt>
               <w:sdtPr>
                 <w:alias w:val="Description"/>
-                <w:tag w:val="field_1063"/>
-                <w:id w:val="1063"/>
+                <w:tag w:val="field_1062"/>
+                <w:id w:val="1062"/>
                 <w:text/>
               </w:sdtPr>
               <w:sdtContent>
@@ -3073,8 +2923,8 @@
             <w:sdt>
               <w:sdtPr>
                 <w:alias w:val="Qty"/>
-                <w:tag w:val="field_1064"/>
-                <w:id w:val="1064"/>
+                <w:tag w:val="field_1063"/>
+                <w:id w:val="1063"/>
                 <w:text/>
               </w:sdtPr>
               <w:sdtContent>
@@ -3109,8 +2959,8 @@
             <w:sdt>
               <w:sdtPr>
                 <w:alias w:val="Unit"/>
-                <w:tag w:val="field_1065"/>
-                <w:id w:val="1065"/>
+                <w:tag w:val="field_1064"/>
+                <w:id w:val="1064"/>
                 <w:text/>
               </w:sdtPr>
               <w:sdtContent>
@@ -3145,8 +2995,8 @@
             <w:sdt>
               <w:sdtPr>
                 <w:alias w:val="Unit Price"/>
-                <w:tag w:val="field_1066"/>
-                <w:id w:val="1066"/>
+                <w:tag w:val="field_1065"/>
+                <w:id w:val="1065"/>
                 <w:text/>
               </w:sdtPr>
               <w:sdtContent>
@@ -3337,8 +3187,8 @@
             <w:sdt>
               <w:sdtPr>
                 <w:alias w:val="VAT Rate"/>
-                <w:tag w:val="field_1067"/>
-                <w:id w:val="1067"/>
+                <w:tag w:val="field_1066"/>
+                <w:id w:val="1066"/>
                 <w:text/>
               </w:sdtPr>
               <w:sdtContent>
@@ -3512,6 +3362,156 @@
               </w:r>
             </w:fldSimple>
             <w:bookmarkEnd w:id="9021"/>
+          </w:p>
+        </w:tc>
+      </w:tr>
+    </w:tbl>
+    <w:p>
+      <w:pPr>
+        <w:spacing w:before="0" w:after="0" w:line="20" w:lineRule="exact"/>
+        <w:rPr>
+          <w:sz w:val="2"/>
+          <w:szCs w:val="2"/>
+        </w:rPr>
+      </w:pPr>
+    </w:p>
+    <w:tbl>
+      <w:tblPr>
+        <w:tblW w:w="9072" w:type="dxa"/>
+        <w:tblBorders>
+          <w:top w:val="nil"/>
+          <w:left w:val="nil"/>
+          <w:bottom w:val="nil"/>
+          <w:right w:val="nil"/>
+          <w:insideH w:val="nil"/>
+          <w:insideV w:val="nil"/>
+        </w:tblBorders>
+        <w:tblLayout w:type="fixed"/>
+        <w:tblCellMar>
+          <w:top w:w="40" w:type="dxa"/>
+          <w:left w:w="85" w:type="dxa"/>
+          <w:bottom w:w="40" w:type="dxa"/>
+          <w:right w:w="85" w:type="dxa"/>
+        </w:tblCellMar>
+        <w:tblLook w:firstRow="1" w:lastRow="0" w:firstColumn="0" w:lastColumn="0" w:noHBand="0" w:noVBand="1"/>
+      </w:tblPr>
+      <w:tblGrid>
+        <w:gridCol w:w="5800"/>
+        <w:gridCol w:w="3272"/>
+      </w:tblGrid>
+      <w:tr>
+        <w:trPr>
+          <w:cantSplit/>
+        </w:trPr>
+        <w:tc>
+          <w:tcPr>
+            <w:tcW w:w="5800" w:type="dxa"/>
+            <w:gridSpan w:val="1"/>
+            <w:tcBorders>
+              <w:top w:val="nil"/>
+              <w:left w:val="nil"/>
+              <w:bottom w:val="single" w:sz="8" w:space="0" w:color="BCACA7"/>
+              <w:right w:val="nil"/>
+            </w:tcBorders>
+            <w:vAlign w:val="bottom"/>
+          </w:tcPr>
+          <w:p>
+            <w:pPr>
+              <w:pStyle w:val="Heading1"/>
+              <w:keepNext/>
+              <w:spacing w:before="160" w:after="40" w:line="250" w:lineRule="auto"/>
+              <w:ind w:start="-85"/>
+              <w:jc w:val="left"/>
+            </w:pPr>
+            <w:r>
+              <w:rPr>
+                <w:rFonts w:ascii="Jost" w:hAnsi="Jost" w:eastAsia="Jost" w:cs="Jost"/>
+                <w:color w:val="12171D"/>
+                <w:spacing w:val="34"/>
+                <w:sz w:val="21"/>
+                <w:szCs w:val="21"/>
+                <w:lang w:val="en-GB"/>
+              </w:rPr>
+              <w:t xml:space="preserve">ASSUMPTIONS, EXCLUSIONS &amp; TERMS</w:t>
+            </w:r>
+          </w:p>
+        </w:tc>
+        <w:tc>
+          <w:tcPr>
+            <w:tcW w:w="3272" w:type="dxa"/>
+            <w:gridSpan w:val="1"/>
+            <w:tcBorders>
+              <w:top w:val="nil"/>
+              <w:left w:val="nil"/>
+              <w:bottom w:val="single" w:sz="8" w:space="0" w:color="BCACA7"/>
+              <w:right w:val="nil"/>
+            </w:tcBorders>
+            <w:vAlign w:val="bottom"/>
+          </w:tcPr>
+          <w:p>
+            <w:pPr>
+              <w:keepNext/>
+              <w:bidi w:val="1"/>
+              <w:spacing w:before="160" w:after="40" w:line="250" w:lineRule="auto"/>
+              <w:ind w:start="-85"/>
+              <w:jc w:val="start"/>
+            </w:pPr>
+            <w:r>
+              <w:rPr>
+                <w:rFonts w:ascii="Noto Sans Arabic" w:hAnsi="Noto Sans Arabic" w:eastAsia="Noto Sans Arabic" w:cs="Noto Sans Arabic"/>
+                <w:color w:val="12171D"/>
+                <w:sz w:val="22"/>
+                <w:szCs w:val="22"/>
+                <w:rtl w:val="1"/>
+                <w:lang w:val="ar-SA" w:bidi="ar-SA"/>
+              </w:rPr>
+              <w:t xml:space="preserve">الافتراضات والاستثناءات والشروط</w:t>
+            </w:r>
+          </w:p>
+        </w:tc>
+      </w:tr>
+      <w:tr>
+        <w:trPr>
+          <w:cantSplit/>
+          <w:trHeight w:val="1300" w:hRule="atLeast"/>
+        </w:trPr>
+        <w:tc>
+          <w:tcPr>
+            <w:tcW w:w="9072" w:type="dxa"/>
+            <w:gridSpan w:val="2"/>
+            <w:tcBorders>
+              <w:top w:val="single" w:sz="4" w:space="0" w:color="BCACA7"/>
+              <w:left w:val="single" w:sz="4" w:space="0" w:color="BCACA7"/>
+              <w:bottom w:val="single" w:sz="4" w:space="0" w:color="BCACA7"/>
+              <w:right w:val="single" w:sz="4" w:space="0" w:color="BCACA7"/>
+            </w:tcBorders>
+            <w:vAlign w:val="top"/>
+          </w:tcPr>
+          <w:p>
+            <w:pPr>
+              <w:spacing w:before="0" w:after="40" w:line="288" w:lineRule="exact"/>
+              <w:jc w:val="left"/>
+            </w:pPr>
+            <w:sdt>
+              <w:sdtPr>
+                <w:alias w:val="Assumptions, Exclusions and Terms"/>
+                <w:tag w:val="field_1067"/>
+                <w:id w:val="1067"/>
+                <w:text/>
+              </w:sdtPr>
+              <w:sdtContent>
+                <w:r>
+                  <w:rPr>
+                    <w:rFonts w:ascii="Inter" w:hAnsi="Inter" w:eastAsia="Inter" w:cs="Inter"/>
+                    <w:color w:val="12171D"/>
+                    <w:sz w:val="18"/>
+                    <w:szCs w:val="18"/>
+                    <w:lang w:val="en-GB"/>
+                  </w:rPr>
+                  <w:t xml:space="preserve">Enter assumptions, exclusions and terms</w:t>
+                </w:r>
+              </w:sdtContent>
+            </w:sdt>
           </w:p>
         </w:tc>
       </w:tr>

--- a/documents/working/business-stationery-20261027/GEM_Quotation_Proposal_Template_working.docx
+++ b/documents/working/business-stationery-20261027/GEM_Quotation_Proposal_Template_working.docx
@@ -1832,7 +1832,7 @@
                     <w:szCs w:val="18"/>
                     <w:lang w:val="en-GB"/>
                   </w:rPr>
-                  <w:t xml:space="preserve">Enter scope summary</w:t>
+                  <w:t xml:space="preserve">scope summary</w:t>
                 </w:r>
               </w:sdtContent>
             </w:sdt>
@@ -2245,7 +2245,6 @@
           </w:tcPr>
           <w:p>
             <w:pPr>
-              <w:keepNext/>
               <w:spacing w:before="0" w:after="0" w:line="250" w:lineRule="auto"/>
               <w:jc w:val="center"/>
             </w:pPr>
@@ -2271,7 +2270,6 @@
           </w:tcPr>
           <w:p>
             <w:pPr>
-              <w:keepNext/>
               <w:spacing w:before="0" w:after="0" w:line="250" w:lineRule="auto"/>
               <w:jc w:val="left"/>
             </w:pPr>
@@ -2291,7 +2289,7 @@
                     <w:szCs w:val="18"/>
                     <w:lang w:val="en-GB"/>
                   </w:rPr>
-                  <w:t xml:space="preserve">Enter Description</w:t>
+                  <w:t xml:space="preserve">Description</w:t>
                 </w:r>
               </w:sdtContent>
             </w:sdt>
@@ -2307,7 +2305,6 @@
           </w:tcPr>
           <w:p>
             <w:pPr>
-              <w:keepNext/>
               <w:spacing w:before="0" w:after="0" w:line="250" w:lineRule="auto"/>
               <w:jc w:val="center"/>
             </w:pPr>
@@ -2343,7 +2340,6 @@
           </w:tcPr>
           <w:p>
             <w:pPr>
-              <w:keepNext/>
               <w:spacing w:before="0" w:after="0" w:line="250" w:lineRule="auto"/>
               <w:jc w:val="center"/>
             </w:pPr>
@@ -2379,7 +2375,6 @@
           </w:tcPr>
           <w:p>
             <w:pPr>
-              <w:keepNext/>
               <w:spacing w:before="0" w:after="0" w:line="250" w:lineRule="auto"/>
               <w:jc w:val="right"/>
             </w:pPr>
@@ -2415,7 +2410,6 @@
           </w:tcPr>
           <w:p>
             <w:pPr>
-              <w:keepNext/>
               <w:spacing w:before="0" w:after="0" w:line="250" w:lineRule="auto"/>
               <w:jc w:val="right"/>
             </w:pPr>
@@ -2448,7 +2442,6 @@
           </w:tcPr>
           <w:p>
             <w:pPr>
-              <w:keepNext/>
               <w:spacing w:before="0" w:after="0" w:line="250" w:lineRule="auto"/>
               <w:jc w:val="center"/>
             </w:pPr>
@@ -2474,7 +2467,6 @@
           </w:tcPr>
           <w:p>
             <w:pPr>
-              <w:keepNext/>
               <w:spacing w:before="0" w:after="0" w:line="250" w:lineRule="auto"/>
               <w:jc w:val="left"/>
             </w:pPr>
@@ -2494,7 +2486,7 @@
                     <w:szCs w:val="18"/>
                     <w:lang w:val="en-GB"/>
                   </w:rPr>
-                  <w:t xml:space="preserve">Enter Description</w:t>
+                  <w:t xml:space="preserve">Description</w:t>
                 </w:r>
               </w:sdtContent>
             </w:sdt>
@@ -2510,7 +2502,6 @@
           </w:tcPr>
           <w:p>
             <w:pPr>
-              <w:keepNext/>
               <w:spacing w:before="0" w:after="0" w:line="250" w:lineRule="auto"/>
               <w:jc w:val="center"/>
             </w:pPr>
@@ -2546,7 +2537,6 @@
           </w:tcPr>
           <w:p>
             <w:pPr>
-              <w:keepNext/>
               <w:spacing w:before="0" w:after="0" w:line="250" w:lineRule="auto"/>
               <w:jc w:val="center"/>
             </w:pPr>
@@ -2582,7 +2572,6 @@
           </w:tcPr>
           <w:p>
             <w:pPr>
-              <w:keepNext/>
               <w:spacing w:before="0" w:after="0" w:line="250" w:lineRule="auto"/>
               <w:jc w:val="right"/>
             </w:pPr>
@@ -2618,7 +2607,6 @@
           </w:tcPr>
           <w:p>
             <w:pPr>
-              <w:keepNext/>
               <w:spacing w:before="0" w:after="0" w:line="250" w:lineRule="auto"/>
               <w:jc w:val="right"/>
             </w:pPr>
@@ -2651,7 +2639,6 @@
           </w:tcPr>
           <w:p>
             <w:pPr>
-              <w:keepNext/>
               <w:spacing w:before="0" w:after="0" w:line="250" w:lineRule="auto"/>
               <w:jc w:val="center"/>
             </w:pPr>
@@ -2677,7 +2664,6 @@
           </w:tcPr>
           <w:p>
             <w:pPr>
-              <w:keepNext/>
               <w:spacing w:before="0" w:after="0" w:line="250" w:lineRule="auto"/>
               <w:jc w:val="left"/>
             </w:pPr>
@@ -2697,7 +2683,7 @@
                     <w:szCs w:val="18"/>
                     <w:lang w:val="en-GB"/>
                   </w:rPr>
-                  <w:t xml:space="preserve">Enter Description</w:t>
+                  <w:t xml:space="preserve">Description</w:t>
                 </w:r>
               </w:sdtContent>
             </w:sdt>
@@ -2713,7 +2699,6 @@
           </w:tcPr>
           <w:p>
             <w:pPr>
-              <w:keepNext/>
               <w:spacing w:before="0" w:after="0" w:line="250" w:lineRule="auto"/>
               <w:jc w:val="center"/>
             </w:pPr>
@@ -2749,7 +2734,6 @@
           </w:tcPr>
           <w:p>
             <w:pPr>
-              <w:keepNext/>
               <w:spacing w:before="0" w:after="0" w:line="250" w:lineRule="auto"/>
               <w:jc w:val="center"/>
             </w:pPr>
@@ -2785,7 +2769,6 @@
           </w:tcPr>
           <w:p>
             <w:pPr>
-              <w:keepNext/>
               <w:spacing w:before="0" w:after="0" w:line="250" w:lineRule="auto"/>
               <w:jc w:val="right"/>
             </w:pPr>
@@ -2821,7 +2804,6 @@
           </w:tcPr>
           <w:p>
             <w:pPr>
-              <w:keepNext/>
               <w:spacing w:before="0" w:after="0" w:line="250" w:lineRule="auto"/>
               <w:jc w:val="right"/>
             </w:pPr>
@@ -2900,7 +2882,7 @@
                     <w:szCs w:val="18"/>
                     <w:lang w:val="en-GB"/>
                   </w:rPr>
-                  <w:t xml:space="preserve">Enter Description</w:t>
+                  <w:t xml:space="preserve">Description</w:t>
                 </w:r>
               </w:sdtContent>
             </w:sdt>
@@ -3508,7 +3490,7 @@
                     <w:szCs w:val="18"/>
                     <w:lang w:val="en-GB"/>
                   </w:rPr>
-                  <w:t xml:space="preserve">Enter assumptions, exclusions and terms</w:t>
+                  <w:t xml:space="preserve">assumptions, exclusions and terms</w:t>
                 </w:r>
               </w:sdtContent>
             </w:sdt>

--- a/documents/working/business-stationery-20261027/GEM_Quotation_Proposal_Template_working.docx
+++ b/documents/working/business-stationery-20261027/GEM_Quotation_Proposal_Template_working.docx
@@ -1469,8 +1469,8 @@
         </w:trPr>
         <w:tc>
           <w:tcPr>
-            <w:tcW w:w="4336" w:type="dxa"/>
-            <w:gridSpan w:val="1"/>
+            <w:tcW w:w="9072" w:type="dxa"/>
+            <w:gridSpan w:val="3"/>
             <w:tcBorders>
               <w:top w:val="nil"/>
               <w:left w:val="nil"/>
@@ -1483,8 +1483,10 @@
             <w:pPr>
               <w:pStyle w:val="Heading1"/>
               <w:keepNext/>
+              <w:tabs>
+                <w:tab w:val="right" w:pos="8902"/>
+              </w:tabs>
               <w:spacing w:before="160" w:after="40" w:line="250" w:lineRule="auto"/>
-              <w:ind w:start="-85"/>
               <w:jc w:val="left"/>
             </w:pPr>
             <w:r>
@@ -1498,28 +1500,9 @@
               </w:rPr>
               <w:t xml:space="preserve">QUOTATION DETAILS</w:t>
             </w:r>
-          </w:p>
-        </w:tc>
-        <w:tc>
-          <w:tcPr>
-            <w:tcW w:w="4736" w:type="dxa"/>
-            <w:gridSpan w:val="2"/>
-            <w:tcBorders>
-              <w:top w:val="nil"/>
-              <w:left w:val="nil"/>
-              <w:bottom w:val="single" w:sz="8" w:space="0" w:color="BCACA7"/>
-              <w:right w:val="nil"/>
-            </w:tcBorders>
-            <w:vAlign w:val="bottom"/>
-          </w:tcPr>
-          <w:p>
-            <w:pPr>
-              <w:keepNext/>
-              <w:bidi w:val="1"/>
-              <w:spacing w:before="160" w:after="40" w:line="250" w:lineRule="auto"/>
-              <w:ind w:start="-85"/>
-              <w:jc w:val="start"/>
-            </w:pPr>
+            <w:r>
+              <w:tab/>
+            </w:r>
             <w:r>
               <w:rPr>
                 <w:rFonts w:ascii="Noto Sans Arabic" w:hAnsi="Noto Sans Arabic" w:eastAsia="Noto Sans Arabic" w:cs="Noto Sans Arabic"/>
@@ -1729,8 +1712,8 @@
         </w:trPr>
         <w:tc>
           <w:tcPr>
-            <w:tcW w:w="5800" w:type="dxa"/>
-            <w:gridSpan w:val="1"/>
+            <w:tcW w:w="9072" w:type="dxa"/>
+            <w:gridSpan w:val="2"/>
             <w:tcBorders>
               <w:top w:val="nil"/>
               <w:left w:val="nil"/>
@@ -1743,8 +1726,10 @@
             <w:pPr>
               <w:pStyle w:val="Heading1"/>
               <w:keepNext/>
+              <w:tabs>
+                <w:tab w:val="right" w:pos="8902"/>
+              </w:tabs>
               <w:spacing w:before="160" w:after="40" w:line="250" w:lineRule="auto"/>
-              <w:ind w:start="-85"/>
               <w:jc w:val="left"/>
             </w:pPr>
             <w:r>
@@ -1758,28 +1743,9 @@
               </w:rPr>
               <w:t xml:space="preserve">SCOPE SUMMARY</w:t>
             </w:r>
-          </w:p>
-        </w:tc>
-        <w:tc>
-          <w:tcPr>
-            <w:tcW w:w="3272" w:type="dxa"/>
-            <w:gridSpan w:val="1"/>
-            <w:tcBorders>
-              <w:top w:val="nil"/>
-              <w:left w:val="nil"/>
-              <w:bottom w:val="single" w:sz="8" w:space="0" w:color="BCACA7"/>
-              <w:right w:val="nil"/>
-            </w:tcBorders>
-            <w:vAlign w:val="bottom"/>
-          </w:tcPr>
-          <w:p>
-            <w:pPr>
-              <w:keepNext/>
-              <w:bidi w:val="1"/>
-              <w:spacing w:before="160" w:after="40" w:line="250" w:lineRule="auto"/>
-              <w:ind w:start="-85"/>
-              <w:jc w:val="start"/>
-            </w:pPr>
+            <w:r>
+              <w:tab/>
+            </w:r>
             <w:r>
               <w:rPr>
                 <w:rFonts w:ascii="Noto Sans Arabic" w:hAnsi="Noto Sans Arabic" w:eastAsia="Noto Sans Arabic" w:cs="Noto Sans Arabic"/>
@@ -1832,7 +1798,7 @@
                     <w:szCs w:val="18"/>
                     <w:lang w:val="en-GB"/>
                   </w:rPr>
-                  <w:t xml:space="preserve">scope summary</w:t>
+                  <w:t xml:space="preserve">Scope summary</w:t>
                 </w:r>
               </w:sdtContent>
             </w:sdt>
@@ -1884,8 +1850,8 @@
         </w:trPr>
         <w:tc>
           <w:tcPr>
-            <w:tcW w:w="3720" w:type="dxa"/>
-            <w:gridSpan w:val="3"/>
+            <w:tcW w:w="9072" w:type="dxa"/>
+            <w:gridSpan w:val="6"/>
             <w:tcBorders>
               <w:top w:val="nil"/>
               <w:left w:val="nil"/>
@@ -1898,8 +1864,10 @@
             <w:pPr>
               <w:pStyle w:val="Heading1"/>
               <w:keepNext/>
+              <w:tabs>
+                <w:tab w:val="right" w:pos="8902"/>
+              </w:tabs>
               <w:spacing w:before="160" w:after="40" w:line="250" w:lineRule="auto"/>
-              <w:ind w:start="-85"/>
               <w:jc w:val="left"/>
             </w:pPr>
             <w:r>
@@ -1913,28 +1881,9 @@
               </w:rPr>
               <w:t xml:space="preserve">PRICING</w:t>
             </w:r>
-          </w:p>
-        </w:tc>
-        <w:tc>
-          <w:tcPr>
-            <w:tcW w:w="5352" w:type="dxa"/>
-            <w:gridSpan w:val="3"/>
-            <w:tcBorders>
-              <w:top w:val="nil"/>
-              <w:left w:val="nil"/>
-              <w:bottom w:val="single" w:sz="8" w:space="0" w:color="BCACA7"/>
-              <w:right w:val="nil"/>
-            </w:tcBorders>
-            <w:vAlign w:val="bottom"/>
-          </w:tcPr>
-          <w:p>
-            <w:pPr>
-              <w:keepNext/>
-              <w:bidi w:val="1"/>
-              <w:spacing w:before="160" w:after="40" w:line="250" w:lineRule="auto"/>
-              <w:ind w:start="-85"/>
-              <w:jc w:val="start"/>
-            </w:pPr>
+            <w:r>
+              <w:tab/>
+            </w:r>
             <w:r>
               <w:rPr>
                 <w:rFonts w:ascii="Noto Sans Arabic" w:hAnsi="Noto Sans Arabic" w:eastAsia="Noto Sans Arabic" w:cs="Noto Sans Arabic"/>
@@ -2245,6 +2194,7 @@
           </w:tcPr>
           <w:p>
             <w:pPr>
+              <w:keepNext/>
               <w:spacing w:before="0" w:after="0" w:line="250" w:lineRule="auto"/>
               <w:jc w:val="center"/>
             </w:pPr>
@@ -2270,6 +2220,7 @@
           </w:tcPr>
           <w:p>
             <w:pPr>
+              <w:keepNext/>
               <w:spacing w:before="0" w:after="0" w:line="250" w:lineRule="auto"/>
               <w:jc w:val="left"/>
             </w:pPr>
@@ -2305,6 +2256,7 @@
           </w:tcPr>
           <w:p>
             <w:pPr>
+              <w:keepNext/>
               <w:spacing w:before="0" w:after="0" w:line="250" w:lineRule="auto"/>
               <w:jc w:val="center"/>
             </w:pPr>
@@ -2340,6 +2292,7 @@
           </w:tcPr>
           <w:p>
             <w:pPr>
+              <w:keepNext/>
               <w:spacing w:before="0" w:after="0" w:line="250" w:lineRule="auto"/>
               <w:jc w:val="center"/>
             </w:pPr>
@@ -2375,6 +2328,7 @@
           </w:tcPr>
           <w:p>
             <w:pPr>
+              <w:keepNext/>
               <w:spacing w:before="0" w:after="0" w:line="250" w:lineRule="auto"/>
               <w:jc w:val="right"/>
             </w:pPr>
@@ -2410,6 +2364,7 @@
           </w:tcPr>
           <w:p>
             <w:pPr>
+              <w:keepNext/>
               <w:spacing w:before="0" w:after="0" w:line="250" w:lineRule="auto"/>
               <w:jc w:val="right"/>
             </w:pPr>
@@ -2442,6 +2397,7 @@
           </w:tcPr>
           <w:p>
             <w:pPr>
+              <w:keepNext/>
               <w:spacing w:before="0" w:after="0" w:line="250" w:lineRule="auto"/>
               <w:jc w:val="center"/>
             </w:pPr>
@@ -2467,6 +2423,7 @@
           </w:tcPr>
           <w:p>
             <w:pPr>
+              <w:keepNext/>
               <w:spacing w:before="0" w:after="0" w:line="250" w:lineRule="auto"/>
               <w:jc w:val="left"/>
             </w:pPr>
@@ -2502,6 +2459,7 @@
           </w:tcPr>
           <w:p>
             <w:pPr>
+              <w:keepNext/>
               <w:spacing w:before="0" w:after="0" w:line="250" w:lineRule="auto"/>
               <w:jc w:val="center"/>
             </w:pPr>
@@ -2537,6 +2495,7 @@
           </w:tcPr>
           <w:p>
             <w:pPr>
+              <w:keepNext/>
               <w:spacing w:before="0" w:after="0" w:line="250" w:lineRule="auto"/>
               <w:jc w:val="center"/>
             </w:pPr>
@@ -2572,6 +2531,7 @@
           </w:tcPr>
           <w:p>
             <w:pPr>
+              <w:keepNext/>
               <w:spacing w:before="0" w:after="0" w:line="250" w:lineRule="auto"/>
               <w:jc w:val="right"/>
             </w:pPr>
@@ -2607,6 +2567,7 @@
           </w:tcPr>
           <w:p>
             <w:pPr>
+              <w:keepNext/>
               <w:spacing w:before="0" w:after="0" w:line="250" w:lineRule="auto"/>
               <w:jc w:val="right"/>
             </w:pPr>
@@ -3387,8 +3348,8 @@
         </w:trPr>
         <w:tc>
           <w:tcPr>
-            <w:tcW w:w="5800" w:type="dxa"/>
-            <w:gridSpan w:val="1"/>
+            <w:tcW w:w="9072" w:type="dxa"/>
+            <w:gridSpan w:val="2"/>
             <w:tcBorders>
               <w:top w:val="nil"/>
               <w:left w:val="nil"/>
@@ -3401,8 +3362,10 @@
             <w:pPr>
               <w:pStyle w:val="Heading1"/>
               <w:keepNext/>
+              <w:tabs>
+                <w:tab w:val="right" w:pos="8902"/>
+              </w:tabs>
               <w:spacing w:before="160" w:after="40" w:line="250" w:lineRule="auto"/>
-              <w:ind w:start="-85"/>
               <w:jc w:val="left"/>
             </w:pPr>
             <w:r>
@@ -3416,28 +3379,9 @@
               </w:rPr>
               <w:t xml:space="preserve">ASSUMPTIONS, EXCLUSIONS &amp; TERMS</w:t>
             </w:r>
-          </w:p>
-        </w:tc>
-        <w:tc>
-          <w:tcPr>
-            <w:tcW w:w="3272" w:type="dxa"/>
-            <w:gridSpan w:val="1"/>
-            <w:tcBorders>
-              <w:top w:val="nil"/>
-              <w:left w:val="nil"/>
-              <w:bottom w:val="single" w:sz="8" w:space="0" w:color="BCACA7"/>
-              <w:right w:val="nil"/>
-            </w:tcBorders>
-            <w:vAlign w:val="bottom"/>
-          </w:tcPr>
-          <w:p>
-            <w:pPr>
-              <w:keepNext/>
-              <w:bidi w:val="1"/>
-              <w:spacing w:before="160" w:after="40" w:line="250" w:lineRule="auto"/>
-              <w:ind w:start="-85"/>
-              <w:jc w:val="start"/>
-            </w:pPr>
+            <w:r>
+              <w:tab/>
+            </w:r>
             <w:r>
               <w:rPr>
                 <w:rFonts w:ascii="Noto Sans Arabic" w:hAnsi="Noto Sans Arabic" w:eastAsia="Noto Sans Arabic" w:cs="Noto Sans Arabic"/>
@@ -3490,7 +3434,7 @@
                     <w:szCs w:val="18"/>
                     <w:lang w:val="en-GB"/>
                   </w:rPr>
-                  <w:t xml:space="preserve">assumptions, exclusions and terms</w:t>
+                  <w:t xml:space="preserve">Assumptions, exclusions and terms</w:t>
                 </w:r>
               </w:sdtContent>
             </w:sdt>
@@ -3538,8 +3482,8 @@
         </w:trPr>
         <w:tc>
           <w:tcPr>
-            <w:tcW w:w="4336" w:type="dxa"/>
-            <w:gridSpan w:val="1"/>
+            <w:tcW w:w="9072" w:type="dxa"/>
+            <w:gridSpan w:val="3"/>
             <w:tcBorders>
               <w:top w:val="nil"/>
               <w:left w:val="nil"/>
@@ -3552,8 +3496,10 @@
             <w:pPr>
               <w:pStyle w:val="Heading1"/>
               <w:keepNext/>
+              <w:tabs>
+                <w:tab w:val="right" w:pos="8902"/>
+              </w:tabs>
               <w:spacing w:before="160" w:after="40" w:line="250" w:lineRule="auto"/>
-              <w:ind w:start="-85"/>
               <w:jc w:val="left"/>
             </w:pPr>
             <w:r>
@@ -3567,28 +3513,9 @@
               </w:rPr>
               <w:t xml:space="preserve">DELIVERY AND PAYMENT</w:t>
             </w:r>
-          </w:p>
-        </w:tc>
-        <w:tc>
-          <w:tcPr>
-            <w:tcW w:w="4736" w:type="dxa"/>
-            <w:gridSpan w:val="2"/>
-            <w:tcBorders>
-              <w:top w:val="nil"/>
-              <w:left w:val="nil"/>
-              <w:bottom w:val="single" w:sz="8" w:space="0" w:color="BCACA7"/>
-              <w:right w:val="nil"/>
-            </w:tcBorders>
-            <w:vAlign w:val="bottom"/>
-          </w:tcPr>
-          <w:p>
-            <w:pPr>
-              <w:keepNext/>
-              <w:bidi w:val="1"/>
-              <w:spacing w:before="160" w:after="40" w:line="250" w:lineRule="auto"/>
-              <w:ind w:start="-85"/>
-              <w:jc w:val="start"/>
-            </w:pPr>
+            <w:r>
+              <w:tab/>
+            </w:r>
             <w:r>
               <w:rPr>
                 <w:rFonts w:ascii="Noto Sans Arabic" w:hAnsi="Noto Sans Arabic" w:eastAsia="Noto Sans Arabic" w:cs="Noto Sans Arabic"/>
@@ -3878,8 +3805,8 @@
         </w:trPr>
         <w:tc>
           <w:tcPr>
-            <w:tcW w:w="4336" w:type="dxa"/>
-            <w:gridSpan w:val="1"/>
+            <w:tcW w:w="9072" w:type="dxa"/>
+            <w:gridSpan w:val="3"/>
             <w:tcBorders>
               <w:top w:val="nil"/>
               <w:left w:val="nil"/>
@@ -3892,8 +3819,10 @@
             <w:pPr>
               <w:pStyle w:val="Heading1"/>
               <w:keepNext/>
+              <w:tabs>
+                <w:tab w:val="right" w:pos="8902"/>
+              </w:tabs>
               <w:spacing w:before="160" w:after="40" w:line="250" w:lineRule="auto"/>
-              <w:ind w:start="-85"/>
               <w:jc w:val="left"/>
             </w:pPr>
             <w:r>
@@ -3907,28 +3836,9 @@
               </w:rPr>
               <w:t xml:space="preserve">CUSTOMER ACCEPTANCE</w:t>
             </w:r>
-          </w:p>
-        </w:tc>
-        <w:tc>
-          <w:tcPr>
-            <w:tcW w:w="4736" w:type="dxa"/>
-            <w:gridSpan w:val="2"/>
-            <w:tcBorders>
-              <w:top w:val="nil"/>
-              <w:left w:val="nil"/>
-              <w:bottom w:val="single" w:sz="8" w:space="0" w:color="BCACA7"/>
-              <w:right w:val="nil"/>
-            </w:tcBorders>
-            <w:vAlign w:val="bottom"/>
-          </w:tcPr>
-          <w:p>
-            <w:pPr>
-              <w:keepNext/>
-              <w:bidi w:val="1"/>
-              <w:spacing w:before="160" w:after="40" w:line="250" w:lineRule="auto"/>
-              <w:ind w:start="-85"/>
-              <w:jc w:val="start"/>
-            </w:pPr>
+            <w:r>
+              <w:tab/>
+            </w:r>
             <w:r>
               <w:rPr>
                 <w:rFonts w:ascii="Noto Sans Arabic" w:hAnsi="Noto Sans Arabic" w:eastAsia="Noto Sans Arabic" w:cs="Noto Sans Arabic"/>

--- a/documents/working/business-stationery-20261027/GEM_Quotation_Proposal_Template_working.docx
+++ b/documents/working/business-stationery-20261027/GEM_Quotation_Proposal_Template_working.docx
@@ -444,7 +444,7 @@
                 <w:szCs w:val="30"/>
                 <w:lang w:val="en-GB"/>
               </w:rPr>
-              <w:instrText xml:space="preserve"> REF DocTotal </w:instrText>
+              <w:instrText xml:space="preserve"> REF DocTotal \* MERGEFORMAT </w:instrText>
             </w:r>
             <w:r>
               <w:rPr>
